--- a/Document/@04.SDS_Raywatt.docx
+++ b/Document/@04.SDS_Raywatt.docx
@@ -151,7 +151,7 @@
           <w:sz w:val="24"/>
           <w:szCs w:val="24"/>
         </w:rPr>
-        <w:t>Rudens</w:t>
+        <w:t>FasterDx</w:t>
       </w:r>
       <w:proofErr w:type="spellEnd"/>
     </w:p>
@@ -182,7 +182,15 @@
           <w:b/>
           <w:sz w:val="24"/>
         </w:rPr>
-        <w:t>Faster</w:t>
+        <w:t>F</w:t>
+      </w:r>
+      <w:r>
+        <w:rPr>
+          <w:rFonts w:asciiTheme="minorEastAsia" w:hAnsiTheme="minorEastAsia" w:cs="Arial"/>
+          <w:b/>
+          <w:sz w:val="24"/>
+        </w:rPr>
+        <w:t>ASTER</w:t>
       </w:r>
     </w:p>
     <w:p>
@@ -447,14 +455,21 @@
               <w:rPr>
                 <w:rFonts w:asciiTheme="minorEastAsia" w:hAnsiTheme="minorEastAsia" w:cs="Arial"/>
                 <w:b/>
-                <w:noProof/>
                 <w:sz w:val="24"/>
               </w:rPr>
               <w:drawing>
-                <wp:inline distT="0" distB="0" distL="0" distR="0" wp14:anchorId="7ECE8E02" wp14:editId="552AD152">
-                  <wp:extent cx="771525" cy="1031590"/>
-                  <wp:effectExtent l="0" t="0" r="0" b="0"/>
-                  <wp:docPr id="3" name="Picture 3"/>
+                <wp:anchor distT="0" distB="0" distL="114300" distR="114300" simplePos="0" relativeHeight="251661312" behindDoc="0" locked="0" layoutInCell="1" allowOverlap="1" wp14:anchorId="2D1F3C1C" wp14:editId="7694C66B">
+                  <wp:simplePos x="0" y="0"/>
+                  <wp:positionH relativeFrom="column">
+                    <wp:posOffset>104140</wp:posOffset>
+                  </wp:positionH>
+                  <wp:positionV relativeFrom="paragraph">
+                    <wp:posOffset>12065</wp:posOffset>
+                  </wp:positionV>
+                  <wp:extent cx="1257300" cy="791210"/>
+                  <wp:effectExtent l="0" t="0" r="0" b="8890"/>
+                  <wp:wrapNone/>
+                  <wp:docPr id="1954846925" name="그림 1"/>
                   <wp:cNvGraphicFramePr>
                     <a:graphicFrameLocks xmlns:a="http://schemas.openxmlformats.org/drawingml/2006/main" noChangeAspect="1"/>
                   </wp:cNvGraphicFramePr>
@@ -462,11 +477,17 @@
                     <a:graphicData uri="http://schemas.openxmlformats.org/drawingml/2006/picture">
                       <pic:pic xmlns:pic="http://schemas.openxmlformats.org/drawingml/2006/picture">
                         <pic:nvPicPr>
-                          <pic:cNvPr id="1" name=""/>
+                          <pic:cNvPr id="1954846925" name=""/>
                           <pic:cNvPicPr/>
                         </pic:nvPicPr>
                         <pic:blipFill>
-                          <a:blip r:embed="rId8"/>
+                          <a:blip r:embed="rId8">
+                            <a:extLst>
+                              <a:ext uri="{28A0092B-C50C-407E-A947-70E740481C1C}">
+                                <a14:useLocalDpi xmlns:a14="http://schemas.microsoft.com/office/drawing/2010/main" val="0"/>
+                              </a:ext>
+                            </a:extLst>
+                          </a:blip>
                           <a:stretch>
                             <a:fillRect/>
                           </a:stretch>
@@ -474,7 +495,7 @@
                         <pic:spPr>
                           <a:xfrm>
                             <a:off x="0" y="0"/>
-                            <a:ext cx="780144" cy="1043114"/>
+                            <a:ext cx="1257300" cy="791210"/>
                           </a:xfrm>
                           <a:prstGeom prst="rect">
                             <a:avLst/>
@@ -483,45 +504,34 @@
                       </pic:pic>
                     </a:graphicData>
                   </a:graphic>
-                </wp:inline>
+                  <wp14:sizeRelH relativeFrom="margin">
+                    <wp14:pctWidth>0</wp14:pctWidth>
+                  </wp14:sizeRelH>
+                  <wp14:sizeRelV relativeFrom="margin">
+                    <wp14:pctHeight>0</wp14:pctHeight>
+                  </wp14:sizeRelV>
+                </wp:anchor>
               </w:drawing>
             </w:r>
-          </w:p>
-        </w:tc>
-        <w:tc>
-          <w:tcPr>
-            <w:tcW w:w="2410" w:type="dxa"/>
-            <w:tcBorders>
-              <w:tr2bl w:val="nil"/>
-            </w:tcBorders>
-            <w:shd w:val="clear" w:color="auto" w:fill="FFFFFF" w:themeFill="background1"/>
-            <w:vAlign w:val="center"/>
-          </w:tcPr>
-          <w:p>
-            <w:pPr>
-              <w:wordWrap/>
-              <w:adjustRightInd w:val="0"/>
-              <w:snapToGrid w:val="0"/>
-              <w:spacing w:line="360" w:lineRule="auto"/>
-              <w:jc w:val="center"/>
+            <w:r>
               <w:rPr>
                 <w:rFonts w:asciiTheme="minorEastAsia" w:hAnsiTheme="minorEastAsia" w:cs="Arial"/>
                 <w:b/>
                 <w:sz w:val="24"/>
               </w:rPr>
-            </w:pPr>
-            <w:r>
-              <w:rPr>
-                <w:rFonts w:asciiTheme="minorEastAsia" w:hAnsiTheme="minorEastAsia" w:cs="Arial"/>
-                <w:b/>
-                <w:noProof/>
-                <w:sz w:val="24"/>
-              </w:rPr>
               <w:drawing>
-                <wp:inline distT="0" distB="0" distL="0" distR="0" wp14:anchorId="1AB3E786" wp14:editId="02C5ADC4">
-                  <wp:extent cx="1285875" cy="819893"/>
-                  <wp:effectExtent l="0" t="0" r="0" b="0"/>
-                  <wp:docPr id="6" name="Picture 6"/>
+                <wp:anchor distT="0" distB="0" distL="114300" distR="114300" simplePos="0" relativeHeight="251660288" behindDoc="0" locked="0" layoutInCell="1" allowOverlap="1" wp14:anchorId="3E614946" wp14:editId="0075AF52">
+                  <wp:simplePos x="0" y="0"/>
+                  <wp:positionH relativeFrom="column">
+                    <wp:posOffset>1700530</wp:posOffset>
+                  </wp:positionH>
+                  <wp:positionV relativeFrom="paragraph">
+                    <wp:posOffset>0</wp:posOffset>
+                  </wp:positionV>
+                  <wp:extent cx="1095375" cy="816610"/>
+                  <wp:effectExtent l="0" t="0" r="9525" b="2540"/>
+                  <wp:wrapNone/>
+                  <wp:docPr id="761790498" name="그림 1"/>
                   <wp:cNvGraphicFramePr>
                     <a:graphicFrameLocks xmlns:a="http://schemas.openxmlformats.org/drawingml/2006/main" noChangeAspect="1"/>
                   </wp:cNvGraphicFramePr>
@@ -529,11 +539,17 @@
                     <a:graphicData uri="http://schemas.openxmlformats.org/drawingml/2006/picture">
                       <pic:pic xmlns:pic="http://schemas.openxmlformats.org/drawingml/2006/picture">
                         <pic:nvPicPr>
-                          <pic:cNvPr id="1" name=""/>
+                          <pic:cNvPr id="761790498" name=""/>
                           <pic:cNvPicPr/>
                         </pic:nvPicPr>
                         <pic:blipFill>
-                          <a:blip r:embed="rId9"/>
+                          <a:blip r:embed="rId9">
+                            <a:extLst>
+                              <a:ext uri="{28A0092B-C50C-407E-A947-70E740481C1C}">
+                                <a14:useLocalDpi xmlns:a14="http://schemas.microsoft.com/office/drawing/2010/main" val="0"/>
+                              </a:ext>
+                            </a:extLst>
+                          </a:blip>
                           <a:stretch>
                             <a:fillRect/>
                           </a:stretch>
@@ -541,7 +557,7 @@
                         <pic:spPr>
                           <a:xfrm>
                             <a:off x="0" y="0"/>
-                            <a:ext cx="1294747" cy="825550"/>
+                            <a:ext cx="1095375" cy="816610"/>
                           </a:xfrm>
                           <a:prstGeom prst="rect">
                             <a:avLst/>
@@ -550,9 +566,39 @@
                       </pic:pic>
                     </a:graphicData>
                   </a:graphic>
-                </wp:inline>
+                  <wp14:sizeRelH relativeFrom="margin">
+                    <wp14:pctWidth>0</wp14:pctWidth>
+                  </wp14:sizeRelH>
+                  <wp14:sizeRelV relativeFrom="margin">
+                    <wp14:pctHeight>0</wp14:pctHeight>
+                  </wp14:sizeRelV>
+                </wp:anchor>
               </w:drawing>
             </w:r>
+          </w:p>
+        </w:tc>
+        <w:tc>
+          <w:tcPr>
+            <w:tcW w:w="2410" w:type="dxa"/>
+            <w:tcBorders>
+              <w:tr2bl w:val="nil"/>
+            </w:tcBorders>
+            <w:shd w:val="clear" w:color="auto" w:fill="FFFFFF" w:themeFill="background1"/>
+            <w:vAlign w:val="center"/>
+          </w:tcPr>
+          <w:p>
+            <w:pPr>
+              <w:wordWrap/>
+              <w:adjustRightInd w:val="0"/>
+              <w:snapToGrid w:val="0"/>
+              <w:spacing w:line="360" w:lineRule="auto"/>
+              <w:jc w:val="center"/>
+              <w:rPr>
+                <w:rFonts w:asciiTheme="minorEastAsia" w:hAnsiTheme="minorEastAsia" w:cs="Arial"/>
+                <w:b/>
+                <w:sz w:val="24"/>
+              </w:rPr>
+            </w:pPr>
           </w:p>
         </w:tc>
         <w:tc>
@@ -583,9 +629,17 @@
                 <w:sz w:val="24"/>
               </w:rPr>
               <w:drawing>
-                <wp:inline distT="0" distB="0" distL="0" distR="0" wp14:anchorId="675CF727" wp14:editId="748283C8">
+                <wp:anchor distT="0" distB="0" distL="114300" distR="114300" simplePos="0" relativeHeight="251658240" behindDoc="0" locked="0" layoutInCell="1" allowOverlap="1" wp14:anchorId="675CF727" wp14:editId="7B945C7F">
+                  <wp:simplePos x="0" y="0"/>
+                  <wp:positionH relativeFrom="column">
+                    <wp:posOffset>307340</wp:posOffset>
+                  </wp:positionH>
+                  <wp:positionV relativeFrom="paragraph">
+                    <wp:posOffset>4445</wp:posOffset>
+                  </wp:positionV>
                   <wp:extent cx="884993" cy="828675"/>
                   <wp:effectExtent l="0" t="0" r="0" b="0"/>
+                  <wp:wrapNone/>
                   <wp:docPr id="8" name="Picture 8"/>
                   <wp:cNvGraphicFramePr>
                     <a:graphicFrameLocks xmlns:a="http://schemas.openxmlformats.org/drawingml/2006/main" noChangeAspect="1"/>
@@ -598,7 +652,13 @@
                           <pic:cNvPicPr/>
                         </pic:nvPicPr>
                         <pic:blipFill>
-                          <a:blip r:embed="rId10"/>
+                          <a:blip r:embed="rId10">
+                            <a:extLst>
+                              <a:ext uri="{28A0092B-C50C-407E-A947-70E740481C1C}">
+                                <a14:useLocalDpi xmlns:a14="http://schemas.microsoft.com/office/drawing/2010/main" val="0"/>
+                              </a:ext>
+                            </a:extLst>
+                          </a:blip>
                           <a:stretch>
                             <a:fillRect/>
                           </a:stretch>
@@ -606,7 +666,7 @@
                         <pic:spPr>
                           <a:xfrm>
                             <a:off x="0" y="0"/>
-                            <a:ext cx="887888" cy="831386"/>
+                            <a:ext cx="884993" cy="828675"/>
                           </a:xfrm>
                           <a:prstGeom prst="rect">
                             <a:avLst/>
@@ -615,7 +675,7 @@
                       </pic:pic>
                     </a:graphicData>
                   </a:graphic>
-                </wp:inline>
+                </wp:anchor>
               </w:drawing>
             </w:r>
           </w:p>
@@ -686,9 +746,8 @@
                 <w:rFonts w:asciiTheme="minorEastAsia" w:hAnsiTheme="minorEastAsia" w:cs="Arial"/>
                 <w:b/>
                 <w:sz w:val="24"/>
-                <w:highlight w:val="yellow"/>
-              </w:rPr>
-              <w:t>2022.01.15</w:t>
+              </w:rPr>
+              <w:t>2023.07.28</w:t>
             </w:r>
           </w:p>
         </w:tc>
@@ -720,9 +779,8 @@
                 <w:rFonts w:asciiTheme="minorEastAsia" w:hAnsiTheme="minorEastAsia" w:cs="Arial"/>
                 <w:b/>
                 <w:sz w:val="24"/>
-                <w:highlight w:val="yellow"/>
-              </w:rPr>
-              <w:t>2022.01.17</w:t>
+              </w:rPr>
+              <w:t>2023.08.04</w:t>
             </w:r>
           </w:p>
         </w:tc>
@@ -754,9 +812,8 @@
                 <w:rFonts w:asciiTheme="minorEastAsia" w:hAnsiTheme="minorEastAsia" w:cs="Arial"/>
                 <w:b/>
                 <w:sz w:val="24"/>
-                <w:highlight w:val="yellow"/>
-              </w:rPr>
-              <w:t>2022.01.17</w:t>
+              </w:rPr>
+              <w:t>2023.08.11</w:t>
             </w:r>
           </w:p>
         </w:tc>
@@ -1730,18 +1787,6 @@
         <w:br w:type="page"/>
       </w:r>
       <w:bookmarkStart w:id="4" w:name="_Toc38550138"/>
-    </w:p>
-    <w:p>
-      <w:pPr>
-        <w:widowControl/>
-        <w:wordWrap/>
-        <w:autoSpaceDE/>
-        <w:autoSpaceDN/>
-        <w:rPr>
-          <w:rFonts w:ascii="Arial" w:hAnsi="Arial" w:cs="Arial"/>
-          <w:b/>
-        </w:rPr>
-      </w:pPr>
     </w:p>
     <w:sdt>
       <w:sdtPr>
@@ -2603,8 +2648,8 @@
       </w:pPr>
       <w:bookmarkStart w:id="5" w:name="_Toc41324830"/>
       <w:bookmarkStart w:id="6" w:name="_Toc50242437"/>
-      <w:bookmarkStart w:id="7" w:name="_Toc38550134"/>
-      <w:bookmarkStart w:id="8" w:name="_Toc140061070"/>
+      <w:bookmarkStart w:id="7" w:name="_Toc140061070"/>
+      <w:bookmarkStart w:id="8" w:name="_Toc38550134"/>
       <w:r>
         <w:rPr>
           <w:rFonts w:ascii="Arial" w:eastAsiaTheme="minorHAnsi" w:hAnsi="Arial" w:cs="Arial"/>
@@ -2680,7 +2725,7 @@
       </w:r>
       <w:bookmarkEnd w:id="5"/>
       <w:bookmarkEnd w:id="6"/>
-      <w:bookmarkEnd w:id="8"/>
+      <w:bookmarkEnd w:id="7"/>
     </w:p>
     <w:p>
       <w:pPr>
@@ -3144,16 +3189,6 @@
         <w:t>oftware Identification)</w:t>
       </w:r>
       <w:bookmarkEnd w:id="16"/>
-    </w:p>
-    <w:p>
-      <w:pPr>
-        <w:wordWrap/>
-        <w:rPr>
-          <w:rFonts w:ascii="Arial" w:eastAsiaTheme="minorHAnsi" w:hAnsi="Arial" w:cs="Arial"/>
-          <w:b/>
-          <w:sz w:val="24"/>
-        </w:rPr>
-      </w:pPr>
     </w:p>
     <w:tbl>
       <w:tblPr>
@@ -3372,7 +3407,7 @@
                 <w:bCs/>
                 <w:sz w:val="22"/>
               </w:rPr>
-              <w:t>Faster</w:t>
+              <w:t>FASTER</w:t>
             </w:r>
           </w:p>
         </w:tc>
@@ -3446,7 +3481,7 @@
                 <w:b/>
                 <w:sz w:val="22"/>
               </w:rPr>
-              <w:t>Rudens</w:t>
+              <w:t>FasterDx</w:t>
             </w:r>
             <w:proofErr w:type="spellEnd"/>
           </w:p>
@@ -3963,7 +3998,6 @@
                 <w:sz w:val="20"/>
                 <w:szCs w:val="20"/>
               </w:rPr>
-              <w:lastRenderedPageBreak/>
               <w:t xml:space="preserve">3) </w:t>
             </w:r>
             <w:r>
@@ -4032,7 +4066,18 @@
                 <w:sz w:val="20"/>
                 <w:szCs w:val="20"/>
               </w:rPr>
-              <w:t>Medical electrical equipment. General requirements for basic safety and essential performance. Collateral Standard. Electromagnetic disturbances. Requirements and tests.</w:t>
+              <w:t xml:space="preserve">Medical electrical equipment. General requirements for basic safety and essential performance. Collateral Standard. Electromagnetic </w:t>
+            </w:r>
+            <w:r>
+              <w:rPr>
+                <w:rFonts w:asciiTheme="minorHAnsi" w:eastAsiaTheme="minorHAnsi" w:hAnsiTheme="minorHAnsi" w:cs="Arial" w:hint="eastAsia"/>
+                <w:b/>
+                <w:color w:val="auto"/>
+                <w:sz w:val="20"/>
+                <w:szCs w:val="20"/>
+              </w:rPr>
+              <w:lastRenderedPageBreak/>
+              <w:t>disturbances. Requirements and tests.</w:t>
             </w:r>
           </w:p>
         </w:tc>
@@ -4062,6 +4107,7 @@
                 <w:b/>
                 <w:szCs w:val="20"/>
               </w:rPr>
+              <w:lastRenderedPageBreak/>
               <w:t>4) ISO 7010:2011</w:t>
             </w:r>
           </w:p>
@@ -4691,39 +4737,6 @@
     </w:p>
     <w:p>
       <w:pPr>
-        <w:jc w:val="center"/>
-        <w:rPr>
-          <w:b/>
-        </w:rPr>
-      </w:pPr>
-      <w:bookmarkStart w:id="24" w:name="_Hlk50243092"/>
-      <w:r>
-        <w:rPr>
-          <w:rFonts w:hint="eastAsia"/>
-          <w:b/>
-        </w:rPr>
-        <w:t xml:space="preserve"> </w:t>
-      </w:r>
-      <w:r>
-        <w:rPr>
-          <w:b/>
-        </w:rPr>
-        <w:t xml:space="preserve">    </w:t>
-      </w:r>
-    </w:p>
-    <w:bookmarkEnd w:id="24"/>
-    <w:p>
-      <w:pPr>
-        <w:jc w:val="center"/>
-        <w:rPr>
-          <w:rFonts w:ascii="Arial" w:hAnsi="Arial" w:cs="Arial"/>
-          <w:b/>
-          <w:sz w:val="24"/>
-        </w:rPr>
-      </w:pPr>
-    </w:p>
-    <w:p>
-      <w:pPr>
         <w:widowControl/>
         <w:wordWrap/>
         <w:autoSpaceDE/>
@@ -4734,7 +4747,7 @@
           <w:sz w:val="24"/>
         </w:rPr>
       </w:pPr>
-      <w:bookmarkStart w:id="25" w:name="_Toc50242449"/>
+      <w:bookmarkStart w:id="24" w:name="_Toc50242449"/>
       <w:r>
         <w:rPr>
           <w:rFonts w:eastAsiaTheme="minorHAnsi" w:cs="Arial"/>
@@ -4753,7 +4766,7 @@
           <w:sz w:val="24"/>
         </w:rPr>
       </w:pPr>
-      <w:bookmarkStart w:id="26" w:name="_Toc140061077"/>
+      <w:bookmarkStart w:id="25" w:name="_Toc140061077"/>
       <w:r>
         <w:rPr>
           <w:rFonts w:eastAsiaTheme="minorHAnsi" w:cs="Arial" w:hint="eastAsia"/>
@@ -4771,7 +4784,7 @@
         </w:rPr>
         <w:t xml:space="preserve">.2 </w:t>
       </w:r>
-      <w:bookmarkEnd w:id="25"/>
+      <w:bookmarkEnd w:id="24"/>
       <w:r>
         <w:rPr>
           <w:rFonts w:eastAsiaTheme="minorHAnsi" w:cs="Arial" w:hint="eastAsia"/>
@@ -4796,7 +4809,7 @@
         </w:rPr>
         <w:t>Software architecture)</w:t>
       </w:r>
-      <w:bookmarkEnd w:id="26"/>
+      <w:bookmarkEnd w:id="25"/>
     </w:p>
     <w:p>
       <w:pPr>
@@ -4850,7 +4863,7 @@
         </w:drawing>
       </w:r>
     </w:p>
-    <w:bookmarkEnd w:id="7"/>
+    <w:bookmarkEnd w:id="8"/>
     <w:p>
       <w:pPr>
         <w:widowControl/>
@@ -4886,7 +4899,7 @@
           <w:sz w:val="24"/>
         </w:rPr>
       </w:pPr>
-      <w:bookmarkStart w:id="27" w:name="_Toc140061078"/>
+      <w:bookmarkStart w:id="26" w:name="_Toc140061078"/>
       <w:r>
         <w:rPr>
           <w:rFonts w:ascii="Arial" w:hAnsi="Arial" w:cs="Arial"/>
@@ -4929,7 +4942,7 @@
         <w:t>(Software Design specification)</w:t>
       </w:r>
       <w:bookmarkEnd w:id="4"/>
-      <w:bookmarkEnd w:id="27"/>
+      <w:bookmarkEnd w:id="26"/>
     </w:p>
     <w:p>
       <w:pPr>
@@ -6862,7 +6875,7 @@
           <w:sz w:val="24"/>
         </w:rPr>
       </w:pPr>
-      <w:bookmarkStart w:id="28" w:name="_Toc140061079"/>
+      <w:bookmarkStart w:id="27" w:name="_Toc140061079"/>
       <w:r>
         <w:rPr>
           <w:rFonts w:ascii="Arial" w:hAnsi="Arial" w:cs="Arial" w:hint="eastAsia"/>
@@ -6879,6 +6892,7 @@
         </w:rPr>
         <w:t xml:space="preserve">.1 </w:t>
       </w:r>
+      <w:bookmarkEnd w:id="27"/>
       <w:r>
         <w:rPr>
           <w:rFonts w:ascii="Arial" w:hAnsi="Arial" w:cs="Arial" w:hint="eastAsia"/>
@@ -6901,7 +6915,7 @@
           <w:b/>
           <w:sz w:val="24"/>
         </w:rPr>
-        <w:t>기능에</w:t>
+        <w:t>구조에</w:t>
       </w:r>
       <w:r>
         <w:rPr>
@@ -6927,33 +6941,14 @@
         </w:rPr>
         <w:t xml:space="preserve"> </w:t>
       </w:r>
-      <w:proofErr w:type="spellStart"/>
       <w:r>
         <w:rPr>
           <w:rFonts w:ascii="Arial" w:hAnsi="Arial" w:cs="Arial" w:hint="eastAsia"/>
           <w:b/>
           <w:sz w:val="24"/>
         </w:rPr>
-        <w:t>모듈별</w:t>
-      </w:r>
-      <w:proofErr w:type="spellEnd"/>
-      <w:r>
-        <w:rPr>
-          <w:rFonts w:ascii="Arial" w:hAnsi="Arial" w:cs="Arial" w:hint="eastAsia"/>
-          <w:b/>
-          <w:sz w:val="24"/>
-        </w:rPr>
-        <w:t xml:space="preserve"> </w:t>
-      </w:r>
-      <w:r>
-        <w:rPr>
-          <w:rFonts w:ascii="Arial" w:hAnsi="Arial" w:cs="Arial" w:hint="eastAsia"/>
-          <w:b/>
-          <w:sz w:val="24"/>
-        </w:rPr>
         <w:t>설계사항</w:t>
       </w:r>
-      <w:bookmarkEnd w:id="28"/>
     </w:p>
     <w:tbl>
       <w:tblPr>
@@ -7035,14 +7030,6 @@
             </w:pPr>
             <w:r>
               <w:rPr>
-                <w:rFonts w:asciiTheme="minorEastAsia" w:hAnsiTheme="minorEastAsia" w:cs="Arial" w:hint="eastAsia"/>
-                <w:b/>
-                <w:szCs w:val="20"/>
-              </w:rPr>
-              <w:t>SD</w:t>
-            </w:r>
-            <w:r>
-              <w:rPr>
                 <w:rFonts w:asciiTheme="minorEastAsia" w:hAnsiTheme="minorEastAsia" w:cs="Arial"/>
                 <w:b/>
                 <w:szCs w:val="20"/>
@@ -7051,51 +7038,35 @@
             </w:r>
             <w:r>
               <w:rPr>
-                <w:rFonts w:asciiTheme="minorEastAsia" w:hAnsiTheme="minorEastAsia" w:cs="Arial" w:hint="eastAsia"/>
-                <w:b/>
-                <w:szCs w:val="20"/>
-              </w:rPr>
-              <w:t>-</w:t>
-            </w:r>
-            <w:r>
-              <w:rPr>
-                <w:rFonts w:asciiTheme="minorEastAsia" w:hAnsiTheme="minorEastAsia" w:cs="Arial"/>
-                <w:b/>
-                <w:szCs w:val="20"/>
-              </w:rPr>
-              <w:t>00</w:t>
-            </w:r>
-            <w:r>
-              <w:rPr>
-                <w:rFonts w:asciiTheme="minorEastAsia" w:hAnsiTheme="minorEastAsia" w:cs="Arial" w:hint="eastAsia"/>
-                <w:b/>
-                <w:szCs w:val="20"/>
-              </w:rPr>
-              <w:t>1</w:t>
-            </w:r>
-            <w:r>
-              <w:rPr>
-                <w:rFonts w:asciiTheme="minorEastAsia" w:hAnsiTheme="minorEastAsia" w:cs="Arial"/>
-                <w:b/>
-                <w:szCs w:val="20"/>
-              </w:rPr>
-              <w:t>, SDS-002</w:t>
-            </w:r>
-            <w:r>
-              <w:rPr>
-                <w:rFonts w:asciiTheme="minorEastAsia" w:hAnsiTheme="minorEastAsia" w:cs="Arial"/>
-                <w:b/>
-                <w:szCs w:val="20"/>
-              </w:rPr>
-              <w:t xml:space="preserve">, </w:t>
-            </w:r>
-            <w:r>
-              <w:rPr>
-                <w:rFonts w:asciiTheme="minorEastAsia" w:hAnsiTheme="minorEastAsia" w:cs="Arial"/>
-                <w:b/>
-                <w:szCs w:val="20"/>
-              </w:rPr>
-              <w:t>SDS-003,</w:t>
+                <w:rFonts w:asciiTheme="minorEastAsia" w:hAnsiTheme="minorEastAsia" w:cs="Arial"/>
+                <w:b/>
+                <w:szCs w:val="20"/>
+              </w:rPr>
+              <w:t>D</w:t>
+            </w:r>
+            <w:r>
+              <w:rPr>
+                <w:rFonts w:asciiTheme="minorEastAsia" w:hAnsiTheme="minorEastAsia" w:cs="Arial"/>
+                <w:b/>
+                <w:szCs w:val="20"/>
+              </w:rPr>
+              <w:t>S-</w:t>
+            </w:r>
+            <w:r>
+              <w:rPr>
+                <w:rFonts w:asciiTheme="minorEastAsia" w:hAnsiTheme="minorEastAsia" w:cs="Arial"/>
+                <w:b/>
+                <w:szCs w:val="20"/>
+              </w:rPr>
+              <w:t>0</w:t>
+            </w:r>
+            <w:r>
+              <w:rPr>
+                <w:rFonts w:asciiTheme="minorEastAsia" w:hAnsiTheme="minorEastAsia" w:cs="Arial"/>
+                <w:b/>
+                <w:szCs w:val="20"/>
+              </w:rPr>
+              <w:t>01,</w:t>
             </w:r>
             <w:r>
               <w:rPr>
@@ -7111,34 +7082,279 @@
                 <w:b/>
                 <w:szCs w:val="20"/>
               </w:rPr>
-              <w:t>SDS-004</w:t>
-            </w:r>
-            <w:r>
-              <w:rPr>
-                <w:rFonts w:asciiTheme="minorEastAsia" w:hAnsiTheme="minorEastAsia" w:cs="Arial"/>
-                <w:b/>
-                <w:szCs w:val="20"/>
-              </w:rPr>
-              <w:t>,</w:t>
-            </w:r>
-          </w:p>
-          <w:p>
-            <w:pPr>
-              <w:pStyle w:val="a3"/>
-              <w:wordWrap/>
-              <w:rPr>
-                <w:rFonts w:asciiTheme="minorEastAsia" w:hAnsiTheme="minorEastAsia" w:cs="Arial"/>
-                <w:b/>
-                <w:szCs w:val="20"/>
-              </w:rPr>
-            </w:pPr>
-            <w:r>
-              <w:rPr>
-                <w:rFonts w:asciiTheme="minorEastAsia" w:hAnsiTheme="minorEastAsia" w:cs="Arial"/>
-                <w:b/>
-                <w:szCs w:val="20"/>
-              </w:rPr>
-              <w:t>SDS-033</w:t>
+              <w:t>S</w:t>
+            </w:r>
+            <w:r>
+              <w:rPr>
+                <w:rFonts w:asciiTheme="minorEastAsia" w:hAnsiTheme="minorEastAsia" w:cs="Arial"/>
+                <w:b/>
+                <w:szCs w:val="20"/>
+              </w:rPr>
+              <w:t>D</w:t>
+            </w:r>
+            <w:r>
+              <w:rPr>
+                <w:rFonts w:asciiTheme="minorEastAsia" w:hAnsiTheme="minorEastAsia" w:cs="Arial"/>
+                <w:b/>
+                <w:szCs w:val="20"/>
+              </w:rPr>
+              <w:t>S-</w:t>
+            </w:r>
+            <w:r>
+              <w:rPr>
+                <w:rFonts w:asciiTheme="minorEastAsia" w:hAnsiTheme="minorEastAsia" w:cs="Arial"/>
+                <w:b/>
+                <w:szCs w:val="20"/>
+              </w:rPr>
+              <w:t>0</w:t>
+            </w:r>
+            <w:r>
+              <w:rPr>
+                <w:rFonts w:asciiTheme="minorEastAsia" w:hAnsiTheme="minorEastAsia" w:cs="Arial"/>
+                <w:b/>
+                <w:szCs w:val="20"/>
+              </w:rPr>
+              <w:t>02,</w:t>
+            </w:r>
+            <w:r>
+              <w:rPr>
+                <w:rFonts w:asciiTheme="minorEastAsia" w:hAnsiTheme="minorEastAsia" w:cs="Arial"/>
+                <w:b/>
+                <w:szCs w:val="20"/>
+              </w:rPr>
+              <w:t xml:space="preserve"> </w:t>
+            </w:r>
+            <w:r>
+              <w:rPr>
+                <w:rFonts w:asciiTheme="minorEastAsia" w:hAnsiTheme="minorEastAsia" w:cs="Arial"/>
+                <w:b/>
+                <w:szCs w:val="20"/>
+              </w:rPr>
+              <w:t>S</w:t>
+            </w:r>
+            <w:r>
+              <w:rPr>
+                <w:rFonts w:asciiTheme="minorEastAsia" w:hAnsiTheme="minorEastAsia" w:cs="Arial"/>
+                <w:b/>
+                <w:szCs w:val="20"/>
+              </w:rPr>
+              <w:t>D</w:t>
+            </w:r>
+            <w:r>
+              <w:rPr>
+                <w:rFonts w:asciiTheme="minorEastAsia" w:hAnsiTheme="minorEastAsia" w:cs="Arial"/>
+                <w:b/>
+                <w:szCs w:val="20"/>
+              </w:rPr>
+              <w:t>S-</w:t>
+            </w:r>
+            <w:r>
+              <w:rPr>
+                <w:rFonts w:asciiTheme="minorEastAsia" w:hAnsiTheme="minorEastAsia" w:cs="Arial"/>
+                <w:b/>
+                <w:szCs w:val="20"/>
+              </w:rPr>
+              <w:t>0</w:t>
+            </w:r>
+            <w:r>
+              <w:rPr>
+                <w:rFonts w:asciiTheme="minorEastAsia" w:hAnsiTheme="minorEastAsia" w:cs="Arial"/>
+                <w:b/>
+                <w:szCs w:val="20"/>
+              </w:rPr>
+              <w:t>03,</w:t>
+            </w:r>
+            <w:r>
+              <w:rPr>
+                <w:rFonts w:asciiTheme="minorEastAsia" w:hAnsiTheme="minorEastAsia" w:cs="Arial"/>
+                <w:b/>
+                <w:szCs w:val="20"/>
+              </w:rPr>
+              <w:t xml:space="preserve"> </w:t>
+            </w:r>
+            <w:r>
+              <w:rPr>
+                <w:rFonts w:asciiTheme="minorEastAsia" w:hAnsiTheme="minorEastAsia" w:cs="Arial"/>
+                <w:b/>
+                <w:szCs w:val="20"/>
+              </w:rPr>
+              <w:t>S</w:t>
+            </w:r>
+            <w:r>
+              <w:rPr>
+                <w:rFonts w:asciiTheme="minorEastAsia" w:hAnsiTheme="minorEastAsia" w:cs="Arial"/>
+                <w:b/>
+                <w:szCs w:val="20"/>
+              </w:rPr>
+              <w:t>D</w:t>
+            </w:r>
+            <w:r>
+              <w:rPr>
+                <w:rFonts w:asciiTheme="minorEastAsia" w:hAnsiTheme="minorEastAsia" w:cs="Arial"/>
+                <w:b/>
+                <w:szCs w:val="20"/>
+              </w:rPr>
+              <w:t>S-</w:t>
+            </w:r>
+            <w:r>
+              <w:rPr>
+                <w:rFonts w:asciiTheme="minorEastAsia" w:hAnsiTheme="minorEastAsia" w:cs="Arial"/>
+                <w:b/>
+                <w:szCs w:val="20"/>
+              </w:rPr>
+              <w:t>0</w:t>
+            </w:r>
+            <w:r>
+              <w:rPr>
+                <w:rFonts w:asciiTheme="minorEastAsia" w:hAnsiTheme="minorEastAsia" w:cs="Arial"/>
+                <w:b/>
+                <w:szCs w:val="20"/>
+              </w:rPr>
+              <w:t>04,</w:t>
+            </w:r>
+            <w:r>
+              <w:rPr>
+                <w:rFonts w:asciiTheme="minorEastAsia" w:hAnsiTheme="minorEastAsia" w:cs="Arial"/>
+                <w:b/>
+                <w:szCs w:val="20"/>
+              </w:rPr>
+              <w:t xml:space="preserve"> </w:t>
+            </w:r>
+            <w:r>
+              <w:rPr>
+                <w:rFonts w:asciiTheme="minorEastAsia" w:hAnsiTheme="minorEastAsia" w:cs="Arial"/>
+                <w:b/>
+                <w:szCs w:val="20"/>
+              </w:rPr>
+              <w:t>S</w:t>
+            </w:r>
+            <w:r>
+              <w:rPr>
+                <w:rFonts w:asciiTheme="minorEastAsia" w:hAnsiTheme="minorEastAsia" w:cs="Arial"/>
+                <w:b/>
+                <w:szCs w:val="20"/>
+              </w:rPr>
+              <w:t>D</w:t>
+            </w:r>
+            <w:r>
+              <w:rPr>
+                <w:rFonts w:asciiTheme="minorEastAsia" w:hAnsiTheme="minorEastAsia" w:cs="Arial"/>
+                <w:b/>
+                <w:szCs w:val="20"/>
+              </w:rPr>
+              <w:t>S-</w:t>
+            </w:r>
+            <w:r>
+              <w:rPr>
+                <w:rFonts w:asciiTheme="minorEastAsia" w:hAnsiTheme="minorEastAsia" w:cs="Arial"/>
+                <w:b/>
+                <w:szCs w:val="20"/>
+              </w:rPr>
+              <w:t>0</w:t>
+            </w:r>
+            <w:r>
+              <w:rPr>
+                <w:rFonts w:asciiTheme="minorEastAsia" w:hAnsiTheme="minorEastAsia" w:cs="Arial"/>
+                <w:b/>
+                <w:szCs w:val="20"/>
+              </w:rPr>
+              <w:t>05,</w:t>
+            </w:r>
+            <w:r>
+              <w:rPr>
+                <w:rFonts w:asciiTheme="minorEastAsia" w:hAnsiTheme="minorEastAsia" w:cs="Arial"/>
+                <w:b/>
+                <w:szCs w:val="20"/>
+              </w:rPr>
+              <w:t xml:space="preserve"> </w:t>
+            </w:r>
+            <w:r>
+              <w:rPr>
+                <w:rFonts w:asciiTheme="minorEastAsia" w:hAnsiTheme="minorEastAsia" w:cs="Arial"/>
+                <w:b/>
+                <w:szCs w:val="20"/>
+              </w:rPr>
+              <w:t>S</w:t>
+            </w:r>
+            <w:r>
+              <w:rPr>
+                <w:rFonts w:asciiTheme="minorEastAsia" w:hAnsiTheme="minorEastAsia" w:cs="Arial"/>
+                <w:b/>
+                <w:szCs w:val="20"/>
+              </w:rPr>
+              <w:t>D</w:t>
+            </w:r>
+            <w:r>
+              <w:rPr>
+                <w:rFonts w:asciiTheme="minorEastAsia" w:hAnsiTheme="minorEastAsia" w:cs="Arial"/>
+                <w:b/>
+                <w:szCs w:val="20"/>
+              </w:rPr>
+              <w:t>S-</w:t>
+            </w:r>
+            <w:r>
+              <w:rPr>
+                <w:rFonts w:asciiTheme="minorEastAsia" w:hAnsiTheme="minorEastAsia" w:cs="Arial"/>
+                <w:b/>
+                <w:szCs w:val="20"/>
+              </w:rPr>
+              <w:t>0</w:t>
+            </w:r>
+            <w:r>
+              <w:rPr>
+                <w:rFonts w:asciiTheme="minorEastAsia" w:hAnsiTheme="minorEastAsia" w:cs="Arial"/>
+                <w:b/>
+                <w:szCs w:val="20"/>
+              </w:rPr>
+              <w:t>06,</w:t>
+            </w:r>
+            <w:r>
+              <w:rPr>
+                <w:rFonts w:asciiTheme="minorEastAsia" w:hAnsiTheme="minorEastAsia" w:cs="Arial"/>
+                <w:b/>
+                <w:szCs w:val="20"/>
+              </w:rPr>
+              <w:t xml:space="preserve"> </w:t>
+            </w:r>
+            <w:r>
+              <w:rPr>
+                <w:rFonts w:asciiTheme="minorEastAsia" w:hAnsiTheme="minorEastAsia" w:cs="Arial"/>
+                <w:b/>
+                <w:szCs w:val="20"/>
+              </w:rPr>
+              <w:t>S</w:t>
+            </w:r>
+            <w:r>
+              <w:rPr>
+                <w:rFonts w:asciiTheme="minorEastAsia" w:hAnsiTheme="minorEastAsia" w:cs="Arial"/>
+                <w:b/>
+                <w:szCs w:val="20"/>
+              </w:rPr>
+              <w:t>D</w:t>
+            </w:r>
+            <w:r>
+              <w:rPr>
+                <w:rFonts w:asciiTheme="minorEastAsia" w:hAnsiTheme="minorEastAsia" w:cs="Arial"/>
+                <w:b/>
+                <w:szCs w:val="20"/>
+              </w:rPr>
+              <w:t>S-0</w:t>
+            </w:r>
+            <w:r>
+              <w:rPr>
+                <w:rFonts w:asciiTheme="minorEastAsia" w:hAnsiTheme="minorEastAsia" w:cs="Arial"/>
+                <w:b/>
+                <w:szCs w:val="20"/>
+              </w:rPr>
+              <w:t>0</w:t>
+            </w:r>
+            <w:r>
+              <w:rPr>
+                <w:rFonts w:asciiTheme="minorEastAsia" w:hAnsiTheme="minorEastAsia" w:cs="Arial"/>
+                <w:b/>
+                <w:szCs w:val="20"/>
+              </w:rPr>
+              <w:t>7</w:t>
             </w:r>
           </w:p>
         </w:tc>
@@ -7168,7 +7384,7 @@
                 <w:b/>
                 <w:szCs w:val="20"/>
               </w:rPr>
-              <w:t>Initialize Module</w:t>
+              <w:t>UI Display</w:t>
             </w:r>
           </w:p>
         </w:tc>
@@ -7262,39 +7478,7 @@
                 <w:b/>
                 <w:szCs w:val="20"/>
               </w:rPr>
-              <w:t>SRS-01, SRS-02</w:t>
-            </w:r>
-            <w:r>
-              <w:rPr>
-                <w:rFonts w:asciiTheme="minorEastAsia" w:hAnsiTheme="minorEastAsia" w:cs="Arial"/>
-                <w:b/>
-                <w:szCs w:val="20"/>
-              </w:rPr>
-              <w:t xml:space="preserve">, </w:t>
-            </w:r>
-            <w:r>
-              <w:rPr>
-                <w:rFonts w:asciiTheme="minorEastAsia" w:hAnsiTheme="minorEastAsia" w:cs="Arial"/>
-                <w:b/>
-                <w:szCs w:val="20"/>
-              </w:rPr>
-              <w:t>SRS-14</w:t>
-            </w:r>
-            <w:r>
-              <w:rPr>
-                <w:rFonts w:asciiTheme="minorEastAsia" w:hAnsiTheme="minorEastAsia" w:cs="Arial"/>
-                <w:b/>
-                <w:szCs w:val="20"/>
-              </w:rPr>
-              <w:t xml:space="preserve">, </w:t>
-            </w:r>
-            <w:r>
-              <w:rPr>
-                <w:rFonts w:asciiTheme="minorEastAsia" w:hAnsiTheme="minorEastAsia" w:cs="Arial"/>
-                <w:b/>
-                <w:szCs w:val="20"/>
-              </w:rPr>
-              <w:t>SRS-17</w:t>
+              <w:t>SRS-001, SRS-002, SRS-003, SRS-004, SRS-005, SRS-006, SRS-007</w:t>
             </w:r>
           </w:p>
         </w:tc>
@@ -7339,11 +7523,11 @@
             </w:pPr>
             <w:r>
               <w:rPr>
-                <w:rFonts w:asciiTheme="minorEastAsia" w:hAnsiTheme="minorEastAsia" w:cs="Arial"/>
-                <w:b/>
-                <w:szCs w:val="20"/>
-              </w:rPr>
-              <w:t>B</w:t>
+                <w:rFonts w:asciiTheme="minorEastAsia" w:hAnsiTheme="minorEastAsia" w:cs="Arial" w:hint="eastAsia"/>
+                <w:b/>
+                <w:szCs w:val="20"/>
+              </w:rPr>
+              <w:t>A</w:t>
             </w:r>
           </w:p>
         </w:tc>
@@ -7417,15 +7601,7 @@
                 <w:b/>
                 <w:szCs w:val="20"/>
               </w:rPr>
-              <w:t>Acqu</w:t>
-            </w:r>
-            <w:r>
-              <w:rPr>
-                <w:rFonts w:asciiTheme="minorEastAsia" w:hAnsiTheme="minorEastAsia" w:cs="Arial"/>
-                <w:b/>
-                <w:szCs w:val="20"/>
-              </w:rPr>
-              <w:t xml:space="preserve">isition Device, Stage, Motor </w:t>
+              <w:t>UI</w:t>
             </w:r>
             <w:r>
               <w:rPr>
@@ -7433,15 +7609,7 @@
                 <w:b/>
                 <w:szCs w:val="20"/>
               </w:rPr>
-              <w:t xml:space="preserve">및 </w:t>
-            </w:r>
-            <w:r>
-              <w:rPr>
-                <w:rFonts w:asciiTheme="minorEastAsia" w:hAnsiTheme="minorEastAsia" w:cs="Arial"/>
-                <w:b/>
-                <w:szCs w:val="20"/>
-              </w:rPr>
-              <w:t xml:space="preserve">Laser </w:t>
+              <w:t xml:space="preserve"> 구성</w:t>
             </w:r>
             <w:r>
               <w:rPr>
@@ -7449,33 +7617,39 @@
                 <w:b/>
                 <w:szCs w:val="20"/>
               </w:rPr>
-              <w:t>모듈 초기화</w:t>
-            </w:r>
-          </w:p>
-          <w:p>
-            <w:pPr>
-              <w:pStyle w:val="a3"/>
-              <w:wordWrap/>
-              <w:jc w:val="center"/>
-              <w:rPr>
-                <w:rFonts w:asciiTheme="minorEastAsia" w:hAnsiTheme="minorEastAsia" w:cs="Arial"/>
-                <w:b/>
-                <w:szCs w:val="20"/>
-              </w:rPr>
-            </w:pPr>
-            <w:r>
-              <w:rPr>
-                <w:rFonts w:ascii="Tahoma" w:eastAsia="맑은 고딕" w:hAnsi="Tahoma" w:cs="Tahoma"/>
+              <w:t xml:space="preserve"> 및</w:t>
+            </w:r>
+            <w:r>
+              <w:rPr>
+                <w:rFonts w:asciiTheme="minorEastAsia" w:hAnsiTheme="minorEastAsia" w:cs="Arial" w:hint="eastAsia"/>
+                <w:b/>
+                <w:szCs w:val="20"/>
+              </w:rPr>
+              <w:t xml:space="preserve"> 표시</w:t>
+            </w:r>
+          </w:p>
+          <w:p>
+            <w:pPr>
+              <w:pStyle w:val="a3"/>
+              <w:wordWrap/>
+              <w:rPr>
+                <w:rFonts w:asciiTheme="minorEastAsia" w:hAnsiTheme="minorEastAsia" w:cs="Arial"/>
+                <w:b/>
+                <w:szCs w:val="20"/>
+              </w:rPr>
+            </w:pPr>
+            <w:r>
+              <w:rPr>
+                <w:rFonts w:asciiTheme="minorEastAsia" w:hAnsiTheme="minorEastAsia" w:cs="Arial"/>
                 <w:b/>
                 <w:noProof/>
-                <w:color w:val="000000" w:themeColor="text1"/>
                 <w:szCs w:val="20"/>
               </w:rPr>
               <w:drawing>
-                <wp:inline distT="0" distB="0" distL="0" distR="0" wp14:anchorId="6AA714D2" wp14:editId="26D6A1E5">
-                  <wp:extent cx="1777472" cy="5109544"/>
+                <wp:inline distT="0" distB="0" distL="0" distR="0" wp14:anchorId="5147DB94" wp14:editId="4CBF8EA9">
+                  <wp:extent cx="4686541" cy="2895749"/>
                   <wp:effectExtent l="0" t="0" r="0" b="0"/>
-                  <wp:docPr id="36" name="Picture 36"/>
+                  <wp:docPr id="1279702699" name="그림 1"/>
                   <wp:cNvGraphicFramePr>
                     <a:graphicFrameLocks xmlns:a="http://schemas.openxmlformats.org/drawingml/2006/main" noChangeAspect="1"/>
                   </wp:cNvGraphicFramePr>
@@ -7483,33 +7657,23 @@
                     <a:graphicData uri="http://schemas.openxmlformats.org/drawingml/2006/picture">
                       <pic:pic xmlns:pic="http://schemas.openxmlformats.org/drawingml/2006/picture">
                         <pic:nvPicPr>
-                          <pic:cNvPr id="0" name="Picture 5"/>
-                          <pic:cNvPicPr>
-                            <a:picLocks noChangeAspect="1" noChangeArrowheads="1"/>
-                          </pic:cNvPicPr>
+                          <pic:cNvPr id="1279702699" name=""/>
+                          <pic:cNvPicPr/>
                         </pic:nvPicPr>
                         <pic:blipFill>
-                          <a:blip r:embed="rId13">
-                            <a:extLst>
-                              <a:ext uri="{28A0092B-C50C-407E-A947-70E740481C1C}">
-                                <a14:useLocalDpi xmlns:a14="http://schemas.microsoft.com/office/drawing/2010/main" val="0"/>
-                              </a:ext>
-                            </a:extLst>
-                          </a:blip>
-                          <a:srcRect/>
+                          <a:blip r:embed="rId13"/>
                           <a:stretch>
                             <a:fillRect/>
                           </a:stretch>
                         </pic:blipFill>
-                        <pic:spPr bwMode="auto">
+                        <pic:spPr>
                           <a:xfrm>
                             <a:off x="0" y="0"/>
-                            <a:ext cx="1779628" cy="5115742"/>
+                            <a:ext cx="4686541" cy="2895749"/>
                           </a:xfrm>
                           <a:prstGeom prst="rect">
                             <a:avLst/>
                           </a:prstGeom>
-                          <a:noFill/>
                         </pic:spPr>
                       </pic:pic>
                     </a:graphicData>
@@ -7596,157 +7760,24 @@
             </w:pPr>
             <w:r>
               <w:rPr>
-                <w:rFonts w:asciiTheme="minorEastAsia" w:hAnsiTheme="minorEastAsia" w:cs="Arial"/>
-                <w:b/>
-                <w:szCs w:val="20"/>
-              </w:rPr>
-              <w:t xml:space="preserve">f) </w:t>
-            </w:r>
-            <w:r>
-              <w:rPr>
                 <w:rFonts w:asciiTheme="minorEastAsia" w:hAnsiTheme="minorEastAsia" w:cs="Arial" w:hint="eastAsia"/>
                 <w:b/>
                 <w:szCs w:val="20"/>
               </w:rPr>
-              <w:t>방어 설계</w:t>
-            </w:r>
-          </w:p>
-          <w:p>
-            <w:pPr>
-              <w:pStyle w:val="a3"/>
-              <w:wordWrap/>
-              <w:rPr>
-                <w:rFonts w:asciiTheme="minorEastAsia" w:hAnsiTheme="minorEastAsia" w:cs="Arial"/>
-                <w:b/>
-                <w:szCs w:val="20"/>
-              </w:rPr>
-            </w:pPr>
-            <w:r>
-              <w:rPr>
-                <w:rFonts w:asciiTheme="minorEastAsia" w:hAnsiTheme="minorEastAsia" w:cs="Arial"/>
-                <w:b/>
-                <w:szCs w:val="20"/>
-              </w:rPr>
-              <w:t xml:space="preserve">  </w:t>
-            </w:r>
-            <w:proofErr w:type="gramStart"/>
-            <w:r>
-              <w:rPr>
-                <w:rFonts w:asciiTheme="minorEastAsia" w:hAnsiTheme="minorEastAsia" w:cs="Arial"/>
-                <w:b/>
-                <w:szCs w:val="20"/>
-              </w:rPr>
-              <w:t xml:space="preserve">Acquisition </w:t>
-            </w:r>
-            <w:r>
-              <w:rPr>
-                <w:rFonts w:asciiTheme="minorEastAsia" w:hAnsiTheme="minorEastAsia" w:cs="Arial" w:hint="eastAsia"/>
-                <w:b/>
-                <w:szCs w:val="20"/>
-              </w:rPr>
-              <w:t>이나</w:t>
-            </w:r>
-            <w:proofErr w:type="gramEnd"/>
-            <w:r>
-              <w:rPr>
-                <w:rFonts w:asciiTheme="minorEastAsia" w:hAnsiTheme="minorEastAsia" w:cs="Arial" w:hint="eastAsia"/>
-                <w:b/>
-                <w:szCs w:val="20"/>
-              </w:rPr>
-              <w:t xml:space="preserve"> </w:t>
-            </w:r>
-            <w:r>
-              <w:rPr>
-                <w:rFonts w:asciiTheme="minorEastAsia" w:hAnsiTheme="minorEastAsia" w:cs="Arial"/>
-                <w:b/>
-                <w:szCs w:val="20"/>
-              </w:rPr>
-              <w:t xml:space="preserve">Rotary Junction </w:t>
-            </w:r>
-            <w:r>
-              <w:rPr>
-                <w:rFonts w:asciiTheme="minorEastAsia" w:hAnsiTheme="minorEastAsia" w:cs="Arial" w:hint="eastAsia"/>
-                <w:b/>
-                <w:szCs w:val="20"/>
-              </w:rPr>
-              <w:t>등 정상적으로 연결되지 않은 경우,</w:t>
-            </w:r>
-            <w:r>
-              <w:rPr>
-                <w:rFonts w:asciiTheme="minorEastAsia" w:hAnsiTheme="minorEastAsia" w:cs="Arial"/>
-                <w:b/>
-                <w:szCs w:val="20"/>
-              </w:rPr>
-              <w:t xml:space="preserve"> </w:t>
-            </w:r>
-            <w:r>
-              <w:rPr>
-                <w:rFonts w:asciiTheme="minorEastAsia" w:hAnsiTheme="minorEastAsia" w:cs="Arial" w:hint="eastAsia"/>
-                <w:b/>
-                <w:szCs w:val="20"/>
-              </w:rPr>
-              <w:t>L</w:t>
-            </w:r>
-            <w:r>
-              <w:rPr>
-                <w:rFonts w:asciiTheme="minorEastAsia" w:hAnsiTheme="minorEastAsia" w:cs="Arial"/>
-                <w:b/>
-                <w:szCs w:val="20"/>
-              </w:rPr>
-              <w:t xml:space="preserve">aser </w:t>
-            </w:r>
-            <w:r>
-              <w:rPr>
-                <w:rFonts w:asciiTheme="minorEastAsia" w:hAnsiTheme="minorEastAsia" w:cs="Arial" w:hint="eastAsia"/>
-                <w:b/>
-                <w:szCs w:val="20"/>
-              </w:rPr>
-              <w:t>와 L</w:t>
-            </w:r>
-            <w:r>
-              <w:rPr>
-                <w:rFonts w:asciiTheme="minorEastAsia" w:hAnsiTheme="minorEastAsia" w:cs="Arial"/>
-                <w:b/>
-                <w:szCs w:val="20"/>
-              </w:rPr>
-              <w:t xml:space="preserve">inear Stage </w:t>
-            </w:r>
-            <w:r>
-              <w:rPr>
-                <w:rFonts w:asciiTheme="minorEastAsia" w:hAnsiTheme="minorEastAsia" w:cs="Arial" w:hint="eastAsia"/>
-                <w:b/>
-                <w:szCs w:val="20"/>
-              </w:rPr>
-              <w:t xml:space="preserve">를 </w:t>
-            </w:r>
-            <w:r>
-              <w:rPr>
-                <w:rFonts w:asciiTheme="minorEastAsia" w:hAnsiTheme="minorEastAsia" w:cs="Arial" w:hint="eastAsia"/>
-                <w:b/>
-                <w:szCs w:val="20"/>
-              </w:rPr>
-              <w:lastRenderedPageBreak/>
-              <w:t>작동시키지 않도록 한다.</w:t>
+              <w:t>N</w:t>
+            </w:r>
+            <w:r>
+              <w:rPr>
+                <w:rFonts w:asciiTheme="minorEastAsia" w:hAnsiTheme="minorEastAsia" w:cs="Arial"/>
+                <w:b/>
+                <w:szCs w:val="20"/>
+              </w:rPr>
+              <w:t>/A</w:t>
             </w:r>
           </w:p>
         </w:tc>
       </w:tr>
     </w:tbl>
-    <w:p>
-      <w:pPr>
-        <w:widowControl/>
-        <w:wordWrap/>
-        <w:autoSpaceDE/>
-        <w:autoSpaceDN/>
-        <w:spacing w:line="240" w:lineRule="auto"/>
-        <w:outlineLvl w:val="0"/>
-        <w:rPr>
-          <w:rFonts w:ascii="Arial" w:hAnsi="Arial" w:cs="Arial"/>
-          <w:b/>
-          <w:sz w:val="24"/>
-        </w:rPr>
-      </w:pPr>
-    </w:p>
     <w:p>
       <w:pPr>
         <w:widowControl/>
@@ -7842,14 +7873,6 @@
             </w:pPr>
             <w:r>
               <w:rPr>
-                <w:rFonts w:asciiTheme="minorEastAsia" w:hAnsiTheme="minorEastAsia" w:cs="Arial" w:hint="eastAsia"/>
-                <w:b/>
-                <w:szCs w:val="20"/>
-              </w:rPr>
-              <w:t>SD</w:t>
-            </w:r>
-            <w:r>
-              <w:rPr>
                 <w:rFonts w:asciiTheme="minorEastAsia" w:hAnsiTheme="minorEastAsia" w:cs="Arial"/>
                 <w:b/>
                 <w:szCs w:val="20"/>
@@ -7858,54 +7881,131 @@
             </w:r>
             <w:r>
               <w:rPr>
-                <w:rFonts w:asciiTheme="minorEastAsia" w:hAnsiTheme="minorEastAsia" w:cs="Arial" w:hint="eastAsia"/>
-                <w:b/>
-                <w:szCs w:val="20"/>
-              </w:rPr>
-              <w:t>-</w:t>
-            </w:r>
-            <w:r>
-              <w:rPr>
-                <w:rFonts w:asciiTheme="minorEastAsia" w:hAnsiTheme="minorEastAsia" w:cs="Arial"/>
-                <w:b/>
-                <w:szCs w:val="20"/>
-              </w:rPr>
-              <w:t xml:space="preserve">005, </w:t>
-            </w:r>
-            <w:r>
-              <w:rPr>
-                <w:rFonts w:asciiTheme="minorEastAsia" w:hAnsiTheme="minorEastAsia" w:cs="Arial" w:hint="eastAsia"/>
-                <w:b/>
-                <w:szCs w:val="20"/>
-              </w:rPr>
-              <w:t>S</w:t>
-            </w:r>
-            <w:r>
-              <w:rPr>
-                <w:rFonts w:asciiTheme="minorEastAsia" w:hAnsiTheme="minorEastAsia" w:cs="Arial"/>
-                <w:b/>
-                <w:szCs w:val="20"/>
-              </w:rPr>
-              <w:t>DS-006, SDS-007, SDS-008,</w:t>
-            </w:r>
-          </w:p>
-          <w:p>
-            <w:pPr>
-              <w:pStyle w:val="a3"/>
-              <w:wordWrap/>
-              <w:rPr>
-                <w:rFonts w:asciiTheme="minorEastAsia" w:hAnsiTheme="minorEastAsia" w:cs="Arial"/>
-                <w:b/>
-                <w:szCs w:val="20"/>
-              </w:rPr>
-            </w:pPr>
-            <w:r>
-              <w:rPr>
-                <w:rFonts w:asciiTheme="minorEastAsia" w:hAnsiTheme="minorEastAsia" w:cs="Arial"/>
-                <w:b/>
-                <w:szCs w:val="20"/>
-              </w:rPr>
-              <w:t>SDS-009, SDS-010, SDS-011, SDS-012</w:t>
+                <w:rFonts w:asciiTheme="minorEastAsia" w:hAnsiTheme="minorEastAsia" w:cs="Arial"/>
+                <w:b/>
+                <w:szCs w:val="20"/>
+              </w:rPr>
+              <w:t>D</w:t>
+            </w:r>
+            <w:r>
+              <w:rPr>
+                <w:rFonts w:asciiTheme="minorEastAsia" w:hAnsiTheme="minorEastAsia" w:cs="Arial"/>
+                <w:b/>
+                <w:szCs w:val="20"/>
+              </w:rPr>
+              <w:t>S-</w:t>
+            </w:r>
+            <w:r>
+              <w:rPr>
+                <w:rFonts w:asciiTheme="minorEastAsia" w:hAnsiTheme="minorEastAsia" w:cs="Arial"/>
+                <w:b/>
+                <w:szCs w:val="20"/>
+              </w:rPr>
+              <w:t>0</w:t>
+            </w:r>
+            <w:r>
+              <w:rPr>
+                <w:rFonts w:asciiTheme="minorEastAsia" w:hAnsiTheme="minorEastAsia" w:cs="Arial"/>
+                <w:b/>
+                <w:szCs w:val="20"/>
+              </w:rPr>
+              <w:t>08, S</w:t>
+            </w:r>
+            <w:r>
+              <w:rPr>
+                <w:rFonts w:asciiTheme="minorEastAsia" w:hAnsiTheme="minorEastAsia" w:cs="Arial"/>
+                <w:b/>
+                <w:szCs w:val="20"/>
+              </w:rPr>
+              <w:t>D</w:t>
+            </w:r>
+            <w:r>
+              <w:rPr>
+                <w:rFonts w:asciiTheme="minorEastAsia" w:hAnsiTheme="minorEastAsia" w:cs="Arial"/>
+                <w:b/>
+                <w:szCs w:val="20"/>
+              </w:rPr>
+              <w:t>S-</w:t>
+            </w:r>
+            <w:r>
+              <w:rPr>
+                <w:rFonts w:asciiTheme="minorEastAsia" w:hAnsiTheme="minorEastAsia" w:cs="Arial"/>
+                <w:b/>
+                <w:szCs w:val="20"/>
+              </w:rPr>
+              <w:t>0</w:t>
+            </w:r>
+            <w:r>
+              <w:rPr>
+                <w:rFonts w:asciiTheme="minorEastAsia" w:hAnsiTheme="minorEastAsia" w:cs="Arial"/>
+                <w:b/>
+                <w:szCs w:val="20"/>
+              </w:rPr>
+              <w:t>09, S</w:t>
+            </w:r>
+            <w:r>
+              <w:rPr>
+                <w:rFonts w:asciiTheme="minorEastAsia" w:hAnsiTheme="minorEastAsia" w:cs="Arial"/>
+                <w:b/>
+                <w:szCs w:val="20"/>
+              </w:rPr>
+              <w:t>D</w:t>
+            </w:r>
+            <w:r>
+              <w:rPr>
+                <w:rFonts w:asciiTheme="minorEastAsia" w:hAnsiTheme="minorEastAsia" w:cs="Arial"/>
+                <w:b/>
+                <w:szCs w:val="20"/>
+              </w:rPr>
+              <w:t>S-</w:t>
+            </w:r>
+            <w:r>
+              <w:rPr>
+                <w:rFonts w:asciiTheme="minorEastAsia" w:hAnsiTheme="minorEastAsia" w:cs="Arial"/>
+                <w:b/>
+                <w:szCs w:val="20"/>
+              </w:rPr>
+              <w:t>0</w:t>
+            </w:r>
+            <w:r>
+              <w:rPr>
+                <w:rFonts w:asciiTheme="minorEastAsia" w:hAnsiTheme="minorEastAsia" w:cs="Arial"/>
+                <w:b/>
+                <w:szCs w:val="20"/>
+              </w:rPr>
+              <w:t>10, S</w:t>
+            </w:r>
+            <w:r>
+              <w:rPr>
+                <w:rFonts w:asciiTheme="minorEastAsia" w:hAnsiTheme="minorEastAsia" w:cs="Arial"/>
+                <w:b/>
+                <w:szCs w:val="20"/>
+              </w:rPr>
+              <w:t>D</w:t>
+            </w:r>
+            <w:r>
+              <w:rPr>
+                <w:rFonts w:asciiTheme="minorEastAsia" w:hAnsiTheme="minorEastAsia" w:cs="Arial"/>
+                <w:b/>
+                <w:szCs w:val="20"/>
+              </w:rPr>
+              <w:t>S-</w:t>
+            </w:r>
+            <w:r>
+              <w:rPr>
+                <w:rFonts w:asciiTheme="minorEastAsia" w:hAnsiTheme="minorEastAsia" w:cs="Arial"/>
+                <w:b/>
+                <w:szCs w:val="20"/>
+              </w:rPr>
+              <w:t>0</w:t>
+            </w:r>
+            <w:r>
+              <w:rPr>
+                <w:rFonts w:asciiTheme="minorEastAsia" w:hAnsiTheme="minorEastAsia" w:cs="Arial"/>
+                <w:b/>
+                <w:szCs w:val="20"/>
+              </w:rPr>
+              <w:t>11</w:t>
             </w:r>
           </w:p>
         </w:tc>
@@ -7935,7 +8035,7 @@
                 <w:b/>
                 <w:szCs w:val="20"/>
               </w:rPr>
-              <w:t>OCT Imaging Module</w:t>
+              <w:t>DB Processing</w:t>
             </w:r>
           </w:p>
         </w:tc>
@@ -8029,26 +8129,7 @@
                 <w:b/>
                 <w:szCs w:val="20"/>
               </w:rPr>
-              <w:t>SRS-03, SRS-04, SRS-05, SRS-18, SRS-19,</w:t>
-            </w:r>
-          </w:p>
-          <w:p>
-            <w:pPr>
-              <w:pStyle w:val="a3"/>
-              <w:wordWrap/>
-              <w:rPr>
-                <w:rFonts w:asciiTheme="minorEastAsia" w:hAnsiTheme="minorEastAsia" w:cs="Arial"/>
-                <w:b/>
-                <w:szCs w:val="20"/>
-              </w:rPr>
-            </w:pPr>
-            <w:r>
-              <w:rPr>
-                <w:rFonts w:asciiTheme="minorEastAsia" w:hAnsiTheme="minorEastAsia" w:cs="Arial"/>
-                <w:b/>
-                <w:szCs w:val="20"/>
-              </w:rPr>
-              <w:t>SRS-20, SRS-22, SRS-28, SRS-29</w:t>
+              <w:t>SRS-008, SRS-009, SRS-010, SRS-011</w:t>
             </w:r>
           </w:p>
         </w:tc>
@@ -8093,11 +8174,11 @@
             </w:pPr>
             <w:r>
               <w:rPr>
-                <w:rFonts w:asciiTheme="minorEastAsia" w:hAnsiTheme="minorEastAsia" w:cs="Arial"/>
-                <w:b/>
-                <w:szCs w:val="20"/>
-              </w:rPr>
-              <w:t>B</w:t>
+                <w:rFonts w:asciiTheme="minorEastAsia" w:hAnsiTheme="minorEastAsia" w:cs="Arial" w:hint="eastAsia"/>
+                <w:b/>
+                <w:szCs w:val="20"/>
+              </w:rPr>
+              <w:t>A</w:t>
             </w:r>
           </w:p>
         </w:tc>
@@ -8171,7 +8252,7 @@
                 <w:b/>
                 <w:szCs w:val="20"/>
               </w:rPr>
-              <w:t xml:space="preserve">Signal Acquisition </w:t>
+              <w:t xml:space="preserve">Database </w:t>
             </w:r>
             <w:r>
               <w:rPr>
@@ -8179,48 +8260,32 @@
                 <w:b/>
                 <w:szCs w:val="20"/>
               </w:rPr>
-              <w:t>후,</w:t>
-            </w:r>
-            <w:r>
-              <w:rPr>
-                <w:rFonts w:asciiTheme="minorEastAsia" w:hAnsiTheme="minorEastAsia" w:cs="Arial"/>
-                <w:b/>
-                <w:szCs w:val="20"/>
-              </w:rPr>
-              <w:t xml:space="preserve"> </w:t>
-            </w:r>
-            <w:r>
-              <w:rPr>
-                <w:rFonts w:asciiTheme="minorEastAsia" w:hAnsiTheme="minorEastAsia" w:cs="Arial" w:hint="eastAsia"/>
-                <w:b/>
-                <w:szCs w:val="20"/>
-              </w:rPr>
-              <w:t>이미지를 생성하여 화면에 표시</w:t>
-            </w:r>
-          </w:p>
-          <w:p>
-            <w:pPr>
-              <w:pStyle w:val="a3"/>
-              <w:wordWrap/>
-              <w:jc w:val="center"/>
-              <w:rPr>
-                <w:rFonts w:asciiTheme="minorEastAsia" w:hAnsiTheme="minorEastAsia" w:cs="Arial"/>
-                <w:b/>
-                <w:szCs w:val="20"/>
-              </w:rPr>
-            </w:pPr>
-            <w:r>
-              <w:rPr>
-                <w:rFonts w:ascii="Tahoma" w:eastAsia="맑은 고딕" w:hAnsi="Tahoma" w:cs="Tahoma"/>
+              <w:t>관련 처리</w:t>
+            </w:r>
+          </w:p>
+          <w:p>
+            <w:pPr>
+              <w:pStyle w:val="a3"/>
+              <w:wordWrap/>
+              <w:rPr>
+                <w:rFonts w:asciiTheme="minorEastAsia" w:hAnsiTheme="minorEastAsia" w:cs="Arial"/>
+                <w:b/>
+                <w:szCs w:val="20"/>
+              </w:rPr>
+            </w:pPr>
+            <w:r>
+              <w:rPr>
+                <w:rFonts w:asciiTheme="minorEastAsia" w:hAnsiTheme="minorEastAsia" w:cs="Arial"/>
+                <w:b/>
                 <w:noProof/>
-                <w:color w:val="000000" w:themeColor="text1"/>
-                <w:szCs w:val="20"/>
-              </w:rPr>
+                <w:szCs w:val="20"/>
+              </w:rPr>
+              <w:lastRenderedPageBreak/>
               <w:drawing>
-                <wp:inline distT="0" distB="0" distL="0" distR="0" wp14:anchorId="5D806488" wp14:editId="219D917F">
-                  <wp:extent cx="3674622" cy="3561906"/>
-                  <wp:effectExtent l="0" t="0" r="2540" b="635"/>
-                  <wp:docPr id="1" name="Picture 1" descr="Diagram&#10;&#10;Description automatically generated"/>
+                <wp:inline distT="0" distB="0" distL="0" distR="0" wp14:anchorId="4254AAF2" wp14:editId="452ED75C">
+                  <wp:extent cx="4730993" cy="2521080"/>
+                  <wp:effectExtent l="0" t="0" r="0" b="0"/>
+                  <wp:docPr id="1185016427" name="그림 1"/>
                   <wp:cNvGraphicFramePr>
                     <a:graphicFrameLocks xmlns:a="http://schemas.openxmlformats.org/drawingml/2006/main" noChangeAspect="1"/>
                   </wp:cNvGraphicFramePr>
@@ -8228,33 +8293,23 @@
                     <a:graphicData uri="http://schemas.openxmlformats.org/drawingml/2006/picture">
                       <pic:pic xmlns:pic="http://schemas.openxmlformats.org/drawingml/2006/picture">
                         <pic:nvPicPr>
-                          <pic:cNvPr id="6" name="Picture 6" descr="Diagram&#10;&#10;Description automatically generated"/>
-                          <pic:cNvPicPr>
-                            <a:picLocks noChangeAspect="1" noChangeArrowheads="1"/>
-                          </pic:cNvPicPr>
+                          <pic:cNvPr id="1185016427" name=""/>
+                          <pic:cNvPicPr/>
                         </pic:nvPicPr>
                         <pic:blipFill>
-                          <a:blip r:embed="rId14" cstate="print">
-                            <a:extLst>
-                              <a:ext uri="{28A0092B-C50C-407E-A947-70E740481C1C}">
-                                <a14:useLocalDpi xmlns:a14="http://schemas.microsoft.com/office/drawing/2010/main" val="0"/>
-                              </a:ext>
-                            </a:extLst>
-                          </a:blip>
-                          <a:srcRect/>
+                          <a:blip r:embed="rId14"/>
                           <a:stretch>
                             <a:fillRect/>
                           </a:stretch>
                         </pic:blipFill>
-                        <pic:spPr bwMode="auto">
+                        <pic:spPr>
                           <a:xfrm>
                             <a:off x="0" y="0"/>
-                            <a:ext cx="3686491" cy="3573411"/>
+                            <a:ext cx="4730993" cy="2521080"/>
                           </a:xfrm>
                           <a:prstGeom prst="rect">
                             <a:avLst/>
                           </a:prstGeom>
-                          <a:noFill/>
                         </pic:spPr>
                       </pic:pic>
                     </a:graphicData>
@@ -8299,6 +8354,7 @@
                 <w:b/>
                 <w:szCs w:val="20"/>
               </w:rPr>
+              <w:lastRenderedPageBreak/>
               <w:t xml:space="preserve">Architecture according to </w:t>
             </w:r>
             <w:r>
@@ -8345,56 +8401,79 @@
                 <w:b/>
                 <w:szCs w:val="20"/>
               </w:rPr>
-              <w:t>N</w:t>
-            </w:r>
-            <w:r>
-              <w:rPr>
-                <w:rFonts w:asciiTheme="minorEastAsia" w:hAnsiTheme="minorEastAsia" w:cs="Arial"/>
-                <w:b/>
-                <w:szCs w:val="20"/>
-              </w:rPr>
-              <w:t>/A</w:t>
+              <w:t>b</w:t>
+            </w:r>
+            <w:r>
+              <w:rPr>
+                <w:rFonts w:asciiTheme="minorEastAsia" w:hAnsiTheme="minorEastAsia" w:cs="Arial"/>
+                <w:b/>
+                <w:szCs w:val="20"/>
+              </w:rPr>
+              <w:t>)</w:t>
+            </w:r>
+            <w:r>
+              <w:rPr>
+                <w:rFonts w:asciiTheme="minorEastAsia" w:hAnsiTheme="minorEastAsia" w:cs="Arial" w:hint="eastAsia"/>
+                <w:b/>
+                <w:szCs w:val="20"/>
+              </w:rPr>
+              <w:t xml:space="preserve"> 고장-안전 기능</w:t>
+            </w:r>
+          </w:p>
+          <w:p>
+            <w:pPr>
+              <w:pStyle w:val="a3"/>
+              <w:wordWrap/>
+              <w:rPr>
+                <w:rFonts w:asciiTheme="minorEastAsia" w:hAnsiTheme="minorEastAsia" w:cs="Arial"/>
+                <w:b/>
+                <w:szCs w:val="20"/>
+              </w:rPr>
+            </w:pPr>
+            <w:r>
+              <w:rPr>
+                <w:rFonts w:asciiTheme="minorEastAsia" w:hAnsiTheme="minorEastAsia" w:cs="Arial" w:hint="eastAsia"/>
+                <w:b/>
+                <w:szCs w:val="20"/>
+              </w:rPr>
+              <w:t>-</w:t>
+            </w:r>
+            <w:r>
+              <w:rPr>
+                <w:rFonts w:asciiTheme="minorEastAsia" w:hAnsiTheme="minorEastAsia" w:cs="Arial"/>
+                <w:b/>
+                <w:szCs w:val="20"/>
+              </w:rPr>
+              <w:t xml:space="preserve"> </w:t>
+            </w:r>
+            <w:r>
+              <w:rPr>
+                <w:rFonts w:asciiTheme="minorEastAsia" w:hAnsiTheme="minorEastAsia" w:cs="Arial"/>
+                <w:b/>
+                <w:szCs w:val="20"/>
+              </w:rPr>
+              <w:t xml:space="preserve">R-001: </w:t>
+            </w:r>
+            <w:r>
+              <w:rPr>
+                <w:rFonts w:asciiTheme="minorEastAsia" w:hAnsiTheme="minorEastAsia" w:cs="Arial"/>
+                <w:b/>
+                <w:szCs w:val="20"/>
+              </w:rPr>
+              <w:t xml:space="preserve">SQL </w:t>
+            </w:r>
+            <w:r>
+              <w:rPr>
+                <w:rFonts w:asciiTheme="minorEastAsia" w:hAnsiTheme="minorEastAsia" w:cs="Arial" w:hint="eastAsia"/>
+                <w:b/>
+                <w:szCs w:val="20"/>
+              </w:rPr>
+              <w:t>실행 시 에러 발생하더라도 시스템은 종료되지 않고 문제없이 작동</w:t>
             </w:r>
           </w:p>
         </w:tc>
       </w:tr>
     </w:tbl>
-    <w:p>
-      <w:pPr>
-        <w:widowControl/>
-        <w:wordWrap/>
-        <w:autoSpaceDE/>
-        <w:autoSpaceDN/>
-        <w:spacing w:line="240" w:lineRule="auto"/>
-        <w:outlineLvl w:val="0"/>
-        <w:rPr>
-          <w:rFonts w:ascii="Arial" w:hAnsi="Arial" w:cs="Arial"/>
-          <w:b/>
-          <w:sz w:val="24"/>
-        </w:rPr>
-      </w:pPr>
-    </w:p>
-    <w:p>
-      <w:pPr>
-        <w:widowControl/>
-        <w:wordWrap/>
-        <w:autoSpaceDE/>
-        <w:autoSpaceDN/>
-        <w:rPr>
-          <w:rFonts w:ascii="Arial" w:hAnsi="Arial" w:cs="Arial"/>
-          <w:b/>
-          <w:sz w:val="24"/>
-        </w:rPr>
-      </w:pPr>
-      <w:r>
-        <w:rPr>
-          <w:rFonts w:ascii="Arial" w:hAnsi="Arial" w:cs="Arial"/>
-          <w:b/>
-          <w:sz w:val="24"/>
-        </w:rPr>
-        <w:br w:type="page"/>
-      </w:r>
-    </w:p>
     <w:p>
       <w:pPr>
         <w:widowControl/>
@@ -8494,15 +8573,7 @@
                 <w:b/>
                 <w:szCs w:val="20"/>
               </w:rPr>
-              <w:t>SDS-01</w:t>
-            </w:r>
-            <w:r>
-              <w:rPr>
-                <w:rFonts w:asciiTheme="minorEastAsia" w:hAnsiTheme="minorEastAsia" w:cs="Arial"/>
-                <w:b/>
-                <w:szCs w:val="20"/>
-              </w:rPr>
-              <w:t xml:space="preserve">3, </w:t>
+              <w:t>S</w:t>
             </w:r>
             <w:r>
               <w:rPr>
@@ -8510,6 +8581,14 @@
                 <w:b/>
                 <w:szCs w:val="20"/>
               </w:rPr>
+              <w:t>D</w:t>
+            </w:r>
+            <w:r>
+              <w:rPr>
+                <w:rFonts w:asciiTheme="minorEastAsia" w:hAnsiTheme="minorEastAsia" w:cs="Arial"/>
+                <w:b/>
+                <w:szCs w:val="20"/>
+              </w:rPr>
               <w:t>S</w:t>
             </w:r>
             <w:r>
@@ -8518,26 +8597,55 @@
                 <w:b/>
                 <w:szCs w:val="20"/>
               </w:rPr>
-              <w:t>DS-014, SDS-015, SDS-016,</w:t>
-            </w:r>
-          </w:p>
-          <w:p>
-            <w:pPr>
-              <w:pStyle w:val="a3"/>
-              <w:wordWrap/>
-              <w:rPr>
-                <w:rFonts w:asciiTheme="minorEastAsia" w:hAnsiTheme="minorEastAsia" w:cs="Arial"/>
-                <w:b/>
-                <w:szCs w:val="20"/>
-              </w:rPr>
-            </w:pPr>
-            <w:r>
-              <w:rPr>
-                <w:rFonts w:asciiTheme="minorEastAsia" w:hAnsiTheme="minorEastAsia" w:cs="Arial"/>
-                <w:b/>
-                <w:szCs w:val="20"/>
-              </w:rPr>
-              <w:t>SDS-017, SDS-018</w:t>
+              <w:t>-012, S</w:t>
+            </w:r>
+            <w:r>
+              <w:rPr>
+                <w:rFonts w:asciiTheme="minorEastAsia" w:hAnsiTheme="minorEastAsia" w:cs="Arial"/>
+                <w:b/>
+                <w:szCs w:val="20"/>
+              </w:rPr>
+              <w:t>D</w:t>
+            </w:r>
+            <w:r>
+              <w:rPr>
+                <w:rFonts w:asciiTheme="minorEastAsia" w:hAnsiTheme="minorEastAsia" w:cs="Arial"/>
+                <w:b/>
+                <w:szCs w:val="20"/>
+              </w:rPr>
+              <w:t>S-013, S</w:t>
+            </w:r>
+            <w:r>
+              <w:rPr>
+                <w:rFonts w:asciiTheme="minorEastAsia" w:hAnsiTheme="minorEastAsia" w:cs="Arial"/>
+                <w:b/>
+                <w:szCs w:val="20"/>
+              </w:rPr>
+              <w:t>D</w:t>
+            </w:r>
+            <w:r>
+              <w:rPr>
+                <w:rFonts w:asciiTheme="minorEastAsia" w:hAnsiTheme="minorEastAsia" w:cs="Arial"/>
+                <w:b/>
+                <w:szCs w:val="20"/>
+              </w:rPr>
+              <w:t>S-014, S</w:t>
+            </w:r>
+            <w:r>
+              <w:rPr>
+                <w:rFonts w:asciiTheme="minorEastAsia" w:hAnsiTheme="minorEastAsia" w:cs="Arial"/>
+                <w:b/>
+                <w:szCs w:val="20"/>
+              </w:rPr>
+              <w:t>D</w:t>
+            </w:r>
+            <w:r>
+              <w:rPr>
+                <w:rFonts w:asciiTheme="minorEastAsia" w:hAnsiTheme="minorEastAsia" w:cs="Arial"/>
+                <w:b/>
+                <w:szCs w:val="20"/>
+              </w:rPr>
+              <w:t>S-015</w:t>
             </w:r>
           </w:p>
         </w:tc>
@@ -8567,7 +8675,7 @@
                 <w:b/>
                 <w:szCs w:val="20"/>
               </w:rPr>
-              <w:t>Save Data Module</w:t>
+              <w:t>Measurement</w:t>
             </w:r>
           </w:p>
         </w:tc>
@@ -8661,114 +8769,7 @@
                 <w:b/>
                 <w:szCs w:val="20"/>
               </w:rPr>
-              <w:t>SRS-0</w:t>
-            </w:r>
-            <w:r>
-              <w:rPr>
-                <w:rFonts w:asciiTheme="minorEastAsia" w:hAnsiTheme="minorEastAsia" w:cs="Arial"/>
-                <w:b/>
-                <w:szCs w:val="20"/>
-              </w:rPr>
-              <w:t>6</w:t>
-            </w:r>
-            <w:r>
-              <w:rPr>
-                <w:rFonts w:asciiTheme="minorEastAsia" w:hAnsiTheme="minorEastAsia" w:cs="Arial"/>
-                <w:b/>
-                <w:szCs w:val="20"/>
-              </w:rPr>
-              <w:t>, SRS-0</w:t>
-            </w:r>
-            <w:r>
-              <w:rPr>
-                <w:rFonts w:asciiTheme="minorEastAsia" w:hAnsiTheme="minorEastAsia" w:cs="Arial"/>
-                <w:b/>
-                <w:szCs w:val="20"/>
-              </w:rPr>
-              <w:t>7</w:t>
-            </w:r>
-            <w:r>
-              <w:rPr>
-                <w:rFonts w:asciiTheme="minorEastAsia" w:hAnsiTheme="minorEastAsia" w:cs="Arial"/>
-                <w:b/>
-                <w:szCs w:val="20"/>
-              </w:rPr>
-              <w:t>, SRS-</w:t>
-            </w:r>
-            <w:r>
-              <w:rPr>
-                <w:rFonts w:asciiTheme="minorEastAsia" w:hAnsiTheme="minorEastAsia" w:cs="Arial"/>
-                <w:b/>
-                <w:szCs w:val="20"/>
-              </w:rPr>
-              <w:t>09</w:t>
-            </w:r>
-            <w:r>
-              <w:rPr>
-                <w:rFonts w:asciiTheme="minorEastAsia" w:hAnsiTheme="minorEastAsia" w:cs="Arial"/>
-                <w:b/>
-                <w:szCs w:val="20"/>
-              </w:rPr>
-              <w:t>, SRS-</w:t>
-            </w:r>
-            <w:r>
-              <w:rPr>
-                <w:rFonts w:asciiTheme="minorEastAsia" w:hAnsiTheme="minorEastAsia" w:cs="Arial"/>
-                <w:b/>
-                <w:szCs w:val="20"/>
-              </w:rPr>
-              <w:t>14</w:t>
-            </w:r>
-            <w:r>
-              <w:rPr>
-                <w:rFonts w:asciiTheme="minorEastAsia" w:hAnsiTheme="minorEastAsia" w:cs="Arial"/>
-                <w:b/>
-                <w:szCs w:val="20"/>
-              </w:rPr>
-              <w:t>, SRS-</w:t>
-            </w:r>
-            <w:r>
-              <w:rPr>
-                <w:rFonts w:asciiTheme="minorEastAsia" w:hAnsiTheme="minorEastAsia" w:cs="Arial"/>
-                <w:b/>
-                <w:szCs w:val="20"/>
-              </w:rPr>
-              <w:t>16</w:t>
-            </w:r>
-            <w:r>
-              <w:rPr>
-                <w:rFonts w:asciiTheme="minorEastAsia" w:hAnsiTheme="minorEastAsia" w:cs="Arial"/>
-                <w:b/>
-                <w:szCs w:val="20"/>
-              </w:rPr>
-              <w:t>,</w:t>
-            </w:r>
-          </w:p>
-          <w:p>
-            <w:pPr>
-              <w:pStyle w:val="a3"/>
-              <w:wordWrap/>
-              <w:rPr>
-                <w:rFonts w:asciiTheme="minorEastAsia" w:hAnsiTheme="minorEastAsia" w:cs="Arial"/>
-                <w:b/>
-                <w:szCs w:val="20"/>
-              </w:rPr>
-            </w:pPr>
-            <w:r>
-              <w:rPr>
-                <w:rFonts w:asciiTheme="minorEastAsia" w:hAnsiTheme="minorEastAsia" w:cs="Arial"/>
-                <w:b/>
-                <w:szCs w:val="20"/>
-              </w:rPr>
-              <w:t>SRS-2</w:t>
-            </w:r>
-            <w:r>
-              <w:rPr>
-                <w:rFonts w:asciiTheme="minorEastAsia" w:hAnsiTheme="minorEastAsia" w:cs="Arial"/>
-                <w:b/>
-                <w:szCs w:val="20"/>
-              </w:rPr>
-              <w:t>5</w:t>
+              <w:t>SRS-012, SRS-013, SRS-014, SRS-015</w:t>
             </w:r>
           </w:p>
         </w:tc>
@@ -8813,11 +8814,11 @@
             </w:pPr>
             <w:r>
               <w:rPr>
-                <w:rFonts w:asciiTheme="minorEastAsia" w:hAnsiTheme="minorEastAsia" w:cs="Arial"/>
-                <w:b/>
-                <w:szCs w:val="20"/>
-              </w:rPr>
-              <w:t>B</w:t>
+                <w:rFonts w:asciiTheme="minorEastAsia" w:hAnsiTheme="minorEastAsia" w:cs="Arial" w:hint="eastAsia"/>
+                <w:b/>
+                <w:szCs w:val="20"/>
+              </w:rPr>
+              <w:t>A</w:t>
             </w:r>
           </w:p>
         </w:tc>
@@ -8887,27 +8888,19 @@
             </w:pPr>
             <w:r>
               <w:rPr>
-                <w:rFonts w:asciiTheme="minorEastAsia" w:hAnsiTheme="minorEastAsia" w:cs="Arial"/>
-                <w:b/>
-                <w:szCs w:val="20"/>
-              </w:rPr>
-              <w:t xml:space="preserve">Rotary Junction </w:t>
-            </w:r>
-            <w:r>
-              <w:rPr>
                 <w:rFonts w:asciiTheme="minorEastAsia" w:hAnsiTheme="minorEastAsia" w:cs="Arial" w:hint="eastAsia"/>
                 <w:b/>
                 <w:szCs w:val="20"/>
               </w:rPr>
-              <w:t xml:space="preserve">회전 및 </w:t>
-            </w:r>
-            <w:r>
-              <w:rPr>
-                <w:rFonts w:asciiTheme="minorEastAsia" w:hAnsiTheme="minorEastAsia" w:cs="Arial"/>
-                <w:b/>
-                <w:szCs w:val="20"/>
-              </w:rPr>
-              <w:t xml:space="preserve">Pullback </w:t>
+              <w:t>O</w:t>
+            </w:r>
+            <w:r>
+              <w:rPr>
+                <w:rFonts w:asciiTheme="minorEastAsia" w:hAnsiTheme="minorEastAsia" w:cs="Arial"/>
+                <w:b/>
+                <w:szCs w:val="20"/>
+              </w:rPr>
+              <w:t>CT Image</w:t>
             </w:r>
             <w:r>
               <w:rPr>
@@ -8915,48 +8908,31 @@
                 <w:b/>
                 <w:szCs w:val="20"/>
               </w:rPr>
-              <w:t>과 동시에 O</w:t>
-            </w:r>
-            <w:r>
-              <w:rPr>
-                <w:rFonts w:asciiTheme="minorEastAsia" w:hAnsiTheme="minorEastAsia" w:cs="Arial"/>
-                <w:b/>
-                <w:szCs w:val="20"/>
-              </w:rPr>
-              <w:t xml:space="preserve">CT </w:t>
-            </w:r>
-            <w:r>
-              <w:rPr>
-                <w:rFonts w:asciiTheme="minorEastAsia" w:hAnsiTheme="minorEastAsia" w:cs="Arial" w:hint="eastAsia"/>
-                <w:b/>
-                <w:szCs w:val="20"/>
-              </w:rPr>
-              <w:t>영상 저장</w:t>
-            </w:r>
-          </w:p>
-          <w:p>
-            <w:pPr>
-              <w:pStyle w:val="a3"/>
-              <w:wordWrap/>
-              <w:jc w:val="center"/>
-              <w:rPr>
-                <w:rFonts w:asciiTheme="minorEastAsia" w:hAnsiTheme="minorEastAsia" w:cs="Arial"/>
-                <w:b/>
-                <w:szCs w:val="20"/>
-              </w:rPr>
-            </w:pPr>
-            <w:r>
-              <w:rPr>
-                <w:rFonts w:ascii="Tahoma" w:eastAsia="맑은 고딕" w:hAnsi="Tahoma" w:cs="Tahoma"/>
+              <w:t>에서 필요한 항목의 값 측정</w:t>
+            </w:r>
+          </w:p>
+          <w:p>
+            <w:pPr>
+              <w:pStyle w:val="a3"/>
+              <w:wordWrap/>
+              <w:rPr>
+                <w:rFonts w:asciiTheme="minorEastAsia" w:hAnsiTheme="minorEastAsia" w:cs="Arial"/>
+                <w:b/>
+                <w:szCs w:val="20"/>
+              </w:rPr>
+            </w:pPr>
+            <w:r>
+              <w:rPr>
+                <w:rFonts w:asciiTheme="minorEastAsia" w:hAnsiTheme="minorEastAsia" w:cs="Arial"/>
+                <w:b/>
                 <w:noProof/>
-                <w:color w:val="000000" w:themeColor="text1"/>
                 <w:szCs w:val="20"/>
               </w:rPr>
               <w:drawing>
-                <wp:inline distT="0" distB="0" distL="0" distR="0" wp14:anchorId="49D1369B" wp14:editId="415F7BCB">
-                  <wp:extent cx="3235498" cy="3866780"/>
-                  <wp:effectExtent l="0" t="0" r="3175" b="635"/>
-                  <wp:docPr id="7" name="Picture 7"/>
+                <wp:inline distT="0" distB="0" distL="0" distR="0" wp14:anchorId="757E5DC2" wp14:editId="0BDFC055">
+                  <wp:extent cx="3981655" cy="2927500"/>
+                  <wp:effectExtent l="0" t="0" r="0" b="6350"/>
+                  <wp:docPr id="1554210147" name="그림 1"/>
                   <wp:cNvGraphicFramePr>
                     <a:graphicFrameLocks xmlns:a="http://schemas.openxmlformats.org/drawingml/2006/main" noChangeAspect="1"/>
                   </wp:cNvGraphicFramePr>
@@ -8964,33 +8940,23 @@
                     <a:graphicData uri="http://schemas.openxmlformats.org/drawingml/2006/picture">
                       <pic:pic xmlns:pic="http://schemas.openxmlformats.org/drawingml/2006/picture">
                         <pic:nvPicPr>
-                          <pic:cNvPr id="0" name="Picture 2"/>
-                          <pic:cNvPicPr>
-                            <a:picLocks noChangeAspect="1" noChangeArrowheads="1"/>
-                          </pic:cNvPicPr>
+                          <pic:cNvPr id="1554210147" name=""/>
+                          <pic:cNvPicPr/>
                         </pic:nvPicPr>
                         <pic:blipFill>
-                          <a:blip r:embed="rId15">
-                            <a:extLst>
-                              <a:ext uri="{28A0092B-C50C-407E-A947-70E740481C1C}">
-                                <a14:useLocalDpi xmlns:a14="http://schemas.microsoft.com/office/drawing/2010/main" val="0"/>
-                              </a:ext>
-                            </a:extLst>
-                          </a:blip>
-                          <a:srcRect/>
+                          <a:blip r:embed="rId15"/>
                           <a:stretch>
                             <a:fillRect/>
                           </a:stretch>
                         </pic:blipFill>
-                        <pic:spPr bwMode="auto">
+                        <pic:spPr>
                           <a:xfrm>
                             <a:off x="0" y="0"/>
-                            <a:ext cx="3245081" cy="3878233"/>
+                            <a:ext cx="3981655" cy="2927500"/>
                           </a:xfrm>
                           <a:prstGeom prst="rect">
                             <a:avLst/>
                           </a:prstGeom>
-                          <a:noFill/>
                         </pic:spPr>
                       </pic:pic>
                     </a:graphicData>
@@ -9075,105 +9041,10 @@
                 <w:szCs w:val="20"/>
               </w:rPr>
             </w:pPr>
-            <w:r>
-              <w:rPr>
-                <w:rFonts w:asciiTheme="minorEastAsia" w:hAnsiTheme="minorEastAsia" w:cs="Arial"/>
-                <w:b/>
-                <w:szCs w:val="20"/>
-              </w:rPr>
-              <w:t xml:space="preserve">f) </w:t>
-            </w:r>
-            <w:r>
-              <w:rPr>
-                <w:rFonts w:asciiTheme="minorEastAsia" w:hAnsiTheme="minorEastAsia" w:cs="Arial" w:hint="eastAsia"/>
-                <w:b/>
-                <w:szCs w:val="20"/>
-              </w:rPr>
-              <w:t>방어 설계</w:t>
-            </w:r>
-          </w:p>
-          <w:p>
-            <w:pPr>
-              <w:pStyle w:val="a3"/>
-              <w:wordWrap/>
-              <w:rPr>
-                <w:rFonts w:asciiTheme="minorEastAsia" w:hAnsiTheme="minorEastAsia" w:cs="Arial"/>
-                <w:b/>
-                <w:szCs w:val="20"/>
-              </w:rPr>
-            </w:pPr>
-            <w:r>
-              <w:rPr>
-                <w:rFonts w:asciiTheme="minorEastAsia" w:hAnsiTheme="minorEastAsia" w:cs="Arial"/>
-                <w:b/>
-                <w:szCs w:val="20"/>
-              </w:rPr>
-              <w:t xml:space="preserve">  </w:t>
-            </w:r>
-            <w:r>
-              <w:rPr>
-                <w:rFonts w:asciiTheme="minorEastAsia" w:hAnsiTheme="minorEastAsia" w:cs="Arial" w:hint="eastAsia"/>
-                <w:b/>
-                <w:szCs w:val="20"/>
-              </w:rPr>
-              <w:t>환자 이름을 입력하지 않거나</w:t>
-            </w:r>
-            <w:r>
-              <w:rPr>
-                <w:rFonts w:asciiTheme="minorEastAsia" w:hAnsiTheme="minorEastAsia" w:cs="Arial"/>
-                <w:b/>
-                <w:szCs w:val="20"/>
-              </w:rPr>
-              <w:t xml:space="preserve"> Motor </w:t>
-            </w:r>
-            <w:r>
-              <w:rPr>
-                <w:rFonts w:asciiTheme="minorEastAsia" w:hAnsiTheme="minorEastAsia" w:cs="Arial" w:hint="eastAsia"/>
-                <w:b/>
-                <w:szCs w:val="20"/>
-              </w:rPr>
-              <w:t>연결 상태가 정상적이지 않은 경우 영상 촬영 기능이 동작하지 않도록 한다.</w:t>
-            </w:r>
           </w:p>
         </w:tc>
       </w:tr>
     </w:tbl>
-    <w:p>
-      <w:pPr>
-        <w:widowControl/>
-        <w:wordWrap/>
-        <w:autoSpaceDE/>
-        <w:autoSpaceDN/>
-        <w:spacing w:line="240" w:lineRule="auto"/>
-        <w:outlineLvl w:val="0"/>
-        <w:rPr>
-          <w:rFonts w:ascii="Arial" w:hAnsi="Arial" w:cs="Arial"/>
-          <w:b/>
-          <w:sz w:val="24"/>
-        </w:rPr>
-      </w:pPr>
-    </w:p>
-    <w:p>
-      <w:pPr>
-        <w:widowControl/>
-        <w:wordWrap/>
-        <w:autoSpaceDE/>
-        <w:autoSpaceDN/>
-        <w:rPr>
-          <w:rFonts w:ascii="Arial" w:hAnsi="Arial" w:cs="Arial"/>
-          <w:b/>
-          <w:sz w:val="24"/>
-        </w:rPr>
-      </w:pPr>
-      <w:r>
-        <w:rPr>
-          <w:rFonts w:ascii="Arial" w:hAnsi="Arial" w:cs="Arial"/>
-          <w:b/>
-          <w:sz w:val="24"/>
-        </w:rPr>
-        <w:br w:type="page"/>
-      </w:r>
-    </w:p>
     <w:p>
       <w:pPr>
         <w:widowControl/>
@@ -9244,6 +9115,7 @@
                 <w:b/>
                 <w:szCs w:val="20"/>
               </w:rPr>
+              <w:lastRenderedPageBreak/>
               <w:t>SDS ID</w:t>
             </w:r>
           </w:p>
@@ -9269,54 +9141,75 @@
             </w:pPr>
             <w:r>
               <w:rPr>
+                <w:rFonts w:asciiTheme="minorEastAsia" w:hAnsiTheme="minorEastAsia" w:cs="Arial"/>
+                <w:b/>
+                <w:szCs w:val="20"/>
+              </w:rPr>
+              <w:t>S</w:t>
+            </w:r>
+            <w:r>
+              <w:rPr>
                 <w:rFonts w:asciiTheme="minorEastAsia" w:hAnsiTheme="minorEastAsia" w:cs="Arial" w:hint="eastAsia"/>
                 <w:b/>
                 <w:szCs w:val="20"/>
               </w:rPr>
-              <w:t>SD</w:t>
-            </w:r>
-            <w:r>
-              <w:rPr>
-                <w:rFonts w:asciiTheme="minorEastAsia" w:hAnsiTheme="minorEastAsia" w:cs="Arial"/>
-                <w:b/>
-                <w:szCs w:val="20"/>
-              </w:rPr>
-              <w:t>S</w:t>
-            </w:r>
-            <w:r>
-              <w:rPr>
-                <w:rFonts w:asciiTheme="minorEastAsia" w:hAnsiTheme="minorEastAsia" w:cs="Arial" w:hint="eastAsia"/>
-                <w:b/>
-                <w:szCs w:val="20"/>
-              </w:rPr>
-              <w:t>-</w:t>
-            </w:r>
-            <w:r>
-              <w:rPr>
-                <w:rFonts w:asciiTheme="minorEastAsia" w:hAnsiTheme="minorEastAsia" w:cs="Arial"/>
-                <w:b/>
-                <w:szCs w:val="20"/>
-              </w:rPr>
-              <w:t>019, SDS-020, SDS-021, SDS-022,</w:t>
-            </w:r>
-          </w:p>
-          <w:p>
-            <w:pPr>
-              <w:pStyle w:val="a3"/>
-              <w:wordWrap/>
-              <w:rPr>
-                <w:rFonts w:asciiTheme="minorEastAsia" w:hAnsiTheme="minorEastAsia" w:cs="Arial"/>
-                <w:b/>
-                <w:szCs w:val="20"/>
-              </w:rPr>
-            </w:pPr>
-            <w:r>
-              <w:rPr>
-                <w:rFonts w:asciiTheme="minorEastAsia" w:hAnsiTheme="minorEastAsia" w:cs="Arial"/>
-                <w:b/>
-                <w:szCs w:val="20"/>
-              </w:rPr>
-              <w:t>SDS-023, SDS-024</w:t>
+              <w:t>D</w:t>
+            </w:r>
+            <w:r>
+              <w:rPr>
+                <w:rFonts w:asciiTheme="minorEastAsia" w:hAnsiTheme="minorEastAsia" w:cs="Arial"/>
+                <w:b/>
+                <w:szCs w:val="20"/>
+              </w:rPr>
+              <w:t>S-016, S</w:t>
+            </w:r>
+            <w:r>
+              <w:rPr>
+                <w:rFonts w:asciiTheme="minorEastAsia" w:hAnsiTheme="minorEastAsia" w:cs="Arial"/>
+                <w:b/>
+                <w:szCs w:val="20"/>
+              </w:rPr>
+              <w:t>D</w:t>
+            </w:r>
+            <w:r>
+              <w:rPr>
+                <w:rFonts w:asciiTheme="minorEastAsia" w:hAnsiTheme="minorEastAsia" w:cs="Arial"/>
+                <w:b/>
+                <w:szCs w:val="20"/>
+              </w:rPr>
+              <w:t>S-017, S</w:t>
+            </w:r>
+            <w:r>
+              <w:rPr>
+                <w:rFonts w:asciiTheme="minorEastAsia" w:hAnsiTheme="minorEastAsia" w:cs="Arial"/>
+                <w:b/>
+                <w:szCs w:val="20"/>
+              </w:rPr>
+              <w:t>D</w:t>
+            </w:r>
+            <w:r>
+              <w:rPr>
+                <w:rFonts w:asciiTheme="minorEastAsia" w:hAnsiTheme="minorEastAsia" w:cs="Arial"/>
+                <w:b/>
+                <w:szCs w:val="20"/>
+              </w:rPr>
+              <w:t>S-018, S</w:t>
+            </w:r>
+            <w:r>
+              <w:rPr>
+                <w:rFonts w:asciiTheme="minorEastAsia" w:hAnsiTheme="minorEastAsia" w:cs="Arial"/>
+                <w:b/>
+                <w:szCs w:val="20"/>
+              </w:rPr>
+              <w:t>D</w:t>
+            </w:r>
+            <w:r>
+              <w:rPr>
+                <w:rFonts w:asciiTheme="minorEastAsia" w:hAnsiTheme="minorEastAsia" w:cs="Arial"/>
+                <w:b/>
+                <w:szCs w:val="20"/>
+              </w:rPr>
+              <w:t>S-019</w:t>
             </w:r>
           </w:p>
         </w:tc>
@@ -9346,7 +9239,7 @@
                 <w:b/>
                 <w:szCs w:val="20"/>
               </w:rPr>
-              <w:t>Device Control Module</w:t>
+              <w:t>Image Processing</w:t>
             </w:r>
           </w:p>
         </w:tc>
@@ -9440,42 +9333,7 @@
                 <w:b/>
                 <w:szCs w:val="20"/>
               </w:rPr>
-              <w:t xml:space="preserve">SRS-09, </w:t>
-            </w:r>
-            <w:r>
-              <w:rPr>
-                <w:rFonts w:asciiTheme="minorEastAsia" w:hAnsiTheme="minorEastAsia" w:cs="Arial"/>
-                <w:b/>
-                <w:szCs w:val="20"/>
-              </w:rPr>
-              <w:t>SRS-</w:t>
-            </w:r>
-            <w:r>
-              <w:rPr>
-                <w:rFonts w:asciiTheme="minorEastAsia" w:hAnsiTheme="minorEastAsia" w:cs="Arial"/>
-                <w:b/>
-                <w:szCs w:val="20"/>
-              </w:rPr>
-              <w:t>12, SRS-13, SRS-14, SRS-15,</w:t>
-            </w:r>
-          </w:p>
-          <w:p>
-            <w:pPr>
-              <w:pStyle w:val="a3"/>
-              <w:wordWrap/>
-              <w:rPr>
-                <w:rFonts w:asciiTheme="minorEastAsia" w:hAnsiTheme="minorEastAsia" w:cs="Arial"/>
-                <w:b/>
-                <w:szCs w:val="20"/>
-              </w:rPr>
-            </w:pPr>
-            <w:r>
-              <w:rPr>
-                <w:rFonts w:asciiTheme="minorEastAsia" w:hAnsiTheme="minorEastAsia" w:cs="Arial"/>
-                <w:b/>
-                <w:szCs w:val="20"/>
-              </w:rPr>
-              <w:t>SRS-16, SRS-23</w:t>
+              <w:t>SRS-016, SRS-017, SRS-018, SRS-019</w:t>
             </w:r>
           </w:p>
         </w:tc>
@@ -9520,11 +9378,11 @@
             </w:pPr>
             <w:r>
               <w:rPr>
-                <w:rFonts w:asciiTheme="minorEastAsia" w:hAnsiTheme="minorEastAsia" w:cs="Arial"/>
-                <w:b/>
-                <w:szCs w:val="20"/>
-              </w:rPr>
-              <w:t>B</w:t>
+                <w:rFonts w:asciiTheme="minorEastAsia" w:hAnsiTheme="minorEastAsia" w:cs="Arial" w:hint="eastAsia"/>
+                <w:b/>
+                <w:szCs w:val="20"/>
+              </w:rPr>
+              <w:t>A</w:t>
             </w:r>
           </w:p>
         </w:tc>
@@ -9598,15 +9456,15 @@
                 <w:b/>
                 <w:szCs w:val="20"/>
               </w:rPr>
-              <w:t xml:space="preserve">연결된 </w:t>
-            </w:r>
-            <w:r>
-              <w:rPr>
-                <w:rFonts w:asciiTheme="minorEastAsia" w:hAnsiTheme="minorEastAsia" w:cs="Arial"/>
-                <w:b/>
-                <w:szCs w:val="20"/>
-              </w:rPr>
-              <w:t xml:space="preserve">Rotary Junction, Linear Stage </w:t>
+              <w:t>U</w:t>
+            </w:r>
+            <w:r>
+              <w:rPr>
+                <w:rFonts w:asciiTheme="minorEastAsia" w:hAnsiTheme="minorEastAsia" w:cs="Arial"/>
+                <w:b/>
+                <w:szCs w:val="20"/>
+              </w:rPr>
+              <w:t>I</w:t>
             </w:r>
             <w:r>
               <w:rPr>
@@ -9614,15 +9472,15 @@
                 <w:b/>
                 <w:szCs w:val="20"/>
               </w:rPr>
-              <w:t xml:space="preserve">및 </w:t>
-            </w:r>
-            <w:r>
-              <w:rPr>
-                <w:rFonts w:asciiTheme="minorEastAsia" w:hAnsiTheme="minorEastAsia" w:cs="Arial"/>
-                <w:b/>
-                <w:szCs w:val="20"/>
-              </w:rPr>
-              <w:t xml:space="preserve">Shutter </w:t>
+              <w:t xml:space="preserve"> </w:t>
+            </w:r>
+            <w:r>
+              <w:rPr>
+                <w:rFonts w:asciiTheme="minorEastAsia" w:hAnsiTheme="minorEastAsia" w:cs="Arial"/>
+                <w:b/>
+                <w:szCs w:val="20"/>
+              </w:rPr>
+              <w:t xml:space="preserve">Image </w:t>
             </w:r>
             <w:r>
               <w:rPr>
@@ -9630,14 +9488,37 @@
                 <w:b/>
                 <w:szCs w:val="20"/>
               </w:rPr>
-              <w:t>등을 제어</w:t>
-            </w:r>
-          </w:p>
-          <w:p>
-            <w:pPr>
-              <w:pStyle w:val="a3"/>
-              <w:wordWrap/>
-              <w:jc w:val="center"/>
+              <w:t>항목 생성</w:t>
+            </w:r>
+            <w:r>
+              <w:rPr>
+                <w:rFonts w:asciiTheme="minorEastAsia" w:hAnsiTheme="minorEastAsia" w:cs="Arial" w:hint="eastAsia"/>
+                <w:b/>
+                <w:szCs w:val="20"/>
+              </w:rPr>
+              <w:t xml:space="preserve"> 및 </w:t>
+            </w:r>
+            <w:r>
+              <w:rPr>
+                <w:rFonts w:asciiTheme="minorEastAsia" w:hAnsiTheme="minorEastAsia" w:cs="Arial"/>
+                <w:b/>
+                <w:szCs w:val="20"/>
+              </w:rPr>
+              <w:t xml:space="preserve">Standard Image </w:t>
+            </w:r>
+            <w:r>
+              <w:rPr>
+                <w:rFonts w:asciiTheme="minorEastAsia" w:hAnsiTheme="minorEastAsia" w:cs="Arial" w:hint="eastAsia"/>
+                <w:b/>
+                <w:szCs w:val="20"/>
+              </w:rPr>
+              <w:t>변환 처리</w:t>
+            </w:r>
+          </w:p>
+          <w:p>
+            <w:pPr>
+              <w:pStyle w:val="a3"/>
+              <w:wordWrap/>
               <w:rPr>
                 <w:rFonts w:asciiTheme="minorEastAsia" w:hAnsiTheme="minorEastAsia" w:cs="Arial"/>
                 <w:b/>
@@ -9652,10 +9533,10 @@
                 <w:szCs w:val="20"/>
               </w:rPr>
               <w:drawing>
-                <wp:inline distT="0" distB="0" distL="0" distR="0" wp14:anchorId="6A13D7CA" wp14:editId="193943BB">
-                  <wp:extent cx="3788862" cy="3138170"/>
-                  <wp:effectExtent l="0" t="0" r="2540" b="5080"/>
-                  <wp:docPr id="5" name="Picture 5"/>
+                <wp:inline distT="0" distB="0" distL="0" distR="0" wp14:anchorId="0F1B5435" wp14:editId="267A273C">
+                  <wp:extent cx="5594638" cy="5499383"/>
+                  <wp:effectExtent l="0" t="0" r="6350" b="6350"/>
+                  <wp:docPr id="946673367" name="그림 1"/>
                   <wp:cNvGraphicFramePr>
                     <a:graphicFrameLocks xmlns:a="http://schemas.openxmlformats.org/drawingml/2006/main" noChangeAspect="1"/>
                   </wp:cNvGraphicFramePr>
@@ -9663,33 +9544,23 @@
                     <a:graphicData uri="http://schemas.openxmlformats.org/drawingml/2006/picture">
                       <pic:pic xmlns:pic="http://schemas.openxmlformats.org/drawingml/2006/picture">
                         <pic:nvPicPr>
-                          <pic:cNvPr id="0" name="Picture 3"/>
-                          <pic:cNvPicPr>
-                            <a:picLocks noChangeAspect="1" noChangeArrowheads="1"/>
-                          </pic:cNvPicPr>
+                          <pic:cNvPr id="946673367" name=""/>
+                          <pic:cNvPicPr/>
                         </pic:nvPicPr>
                         <pic:blipFill>
-                          <a:blip r:embed="rId16">
-                            <a:extLst>
-                              <a:ext uri="{28A0092B-C50C-407E-A947-70E740481C1C}">
-                                <a14:useLocalDpi xmlns:a14="http://schemas.microsoft.com/office/drawing/2010/main" val="0"/>
-                              </a:ext>
-                            </a:extLst>
-                          </a:blip>
-                          <a:srcRect/>
+                          <a:blip r:embed="rId16"/>
                           <a:stretch>
                             <a:fillRect/>
                           </a:stretch>
                         </pic:blipFill>
-                        <pic:spPr bwMode="auto">
+                        <pic:spPr>
                           <a:xfrm>
                             <a:off x="0" y="0"/>
-                            <a:ext cx="3794291" cy="3142666"/>
+                            <a:ext cx="5594638" cy="5499383"/>
                           </a:xfrm>
                           <a:prstGeom prst="rect">
                             <a:avLst/>
                           </a:prstGeom>
-                          <a:noFill/>
                         </pic:spPr>
                       </pic:pic>
                     </a:graphicData>
@@ -9794,42 +9665,6 @@
         </w:tc>
       </w:tr>
     </w:tbl>
-    <w:p>
-      <w:pPr>
-        <w:widowControl/>
-        <w:wordWrap/>
-        <w:autoSpaceDE/>
-        <w:autoSpaceDN/>
-        <w:spacing w:line="240" w:lineRule="auto"/>
-        <w:outlineLvl w:val="0"/>
-        <w:rPr>
-          <w:rFonts w:ascii="Arial" w:hAnsi="Arial" w:cs="Arial"/>
-          <w:b/>
-          <w:sz w:val="24"/>
-        </w:rPr>
-      </w:pPr>
-    </w:p>
-    <w:p>
-      <w:pPr>
-        <w:widowControl/>
-        <w:wordWrap/>
-        <w:autoSpaceDE/>
-        <w:autoSpaceDN/>
-        <w:rPr>
-          <w:rFonts w:ascii="Arial" w:hAnsi="Arial" w:cs="Arial"/>
-          <w:b/>
-          <w:sz w:val="24"/>
-        </w:rPr>
-      </w:pPr>
-      <w:r>
-        <w:rPr>
-          <w:rFonts w:ascii="Arial" w:hAnsi="Arial" w:cs="Arial"/>
-          <w:b/>
-          <w:sz w:val="24"/>
-        </w:rPr>
-        <w:br w:type="page"/>
-      </w:r>
-    </w:p>
     <w:p>
       <w:pPr>
         <w:widowControl/>
@@ -9925,54 +9760,27 @@
             </w:pPr>
             <w:r>
               <w:rPr>
+                <w:rFonts w:asciiTheme="minorEastAsia" w:hAnsiTheme="minorEastAsia" w:cs="Arial"/>
+                <w:b/>
+                <w:szCs w:val="20"/>
+              </w:rPr>
+              <w:t>S</w:t>
+            </w:r>
+            <w:r>
+              <w:rPr>
                 <w:rFonts w:asciiTheme="minorEastAsia" w:hAnsiTheme="minorEastAsia" w:cs="Arial" w:hint="eastAsia"/>
                 <w:b/>
                 <w:szCs w:val="20"/>
               </w:rPr>
-              <w:t>SD</w:t>
-            </w:r>
-            <w:r>
-              <w:rPr>
-                <w:rFonts w:asciiTheme="minorEastAsia" w:hAnsiTheme="minorEastAsia" w:cs="Arial"/>
-                <w:b/>
-                <w:szCs w:val="20"/>
-              </w:rPr>
-              <w:t>S</w:t>
-            </w:r>
-            <w:r>
-              <w:rPr>
-                <w:rFonts w:asciiTheme="minorEastAsia" w:hAnsiTheme="minorEastAsia" w:cs="Arial" w:hint="eastAsia"/>
-                <w:b/>
-                <w:szCs w:val="20"/>
-              </w:rPr>
-              <w:t>-</w:t>
-            </w:r>
-            <w:r>
-              <w:rPr>
-                <w:rFonts w:asciiTheme="minorEastAsia" w:hAnsiTheme="minorEastAsia" w:cs="Arial"/>
-                <w:b/>
-                <w:szCs w:val="20"/>
-              </w:rPr>
-              <w:t>025, SDS-026, SDS-027, SDS-028,</w:t>
-            </w:r>
-          </w:p>
-          <w:p>
-            <w:pPr>
-              <w:pStyle w:val="a3"/>
-              <w:wordWrap/>
-              <w:rPr>
-                <w:rFonts w:asciiTheme="minorEastAsia" w:hAnsiTheme="minorEastAsia" w:cs="Arial"/>
-                <w:b/>
-                <w:szCs w:val="20"/>
-              </w:rPr>
-            </w:pPr>
-            <w:r>
-              <w:rPr>
-                <w:rFonts w:asciiTheme="minorEastAsia" w:hAnsiTheme="minorEastAsia" w:cs="Arial"/>
-                <w:b/>
-                <w:szCs w:val="20"/>
-              </w:rPr>
-              <w:t>SDS-029, SDS-030</w:t>
+              <w:t>D</w:t>
+            </w:r>
+            <w:r>
+              <w:rPr>
+                <w:rFonts w:asciiTheme="minorEastAsia" w:hAnsiTheme="minorEastAsia" w:cs="Arial"/>
+                <w:b/>
+                <w:szCs w:val="20"/>
+              </w:rPr>
+              <w:t>S-020</w:t>
             </w:r>
           </w:p>
         </w:tc>
@@ -10002,7 +9810,7 @@
                 <w:b/>
                 <w:szCs w:val="20"/>
               </w:rPr>
-              <w:t>Simulation Module</w:t>
+              <w:t>DICOM Processing</w:t>
             </w:r>
           </w:p>
         </w:tc>
@@ -10096,26 +9904,7 @@
                 <w:b/>
                 <w:szCs w:val="20"/>
               </w:rPr>
-              <w:t>SRS-09, SRS-12, SRS-13, SRS-14, SRS-15,</w:t>
-            </w:r>
-          </w:p>
-          <w:p>
-            <w:pPr>
-              <w:pStyle w:val="a3"/>
-              <w:wordWrap/>
-              <w:rPr>
-                <w:rFonts w:asciiTheme="minorEastAsia" w:hAnsiTheme="minorEastAsia" w:cs="Arial"/>
-                <w:b/>
-                <w:szCs w:val="20"/>
-              </w:rPr>
-            </w:pPr>
-            <w:r>
-              <w:rPr>
-                <w:rFonts w:asciiTheme="minorEastAsia" w:hAnsiTheme="minorEastAsia" w:cs="Arial"/>
-                <w:b/>
-                <w:szCs w:val="20"/>
-              </w:rPr>
-              <w:t>SRS-16, SRS-23</w:t>
+              <w:t>SRS-020</w:t>
             </w:r>
           </w:p>
         </w:tc>
@@ -10160,11 +9949,11 @@
             </w:pPr>
             <w:r>
               <w:rPr>
-                <w:rFonts w:asciiTheme="minorEastAsia" w:hAnsiTheme="minorEastAsia" w:cs="Arial"/>
-                <w:b/>
-                <w:szCs w:val="20"/>
-              </w:rPr>
-              <w:t>B</w:t>
+                <w:rFonts w:asciiTheme="minorEastAsia" w:hAnsiTheme="minorEastAsia" w:cs="Arial" w:hint="eastAsia"/>
+                <w:b/>
+                <w:szCs w:val="20"/>
+              </w:rPr>
+              <w:t>A</w:t>
             </w:r>
           </w:p>
         </w:tc>
@@ -10238,15 +10027,15 @@
                 <w:b/>
                 <w:szCs w:val="20"/>
               </w:rPr>
-              <w:t xml:space="preserve">저장된 </w:t>
-            </w:r>
-            <w:r>
-              <w:rPr>
-                <w:rFonts w:asciiTheme="minorEastAsia" w:hAnsiTheme="minorEastAsia" w:cs="Arial"/>
-                <w:b/>
-                <w:szCs w:val="20"/>
-              </w:rPr>
-              <w:t xml:space="preserve">OCT </w:t>
+              <w:t>D</w:t>
+            </w:r>
+            <w:r>
+              <w:rPr>
+                <w:rFonts w:asciiTheme="minorEastAsia" w:hAnsiTheme="minorEastAsia" w:cs="Arial"/>
+                <w:b/>
+                <w:szCs w:val="20"/>
+              </w:rPr>
+              <w:t>ICOM Image</w:t>
             </w:r>
             <w:r>
               <w:rPr>
@@ -10254,14 +10043,29 @@
                 <w:b/>
                 <w:szCs w:val="20"/>
               </w:rPr>
-              <w:t>데이터를 통해 촬영한 영상을 리뷰한다.</w:t>
-            </w:r>
-          </w:p>
-          <w:p>
-            <w:pPr>
-              <w:pStyle w:val="a3"/>
-              <w:wordWrap/>
-              <w:jc w:val="center"/>
+              <w:t>로 변환</w:t>
+            </w:r>
+            <w:r>
+              <w:rPr>
+                <w:rFonts w:asciiTheme="minorEastAsia" w:hAnsiTheme="minorEastAsia" w:cs="Arial"/>
+                <w:b/>
+                <w:szCs w:val="20"/>
+              </w:rPr>
+              <w:t xml:space="preserve"> </w:t>
+            </w:r>
+            <w:r>
+              <w:rPr>
+                <w:rFonts w:asciiTheme="minorEastAsia" w:hAnsiTheme="minorEastAsia" w:cs="Arial" w:hint="eastAsia"/>
+                <w:b/>
+                <w:szCs w:val="20"/>
+              </w:rPr>
+              <w:t>처리</w:t>
+            </w:r>
+          </w:p>
+          <w:p>
+            <w:pPr>
+              <w:pStyle w:val="a3"/>
+              <w:wordWrap/>
               <w:rPr>
                 <w:rFonts w:asciiTheme="minorEastAsia" w:hAnsiTheme="minorEastAsia" w:cs="Arial"/>
                 <w:b/>
@@ -10275,11 +10079,12 @@
                 <w:noProof/>
                 <w:szCs w:val="20"/>
               </w:rPr>
+              <w:lastRenderedPageBreak/>
               <w:drawing>
-                <wp:inline distT="0" distB="0" distL="0" distR="0" wp14:anchorId="4F096CA1" wp14:editId="010DE24B">
-                  <wp:extent cx="3889670" cy="2617470"/>
+                <wp:inline distT="0" distB="0" distL="0" distR="0" wp14:anchorId="03BDFAB1" wp14:editId="2A46F84C">
+                  <wp:extent cx="2121009" cy="2482978"/>
                   <wp:effectExtent l="0" t="0" r="0" b="0"/>
-                  <wp:docPr id="9" name="Picture 9"/>
+                  <wp:docPr id="649524405" name="그림 1"/>
                   <wp:cNvGraphicFramePr>
                     <a:graphicFrameLocks xmlns:a="http://schemas.openxmlformats.org/drawingml/2006/main" noChangeAspect="1"/>
                   </wp:cNvGraphicFramePr>
@@ -10287,33 +10092,23 @@
                     <a:graphicData uri="http://schemas.openxmlformats.org/drawingml/2006/picture">
                       <pic:pic xmlns:pic="http://schemas.openxmlformats.org/drawingml/2006/picture">
                         <pic:nvPicPr>
-                          <pic:cNvPr id="0" name="Picture 4"/>
-                          <pic:cNvPicPr>
-                            <a:picLocks noChangeAspect="1" noChangeArrowheads="1"/>
-                          </pic:cNvPicPr>
+                          <pic:cNvPr id="649524405" name=""/>
+                          <pic:cNvPicPr/>
                         </pic:nvPicPr>
                         <pic:blipFill>
-                          <a:blip r:embed="rId17" cstate="print">
-                            <a:extLst>
-                              <a:ext uri="{28A0092B-C50C-407E-A947-70E740481C1C}">
-                                <a14:useLocalDpi xmlns:a14="http://schemas.microsoft.com/office/drawing/2010/main" val="0"/>
-                              </a:ext>
-                            </a:extLst>
-                          </a:blip>
-                          <a:srcRect/>
+                          <a:blip r:embed="rId17"/>
                           <a:stretch>
                             <a:fillRect/>
                           </a:stretch>
                         </pic:blipFill>
-                        <pic:spPr bwMode="auto">
+                        <pic:spPr>
                           <a:xfrm>
                             <a:off x="0" y="0"/>
-                            <a:ext cx="3896941" cy="2622363"/>
+                            <a:ext cx="2121009" cy="2482978"/>
                           </a:xfrm>
                           <a:prstGeom prst="rect">
                             <a:avLst/>
                           </a:prstGeom>
-                          <a:noFill/>
                         </pic:spPr>
                       </pic:pic>
                     </a:graphicData>
@@ -10358,6 +10153,7 @@
                 <w:b/>
                 <w:szCs w:val="20"/>
               </w:rPr>
+              <w:lastRenderedPageBreak/>
               <w:t xml:space="preserve">Architecture according to </w:t>
             </w:r>
             <w:r>
@@ -10418,42 +10214,6 @@
         </w:tc>
       </w:tr>
     </w:tbl>
-    <w:p>
-      <w:pPr>
-        <w:widowControl/>
-        <w:wordWrap/>
-        <w:autoSpaceDE/>
-        <w:autoSpaceDN/>
-        <w:spacing w:line="240" w:lineRule="auto"/>
-        <w:outlineLvl w:val="0"/>
-        <w:rPr>
-          <w:rFonts w:ascii="Arial" w:hAnsi="Arial" w:cs="Arial"/>
-          <w:b/>
-          <w:sz w:val="24"/>
-        </w:rPr>
-      </w:pPr>
-    </w:p>
-    <w:p>
-      <w:pPr>
-        <w:widowControl/>
-        <w:wordWrap/>
-        <w:autoSpaceDE/>
-        <w:autoSpaceDN/>
-        <w:rPr>
-          <w:rFonts w:ascii="Arial" w:hAnsi="Arial" w:cs="Arial"/>
-          <w:b/>
-          <w:sz w:val="24"/>
-        </w:rPr>
-      </w:pPr>
-      <w:r>
-        <w:rPr>
-          <w:rFonts w:ascii="Arial" w:hAnsi="Arial" w:cs="Arial"/>
-          <w:b/>
-          <w:sz w:val="24"/>
-        </w:rPr>
-        <w:br w:type="page"/>
-      </w:r>
-    </w:p>
     <w:p>
       <w:pPr>
         <w:widowControl/>
@@ -10485,15 +10245,49 @@
         <w:tblLook w:val="04A0" w:firstRow="1" w:lastRow="0" w:firstColumn="1" w:lastColumn="0" w:noHBand="0" w:noVBand="1"/>
       </w:tblPr>
       <w:tblGrid>
+        <w:gridCol w:w="1061"/>
         <w:gridCol w:w="4609"/>
-        <w:gridCol w:w="3486"/>
-        <w:gridCol w:w="1544"/>
+        <w:gridCol w:w="2405"/>
+        <w:gridCol w:w="1553"/>
+        <w:gridCol w:w="11"/>
       </w:tblGrid>
       <w:tr>
         <w:trPr>
+          <w:gridAfter w:val="1"/>
+          <w:wAfter w:w="11" w:type="dxa"/>
           <w:trHeight w:val="397"/>
           <w:jc w:val="center"/>
         </w:trPr>
+        <w:tc>
+          <w:tcPr>
+            <w:tcW w:w="1061" w:type="dxa"/>
+            <w:tcBorders>
+              <w:top w:val="single" w:sz="12" w:space="0" w:color="auto"/>
+              <w:left w:val="nil"/>
+            </w:tcBorders>
+            <w:shd w:val="clear" w:color="auto" w:fill="BFBFBF" w:themeFill="background1" w:themeFillShade="BF"/>
+            <w:vAlign w:val="center"/>
+          </w:tcPr>
+          <w:p>
+            <w:pPr>
+              <w:pStyle w:val="a3"/>
+              <w:wordWrap/>
+              <w:rPr>
+                <w:rFonts w:asciiTheme="minorEastAsia" w:hAnsiTheme="minorEastAsia" w:cs="Arial"/>
+                <w:b/>
+                <w:szCs w:val="20"/>
+              </w:rPr>
+            </w:pPr>
+            <w:r>
+              <w:rPr>
+                <w:rFonts w:asciiTheme="minorEastAsia" w:hAnsiTheme="minorEastAsia" w:cs="Arial"/>
+                <w:b/>
+                <w:szCs w:val="20"/>
+              </w:rPr>
+              <w:t>SDS ID</w:t>
+            </w:r>
+          </w:p>
+        </w:tc>
         <w:tc>
           <w:tcPr>
             <w:tcW w:w="4609" w:type="dxa"/>
@@ -10515,41 +10309,129 @@
             </w:pPr>
             <w:r>
               <w:rPr>
+                <w:rFonts w:asciiTheme="minorEastAsia" w:hAnsiTheme="minorEastAsia" w:cs="Arial"/>
+                <w:b/>
+                <w:szCs w:val="20"/>
+              </w:rPr>
+              <w:t>S</w:t>
+            </w:r>
+            <w:r>
+              <w:rPr>
                 <w:rFonts w:asciiTheme="minorEastAsia" w:hAnsiTheme="minorEastAsia" w:cs="Arial" w:hint="eastAsia"/>
                 <w:b/>
                 <w:szCs w:val="20"/>
               </w:rPr>
-              <w:t>SD</w:t>
-            </w:r>
-            <w:r>
-              <w:rPr>
-                <w:rFonts w:asciiTheme="minorEastAsia" w:hAnsiTheme="minorEastAsia" w:cs="Arial"/>
-                <w:b/>
-                <w:szCs w:val="20"/>
-              </w:rPr>
-              <w:t>S</w:t>
-            </w:r>
-            <w:r>
-              <w:rPr>
-                <w:rFonts w:asciiTheme="minorEastAsia" w:hAnsiTheme="minorEastAsia" w:cs="Arial" w:hint="eastAsia"/>
-                <w:b/>
-                <w:szCs w:val="20"/>
-              </w:rPr>
-              <w:t>-</w:t>
-            </w:r>
-            <w:r>
-              <w:rPr>
-                <w:rFonts w:asciiTheme="minorEastAsia" w:hAnsiTheme="minorEastAsia" w:cs="Arial"/>
-                <w:b/>
-                <w:szCs w:val="20"/>
-              </w:rPr>
-              <w:t>001, SDS-031, SDS-032</w:t>
-            </w:r>
-          </w:p>
-        </w:tc>
-        <w:tc>
-          <w:tcPr>
-            <w:tcW w:w="3486" w:type="dxa"/>
+              <w:t>D</w:t>
+            </w:r>
+            <w:r>
+              <w:rPr>
+                <w:rFonts w:asciiTheme="minorEastAsia" w:hAnsiTheme="minorEastAsia" w:cs="Arial"/>
+                <w:b/>
+                <w:szCs w:val="20"/>
+              </w:rPr>
+              <w:t>S-021, S</w:t>
+            </w:r>
+            <w:r>
+              <w:rPr>
+                <w:rFonts w:asciiTheme="minorEastAsia" w:hAnsiTheme="minorEastAsia" w:cs="Arial"/>
+                <w:b/>
+                <w:szCs w:val="20"/>
+              </w:rPr>
+              <w:t>D</w:t>
+            </w:r>
+            <w:r>
+              <w:rPr>
+                <w:rFonts w:asciiTheme="minorEastAsia" w:hAnsiTheme="minorEastAsia" w:cs="Arial"/>
+                <w:b/>
+                <w:szCs w:val="20"/>
+              </w:rPr>
+              <w:t>S-022, S</w:t>
+            </w:r>
+            <w:r>
+              <w:rPr>
+                <w:rFonts w:asciiTheme="minorEastAsia" w:hAnsiTheme="minorEastAsia" w:cs="Arial"/>
+                <w:b/>
+                <w:szCs w:val="20"/>
+              </w:rPr>
+              <w:t>D</w:t>
+            </w:r>
+            <w:r>
+              <w:rPr>
+                <w:rFonts w:asciiTheme="minorEastAsia" w:hAnsiTheme="minorEastAsia" w:cs="Arial"/>
+                <w:b/>
+                <w:szCs w:val="20"/>
+              </w:rPr>
+              <w:t>S-023, S</w:t>
+            </w:r>
+            <w:r>
+              <w:rPr>
+                <w:rFonts w:asciiTheme="minorEastAsia" w:hAnsiTheme="minorEastAsia" w:cs="Arial"/>
+                <w:b/>
+                <w:szCs w:val="20"/>
+              </w:rPr>
+              <w:t>D</w:t>
+            </w:r>
+            <w:r>
+              <w:rPr>
+                <w:rFonts w:asciiTheme="minorEastAsia" w:hAnsiTheme="minorEastAsia" w:cs="Arial"/>
+                <w:b/>
+                <w:szCs w:val="20"/>
+              </w:rPr>
+              <w:t>S-024, S</w:t>
+            </w:r>
+            <w:r>
+              <w:rPr>
+                <w:rFonts w:asciiTheme="minorEastAsia" w:hAnsiTheme="minorEastAsia" w:cs="Arial"/>
+                <w:b/>
+                <w:szCs w:val="20"/>
+              </w:rPr>
+              <w:t>D</w:t>
+            </w:r>
+            <w:r>
+              <w:rPr>
+                <w:rFonts w:asciiTheme="minorEastAsia" w:hAnsiTheme="minorEastAsia" w:cs="Arial"/>
+                <w:b/>
+                <w:szCs w:val="20"/>
+              </w:rPr>
+              <w:t>S-025, S</w:t>
+            </w:r>
+            <w:r>
+              <w:rPr>
+                <w:rFonts w:asciiTheme="minorEastAsia" w:hAnsiTheme="minorEastAsia" w:cs="Arial"/>
+                <w:b/>
+                <w:szCs w:val="20"/>
+              </w:rPr>
+              <w:t>D</w:t>
+            </w:r>
+            <w:r>
+              <w:rPr>
+                <w:rFonts w:asciiTheme="minorEastAsia" w:hAnsiTheme="minorEastAsia" w:cs="Arial"/>
+                <w:b/>
+                <w:szCs w:val="20"/>
+              </w:rPr>
+              <w:t>S-026, S</w:t>
+            </w:r>
+            <w:r>
+              <w:rPr>
+                <w:rFonts w:asciiTheme="minorEastAsia" w:hAnsiTheme="minorEastAsia" w:cs="Arial"/>
+                <w:b/>
+                <w:szCs w:val="20"/>
+              </w:rPr>
+              <w:t>D</w:t>
+            </w:r>
+            <w:r>
+              <w:rPr>
+                <w:rFonts w:asciiTheme="minorEastAsia" w:hAnsiTheme="minorEastAsia" w:cs="Arial"/>
+                <w:b/>
+                <w:szCs w:val="20"/>
+              </w:rPr>
+              <w:t>S-027</w:t>
+            </w:r>
+          </w:p>
+        </w:tc>
+        <w:tc>
+          <w:tcPr>
+            <w:tcW w:w="2405" w:type="dxa"/>
             <w:vMerge w:val="restart"/>
             <w:tcBorders>
               <w:top w:val="single" w:sz="12" w:space="0" w:color="auto"/>
@@ -10573,13 +10455,13 @@
                 <w:b/>
                 <w:szCs w:val="20"/>
               </w:rPr>
-              <w:t>Save Calibration Data Module</w:t>
-            </w:r>
-          </w:p>
-        </w:tc>
-        <w:tc>
-          <w:tcPr>
-            <w:tcW w:w="1544" w:type="dxa"/>
+              <w:t>Signal Processing</w:t>
+            </w:r>
+          </w:p>
+        </w:tc>
+        <w:tc>
+          <w:tcPr>
+            <w:tcW w:w="1553" w:type="dxa"/>
             <w:tcBorders>
               <w:top w:val="single" w:sz="12" w:space="0" w:color="auto"/>
               <w:right w:val="nil"/>
@@ -10605,6 +10487,118 @@
                 <w:szCs w:val="20"/>
               </w:rPr>
               <w:t>Class</w:t>
+            </w:r>
+          </w:p>
+        </w:tc>
+      </w:tr>
+      <w:tr>
+        <w:trPr>
+          <w:gridAfter w:val="1"/>
+          <w:wAfter w:w="11" w:type="dxa"/>
+          <w:trHeight w:val="397"/>
+          <w:jc w:val="center"/>
+        </w:trPr>
+        <w:tc>
+          <w:tcPr>
+            <w:tcW w:w="1061" w:type="dxa"/>
+            <w:tcBorders>
+              <w:left w:val="nil"/>
+            </w:tcBorders>
+            <w:shd w:val="clear" w:color="auto" w:fill="BFBFBF" w:themeFill="background1" w:themeFillShade="BF"/>
+            <w:vAlign w:val="center"/>
+          </w:tcPr>
+          <w:p>
+            <w:pPr>
+              <w:pStyle w:val="a3"/>
+              <w:wordWrap/>
+              <w:rPr>
+                <w:rFonts w:asciiTheme="minorEastAsia" w:hAnsiTheme="minorEastAsia" w:cs="Arial"/>
+                <w:b/>
+                <w:szCs w:val="20"/>
+              </w:rPr>
+            </w:pPr>
+            <w:r>
+              <w:rPr>
+                <w:rFonts w:asciiTheme="minorEastAsia" w:hAnsiTheme="minorEastAsia" w:cs="Arial"/>
+                <w:b/>
+                <w:szCs w:val="20"/>
+              </w:rPr>
+              <w:t>SRS ID</w:t>
+            </w:r>
+          </w:p>
+        </w:tc>
+        <w:tc>
+          <w:tcPr>
+            <w:tcW w:w="4609" w:type="dxa"/>
+            <w:shd w:val="clear" w:color="auto" w:fill="auto"/>
+            <w:vAlign w:val="center"/>
+          </w:tcPr>
+          <w:p>
+            <w:pPr>
+              <w:pStyle w:val="a3"/>
+              <w:wordWrap/>
+              <w:rPr>
+                <w:rFonts w:asciiTheme="minorEastAsia" w:hAnsiTheme="minorEastAsia" w:cs="Arial"/>
+                <w:b/>
+                <w:szCs w:val="20"/>
+              </w:rPr>
+            </w:pPr>
+            <w:r>
+              <w:rPr>
+                <w:rFonts w:asciiTheme="minorEastAsia" w:hAnsiTheme="minorEastAsia" w:cs="Arial"/>
+                <w:b/>
+                <w:szCs w:val="20"/>
+              </w:rPr>
+              <w:t>SRS-021, SRS-022, SRS-023, SRS-024, SRS-025, SRS-026, SRS-027</w:t>
+            </w:r>
+          </w:p>
+        </w:tc>
+        <w:tc>
+          <w:tcPr>
+            <w:tcW w:w="2405" w:type="dxa"/>
+            <w:vMerge/>
+            <w:shd w:val="clear" w:color="auto" w:fill="auto"/>
+            <w:vAlign w:val="center"/>
+          </w:tcPr>
+          <w:p>
+            <w:pPr>
+              <w:pStyle w:val="a3"/>
+              <w:wordWrap/>
+              <w:rPr>
+                <w:rFonts w:asciiTheme="minorEastAsia" w:hAnsiTheme="minorEastAsia" w:cs="Arial"/>
+                <w:b/>
+                <w:szCs w:val="20"/>
+              </w:rPr>
+            </w:pPr>
+          </w:p>
+        </w:tc>
+        <w:tc>
+          <w:tcPr>
+            <w:tcW w:w="1553" w:type="dxa"/>
+            <w:tcBorders>
+              <w:right w:val="nil"/>
+            </w:tcBorders>
+            <w:shd w:val="clear" w:color="auto" w:fill="auto"/>
+            <w:vAlign w:val="center"/>
+          </w:tcPr>
+          <w:p>
+            <w:pPr>
+              <w:pStyle w:val="a3"/>
+              <w:wordWrap/>
+              <w:jc w:val="center"/>
+              <w:rPr>
+                <w:rFonts w:asciiTheme="minorEastAsia" w:hAnsiTheme="minorEastAsia" w:cs="Arial"/>
+                <w:b/>
+                <w:szCs w:val="20"/>
+              </w:rPr>
+            </w:pPr>
+            <w:r>
+              <w:rPr>
+                <w:rFonts w:asciiTheme="minorEastAsia" w:hAnsiTheme="minorEastAsia" w:cs="Arial" w:hint="eastAsia"/>
+                <w:b/>
+                <w:szCs w:val="20"/>
+              </w:rPr>
+              <w:t>A</w:t>
             </w:r>
           </w:p>
         </w:tc>
@@ -10616,84 +10610,32 @@
         </w:trPr>
         <w:tc>
           <w:tcPr>
-            <w:tcW w:w="4609" w:type="dxa"/>
-            <w:shd w:val="clear" w:color="auto" w:fill="auto"/>
-            <w:vAlign w:val="center"/>
-          </w:tcPr>
-          <w:p>
-            <w:pPr>
-              <w:pStyle w:val="a3"/>
-              <w:wordWrap/>
-              <w:rPr>
-                <w:rFonts w:asciiTheme="minorEastAsia" w:hAnsiTheme="minorEastAsia" w:cs="Arial"/>
-                <w:b/>
-                <w:szCs w:val="20"/>
-              </w:rPr>
-            </w:pPr>
-            <w:r>
-              <w:rPr>
-                <w:rFonts w:asciiTheme="minorEastAsia" w:hAnsiTheme="minorEastAsia" w:cs="Arial"/>
-                <w:b/>
-                <w:szCs w:val="20"/>
-              </w:rPr>
-              <w:t>SRS-</w:t>
-            </w:r>
-            <w:r>
-              <w:rPr>
-                <w:rFonts w:asciiTheme="minorEastAsia" w:hAnsiTheme="minorEastAsia" w:cs="Arial"/>
-                <w:b/>
-                <w:szCs w:val="20"/>
-              </w:rPr>
-              <w:t>14, SRS-27</w:t>
-            </w:r>
-          </w:p>
-        </w:tc>
-        <w:tc>
-          <w:tcPr>
-            <w:tcW w:w="3486" w:type="dxa"/>
-            <w:vMerge/>
-            <w:shd w:val="clear" w:color="auto" w:fill="auto"/>
-            <w:vAlign w:val="center"/>
-          </w:tcPr>
-          <w:p>
-            <w:pPr>
-              <w:pStyle w:val="a3"/>
-              <w:wordWrap/>
-              <w:rPr>
-                <w:rFonts w:asciiTheme="minorEastAsia" w:hAnsiTheme="minorEastAsia" w:cs="Arial"/>
-                <w:b/>
-                <w:szCs w:val="20"/>
-              </w:rPr>
-            </w:pPr>
-          </w:p>
-        </w:tc>
-        <w:tc>
-          <w:tcPr>
-            <w:tcW w:w="1544" w:type="dxa"/>
+            <w:tcW w:w="9639" w:type="dxa"/>
+            <w:gridSpan w:val="5"/>
             <w:tcBorders>
+              <w:left w:val="nil"/>
               <w:right w:val="nil"/>
             </w:tcBorders>
-            <w:shd w:val="clear" w:color="auto" w:fill="auto"/>
-            <w:vAlign w:val="center"/>
-          </w:tcPr>
-          <w:p>
-            <w:pPr>
-              <w:pStyle w:val="a3"/>
-              <w:wordWrap/>
-              <w:jc w:val="center"/>
-              <w:rPr>
-                <w:rFonts w:asciiTheme="minorEastAsia" w:hAnsiTheme="minorEastAsia" w:cs="Arial"/>
-                <w:b/>
-                <w:szCs w:val="20"/>
-              </w:rPr>
-            </w:pPr>
-            <w:r>
-              <w:rPr>
-                <w:rFonts w:asciiTheme="minorEastAsia" w:hAnsiTheme="minorEastAsia" w:cs="Arial"/>
-                <w:b/>
-                <w:szCs w:val="20"/>
-              </w:rPr>
-              <w:t>B</w:t>
+            <w:shd w:val="clear" w:color="auto" w:fill="BFBFBF" w:themeFill="background1" w:themeFillShade="BF"/>
+            <w:vAlign w:val="center"/>
+          </w:tcPr>
+          <w:p>
+            <w:pPr>
+              <w:pStyle w:val="a3"/>
+              <w:wordWrap/>
+              <w:rPr>
+                <w:rFonts w:asciiTheme="minorEastAsia" w:hAnsiTheme="minorEastAsia" w:cs="Arial"/>
+                <w:b/>
+                <w:szCs w:val="20"/>
+              </w:rPr>
+            </w:pPr>
+            <w:r>
+              <w:rPr>
+                <w:rFonts w:asciiTheme="minorEastAsia" w:hAnsiTheme="minorEastAsia" w:cs="Arial"/>
+                <w:b/>
+                <w:szCs w:val="20"/>
+              </w:rPr>
+              <w:t>SDS description</w:t>
             </w:r>
           </w:p>
         </w:tc>
@@ -10706,44 +10648,7 @@
         <w:tc>
           <w:tcPr>
             <w:tcW w:w="9639" w:type="dxa"/>
-            <w:gridSpan w:val="3"/>
-            <w:tcBorders>
-              <w:left w:val="nil"/>
-              <w:right w:val="nil"/>
-            </w:tcBorders>
-            <w:shd w:val="clear" w:color="auto" w:fill="BFBFBF" w:themeFill="background1" w:themeFillShade="BF"/>
-            <w:vAlign w:val="center"/>
-          </w:tcPr>
-          <w:p>
-            <w:pPr>
-              <w:pStyle w:val="a3"/>
-              <w:wordWrap/>
-              <w:rPr>
-                <w:rFonts w:asciiTheme="minorEastAsia" w:hAnsiTheme="minorEastAsia" w:cs="Arial"/>
-                <w:b/>
-                <w:szCs w:val="20"/>
-              </w:rPr>
-            </w:pPr>
-            <w:r>
-              <w:rPr>
-                <w:rFonts w:asciiTheme="minorEastAsia" w:hAnsiTheme="minorEastAsia" w:cs="Arial"/>
-                <w:b/>
-                <w:szCs w:val="20"/>
-              </w:rPr>
-              <w:t>SDS description</w:t>
-            </w:r>
-          </w:p>
-        </w:tc>
-      </w:tr>
-      <w:tr>
-        <w:trPr>
-          <w:trHeight w:val="397"/>
-          <w:jc w:val="center"/>
-        </w:trPr>
-        <w:tc>
-          <w:tcPr>
-            <w:tcW w:w="9639" w:type="dxa"/>
-            <w:gridSpan w:val="3"/>
+            <w:gridSpan w:val="5"/>
             <w:tcBorders>
               <w:left w:val="nil"/>
               <w:right w:val="nil"/>
@@ -10767,16 +10672,7 @@
                 <w:b/>
                 <w:szCs w:val="20"/>
               </w:rPr>
-              <w:t xml:space="preserve">Linear </w:t>
-            </w:r>
-            <w:proofErr w:type="gramStart"/>
-            <w:r>
-              <w:rPr>
-                <w:rFonts w:asciiTheme="minorEastAsia" w:hAnsiTheme="minorEastAsia" w:cs="Arial"/>
-                <w:b/>
-                <w:szCs w:val="20"/>
-              </w:rPr>
-              <w:t xml:space="preserve">Stage </w:t>
+              <w:t>OCT Signal</w:t>
             </w:r>
             <w:r>
               <w:rPr>
@@ -10784,16 +10680,31 @@
                 <w:b/>
                 <w:szCs w:val="20"/>
               </w:rPr>
-              <w:t>를</w:t>
-            </w:r>
-            <w:proofErr w:type="gramEnd"/>
+              <w:t>을</w:t>
+            </w:r>
             <w:r>
               <w:rPr>
                 <w:rFonts w:asciiTheme="minorEastAsia" w:hAnsiTheme="minorEastAsia" w:cs="Arial" w:hint="eastAsia"/>
                 <w:b/>
                 <w:szCs w:val="20"/>
               </w:rPr>
-              <w:t xml:space="preserve"> 제어하며 지정된 위치마다</w:t>
+              <w:t xml:space="preserve"> </w:t>
+            </w:r>
+            <w:r>
+              <w:rPr>
+                <w:rFonts w:asciiTheme="minorEastAsia" w:hAnsiTheme="minorEastAsia" w:cs="Arial"/>
+                <w:b/>
+                <w:szCs w:val="20"/>
+              </w:rPr>
+              <w:t>Image</w:t>
+            </w:r>
+            <w:r>
+              <w:rPr>
+                <w:rFonts w:asciiTheme="minorEastAsia" w:hAnsiTheme="minorEastAsia" w:cs="Arial"/>
+                <w:b/>
+                <w:szCs w:val="20"/>
+              </w:rPr>
+              <w:t xml:space="preserve"> </w:t>
             </w:r>
             <w:r>
               <w:rPr>
@@ -10801,62 +10712,13 @@
                 <w:b/>
                 <w:szCs w:val="20"/>
               </w:rPr>
-              <w:t xml:space="preserve"> </w:t>
-            </w:r>
-            <w:r>
-              <w:rPr>
-                <w:rFonts w:asciiTheme="minorEastAsia" w:hAnsiTheme="minorEastAsia" w:cs="Arial"/>
-                <w:b/>
-                <w:szCs w:val="20"/>
-              </w:rPr>
-              <w:t xml:space="preserve">Calibration </w:t>
-            </w:r>
-            <w:r>
-              <w:rPr>
-                <w:rFonts w:asciiTheme="minorEastAsia" w:hAnsiTheme="minorEastAsia" w:cs="Arial" w:hint="eastAsia"/>
-                <w:b/>
-                <w:szCs w:val="20"/>
-              </w:rPr>
-              <w:t xml:space="preserve">용 </w:t>
-            </w:r>
-            <w:r>
-              <w:rPr>
-                <w:rFonts w:asciiTheme="minorEastAsia" w:hAnsiTheme="minorEastAsia" w:cs="Arial"/>
-                <w:b/>
-                <w:szCs w:val="20"/>
-              </w:rPr>
-              <w:t xml:space="preserve">Signal </w:t>
-            </w:r>
-            <w:r>
-              <w:rPr>
-                <w:rFonts w:asciiTheme="minorEastAsia" w:hAnsiTheme="minorEastAsia" w:cs="Arial" w:hint="eastAsia"/>
-                <w:b/>
-                <w:szCs w:val="20"/>
-              </w:rPr>
-              <w:t>D</w:t>
-            </w:r>
-            <w:r>
-              <w:rPr>
-                <w:rFonts w:asciiTheme="minorEastAsia" w:hAnsiTheme="minorEastAsia" w:cs="Arial"/>
-                <w:b/>
-                <w:szCs w:val="20"/>
-              </w:rPr>
-              <w:t xml:space="preserve">ata </w:t>
-            </w:r>
-            <w:r>
-              <w:rPr>
-                <w:rFonts w:asciiTheme="minorEastAsia" w:hAnsiTheme="minorEastAsia" w:cs="Arial" w:hint="eastAsia"/>
-                <w:b/>
-                <w:szCs w:val="20"/>
-              </w:rPr>
-              <w:t>를 저장</w:t>
-            </w:r>
-          </w:p>
-          <w:p>
-            <w:pPr>
-              <w:pStyle w:val="a3"/>
-              <w:wordWrap/>
-              <w:jc w:val="center"/>
+              <w:t>포맷으로 변환 및 영상 처리</w:t>
+            </w:r>
+          </w:p>
+          <w:p>
+            <w:pPr>
+              <w:pStyle w:val="a3"/>
+              <w:wordWrap/>
               <w:rPr>
                 <w:rFonts w:asciiTheme="minorEastAsia" w:hAnsiTheme="minorEastAsia" w:cs="Arial"/>
                 <w:b/>
@@ -10870,11 +10732,12 @@
                 <w:noProof/>
                 <w:szCs w:val="20"/>
               </w:rPr>
+              <w:lastRenderedPageBreak/>
               <w:drawing>
-                <wp:inline distT="0" distB="0" distL="0" distR="0" wp14:anchorId="3E46BB10" wp14:editId="6E32610C">
-                  <wp:extent cx="3296854" cy="3913504"/>
-                  <wp:effectExtent l="0" t="0" r="0" b="0"/>
-                  <wp:docPr id="11" name="Picture 11"/>
+                <wp:inline distT="0" distB="0" distL="0" distR="0" wp14:anchorId="28A6AC66" wp14:editId="1D3080DA">
+                  <wp:extent cx="5708943" cy="4921503"/>
+                  <wp:effectExtent l="0" t="0" r="6350" b="0"/>
+                  <wp:docPr id="1808576799" name="그림 1"/>
                   <wp:cNvGraphicFramePr>
                     <a:graphicFrameLocks xmlns:a="http://schemas.openxmlformats.org/drawingml/2006/main" noChangeAspect="1"/>
                   </wp:cNvGraphicFramePr>
@@ -10882,33 +10745,23 @@
                     <a:graphicData uri="http://schemas.openxmlformats.org/drawingml/2006/picture">
                       <pic:pic xmlns:pic="http://schemas.openxmlformats.org/drawingml/2006/picture">
                         <pic:nvPicPr>
-                          <pic:cNvPr id="0" name="Picture 5"/>
-                          <pic:cNvPicPr>
-                            <a:picLocks noChangeAspect="1" noChangeArrowheads="1"/>
-                          </pic:cNvPicPr>
+                          <pic:cNvPr id="1808576799" name=""/>
+                          <pic:cNvPicPr/>
                         </pic:nvPicPr>
                         <pic:blipFill>
-                          <a:blip r:embed="rId18">
-                            <a:extLst>
-                              <a:ext uri="{28A0092B-C50C-407E-A947-70E740481C1C}">
-                                <a14:useLocalDpi xmlns:a14="http://schemas.microsoft.com/office/drawing/2010/main" val="0"/>
-                              </a:ext>
-                            </a:extLst>
-                          </a:blip>
-                          <a:srcRect/>
+                          <a:blip r:embed="rId18"/>
                           <a:stretch>
                             <a:fillRect/>
                           </a:stretch>
                         </pic:blipFill>
-                        <pic:spPr bwMode="auto">
+                        <pic:spPr>
                           <a:xfrm>
                             <a:off x="0" y="0"/>
-                            <a:ext cx="3302777" cy="3920535"/>
+                            <a:ext cx="5708943" cy="4921503"/>
                           </a:xfrm>
                           <a:prstGeom prst="rect">
                             <a:avLst/>
                           </a:prstGeom>
-                          <a:noFill/>
                         </pic:spPr>
                       </pic:pic>
                     </a:graphicData>
@@ -10916,6 +10769,12 @@
                 </wp:inline>
               </w:drawing>
             </w:r>
+            <w:r>
+              <w:rPr>
+                <w:noProof/>
+              </w:rPr>
+              <w:t xml:space="preserve"> </w:t>
+            </w:r>
           </w:p>
         </w:tc>
       </w:tr>
@@ -10927,7 +10786,7 @@
         <w:tc>
           <w:tcPr>
             <w:tcW w:w="9639" w:type="dxa"/>
-            <w:gridSpan w:val="3"/>
+            <w:gridSpan w:val="5"/>
             <w:tcBorders>
               <w:top w:val="single" w:sz="4" w:space="0" w:color="auto"/>
               <w:left w:val="nil"/>
@@ -10953,6 +10812,7 @@
                 <w:b/>
                 <w:szCs w:val="20"/>
               </w:rPr>
+              <w:lastRenderedPageBreak/>
               <w:t xml:space="preserve">Architecture according to </w:t>
             </w:r>
             <w:r>
@@ -10974,7 +10834,7 @@
         <w:tc>
           <w:tcPr>
             <w:tcW w:w="9639" w:type="dxa"/>
-            <w:gridSpan w:val="3"/>
+            <w:gridSpan w:val="5"/>
             <w:tcBorders>
               <w:left w:val="nil"/>
               <w:bottom w:val="single" w:sz="12" w:space="0" w:color="auto"/>
@@ -11022,12 +10882,4906 @@
         <w:spacing w:line="240" w:lineRule="auto"/>
         <w:outlineLvl w:val="0"/>
         <w:rPr>
+          <w:rFonts w:ascii="Arial" w:hAnsi="Arial" w:cs="Arial"/>
+          <w:b/>
+          <w:sz w:val="24"/>
+        </w:rPr>
+      </w:pPr>
+    </w:p>
+    <w:tbl>
+      <w:tblPr>
+        <w:tblW w:w="9639" w:type="dxa"/>
+        <w:jc w:val="center"/>
+        <w:tblBorders>
+          <w:top w:val="single" w:sz="4" w:space="0" w:color="auto"/>
+          <w:left w:val="single" w:sz="4" w:space="0" w:color="auto"/>
+          <w:bottom w:val="single" w:sz="4" w:space="0" w:color="auto"/>
+          <w:right w:val="single" w:sz="4" w:space="0" w:color="auto"/>
+          <w:insideH w:val="single" w:sz="4" w:space="0" w:color="auto"/>
+          <w:insideV w:val="single" w:sz="4" w:space="0" w:color="auto"/>
+        </w:tblBorders>
+        <w:shd w:val="clear" w:color="auto" w:fill="D9D9D9"/>
+        <w:tblLook w:val="04A0" w:firstRow="1" w:lastRow="0" w:firstColumn="1" w:lastColumn="0" w:noHBand="0" w:noVBand="1"/>
+      </w:tblPr>
+      <w:tblGrid>
+        <w:gridCol w:w="1061"/>
+        <w:gridCol w:w="4609"/>
+        <w:gridCol w:w="2405"/>
+        <w:gridCol w:w="1553"/>
+        <w:gridCol w:w="11"/>
+      </w:tblGrid>
+      <w:tr>
+        <w:trPr>
+          <w:gridAfter w:val="1"/>
+          <w:wAfter w:w="11" w:type="dxa"/>
+          <w:trHeight w:val="397"/>
+          <w:jc w:val="center"/>
+        </w:trPr>
+        <w:tc>
+          <w:tcPr>
+            <w:tcW w:w="1061" w:type="dxa"/>
+            <w:tcBorders>
+              <w:top w:val="single" w:sz="12" w:space="0" w:color="auto"/>
+              <w:left w:val="nil"/>
+            </w:tcBorders>
+            <w:shd w:val="clear" w:color="auto" w:fill="BFBFBF" w:themeFill="background1" w:themeFillShade="BF"/>
+            <w:vAlign w:val="center"/>
+          </w:tcPr>
+          <w:p>
+            <w:pPr>
+              <w:pStyle w:val="a3"/>
+              <w:wordWrap/>
+              <w:rPr>
+                <w:rFonts w:asciiTheme="minorEastAsia" w:hAnsiTheme="minorEastAsia" w:cs="Arial"/>
+                <w:b/>
+                <w:szCs w:val="20"/>
+              </w:rPr>
+            </w:pPr>
+            <w:r>
+              <w:rPr>
+                <w:rFonts w:asciiTheme="minorEastAsia" w:hAnsiTheme="minorEastAsia" w:cs="Arial"/>
+                <w:b/>
+                <w:szCs w:val="20"/>
+              </w:rPr>
+              <w:t>SDS ID</w:t>
+            </w:r>
+          </w:p>
+        </w:tc>
+        <w:tc>
+          <w:tcPr>
+            <w:tcW w:w="4609" w:type="dxa"/>
+            <w:tcBorders>
+              <w:top w:val="single" w:sz="12" w:space="0" w:color="auto"/>
+            </w:tcBorders>
+            <w:shd w:val="clear" w:color="auto" w:fill="auto"/>
+            <w:vAlign w:val="center"/>
+          </w:tcPr>
+          <w:p>
+            <w:pPr>
+              <w:pStyle w:val="a3"/>
+              <w:wordWrap/>
+              <w:rPr>
+                <w:rFonts w:asciiTheme="minorEastAsia" w:hAnsiTheme="minorEastAsia" w:cs="Arial"/>
+                <w:b/>
+                <w:szCs w:val="20"/>
+              </w:rPr>
+            </w:pPr>
+            <w:r>
+              <w:rPr>
+                <w:rFonts w:asciiTheme="minorEastAsia" w:hAnsiTheme="minorEastAsia" w:cs="Arial"/>
+                <w:b/>
+                <w:szCs w:val="20"/>
+              </w:rPr>
+              <w:t>S</w:t>
+            </w:r>
+            <w:r>
+              <w:rPr>
+                <w:rFonts w:asciiTheme="minorEastAsia" w:hAnsiTheme="minorEastAsia" w:cs="Arial" w:hint="eastAsia"/>
+                <w:b/>
+                <w:szCs w:val="20"/>
+              </w:rPr>
+              <w:t>D</w:t>
+            </w:r>
+            <w:r>
+              <w:rPr>
+                <w:rFonts w:asciiTheme="minorEastAsia" w:hAnsiTheme="minorEastAsia" w:cs="Arial"/>
+                <w:b/>
+                <w:szCs w:val="20"/>
+              </w:rPr>
+              <w:t>S-028, S</w:t>
+            </w:r>
+            <w:r>
+              <w:rPr>
+                <w:rFonts w:asciiTheme="minorEastAsia" w:hAnsiTheme="minorEastAsia" w:cs="Arial"/>
+                <w:b/>
+                <w:szCs w:val="20"/>
+              </w:rPr>
+              <w:t>D</w:t>
+            </w:r>
+            <w:r>
+              <w:rPr>
+                <w:rFonts w:asciiTheme="minorEastAsia" w:hAnsiTheme="minorEastAsia" w:cs="Arial"/>
+                <w:b/>
+                <w:szCs w:val="20"/>
+              </w:rPr>
+              <w:t>S-029, S</w:t>
+            </w:r>
+            <w:r>
+              <w:rPr>
+                <w:rFonts w:asciiTheme="minorEastAsia" w:hAnsiTheme="minorEastAsia" w:cs="Arial"/>
+                <w:b/>
+                <w:szCs w:val="20"/>
+              </w:rPr>
+              <w:t>D</w:t>
+            </w:r>
+            <w:r>
+              <w:rPr>
+                <w:rFonts w:asciiTheme="minorEastAsia" w:hAnsiTheme="minorEastAsia" w:cs="Arial"/>
+                <w:b/>
+                <w:szCs w:val="20"/>
+              </w:rPr>
+              <w:t>S-030, S</w:t>
+            </w:r>
+            <w:r>
+              <w:rPr>
+                <w:rFonts w:asciiTheme="minorEastAsia" w:hAnsiTheme="minorEastAsia" w:cs="Arial"/>
+                <w:b/>
+                <w:szCs w:val="20"/>
+              </w:rPr>
+              <w:t>D</w:t>
+            </w:r>
+            <w:r>
+              <w:rPr>
+                <w:rFonts w:asciiTheme="minorEastAsia" w:hAnsiTheme="minorEastAsia" w:cs="Arial"/>
+                <w:b/>
+                <w:szCs w:val="20"/>
+              </w:rPr>
+              <w:t>S-031, S</w:t>
+            </w:r>
+            <w:r>
+              <w:rPr>
+                <w:rFonts w:asciiTheme="minorEastAsia" w:hAnsiTheme="minorEastAsia" w:cs="Arial"/>
+                <w:b/>
+                <w:szCs w:val="20"/>
+              </w:rPr>
+              <w:t>D</w:t>
+            </w:r>
+            <w:r>
+              <w:rPr>
+                <w:rFonts w:asciiTheme="minorEastAsia" w:hAnsiTheme="minorEastAsia" w:cs="Arial"/>
+                <w:b/>
+                <w:szCs w:val="20"/>
+              </w:rPr>
+              <w:t>S-032</w:t>
+            </w:r>
+          </w:p>
+        </w:tc>
+        <w:tc>
+          <w:tcPr>
+            <w:tcW w:w="2405" w:type="dxa"/>
+            <w:vMerge w:val="restart"/>
+            <w:tcBorders>
+              <w:top w:val="single" w:sz="12" w:space="0" w:color="auto"/>
+            </w:tcBorders>
+            <w:shd w:val="clear" w:color="auto" w:fill="auto"/>
+            <w:vAlign w:val="center"/>
+          </w:tcPr>
+          <w:p>
+            <w:pPr>
+              <w:pStyle w:val="a3"/>
+              <w:wordWrap/>
+              <w:rPr>
+                <w:rFonts w:asciiTheme="minorEastAsia" w:hAnsiTheme="minorEastAsia" w:cs="Arial"/>
+                <w:b/>
+                <w:szCs w:val="20"/>
+              </w:rPr>
+            </w:pPr>
+            <w:r>
+              <w:rPr>
+                <w:rFonts w:asciiTheme="minorEastAsia" w:hAnsiTheme="minorEastAsia" w:cs="Arial"/>
+                <w:b/>
+                <w:szCs w:val="20"/>
+              </w:rPr>
+              <w:t>ML Processing</w:t>
+            </w:r>
+          </w:p>
+        </w:tc>
+        <w:tc>
+          <w:tcPr>
+            <w:tcW w:w="1553" w:type="dxa"/>
+            <w:tcBorders>
+              <w:top w:val="single" w:sz="12" w:space="0" w:color="auto"/>
+              <w:right w:val="nil"/>
+            </w:tcBorders>
+            <w:shd w:val="clear" w:color="auto" w:fill="BFBFBF" w:themeFill="background1" w:themeFillShade="BF"/>
+            <w:vAlign w:val="center"/>
+          </w:tcPr>
+          <w:p>
+            <w:pPr>
+              <w:pStyle w:val="a3"/>
+              <w:wordWrap/>
+              <w:jc w:val="center"/>
+              <w:rPr>
+                <w:rFonts w:asciiTheme="minorEastAsia" w:hAnsiTheme="minorEastAsia" w:cs="Arial"/>
+                <w:b/>
+                <w:szCs w:val="20"/>
+              </w:rPr>
+            </w:pPr>
+            <w:r>
+              <w:rPr>
+                <w:rFonts w:asciiTheme="minorEastAsia" w:hAnsiTheme="minorEastAsia" w:cs="Arial"/>
+                <w:b/>
+                <w:szCs w:val="20"/>
+              </w:rPr>
+              <w:t>Class</w:t>
+            </w:r>
+          </w:p>
+        </w:tc>
+      </w:tr>
+      <w:tr>
+        <w:trPr>
+          <w:gridAfter w:val="1"/>
+          <w:wAfter w:w="11" w:type="dxa"/>
+          <w:trHeight w:val="397"/>
+          <w:jc w:val="center"/>
+        </w:trPr>
+        <w:tc>
+          <w:tcPr>
+            <w:tcW w:w="1061" w:type="dxa"/>
+            <w:tcBorders>
+              <w:left w:val="nil"/>
+            </w:tcBorders>
+            <w:shd w:val="clear" w:color="auto" w:fill="BFBFBF" w:themeFill="background1" w:themeFillShade="BF"/>
+            <w:vAlign w:val="center"/>
+          </w:tcPr>
+          <w:p>
+            <w:pPr>
+              <w:pStyle w:val="a3"/>
+              <w:wordWrap/>
+              <w:rPr>
+                <w:rFonts w:asciiTheme="minorEastAsia" w:hAnsiTheme="minorEastAsia" w:cs="Arial"/>
+                <w:b/>
+                <w:szCs w:val="20"/>
+              </w:rPr>
+            </w:pPr>
+            <w:r>
+              <w:rPr>
+                <w:rFonts w:asciiTheme="minorEastAsia" w:hAnsiTheme="minorEastAsia" w:cs="Arial"/>
+                <w:b/>
+                <w:szCs w:val="20"/>
+              </w:rPr>
+              <w:t>SRS ID</w:t>
+            </w:r>
+          </w:p>
+        </w:tc>
+        <w:tc>
+          <w:tcPr>
+            <w:tcW w:w="4609" w:type="dxa"/>
+            <w:shd w:val="clear" w:color="auto" w:fill="auto"/>
+            <w:vAlign w:val="center"/>
+          </w:tcPr>
+          <w:p>
+            <w:pPr>
+              <w:pStyle w:val="a3"/>
+              <w:wordWrap/>
+              <w:rPr>
+                <w:rFonts w:asciiTheme="minorEastAsia" w:hAnsiTheme="minorEastAsia" w:cs="Arial"/>
+                <w:b/>
+                <w:szCs w:val="20"/>
+              </w:rPr>
+            </w:pPr>
+            <w:r>
+              <w:rPr>
+                <w:rFonts w:asciiTheme="minorEastAsia" w:hAnsiTheme="minorEastAsia" w:cs="Arial"/>
+                <w:b/>
+                <w:szCs w:val="20"/>
+              </w:rPr>
+              <w:t>SRS-028, SRS-029, SRS-030, SRS-031, SRS-032</w:t>
+            </w:r>
+          </w:p>
+        </w:tc>
+        <w:tc>
+          <w:tcPr>
+            <w:tcW w:w="2405" w:type="dxa"/>
+            <w:vMerge/>
+            <w:shd w:val="clear" w:color="auto" w:fill="auto"/>
+            <w:vAlign w:val="center"/>
+          </w:tcPr>
+          <w:p>
+            <w:pPr>
+              <w:pStyle w:val="a3"/>
+              <w:wordWrap/>
+              <w:rPr>
+                <w:rFonts w:asciiTheme="minorEastAsia" w:hAnsiTheme="minorEastAsia" w:cs="Arial"/>
+                <w:b/>
+                <w:szCs w:val="20"/>
+              </w:rPr>
+            </w:pPr>
+          </w:p>
+        </w:tc>
+        <w:tc>
+          <w:tcPr>
+            <w:tcW w:w="1553" w:type="dxa"/>
+            <w:tcBorders>
+              <w:right w:val="nil"/>
+            </w:tcBorders>
+            <w:shd w:val="clear" w:color="auto" w:fill="auto"/>
+            <w:vAlign w:val="center"/>
+          </w:tcPr>
+          <w:p>
+            <w:pPr>
+              <w:pStyle w:val="a3"/>
+              <w:wordWrap/>
+              <w:jc w:val="center"/>
+              <w:rPr>
+                <w:rFonts w:asciiTheme="minorEastAsia" w:hAnsiTheme="minorEastAsia" w:cs="Arial"/>
+                <w:b/>
+                <w:szCs w:val="20"/>
+              </w:rPr>
+            </w:pPr>
+            <w:r>
+              <w:rPr>
+                <w:rFonts w:asciiTheme="minorEastAsia" w:hAnsiTheme="minorEastAsia" w:cs="Arial" w:hint="eastAsia"/>
+                <w:b/>
+                <w:szCs w:val="20"/>
+              </w:rPr>
+              <w:t>A</w:t>
+            </w:r>
+          </w:p>
+        </w:tc>
+      </w:tr>
+      <w:tr>
+        <w:trPr>
+          <w:trHeight w:val="397"/>
+          <w:jc w:val="center"/>
+        </w:trPr>
+        <w:tc>
+          <w:tcPr>
+            <w:tcW w:w="9639" w:type="dxa"/>
+            <w:gridSpan w:val="5"/>
+            <w:tcBorders>
+              <w:left w:val="nil"/>
+              <w:right w:val="nil"/>
+            </w:tcBorders>
+            <w:shd w:val="clear" w:color="auto" w:fill="BFBFBF" w:themeFill="background1" w:themeFillShade="BF"/>
+            <w:vAlign w:val="center"/>
+          </w:tcPr>
+          <w:p>
+            <w:pPr>
+              <w:pStyle w:val="a3"/>
+              <w:wordWrap/>
+              <w:rPr>
+                <w:rFonts w:asciiTheme="minorEastAsia" w:hAnsiTheme="minorEastAsia" w:cs="Arial"/>
+                <w:b/>
+                <w:szCs w:val="20"/>
+              </w:rPr>
+            </w:pPr>
+            <w:r>
+              <w:rPr>
+                <w:rFonts w:asciiTheme="minorEastAsia" w:hAnsiTheme="minorEastAsia" w:cs="Arial"/>
+                <w:b/>
+                <w:szCs w:val="20"/>
+              </w:rPr>
+              <w:t>SDS description</w:t>
+            </w:r>
+          </w:p>
+        </w:tc>
+      </w:tr>
+      <w:tr>
+        <w:trPr>
+          <w:trHeight w:val="397"/>
+          <w:jc w:val="center"/>
+        </w:trPr>
+        <w:tc>
+          <w:tcPr>
+            <w:tcW w:w="9639" w:type="dxa"/>
+            <w:gridSpan w:val="5"/>
+            <w:tcBorders>
+              <w:left w:val="nil"/>
+              <w:right w:val="nil"/>
+            </w:tcBorders>
+            <w:shd w:val="clear" w:color="auto" w:fill="auto"/>
+            <w:vAlign w:val="center"/>
+          </w:tcPr>
+          <w:p>
+            <w:pPr>
+              <w:pStyle w:val="a3"/>
+              <w:wordWrap/>
+              <w:rPr>
+                <w:rFonts w:asciiTheme="minorEastAsia" w:hAnsiTheme="minorEastAsia" w:cs="Arial"/>
+                <w:b/>
+                <w:szCs w:val="20"/>
+              </w:rPr>
+            </w:pPr>
+            <w:r>
+              <w:rPr>
+                <w:rFonts w:asciiTheme="minorEastAsia" w:hAnsiTheme="minorEastAsia" w:cs="Arial"/>
+                <w:b/>
+                <w:szCs w:val="20"/>
+              </w:rPr>
+              <w:t>OCT Image</w:t>
+            </w:r>
+            <w:r>
+              <w:rPr>
+                <w:rFonts w:asciiTheme="minorEastAsia" w:hAnsiTheme="minorEastAsia" w:cs="Arial" w:hint="eastAsia"/>
+                <w:b/>
+                <w:szCs w:val="20"/>
+              </w:rPr>
+              <w:t xml:space="preserve">를 </w:t>
+            </w:r>
+            <w:r>
+              <w:rPr>
+                <w:rFonts w:asciiTheme="minorEastAsia" w:hAnsiTheme="minorEastAsia" w:cs="Arial" w:hint="eastAsia"/>
+                <w:b/>
+                <w:szCs w:val="20"/>
+              </w:rPr>
+              <w:t>M</w:t>
+            </w:r>
+            <w:r>
+              <w:rPr>
+                <w:rFonts w:asciiTheme="minorEastAsia" w:hAnsiTheme="minorEastAsia" w:cs="Arial"/>
+                <w:b/>
+                <w:szCs w:val="20"/>
+              </w:rPr>
+              <w:t>L</w:t>
+            </w:r>
+            <w:r>
+              <w:rPr>
+                <w:rFonts w:asciiTheme="minorEastAsia" w:hAnsiTheme="minorEastAsia" w:cs="Arial" w:hint="eastAsia"/>
+                <w:b/>
+                <w:szCs w:val="20"/>
+              </w:rPr>
+              <w:t xml:space="preserve">을 통해 </w:t>
+            </w:r>
+            <w:r>
+              <w:rPr>
+                <w:rFonts w:asciiTheme="minorEastAsia" w:hAnsiTheme="minorEastAsia" w:cs="Arial" w:hint="eastAsia"/>
+                <w:b/>
+                <w:szCs w:val="20"/>
+              </w:rPr>
+              <w:t>필요한 정보 추출</w:t>
+            </w:r>
+          </w:p>
+          <w:p>
+            <w:pPr>
+              <w:pStyle w:val="a3"/>
+              <w:wordWrap/>
+              <w:rPr>
+                <w:rFonts w:asciiTheme="minorEastAsia" w:hAnsiTheme="minorEastAsia" w:cs="Arial"/>
+                <w:b/>
+                <w:szCs w:val="20"/>
+              </w:rPr>
+            </w:pPr>
+            <w:r>
+              <w:rPr>
+                <w:rFonts w:asciiTheme="minorEastAsia" w:hAnsiTheme="minorEastAsia" w:cs="Arial"/>
+                <w:b/>
+                <w:noProof/>
+                <w:szCs w:val="20"/>
+              </w:rPr>
+              <w:lastRenderedPageBreak/>
+              <w:drawing>
+                <wp:inline distT="0" distB="0" distL="0" distR="0" wp14:anchorId="69B6046F" wp14:editId="06D50F0A">
+                  <wp:extent cx="5137414" cy="2686188"/>
+                  <wp:effectExtent l="0" t="0" r="6350" b="0"/>
+                  <wp:docPr id="2108747986" name="그림 1"/>
+                  <wp:cNvGraphicFramePr>
+                    <a:graphicFrameLocks xmlns:a="http://schemas.openxmlformats.org/drawingml/2006/main" noChangeAspect="1"/>
+                  </wp:cNvGraphicFramePr>
+                  <a:graphic xmlns:a="http://schemas.openxmlformats.org/drawingml/2006/main">
+                    <a:graphicData uri="http://schemas.openxmlformats.org/drawingml/2006/picture">
+                      <pic:pic xmlns:pic="http://schemas.openxmlformats.org/drawingml/2006/picture">
+                        <pic:nvPicPr>
+                          <pic:cNvPr id="2108747986" name=""/>
+                          <pic:cNvPicPr/>
+                        </pic:nvPicPr>
+                        <pic:blipFill>
+                          <a:blip r:embed="rId19"/>
+                          <a:stretch>
+                            <a:fillRect/>
+                          </a:stretch>
+                        </pic:blipFill>
+                        <pic:spPr>
+                          <a:xfrm>
+                            <a:off x="0" y="0"/>
+                            <a:ext cx="5137414" cy="2686188"/>
+                          </a:xfrm>
+                          <a:prstGeom prst="rect">
+                            <a:avLst/>
+                          </a:prstGeom>
+                        </pic:spPr>
+                      </pic:pic>
+                    </a:graphicData>
+                  </a:graphic>
+                </wp:inline>
+              </w:drawing>
+            </w:r>
+          </w:p>
+        </w:tc>
+      </w:tr>
+      <w:tr>
+        <w:trPr>
+          <w:trHeight w:val="397"/>
+          <w:jc w:val="center"/>
+        </w:trPr>
+        <w:tc>
+          <w:tcPr>
+            <w:tcW w:w="9639" w:type="dxa"/>
+            <w:gridSpan w:val="5"/>
+            <w:tcBorders>
+              <w:top w:val="single" w:sz="4" w:space="0" w:color="auto"/>
+              <w:left w:val="nil"/>
+              <w:bottom w:val="single" w:sz="4" w:space="0" w:color="auto"/>
+              <w:right w:val="nil"/>
+            </w:tcBorders>
+            <w:shd w:val="clear" w:color="auto" w:fill="BFBFBF" w:themeFill="background1" w:themeFillShade="BF"/>
+            <w:vAlign w:val="center"/>
+          </w:tcPr>
+          <w:p>
+            <w:pPr>
+              <w:pStyle w:val="a3"/>
+              <w:wordWrap/>
+              <w:rPr>
+                <w:rFonts w:asciiTheme="minorEastAsia" w:hAnsiTheme="minorEastAsia" w:cs="Arial"/>
+                <w:b/>
+                <w:szCs w:val="20"/>
+              </w:rPr>
+            </w:pPr>
+            <w:r>
+              <w:rPr>
+                <w:rFonts w:asciiTheme="minorEastAsia" w:hAnsiTheme="minorEastAsia" w:cs="Arial"/>
+                <w:b/>
+                <w:szCs w:val="20"/>
+              </w:rPr>
+              <w:lastRenderedPageBreak/>
+              <w:t xml:space="preserve">Architecture according to </w:t>
+            </w:r>
+            <w:r>
+              <w:rPr>
+                <w:rFonts w:asciiTheme="minorEastAsia" w:hAnsiTheme="minorEastAsia" w:cs="Arial"/>
+                <w:b/>
+                <w:szCs w:val="20"/>
+              </w:rPr>
+              <w:t>risk management</w:t>
+            </w:r>
+          </w:p>
+        </w:tc>
+      </w:tr>
+      <w:tr>
+        <w:trPr>
+          <w:trHeight w:val="397"/>
+          <w:jc w:val="center"/>
+        </w:trPr>
+        <w:tc>
+          <w:tcPr>
+            <w:tcW w:w="9639" w:type="dxa"/>
+            <w:gridSpan w:val="5"/>
+            <w:tcBorders>
+              <w:left w:val="nil"/>
+              <w:bottom w:val="single" w:sz="12" w:space="0" w:color="auto"/>
+              <w:right w:val="nil"/>
+            </w:tcBorders>
+            <w:shd w:val="clear" w:color="auto" w:fill="auto"/>
+            <w:vAlign w:val="center"/>
+          </w:tcPr>
+          <w:p>
+            <w:pPr>
+              <w:pStyle w:val="a3"/>
+              <w:wordWrap/>
+              <w:rPr>
+                <w:rFonts w:asciiTheme="minorEastAsia" w:hAnsiTheme="minorEastAsia" w:cs="Arial"/>
+                <w:b/>
+                <w:szCs w:val="20"/>
+              </w:rPr>
+            </w:pPr>
+            <w:r>
+              <w:rPr>
+                <w:rFonts w:asciiTheme="minorEastAsia" w:hAnsiTheme="minorEastAsia" w:cs="Arial" w:hint="eastAsia"/>
+                <w:b/>
+                <w:szCs w:val="20"/>
+              </w:rPr>
+              <w:t>N</w:t>
+            </w:r>
+            <w:r>
+              <w:rPr>
+                <w:rFonts w:asciiTheme="minorEastAsia" w:hAnsiTheme="minorEastAsia" w:cs="Arial"/>
+                <w:b/>
+                <w:szCs w:val="20"/>
+              </w:rPr>
+              <w:t>/A</w:t>
+            </w:r>
+          </w:p>
+        </w:tc>
+      </w:tr>
+    </w:tbl>
+    <w:p>
+      <w:pPr>
+        <w:widowControl/>
+        <w:wordWrap/>
+        <w:autoSpaceDE/>
+        <w:autoSpaceDN/>
+        <w:spacing w:line="240" w:lineRule="auto"/>
+        <w:outlineLvl w:val="0"/>
+        <w:rPr>
+          <w:rFonts w:ascii="Arial" w:hAnsi="Arial" w:cs="Arial"/>
+          <w:b/>
+          <w:sz w:val="24"/>
+        </w:rPr>
+      </w:pPr>
+    </w:p>
+    <w:tbl>
+      <w:tblPr>
+        <w:tblW w:w="9639" w:type="dxa"/>
+        <w:jc w:val="center"/>
+        <w:tblBorders>
+          <w:top w:val="single" w:sz="4" w:space="0" w:color="auto"/>
+          <w:left w:val="single" w:sz="4" w:space="0" w:color="auto"/>
+          <w:bottom w:val="single" w:sz="4" w:space="0" w:color="auto"/>
+          <w:right w:val="single" w:sz="4" w:space="0" w:color="auto"/>
+          <w:insideH w:val="single" w:sz="4" w:space="0" w:color="auto"/>
+          <w:insideV w:val="single" w:sz="4" w:space="0" w:color="auto"/>
+        </w:tblBorders>
+        <w:shd w:val="clear" w:color="auto" w:fill="D9D9D9"/>
+        <w:tblLook w:val="04A0" w:firstRow="1" w:lastRow="0" w:firstColumn="1" w:lastColumn="0" w:noHBand="0" w:noVBand="1"/>
+      </w:tblPr>
+      <w:tblGrid>
+        <w:gridCol w:w="1061"/>
+        <w:gridCol w:w="4609"/>
+        <w:gridCol w:w="2405"/>
+        <w:gridCol w:w="1553"/>
+        <w:gridCol w:w="11"/>
+      </w:tblGrid>
+      <w:tr>
+        <w:trPr>
+          <w:gridAfter w:val="1"/>
+          <w:wAfter w:w="11" w:type="dxa"/>
+          <w:trHeight w:val="397"/>
+          <w:jc w:val="center"/>
+        </w:trPr>
+        <w:tc>
+          <w:tcPr>
+            <w:tcW w:w="1061" w:type="dxa"/>
+            <w:tcBorders>
+              <w:top w:val="single" w:sz="12" w:space="0" w:color="auto"/>
+              <w:left w:val="nil"/>
+            </w:tcBorders>
+            <w:shd w:val="clear" w:color="auto" w:fill="BFBFBF" w:themeFill="background1" w:themeFillShade="BF"/>
+            <w:vAlign w:val="center"/>
+          </w:tcPr>
+          <w:p>
+            <w:pPr>
+              <w:pStyle w:val="a3"/>
+              <w:wordWrap/>
+              <w:rPr>
+                <w:rFonts w:asciiTheme="minorEastAsia" w:hAnsiTheme="minorEastAsia" w:cs="Arial"/>
+                <w:b/>
+                <w:szCs w:val="20"/>
+              </w:rPr>
+            </w:pPr>
+            <w:r>
+              <w:rPr>
+                <w:rFonts w:asciiTheme="minorEastAsia" w:hAnsiTheme="minorEastAsia" w:cs="Arial"/>
+                <w:b/>
+                <w:szCs w:val="20"/>
+              </w:rPr>
+              <w:t>SDS ID</w:t>
+            </w:r>
+          </w:p>
+        </w:tc>
+        <w:tc>
+          <w:tcPr>
+            <w:tcW w:w="4609" w:type="dxa"/>
+            <w:tcBorders>
+              <w:top w:val="single" w:sz="12" w:space="0" w:color="auto"/>
+            </w:tcBorders>
+            <w:shd w:val="clear" w:color="auto" w:fill="auto"/>
+            <w:vAlign w:val="center"/>
+          </w:tcPr>
+          <w:p>
+            <w:pPr>
+              <w:pStyle w:val="a3"/>
+              <w:wordWrap/>
+              <w:rPr>
+                <w:rFonts w:asciiTheme="minorEastAsia" w:hAnsiTheme="minorEastAsia" w:cs="Arial"/>
+                <w:b/>
+                <w:szCs w:val="20"/>
+              </w:rPr>
+            </w:pPr>
+            <w:r>
+              <w:rPr>
+                <w:rFonts w:asciiTheme="minorEastAsia" w:hAnsiTheme="minorEastAsia" w:cs="Arial"/>
+                <w:b/>
+                <w:szCs w:val="20"/>
+              </w:rPr>
+              <w:t>S</w:t>
+            </w:r>
+            <w:r>
+              <w:rPr>
+                <w:rFonts w:asciiTheme="minorEastAsia" w:hAnsiTheme="minorEastAsia" w:cs="Arial"/>
+                <w:b/>
+                <w:szCs w:val="20"/>
+              </w:rPr>
+              <w:t>D</w:t>
+            </w:r>
+            <w:r>
+              <w:rPr>
+                <w:rFonts w:asciiTheme="minorEastAsia" w:hAnsiTheme="minorEastAsia" w:cs="Arial"/>
+                <w:b/>
+                <w:szCs w:val="20"/>
+              </w:rPr>
+              <w:t>S-033, S</w:t>
+            </w:r>
+            <w:r>
+              <w:rPr>
+                <w:rFonts w:asciiTheme="minorEastAsia" w:hAnsiTheme="minorEastAsia" w:cs="Arial"/>
+                <w:b/>
+                <w:szCs w:val="20"/>
+              </w:rPr>
+              <w:t>D</w:t>
+            </w:r>
+            <w:r>
+              <w:rPr>
+                <w:rFonts w:asciiTheme="minorEastAsia" w:hAnsiTheme="minorEastAsia" w:cs="Arial"/>
+                <w:b/>
+                <w:szCs w:val="20"/>
+              </w:rPr>
+              <w:t>S-034, S</w:t>
+            </w:r>
+            <w:r>
+              <w:rPr>
+                <w:rFonts w:asciiTheme="minorEastAsia" w:hAnsiTheme="minorEastAsia" w:cs="Arial"/>
+                <w:b/>
+                <w:szCs w:val="20"/>
+              </w:rPr>
+              <w:t>D</w:t>
+            </w:r>
+            <w:r>
+              <w:rPr>
+                <w:rFonts w:asciiTheme="minorEastAsia" w:hAnsiTheme="minorEastAsia" w:cs="Arial"/>
+                <w:b/>
+                <w:szCs w:val="20"/>
+              </w:rPr>
+              <w:t>S-035, S</w:t>
+            </w:r>
+            <w:r>
+              <w:rPr>
+                <w:rFonts w:asciiTheme="minorEastAsia" w:hAnsiTheme="minorEastAsia" w:cs="Arial"/>
+                <w:b/>
+                <w:szCs w:val="20"/>
+              </w:rPr>
+              <w:t>D</w:t>
+            </w:r>
+            <w:r>
+              <w:rPr>
+                <w:rFonts w:asciiTheme="minorEastAsia" w:hAnsiTheme="minorEastAsia" w:cs="Arial"/>
+                <w:b/>
+                <w:szCs w:val="20"/>
+              </w:rPr>
+              <w:t>S-036, S</w:t>
+            </w:r>
+            <w:r>
+              <w:rPr>
+                <w:rFonts w:asciiTheme="minorEastAsia" w:hAnsiTheme="minorEastAsia" w:cs="Arial"/>
+                <w:b/>
+                <w:szCs w:val="20"/>
+              </w:rPr>
+              <w:t>D</w:t>
+            </w:r>
+            <w:r>
+              <w:rPr>
+                <w:rFonts w:asciiTheme="minorEastAsia" w:hAnsiTheme="minorEastAsia" w:cs="Arial"/>
+                <w:b/>
+                <w:szCs w:val="20"/>
+              </w:rPr>
+              <w:t>S-037</w:t>
+            </w:r>
+          </w:p>
+        </w:tc>
+        <w:tc>
+          <w:tcPr>
+            <w:tcW w:w="2405" w:type="dxa"/>
+            <w:vMerge w:val="restart"/>
+            <w:tcBorders>
+              <w:top w:val="single" w:sz="12" w:space="0" w:color="auto"/>
+            </w:tcBorders>
+            <w:shd w:val="clear" w:color="auto" w:fill="auto"/>
+            <w:vAlign w:val="center"/>
+          </w:tcPr>
+          <w:p>
+            <w:pPr>
+              <w:pStyle w:val="a3"/>
+              <w:wordWrap/>
+              <w:rPr>
+                <w:rFonts w:asciiTheme="minorEastAsia" w:hAnsiTheme="minorEastAsia" w:cs="Arial"/>
+                <w:b/>
+                <w:szCs w:val="20"/>
+              </w:rPr>
+            </w:pPr>
+            <w:r>
+              <w:rPr>
+                <w:rFonts w:asciiTheme="minorEastAsia" w:hAnsiTheme="minorEastAsia" w:cs="Arial"/>
+                <w:b/>
+                <w:szCs w:val="20"/>
+              </w:rPr>
+              <w:t>3D Rendering</w:t>
+            </w:r>
+          </w:p>
+        </w:tc>
+        <w:tc>
+          <w:tcPr>
+            <w:tcW w:w="1553" w:type="dxa"/>
+            <w:tcBorders>
+              <w:top w:val="single" w:sz="12" w:space="0" w:color="auto"/>
+              <w:right w:val="nil"/>
+            </w:tcBorders>
+            <w:shd w:val="clear" w:color="auto" w:fill="BFBFBF" w:themeFill="background1" w:themeFillShade="BF"/>
+            <w:vAlign w:val="center"/>
+          </w:tcPr>
+          <w:p>
+            <w:pPr>
+              <w:pStyle w:val="a3"/>
+              <w:wordWrap/>
+              <w:jc w:val="center"/>
+              <w:rPr>
+                <w:rFonts w:asciiTheme="minorEastAsia" w:hAnsiTheme="minorEastAsia" w:cs="Arial"/>
+                <w:b/>
+                <w:szCs w:val="20"/>
+              </w:rPr>
+            </w:pPr>
+            <w:r>
+              <w:rPr>
+                <w:rFonts w:asciiTheme="minorEastAsia" w:hAnsiTheme="minorEastAsia" w:cs="Arial"/>
+                <w:b/>
+                <w:szCs w:val="20"/>
+              </w:rPr>
+              <w:t>Class</w:t>
+            </w:r>
+          </w:p>
+        </w:tc>
+      </w:tr>
+      <w:tr>
+        <w:trPr>
+          <w:gridAfter w:val="1"/>
+          <w:wAfter w:w="11" w:type="dxa"/>
+          <w:trHeight w:val="397"/>
+          <w:jc w:val="center"/>
+        </w:trPr>
+        <w:tc>
+          <w:tcPr>
+            <w:tcW w:w="1061" w:type="dxa"/>
+            <w:tcBorders>
+              <w:left w:val="nil"/>
+            </w:tcBorders>
+            <w:shd w:val="clear" w:color="auto" w:fill="BFBFBF" w:themeFill="background1" w:themeFillShade="BF"/>
+            <w:vAlign w:val="center"/>
+          </w:tcPr>
+          <w:p>
+            <w:pPr>
+              <w:pStyle w:val="a3"/>
+              <w:wordWrap/>
+              <w:rPr>
+                <w:rFonts w:asciiTheme="minorEastAsia" w:hAnsiTheme="minorEastAsia" w:cs="Arial"/>
+                <w:b/>
+                <w:szCs w:val="20"/>
+              </w:rPr>
+            </w:pPr>
+            <w:r>
+              <w:rPr>
+                <w:rFonts w:asciiTheme="minorEastAsia" w:hAnsiTheme="minorEastAsia" w:cs="Arial"/>
+                <w:b/>
+                <w:szCs w:val="20"/>
+              </w:rPr>
+              <w:t>SRS ID</w:t>
+            </w:r>
+          </w:p>
+        </w:tc>
+        <w:tc>
+          <w:tcPr>
+            <w:tcW w:w="4609" w:type="dxa"/>
+            <w:shd w:val="clear" w:color="auto" w:fill="auto"/>
+            <w:vAlign w:val="center"/>
+          </w:tcPr>
+          <w:p>
+            <w:pPr>
+              <w:pStyle w:val="a3"/>
+              <w:wordWrap/>
+              <w:rPr>
+                <w:rFonts w:asciiTheme="minorEastAsia" w:hAnsiTheme="minorEastAsia" w:cs="Arial"/>
+                <w:b/>
+                <w:szCs w:val="20"/>
+              </w:rPr>
+            </w:pPr>
+            <w:r>
+              <w:rPr>
+                <w:rFonts w:asciiTheme="minorEastAsia" w:hAnsiTheme="minorEastAsia" w:cs="Arial"/>
+                <w:b/>
+                <w:szCs w:val="20"/>
+              </w:rPr>
+              <w:t>SRS-033, SRS-034, SRS-035, SRS-036, SRS-037</w:t>
+            </w:r>
+          </w:p>
+        </w:tc>
+        <w:tc>
+          <w:tcPr>
+            <w:tcW w:w="2405" w:type="dxa"/>
+            <w:vMerge/>
+            <w:shd w:val="clear" w:color="auto" w:fill="auto"/>
+            <w:vAlign w:val="center"/>
+          </w:tcPr>
+          <w:p>
+            <w:pPr>
+              <w:pStyle w:val="a3"/>
+              <w:wordWrap/>
+              <w:rPr>
+                <w:rFonts w:asciiTheme="minorEastAsia" w:hAnsiTheme="minorEastAsia" w:cs="Arial"/>
+                <w:b/>
+                <w:szCs w:val="20"/>
+              </w:rPr>
+            </w:pPr>
+          </w:p>
+        </w:tc>
+        <w:tc>
+          <w:tcPr>
+            <w:tcW w:w="1553" w:type="dxa"/>
+            <w:tcBorders>
+              <w:right w:val="nil"/>
+            </w:tcBorders>
+            <w:shd w:val="clear" w:color="auto" w:fill="auto"/>
+            <w:vAlign w:val="center"/>
+          </w:tcPr>
+          <w:p>
+            <w:pPr>
+              <w:pStyle w:val="a3"/>
+              <w:wordWrap/>
+              <w:jc w:val="center"/>
+              <w:rPr>
+                <w:rFonts w:asciiTheme="minorEastAsia" w:hAnsiTheme="minorEastAsia" w:cs="Arial"/>
+                <w:b/>
+                <w:szCs w:val="20"/>
+              </w:rPr>
+            </w:pPr>
+            <w:r>
+              <w:rPr>
+                <w:rFonts w:asciiTheme="minorEastAsia" w:hAnsiTheme="minorEastAsia" w:cs="Arial" w:hint="eastAsia"/>
+                <w:b/>
+                <w:szCs w:val="20"/>
+              </w:rPr>
+              <w:t>A</w:t>
+            </w:r>
+          </w:p>
+        </w:tc>
+      </w:tr>
+      <w:tr>
+        <w:trPr>
+          <w:trHeight w:val="397"/>
+          <w:jc w:val="center"/>
+        </w:trPr>
+        <w:tc>
+          <w:tcPr>
+            <w:tcW w:w="9639" w:type="dxa"/>
+            <w:gridSpan w:val="5"/>
+            <w:tcBorders>
+              <w:left w:val="nil"/>
+              <w:right w:val="nil"/>
+            </w:tcBorders>
+            <w:shd w:val="clear" w:color="auto" w:fill="BFBFBF" w:themeFill="background1" w:themeFillShade="BF"/>
+            <w:vAlign w:val="center"/>
+          </w:tcPr>
+          <w:p>
+            <w:pPr>
+              <w:pStyle w:val="a3"/>
+              <w:wordWrap/>
+              <w:rPr>
+                <w:rFonts w:asciiTheme="minorEastAsia" w:hAnsiTheme="minorEastAsia" w:cs="Arial"/>
+                <w:b/>
+                <w:szCs w:val="20"/>
+              </w:rPr>
+            </w:pPr>
+            <w:r>
+              <w:rPr>
+                <w:rFonts w:asciiTheme="minorEastAsia" w:hAnsiTheme="minorEastAsia" w:cs="Arial"/>
+                <w:b/>
+                <w:szCs w:val="20"/>
+              </w:rPr>
+              <w:t>SDS description</w:t>
+            </w:r>
+          </w:p>
+        </w:tc>
+      </w:tr>
+      <w:tr>
+        <w:trPr>
+          <w:trHeight w:val="397"/>
+          <w:jc w:val="center"/>
+        </w:trPr>
+        <w:tc>
+          <w:tcPr>
+            <w:tcW w:w="9639" w:type="dxa"/>
+            <w:gridSpan w:val="5"/>
+            <w:tcBorders>
+              <w:left w:val="nil"/>
+              <w:right w:val="nil"/>
+            </w:tcBorders>
+            <w:shd w:val="clear" w:color="auto" w:fill="auto"/>
+            <w:vAlign w:val="center"/>
+          </w:tcPr>
+          <w:p>
+            <w:pPr>
+              <w:pStyle w:val="a3"/>
+              <w:wordWrap/>
+              <w:rPr>
+                <w:rFonts w:asciiTheme="minorEastAsia" w:hAnsiTheme="minorEastAsia" w:cs="Arial"/>
+                <w:b/>
+                <w:szCs w:val="20"/>
+              </w:rPr>
+            </w:pPr>
+            <w:r>
+              <w:rPr>
+                <w:rFonts w:asciiTheme="minorEastAsia" w:hAnsiTheme="minorEastAsia" w:cs="Arial" w:hint="eastAsia"/>
+                <w:b/>
+                <w:szCs w:val="20"/>
+              </w:rPr>
+              <w:t>3</w:t>
+            </w:r>
+            <w:r>
+              <w:rPr>
+                <w:rFonts w:asciiTheme="minorEastAsia" w:hAnsiTheme="minorEastAsia" w:cs="Arial"/>
+                <w:b/>
+                <w:szCs w:val="20"/>
+              </w:rPr>
+              <w:t>D Object Rendering</w:t>
+            </w:r>
+            <w:r>
+              <w:rPr>
+                <w:rFonts w:asciiTheme="minorEastAsia" w:hAnsiTheme="minorEastAsia" w:cs="Arial" w:hint="eastAsia"/>
+                <w:b/>
+                <w:szCs w:val="20"/>
+              </w:rPr>
+              <w:t xml:space="preserve">으로 </w:t>
+            </w:r>
+            <w:r>
+              <w:rPr>
+                <w:rFonts w:asciiTheme="minorEastAsia" w:hAnsiTheme="minorEastAsia" w:cs="Arial"/>
+                <w:b/>
+                <w:szCs w:val="20"/>
+              </w:rPr>
+              <w:t>3</w:t>
+            </w:r>
+            <w:r>
+              <w:rPr>
+                <w:rFonts w:asciiTheme="minorEastAsia" w:hAnsiTheme="minorEastAsia" w:cs="Arial" w:hint="eastAsia"/>
+                <w:b/>
+                <w:szCs w:val="20"/>
+              </w:rPr>
+              <w:t>D</w:t>
+            </w:r>
+            <w:r>
+              <w:rPr>
+                <w:rFonts w:asciiTheme="minorEastAsia" w:hAnsiTheme="minorEastAsia" w:cs="Arial"/>
+                <w:b/>
+                <w:szCs w:val="20"/>
+              </w:rPr>
+              <w:t xml:space="preserve"> </w:t>
+            </w:r>
+            <w:r>
+              <w:rPr>
+                <w:rFonts w:asciiTheme="minorEastAsia" w:hAnsiTheme="minorEastAsia" w:cs="Arial" w:hint="eastAsia"/>
+                <w:b/>
+                <w:szCs w:val="20"/>
+              </w:rPr>
+              <w:t>영상</w:t>
+            </w:r>
+            <w:r>
+              <w:rPr>
+                <w:rFonts w:asciiTheme="minorEastAsia" w:hAnsiTheme="minorEastAsia" w:cs="Arial" w:hint="eastAsia"/>
+                <w:b/>
+                <w:szCs w:val="20"/>
+              </w:rPr>
+              <w:t>(C</w:t>
+            </w:r>
+            <w:r>
+              <w:rPr>
+                <w:rFonts w:asciiTheme="minorEastAsia" w:hAnsiTheme="minorEastAsia" w:cs="Arial"/>
+                <w:b/>
+                <w:szCs w:val="20"/>
+              </w:rPr>
+              <w:t>ut-View, Fly-Through)</w:t>
+            </w:r>
+            <w:r>
+              <w:rPr>
+                <w:rFonts w:asciiTheme="minorEastAsia" w:hAnsiTheme="minorEastAsia" w:cs="Arial" w:hint="eastAsia"/>
+                <w:b/>
+                <w:szCs w:val="20"/>
+              </w:rPr>
+              <w:t xml:space="preserve"> 표시</w:t>
+            </w:r>
+          </w:p>
+          <w:p>
+            <w:pPr>
+              <w:pStyle w:val="a3"/>
+              <w:wordWrap/>
+              <w:rPr>
+                <w:rFonts w:asciiTheme="minorEastAsia" w:hAnsiTheme="minorEastAsia" w:cs="Arial"/>
+                <w:b/>
+                <w:szCs w:val="20"/>
+              </w:rPr>
+            </w:pPr>
+            <w:r>
+              <w:rPr>
+                <w:rFonts w:asciiTheme="minorEastAsia" w:hAnsiTheme="minorEastAsia" w:cs="Arial"/>
+                <w:b/>
+                <w:noProof/>
+                <w:szCs w:val="20"/>
+              </w:rPr>
+              <w:drawing>
+                <wp:inline distT="0" distB="0" distL="0" distR="0" wp14:anchorId="2E14E858" wp14:editId="73225327">
+                  <wp:extent cx="4991357" cy="3702240"/>
+                  <wp:effectExtent l="0" t="0" r="0" b="0"/>
+                  <wp:docPr id="1367187915" name="그림 1"/>
+                  <wp:cNvGraphicFramePr>
+                    <a:graphicFrameLocks xmlns:a="http://schemas.openxmlformats.org/drawingml/2006/main" noChangeAspect="1"/>
+                  </wp:cNvGraphicFramePr>
+                  <a:graphic xmlns:a="http://schemas.openxmlformats.org/drawingml/2006/main">
+                    <a:graphicData uri="http://schemas.openxmlformats.org/drawingml/2006/picture">
+                      <pic:pic xmlns:pic="http://schemas.openxmlformats.org/drawingml/2006/picture">
+                        <pic:nvPicPr>
+                          <pic:cNvPr id="1367187915" name=""/>
+                          <pic:cNvPicPr/>
+                        </pic:nvPicPr>
+                        <pic:blipFill>
+                          <a:blip r:embed="rId20"/>
+                          <a:stretch>
+                            <a:fillRect/>
+                          </a:stretch>
+                        </pic:blipFill>
+                        <pic:spPr>
+                          <a:xfrm>
+                            <a:off x="0" y="0"/>
+                            <a:ext cx="4991357" cy="3702240"/>
+                          </a:xfrm>
+                          <a:prstGeom prst="rect">
+                            <a:avLst/>
+                          </a:prstGeom>
+                        </pic:spPr>
+                      </pic:pic>
+                    </a:graphicData>
+                  </a:graphic>
+                </wp:inline>
+              </w:drawing>
+            </w:r>
+          </w:p>
+        </w:tc>
+      </w:tr>
+      <w:tr>
+        <w:trPr>
+          <w:trHeight w:val="397"/>
+          <w:jc w:val="center"/>
+        </w:trPr>
+        <w:tc>
+          <w:tcPr>
+            <w:tcW w:w="9639" w:type="dxa"/>
+            <w:gridSpan w:val="5"/>
+            <w:tcBorders>
+              <w:top w:val="single" w:sz="4" w:space="0" w:color="auto"/>
+              <w:left w:val="nil"/>
+              <w:bottom w:val="single" w:sz="4" w:space="0" w:color="auto"/>
+              <w:right w:val="nil"/>
+            </w:tcBorders>
+            <w:shd w:val="clear" w:color="auto" w:fill="BFBFBF" w:themeFill="background1" w:themeFillShade="BF"/>
+            <w:vAlign w:val="center"/>
+          </w:tcPr>
+          <w:p>
+            <w:pPr>
+              <w:pStyle w:val="a3"/>
+              <w:wordWrap/>
+              <w:rPr>
+                <w:rFonts w:asciiTheme="minorEastAsia" w:hAnsiTheme="minorEastAsia" w:cs="Arial"/>
+                <w:b/>
+                <w:szCs w:val="20"/>
+              </w:rPr>
+            </w:pPr>
+            <w:r>
+              <w:rPr>
+                <w:rFonts w:asciiTheme="minorEastAsia" w:hAnsiTheme="minorEastAsia" w:cs="Arial"/>
+                <w:b/>
+                <w:szCs w:val="20"/>
+              </w:rPr>
+              <w:lastRenderedPageBreak/>
+              <w:t xml:space="preserve">Architecture according to </w:t>
+            </w:r>
+            <w:r>
+              <w:rPr>
+                <w:rFonts w:asciiTheme="minorEastAsia" w:hAnsiTheme="minorEastAsia" w:cs="Arial"/>
+                <w:b/>
+                <w:szCs w:val="20"/>
+              </w:rPr>
+              <w:t>risk management</w:t>
+            </w:r>
+          </w:p>
+        </w:tc>
+      </w:tr>
+      <w:tr>
+        <w:trPr>
+          <w:trHeight w:val="397"/>
+          <w:jc w:val="center"/>
+        </w:trPr>
+        <w:tc>
+          <w:tcPr>
+            <w:tcW w:w="9639" w:type="dxa"/>
+            <w:gridSpan w:val="5"/>
+            <w:tcBorders>
+              <w:left w:val="nil"/>
+              <w:bottom w:val="single" w:sz="12" w:space="0" w:color="auto"/>
+              <w:right w:val="nil"/>
+            </w:tcBorders>
+            <w:shd w:val="clear" w:color="auto" w:fill="auto"/>
+            <w:vAlign w:val="center"/>
+          </w:tcPr>
+          <w:p>
+            <w:pPr>
+              <w:pStyle w:val="a3"/>
+              <w:wordWrap/>
+              <w:rPr>
+                <w:rFonts w:asciiTheme="minorEastAsia" w:hAnsiTheme="minorEastAsia" w:cs="Arial"/>
+                <w:b/>
+                <w:szCs w:val="20"/>
+              </w:rPr>
+            </w:pPr>
+            <w:r>
+              <w:rPr>
+                <w:rFonts w:asciiTheme="minorEastAsia" w:hAnsiTheme="minorEastAsia" w:cs="Arial" w:hint="eastAsia"/>
+                <w:b/>
+                <w:szCs w:val="20"/>
+              </w:rPr>
+              <w:t>N</w:t>
+            </w:r>
+            <w:r>
+              <w:rPr>
+                <w:rFonts w:asciiTheme="minorEastAsia" w:hAnsiTheme="minorEastAsia" w:cs="Arial"/>
+                <w:b/>
+                <w:szCs w:val="20"/>
+              </w:rPr>
+              <w:t>/A</w:t>
+            </w:r>
+          </w:p>
+        </w:tc>
+      </w:tr>
+    </w:tbl>
+    <w:p>
+      <w:pPr>
+        <w:widowControl/>
+        <w:wordWrap/>
+        <w:autoSpaceDE/>
+        <w:autoSpaceDN/>
+        <w:spacing w:line="240" w:lineRule="auto"/>
+        <w:outlineLvl w:val="0"/>
+        <w:rPr>
+          <w:rFonts w:ascii="Arial" w:hAnsi="Arial" w:cs="Arial"/>
+          <w:b/>
+          <w:sz w:val="24"/>
+        </w:rPr>
+      </w:pPr>
+    </w:p>
+    <w:tbl>
+      <w:tblPr>
+        <w:tblW w:w="9639" w:type="dxa"/>
+        <w:jc w:val="center"/>
+        <w:tblBorders>
+          <w:top w:val="single" w:sz="4" w:space="0" w:color="auto"/>
+          <w:left w:val="single" w:sz="4" w:space="0" w:color="auto"/>
+          <w:bottom w:val="single" w:sz="4" w:space="0" w:color="auto"/>
+          <w:right w:val="single" w:sz="4" w:space="0" w:color="auto"/>
+          <w:insideH w:val="single" w:sz="4" w:space="0" w:color="auto"/>
+          <w:insideV w:val="single" w:sz="4" w:space="0" w:color="auto"/>
+        </w:tblBorders>
+        <w:shd w:val="clear" w:color="auto" w:fill="D9D9D9"/>
+        <w:tblLook w:val="04A0" w:firstRow="1" w:lastRow="0" w:firstColumn="1" w:lastColumn="0" w:noHBand="0" w:noVBand="1"/>
+      </w:tblPr>
+      <w:tblGrid>
+        <w:gridCol w:w="1061"/>
+        <w:gridCol w:w="4609"/>
+        <w:gridCol w:w="2405"/>
+        <w:gridCol w:w="1553"/>
+        <w:gridCol w:w="11"/>
+      </w:tblGrid>
+      <w:tr>
+        <w:trPr>
+          <w:gridAfter w:val="1"/>
+          <w:wAfter w:w="11" w:type="dxa"/>
+          <w:trHeight w:val="397"/>
+          <w:jc w:val="center"/>
+        </w:trPr>
+        <w:tc>
+          <w:tcPr>
+            <w:tcW w:w="1061" w:type="dxa"/>
+            <w:tcBorders>
+              <w:top w:val="single" w:sz="12" w:space="0" w:color="auto"/>
+              <w:left w:val="nil"/>
+            </w:tcBorders>
+            <w:shd w:val="clear" w:color="auto" w:fill="BFBFBF" w:themeFill="background1" w:themeFillShade="BF"/>
+            <w:vAlign w:val="center"/>
+          </w:tcPr>
+          <w:p>
+            <w:pPr>
+              <w:pStyle w:val="a3"/>
+              <w:wordWrap/>
+              <w:rPr>
+                <w:rFonts w:asciiTheme="minorEastAsia" w:hAnsiTheme="minorEastAsia" w:cs="Arial"/>
+                <w:b/>
+                <w:szCs w:val="20"/>
+              </w:rPr>
+            </w:pPr>
+            <w:r>
+              <w:rPr>
+                <w:rFonts w:asciiTheme="minorEastAsia" w:hAnsiTheme="minorEastAsia" w:cs="Arial"/>
+                <w:b/>
+                <w:szCs w:val="20"/>
+              </w:rPr>
+              <w:t>SDS ID</w:t>
+            </w:r>
+          </w:p>
+        </w:tc>
+        <w:tc>
+          <w:tcPr>
+            <w:tcW w:w="4609" w:type="dxa"/>
+            <w:tcBorders>
+              <w:top w:val="single" w:sz="12" w:space="0" w:color="auto"/>
+            </w:tcBorders>
+            <w:shd w:val="clear" w:color="auto" w:fill="auto"/>
+            <w:vAlign w:val="center"/>
+          </w:tcPr>
+          <w:p>
+            <w:pPr>
+              <w:pStyle w:val="a3"/>
+              <w:wordWrap/>
+              <w:rPr>
+                <w:rFonts w:asciiTheme="minorEastAsia" w:hAnsiTheme="minorEastAsia" w:cs="Arial"/>
+                <w:b/>
+                <w:szCs w:val="20"/>
+              </w:rPr>
+            </w:pPr>
+            <w:r>
+              <w:rPr>
+                <w:rFonts w:asciiTheme="minorEastAsia" w:hAnsiTheme="minorEastAsia" w:cs="Arial"/>
+                <w:b/>
+                <w:szCs w:val="20"/>
+              </w:rPr>
+              <w:t>S</w:t>
+            </w:r>
+            <w:r>
+              <w:rPr>
+                <w:rFonts w:asciiTheme="minorEastAsia" w:hAnsiTheme="minorEastAsia" w:cs="Arial"/>
+                <w:b/>
+                <w:szCs w:val="20"/>
+              </w:rPr>
+              <w:t>D</w:t>
+            </w:r>
+            <w:r>
+              <w:rPr>
+                <w:rFonts w:asciiTheme="minorEastAsia" w:hAnsiTheme="minorEastAsia" w:cs="Arial"/>
+                <w:b/>
+                <w:szCs w:val="20"/>
+              </w:rPr>
+              <w:t>S-038</w:t>
+            </w:r>
+          </w:p>
+        </w:tc>
+        <w:tc>
+          <w:tcPr>
+            <w:tcW w:w="2405" w:type="dxa"/>
+            <w:vMerge w:val="restart"/>
+            <w:tcBorders>
+              <w:top w:val="single" w:sz="12" w:space="0" w:color="auto"/>
+            </w:tcBorders>
+            <w:shd w:val="clear" w:color="auto" w:fill="auto"/>
+            <w:vAlign w:val="center"/>
+          </w:tcPr>
+          <w:p>
+            <w:pPr>
+              <w:pStyle w:val="a3"/>
+              <w:wordWrap/>
+              <w:rPr>
+                <w:rFonts w:asciiTheme="minorEastAsia" w:hAnsiTheme="minorEastAsia" w:cs="Arial"/>
+                <w:b/>
+                <w:szCs w:val="20"/>
+              </w:rPr>
+            </w:pPr>
+            <w:r>
+              <w:rPr>
+                <w:rFonts w:asciiTheme="minorEastAsia" w:hAnsiTheme="minorEastAsia" w:cs="Arial"/>
+                <w:b/>
+                <w:szCs w:val="20"/>
+              </w:rPr>
+              <w:t>AI FFR</w:t>
+            </w:r>
+          </w:p>
+        </w:tc>
+        <w:tc>
+          <w:tcPr>
+            <w:tcW w:w="1553" w:type="dxa"/>
+            <w:tcBorders>
+              <w:top w:val="single" w:sz="12" w:space="0" w:color="auto"/>
+              <w:right w:val="nil"/>
+            </w:tcBorders>
+            <w:shd w:val="clear" w:color="auto" w:fill="BFBFBF" w:themeFill="background1" w:themeFillShade="BF"/>
+            <w:vAlign w:val="center"/>
+          </w:tcPr>
+          <w:p>
+            <w:pPr>
+              <w:pStyle w:val="a3"/>
+              <w:wordWrap/>
+              <w:jc w:val="center"/>
+              <w:rPr>
+                <w:rFonts w:asciiTheme="minorEastAsia" w:hAnsiTheme="minorEastAsia" w:cs="Arial"/>
+                <w:b/>
+                <w:szCs w:val="20"/>
+              </w:rPr>
+            </w:pPr>
+            <w:r>
+              <w:rPr>
+                <w:rFonts w:asciiTheme="minorEastAsia" w:hAnsiTheme="minorEastAsia" w:cs="Arial"/>
+                <w:b/>
+                <w:szCs w:val="20"/>
+              </w:rPr>
+              <w:t>Class</w:t>
+            </w:r>
+          </w:p>
+        </w:tc>
+      </w:tr>
+      <w:tr>
+        <w:trPr>
+          <w:gridAfter w:val="1"/>
+          <w:wAfter w:w="11" w:type="dxa"/>
+          <w:trHeight w:val="397"/>
+          <w:jc w:val="center"/>
+        </w:trPr>
+        <w:tc>
+          <w:tcPr>
+            <w:tcW w:w="1061" w:type="dxa"/>
+            <w:tcBorders>
+              <w:left w:val="nil"/>
+            </w:tcBorders>
+            <w:shd w:val="clear" w:color="auto" w:fill="BFBFBF" w:themeFill="background1" w:themeFillShade="BF"/>
+            <w:vAlign w:val="center"/>
+          </w:tcPr>
+          <w:p>
+            <w:pPr>
+              <w:pStyle w:val="a3"/>
+              <w:wordWrap/>
+              <w:rPr>
+                <w:rFonts w:asciiTheme="minorEastAsia" w:hAnsiTheme="minorEastAsia" w:cs="Arial"/>
+                <w:b/>
+                <w:szCs w:val="20"/>
+              </w:rPr>
+            </w:pPr>
+            <w:r>
+              <w:rPr>
+                <w:rFonts w:asciiTheme="minorEastAsia" w:hAnsiTheme="minorEastAsia" w:cs="Arial"/>
+                <w:b/>
+                <w:szCs w:val="20"/>
+              </w:rPr>
+              <w:t>SRS ID</w:t>
+            </w:r>
+          </w:p>
+        </w:tc>
+        <w:tc>
+          <w:tcPr>
+            <w:tcW w:w="4609" w:type="dxa"/>
+            <w:shd w:val="clear" w:color="auto" w:fill="auto"/>
+            <w:vAlign w:val="center"/>
+          </w:tcPr>
+          <w:p>
+            <w:pPr>
+              <w:pStyle w:val="a3"/>
+              <w:wordWrap/>
+              <w:rPr>
+                <w:rFonts w:asciiTheme="minorEastAsia" w:hAnsiTheme="minorEastAsia" w:cs="Arial"/>
+                <w:b/>
+                <w:szCs w:val="20"/>
+              </w:rPr>
+            </w:pPr>
+            <w:r>
+              <w:rPr>
+                <w:rFonts w:asciiTheme="minorEastAsia" w:hAnsiTheme="minorEastAsia" w:cs="Arial"/>
+                <w:b/>
+                <w:szCs w:val="20"/>
+              </w:rPr>
+              <w:t>SRS-038</w:t>
+            </w:r>
+          </w:p>
+        </w:tc>
+        <w:tc>
+          <w:tcPr>
+            <w:tcW w:w="2405" w:type="dxa"/>
+            <w:vMerge/>
+            <w:shd w:val="clear" w:color="auto" w:fill="auto"/>
+            <w:vAlign w:val="center"/>
+          </w:tcPr>
+          <w:p>
+            <w:pPr>
+              <w:pStyle w:val="a3"/>
+              <w:wordWrap/>
+              <w:rPr>
+                <w:rFonts w:asciiTheme="minorEastAsia" w:hAnsiTheme="minorEastAsia" w:cs="Arial"/>
+                <w:b/>
+                <w:szCs w:val="20"/>
+              </w:rPr>
+            </w:pPr>
+          </w:p>
+        </w:tc>
+        <w:tc>
+          <w:tcPr>
+            <w:tcW w:w="1553" w:type="dxa"/>
+            <w:tcBorders>
+              <w:right w:val="nil"/>
+            </w:tcBorders>
+            <w:shd w:val="clear" w:color="auto" w:fill="auto"/>
+            <w:vAlign w:val="center"/>
+          </w:tcPr>
+          <w:p>
+            <w:pPr>
+              <w:pStyle w:val="a3"/>
+              <w:wordWrap/>
+              <w:jc w:val="center"/>
+              <w:rPr>
+                <w:rFonts w:asciiTheme="minorEastAsia" w:hAnsiTheme="minorEastAsia" w:cs="Arial"/>
+                <w:b/>
+                <w:szCs w:val="20"/>
+              </w:rPr>
+            </w:pPr>
+            <w:r>
+              <w:rPr>
+                <w:rFonts w:asciiTheme="minorEastAsia" w:hAnsiTheme="minorEastAsia" w:cs="Arial" w:hint="eastAsia"/>
+                <w:b/>
+                <w:szCs w:val="20"/>
+              </w:rPr>
+              <w:t>A</w:t>
+            </w:r>
+          </w:p>
+        </w:tc>
+      </w:tr>
+      <w:tr>
+        <w:trPr>
+          <w:trHeight w:val="397"/>
+          <w:jc w:val="center"/>
+        </w:trPr>
+        <w:tc>
+          <w:tcPr>
+            <w:tcW w:w="9639" w:type="dxa"/>
+            <w:gridSpan w:val="5"/>
+            <w:tcBorders>
+              <w:left w:val="nil"/>
+              <w:right w:val="nil"/>
+            </w:tcBorders>
+            <w:shd w:val="clear" w:color="auto" w:fill="BFBFBF" w:themeFill="background1" w:themeFillShade="BF"/>
+            <w:vAlign w:val="center"/>
+          </w:tcPr>
+          <w:p>
+            <w:pPr>
+              <w:pStyle w:val="a3"/>
+              <w:wordWrap/>
+              <w:rPr>
+                <w:rFonts w:asciiTheme="minorEastAsia" w:hAnsiTheme="minorEastAsia" w:cs="Arial"/>
+                <w:b/>
+                <w:szCs w:val="20"/>
+              </w:rPr>
+            </w:pPr>
+            <w:r>
+              <w:rPr>
+                <w:rFonts w:asciiTheme="minorEastAsia" w:hAnsiTheme="minorEastAsia" w:cs="Arial"/>
+                <w:b/>
+                <w:szCs w:val="20"/>
+              </w:rPr>
+              <w:t>SDS description</w:t>
+            </w:r>
+          </w:p>
+        </w:tc>
+      </w:tr>
+      <w:tr>
+        <w:trPr>
+          <w:trHeight w:val="397"/>
+          <w:jc w:val="center"/>
+        </w:trPr>
+        <w:tc>
+          <w:tcPr>
+            <w:tcW w:w="9639" w:type="dxa"/>
+            <w:gridSpan w:val="5"/>
+            <w:tcBorders>
+              <w:left w:val="nil"/>
+              <w:right w:val="nil"/>
+            </w:tcBorders>
+            <w:shd w:val="clear" w:color="auto" w:fill="auto"/>
+            <w:vAlign w:val="center"/>
+          </w:tcPr>
+          <w:p>
+            <w:pPr>
+              <w:pStyle w:val="a3"/>
+              <w:wordWrap/>
+              <w:rPr>
+                <w:rFonts w:asciiTheme="minorEastAsia" w:hAnsiTheme="minorEastAsia" w:cs="Arial"/>
+                <w:b/>
+                <w:szCs w:val="20"/>
+              </w:rPr>
+            </w:pPr>
+            <w:r>
+              <w:rPr>
+                <w:rFonts w:asciiTheme="minorEastAsia" w:hAnsiTheme="minorEastAsia" w:cs="Arial"/>
+                <w:b/>
+                <w:szCs w:val="20"/>
+              </w:rPr>
+              <w:t xml:space="preserve">OCT </w:t>
+            </w:r>
+            <w:r>
+              <w:rPr>
+                <w:rFonts w:asciiTheme="minorEastAsia" w:hAnsiTheme="minorEastAsia" w:cs="Arial" w:hint="eastAsia"/>
+                <w:b/>
+                <w:szCs w:val="20"/>
+              </w:rPr>
+              <w:t>I</w:t>
+            </w:r>
+            <w:r>
+              <w:rPr>
+                <w:rFonts w:asciiTheme="minorEastAsia" w:hAnsiTheme="minorEastAsia" w:cs="Arial"/>
+                <w:b/>
+                <w:szCs w:val="20"/>
+              </w:rPr>
+              <w:t>mage</w:t>
+            </w:r>
+            <w:r>
+              <w:rPr>
+                <w:rFonts w:asciiTheme="minorEastAsia" w:hAnsiTheme="minorEastAsia" w:cs="Arial" w:hint="eastAsia"/>
+                <w:b/>
+                <w:szCs w:val="20"/>
+              </w:rPr>
+              <w:t xml:space="preserve">를 분석한 정보를 통해서 </w:t>
+            </w:r>
+            <w:r>
+              <w:rPr>
+                <w:rFonts w:asciiTheme="minorEastAsia" w:hAnsiTheme="minorEastAsia" w:cs="Arial"/>
+                <w:b/>
+                <w:szCs w:val="20"/>
+              </w:rPr>
+              <w:t xml:space="preserve">FFR </w:t>
+            </w:r>
+            <w:r>
+              <w:rPr>
+                <w:rFonts w:asciiTheme="minorEastAsia" w:hAnsiTheme="minorEastAsia" w:cs="Arial" w:hint="eastAsia"/>
+                <w:b/>
+                <w:szCs w:val="20"/>
+              </w:rPr>
+              <w:t>예측 값</w:t>
+            </w:r>
+            <w:r>
+              <w:rPr>
+                <w:rFonts w:asciiTheme="minorEastAsia" w:hAnsiTheme="minorEastAsia" w:cs="Arial" w:hint="eastAsia"/>
+                <w:b/>
+                <w:szCs w:val="20"/>
+              </w:rPr>
+              <w:t xml:space="preserve"> 표시</w:t>
+            </w:r>
+          </w:p>
+          <w:p>
+            <w:pPr>
+              <w:pStyle w:val="a3"/>
+              <w:wordWrap/>
+              <w:rPr>
+                <w:rFonts w:asciiTheme="minorEastAsia" w:hAnsiTheme="minorEastAsia" w:cs="Arial"/>
+                <w:b/>
+                <w:szCs w:val="20"/>
+              </w:rPr>
+            </w:pPr>
+            <w:r>
+              <w:rPr>
+                <w:rFonts w:asciiTheme="minorEastAsia" w:hAnsiTheme="minorEastAsia" w:cs="Arial"/>
+                <w:b/>
+                <w:noProof/>
+                <w:szCs w:val="20"/>
+              </w:rPr>
+              <w:drawing>
+                <wp:inline distT="0" distB="0" distL="0" distR="0" wp14:anchorId="6DB28C5B" wp14:editId="75BF7B36">
+                  <wp:extent cx="939848" cy="1746340"/>
+                  <wp:effectExtent l="0" t="0" r="0" b="6350"/>
+                  <wp:docPr id="1329948125" name="그림 1"/>
+                  <wp:cNvGraphicFramePr>
+                    <a:graphicFrameLocks xmlns:a="http://schemas.openxmlformats.org/drawingml/2006/main" noChangeAspect="1"/>
+                  </wp:cNvGraphicFramePr>
+                  <a:graphic xmlns:a="http://schemas.openxmlformats.org/drawingml/2006/main">
+                    <a:graphicData uri="http://schemas.openxmlformats.org/drawingml/2006/picture">
+                      <pic:pic xmlns:pic="http://schemas.openxmlformats.org/drawingml/2006/picture">
+                        <pic:nvPicPr>
+                          <pic:cNvPr id="1329948125" name=""/>
+                          <pic:cNvPicPr/>
+                        </pic:nvPicPr>
+                        <pic:blipFill>
+                          <a:blip r:embed="rId21"/>
+                          <a:stretch>
+                            <a:fillRect/>
+                          </a:stretch>
+                        </pic:blipFill>
+                        <pic:spPr>
+                          <a:xfrm>
+                            <a:off x="0" y="0"/>
+                            <a:ext cx="939848" cy="1746340"/>
+                          </a:xfrm>
+                          <a:prstGeom prst="rect">
+                            <a:avLst/>
+                          </a:prstGeom>
+                        </pic:spPr>
+                      </pic:pic>
+                    </a:graphicData>
+                  </a:graphic>
+                </wp:inline>
+              </w:drawing>
+            </w:r>
+          </w:p>
+        </w:tc>
+      </w:tr>
+      <w:tr>
+        <w:trPr>
+          <w:trHeight w:val="397"/>
+          <w:jc w:val="center"/>
+        </w:trPr>
+        <w:tc>
+          <w:tcPr>
+            <w:tcW w:w="9639" w:type="dxa"/>
+            <w:gridSpan w:val="5"/>
+            <w:tcBorders>
+              <w:top w:val="single" w:sz="4" w:space="0" w:color="auto"/>
+              <w:left w:val="nil"/>
+              <w:bottom w:val="single" w:sz="4" w:space="0" w:color="auto"/>
+              <w:right w:val="nil"/>
+            </w:tcBorders>
+            <w:shd w:val="clear" w:color="auto" w:fill="BFBFBF" w:themeFill="background1" w:themeFillShade="BF"/>
+            <w:vAlign w:val="center"/>
+          </w:tcPr>
+          <w:p>
+            <w:pPr>
+              <w:pStyle w:val="a3"/>
+              <w:wordWrap/>
+              <w:rPr>
+                <w:rFonts w:asciiTheme="minorEastAsia" w:hAnsiTheme="minorEastAsia" w:cs="Arial"/>
+                <w:b/>
+                <w:szCs w:val="20"/>
+              </w:rPr>
+            </w:pPr>
+            <w:r>
+              <w:rPr>
+                <w:rFonts w:asciiTheme="minorEastAsia" w:hAnsiTheme="minorEastAsia" w:cs="Arial"/>
+                <w:b/>
+                <w:szCs w:val="20"/>
+              </w:rPr>
+              <w:t xml:space="preserve">Architecture according to </w:t>
+            </w:r>
+            <w:r>
+              <w:rPr>
+                <w:rFonts w:asciiTheme="minorEastAsia" w:hAnsiTheme="minorEastAsia" w:cs="Arial"/>
+                <w:b/>
+                <w:szCs w:val="20"/>
+              </w:rPr>
+              <w:t>risk management</w:t>
+            </w:r>
+          </w:p>
+        </w:tc>
+      </w:tr>
+      <w:tr>
+        <w:trPr>
+          <w:trHeight w:val="397"/>
+          <w:jc w:val="center"/>
+        </w:trPr>
+        <w:tc>
+          <w:tcPr>
+            <w:tcW w:w="9639" w:type="dxa"/>
+            <w:gridSpan w:val="5"/>
+            <w:tcBorders>
+              <w:left w:val="nil"/>
+              <w:bottom w:val="single" w:sz="12" w:space="0" w:color="auto"/>
+              <w:right w:val="nil"/>
+            </w:tcBorders>
+            <w:shd w:val="clear" w:color="auto" w:fill="auto"/>
+            <w:vAlign w:val="center"/>
+          </w:tcPr>
+          <w:p>
+            <w:pPr>
+              <w:pStyle w:val="a3"/>
+              <w:wordWrap/>
+              <w:rPr>
+                <w:rFonts w:asciiTheme="minorEastAsia" w:hAnsiTheme="minorEastAsia" w:cs="Arial"/>
+                <w:b/>
+                <w:szCs w:val="20"/>
+              </w:rPr>
+            </w:pPr>
+            <w:r>
+              <w:rPr>
+                <w:rFonts w:asciiTheme="minorEastAsia" w:hAnsiTheme="minorEastAsia" w:cs="Arial" w:hint="eastAsia"/>
+                <w:b/>
+                <w:szCs w:val="20"/>
+              </w:rPr>
+              <w:t>N</w:t>
+            </w:r>
+            <w:r>
+              <w:rPr>
+                <w:rFonts w:asciiTheme="minorEastAsia" w:hAnsiTheme="minorEastAsia" w:cs="Arial"/>
+                <w:b/>
+                <w:szCs w:val="20"/>
+              </w:rPr>
+              <w:t>/A</w:t>
+            </w:r>
+          </w:p>
+        </w:tc>
+      </w:tr>
+    </w:tbl>
+    <w:p>
+      <w:pPr>
+        <w:widowControl/>
+        <w:wordWrap/>
+        <w:autoSpaceDE/>
+        <w:autoSpaceDN/>
+        <w:spacing w:line="240" w:lineRule="auto"/>
+        <w:outlineLvl w:val="0"/>
+        <w:rPr>
+          <w:rFonts w:ascii="Arial" w:hAnsi="Arial" w:cs="Arial"/>
+          <w:b/>
+          <w:sz w:val="24"/>
+        </w:rPr>
+      </w:pPr>
+    </w:p>
+    <w:tbl>
+      <w:tblPr>
+        <w:tblW w:w="9639" w:type="dxa"/>
+        <w:jc w:val="center"/>
+        <w:tblBorders>
+          <w:top w:val="single" w:sz="4" w:space="0" w:color="auto"/>
+          <w:left w:val="single" w:sz="4" w:space="0" w:color="auto"/>
+          <w:bottom w:val="single" w:sz="4" w:space="0" w:color="auto"/>
+          <w:right w:val="single" w:sz="4" w:space="0" w:color="auto"/>
+          <w:insideH w:val="single" w:sz="4" w:space="0" w:color="auto"/>
+          <w:insideV w:val="single" w:sz="4" w:space="0" w:color="auto"/>
+        </w:tblBorders>
+        <w:shd w:val="clear" w:color="auto" w:fill="D9D9D9"/>
+        <w:tblLook w:val="04A0" w:firstRow="1" w:lastRow="0" w:firstColumn="1" w:lastColumn="0" w:noHBand="0" w:noVBand="1"/>
+      </w:tblPr>
+      <w:tblGrid>
+        <w:gridCol w:w="1061"/>
+        <w:gridCol w:w="4609"/>
+        <w:gridCol w:w="2405"/>
+        <w:gridCol w:w="1553"/>
+        <w:gridCol w:w="11"/>
+      </w:tblGrid>
+      <w:tr>
+        <w:trPr>
+          <w:gridAfter w:val="1"/>
+          <w:wAfter w:w="11" w:type="dxa"/>
+          <w:trHeight w:val="397"/>
+          <w:jc w:val="center"/>
+        </w:trPr>
+        <w:tc>
+          <w:tcPr>
+            <w:tcW w:w="1061" w:type="dxa"/>
+            <w:tcBorders>
+              <w:top w:val="single" w:sz="12" w:space="0" w:color="auto"/>
+              <w:left w:val="nil"/>
+            </w:tcBorders>
+            <w:shd w:val="clear" w:color="auto" w:fill="BFBFBF" w:themeFill="background1" w:themeFillShade="BF"/>
+            <w:vAlign w:val="center"/>
+          </w:tcPr>
+          <w:p>
+            <w:pPr>
+              <w:pStyle w:val="a3"/>
+              <w:wordWrap/>
+              <w:rPr>
+                <w:rFonts w:asciiTheme="minorEastAsia" w:hAnsiTheme="minorEastAsia" w:cs="Arial"/>
+                <w:b/>
+                <w:szCs w:val="20"/>
+              </w:rPr>
+            </w:pPr>
+            <w:r>
+              <w:rPr>
+                <w:rFonts w:asciiTheme="minorEastAsia" w:hAnsiTheme="minorEastAsia" w:cs="Arial"/>
+                <w:b/>
+                <w:szCs w:val="20"/>
+              </w:rPr>
+              <w:t>SDS ID</w:t>
+            </w:r>
+          </w:p>
+        </w:tc>
+        <w:tc>
+          <w:tcPr>
+            <w:tcW w:w="4609" w:type="dxa"/>
+            <w:tcBorders>
+              <w:top w:val="single" w:sz="12" w:space="0" w:color="auto"/>
+            </w:tcBorders>
+            <w:shd w:val="clear" w:color="auto" w:fill="auto"/>
+            <w:vAlign w:val="center"/>
+          </w:tcPr>
+          <w:p>
+            <w:pPr>
+              <w:pStyle w:val="a3"/>
+              <w:wordWrap/>
+              <w:rPr>
+                <w:rFonts w:asciiTheme="minorEastAsia" w:hAnsiTheme="minorEastAsia" w:cs="Arial"/>
+                <w:b/>
+                <w:szCs w:val="20"/>
+              </w:rPr>
+            </w:pPr>
+            <w:r>
+              <w:rPr>
+                <w:rFonts w:asciiTheme="minorEastAsia" w:hAnsiTheme="minorEastAsia" w:cs="Arial"/>
+                <w:b/>
+                <w:szCs w:val="20"/>
+              </w:rPr>
+              <w:t>S</w:t>
+            </w:r>
+            <w:r>
+              <w:rPr>
+                <w:rFonts w:asciiTheme="minorEastAsia" w:hAnsiTheme="minorEastAsia" w:cs="Arial" w:hint="eastAsia"/>
+                <w:b/>
+                <w:szCs w:val="20"/>
+              </w:rPr>
+              <w:t>D</w:t>
+            </w:r>
+            <w:r>
+              <w:rPr>
+                <w:rFonts w:asciiTheme="minorEastAsia" w:hAnsiTheme="minorEastAsia" w:cs="Arial"/>
+                <w:b/>
+                <w:szCs w:val="20"/>
+              </w:rPr>
+              <w:t>S-0</w:t>
+            </w:r>
+            <w:r>
+              <w:rPr>
+                <w:rFonts w:asciiTheme="minorEastAsia" w:hAnsiTheme="minorEastAsia" w:cs="Arial"/>
+                <w:b/>
+                <w:szCs w:val="20"/>
+              </w:rPr>
+              <w:t>39</w:t>
+            </w:r>
+          </w:p>
+        </w:tc>
+        <w:tc>
+          <w:tcPr>
+            <w:tcW w:w="2405" w:type="dxa"/>
+            <w:vMerge w:val="restart"/>
+            <w:tcBorders>
+              <w:top w:val="single" w:sz="12" w:space="0" w:color="auto"/>
+            </w:tcBorders>
+            <w:shd w:val="clear" w:color="auto" w:fill="auto"/>
+            <w:vAlign w:val="center"/>
+          </w:tcPr>
+          <w:p>
+            <w:pPr>
+              <w:pStyle w:val="a3"/>
+              <w:wordWrap/>
+              <w:rPr>
+                <w:rFonts w:asciiTheme="minorEastAsia" w:hAnsiTheme="minorEastAsia" w:cs="Arial"/>
+                <w:b/>
+                <w:szCs w:val="20"/>
+              </w:rPr>
+            </w:pPr>
+            <w:r>
+              <w:rPr>
+                <w:rFonts w:asciiTheme="minorEastAsia" w:hAnsiTheme="minorEastAsia" w:cs="Arial"/>
+                <w:b/>
+                <w:szCs w:val="20"/>
+              </w:rPr>
+              <w:t>Acquisition Control</w:t>
+            </w:r>
+          </w:p>
+        </w:tc>
+        <w:tc>
+          <w:tcPr>
+            <w:tcW w:w="1553" w:type="dxa"/>
+            <w:tcBorders>
+              <w:top w:val="single" w:sz="12" w:space="0" w:color="auto"/>
+              <w:right w:val="nil"/>
+            </w:tcBorders>
+            <w:shd w:val="clear" w:color="auto" w:fill="BFBFBF" w:themeFill="background1" w:themeFillShade="BF"/>
+            <w:vAlign w:val="center"/>
+          </w:tcPr>
+          <w:p>
+            <w:pPr>
+              <w:pStyle w:val="a3"/>
+              <w:wordWrap/>
+              <w:jc w:val="center"/>
+              <w:rPr>
+                <w:rFonts w:asciiTheme="minorEastAsia" w:hAnsiTheme="minorEastAsia" w:cs="Arial"/>
+                <w:b/>
+                <w:szCs w:val="20"/>
+              </w:rPr>
+            </w:pPr>
+            <w:r>
+              <w:rPr>
+                <w:rFonts w:asciiTheme="minorEastAsia" w:hAnsiTheme="minorEastAsia" w:cs="Arial"/>
+                <w:b/>
+                <w:szCs w:val="20"/>
+              </w:rPr>
+              <w:t>Class</w:t>
+            </w:r>
+          </w:p>
+        </w:tc>
+      </w:tr>
+      <w:tr>
+        <w:trPr>
+          <w:gridAfter w:val="1"/>
+          <w:wAfter w:w="11" w:type="dxa"/>
+          <w:trHeight w:val="397"/>
+          <w:jc w:val="center"/>
+        </w:trPr>
+        <w:tc>
+          <w:tcPr>
+            <w:tcW w:w="1061" w:type="dxa"/>
+            <w:tcBorders>
+              <w:left w:val="nil"/>
+            </w:tcBorders>
+            <w:shd w:val="clear" w:color="auto" w:fill="BFBFBF" w:themeFill="background1" w:themeFillShade="BF"/>
+            <w:vAlign w:val="center"/>
+          </w:tcPr>
+          <w:p>
+            <w:pPr>
+              <w:pStyle w:val="a3"/>
+              <w:wordWrap/>
+              <w:rPr>
+                <w:rFonts w:asciiTheme="minorEastAsia" w:hAnsiTheme="minorEastAsia" w:cs="Arial"/>
+                <w:b/>
+                <w:szCs w:val="20"/>
+              </w:rPr>
+            </w:pPr>
+            <w:r>
+              <w:rPr>
+                <w:rFonts w:asciiTheme="minorEastAsia" w:hAnsiTheme="minorEastAsia" w:cs="Arial"/>
+                <w:b/>
+                <w:szCs w:val="20"/>
+              </w:rPr>
+              <w:t>SRS ID</w:t>
+            </w:r>
+          </w:p>
+        </w:tc>
+        <w:tc>
+          <w:tcPr>
+            <w:tcW w:w="4609" w:type="dxa"/>
+            <w:shd w:val="clear" w:color="auto" w:fill="auto"/>
+            <w:vAlign w:val="center"/>
+          </w:tcPr>
+          <w:p>
+            <w:pPr>
+              <w:pStyle w:val="a3"/>
+              <w:wordWrap/>
+              <w:rPr>
+                <w:rFonts w:asciiTheme="minorEastAsia" w:hAnsiTheme="minorEastAsia" w:cs="Arial"/>
+                <w:b/>
+                <w:szCs w:val="20"/>
+              </w:rPr>
+            </w:pPr>
+            <w:r>
+              <w:rPr>
+                <w:rFonts w:asciiTheme="minorEastAsia" w:hAnsiTheme="minorEastAsia" w:cs="Arial"/>
+                <w:b/>
+                <w:szCs w:val="20"/>
+              </w:rPr>
+              <w:t>SRS-0</w:t>
+            </w:r>
+            <w:r>
+              <w:rPr>
+                <w:rFonts w:asciiTheme="minorEastAsia" w:hAnsiTheme="minorEastAsia" w:cs="Arial"/>
+                <w:b/>
+                <w:szCs w:val="20"/>
+              </w:rPr>
+              <w:t>39</w:t>
+            </w:r>
+          </w:p>
+        </w:tc>
+        <w:tc>
+          <w:tcPr>
+            <w:tcW w:w="2405" w:type="dxa"/>
+            <w:vMerge/>
+            <w:shd w:val="clear" w:color="auto" w:fill="auto"/>
+            <w:vAlign w:val="center"/>
+          </w:tcPr>
+          <w:p>
+            <w:pPr>
+              <w:pStyle w:val="a3"/>
+              <w:wordWrap/>
+              <w:rPr>
+                <w:rFonts w:asciiTheme="minorEastAsia" w:hAnsiTheme="minorEastAsia" w:cs="Arial"/>
+                <w:b/>
+                <w:szCs w:val="20"/>
+              </w:rPr>
+            </w:pPr>
+          </w:p>
+        </w:tc>
+        <w:tc>
+          <w:tcPr>
+            <w:tcW w:w="1553" w:type="dxa"/>
+            <w:tcBorders>
+              <w:right w:val="nil"/>
+            </w:tcBorders>
+            <w:shd w:val="clear" w:color="auto" w:fill="auto"/>
+            <w:vAlign w:val="center"/>
+          </w:tcPr>
+          <w:p>
+            <w:pPr>
+              <w:pStyle w:val="a3"/>
+              <w:wordWrap/>
+              <w:jc w:val="center"/>
+              <w:rPr>
+                <w:rFonts w:asciiTheme="minorEastAsia" w:hAnsiTheme="minorEastAsia" w:cs="Arial"/>
+                <w:b/>
+                <w:szCs w:val="20"/>
+              </w:rPr>
+            </w:pPr>
+            <w:r>
+              <w:rPr>
+                <w:rFonts w:asciiTheme="minorEastAsia" w:hAnsiTheme="minorEastAsia" w:cs="Arial" w:hint="eastAsia"/>
+                <w:b/>
+                <w:szCs w:val="20"/>
+              </w:rPr>
+              <w:t>A</w:t>
+            </w:r>
+          </w:p>
+        </w:tc>
+      </w:tr>
+      <w:tr>
+        <w:trPr>
+          <w:trHeight w:val="397"/>
+          <w:jc w:val="center"/>
+        </w:trPr>
+        <w:tc>
+          <w:tcPr>
+            <w:tcW w:w="9639" w:type="dxa"/>
+            <w:gridSpan w:val="5"/>
+            <w:tcBorders>
+              <w:left w:val="nil"/>
+              <w:right w:val="nil"/>
+            </w:tcBorders>
+            <w:shd w:val="clear" w:color="auto" w:fill="BFBFBF" w:themeFill="background1" w:themeFillShade="BF"/>
+            <w:vAlign w:val="center"/>
+          </w:tcPr>
+          <w:p>
+            <w:pPr>
+              <w:pStyle w:val="a3"/>
+              <w:wordWrap/>
+              <w:rPr>
+                <w:rFonts w:asciiTheme="minorEastAsia" w:hAnsiTheme="minorEastAsia" w:cs="Arial"/>
+                <w:b/>
+                <w:szCs w:val="20"/>
+              </w:rPr>
+            </w:pPr>
+            <w:r>
+              <w:rPr>
+                <w:rFonts w:asciiTheme="minorEastAsia" w:hAnsiTheme="minorEastAsia" w:cs="Arial"/>
+                <w:b/>
+                <w:szCs w:val="20"/>
+              </w:rPr>
+              <w:t>SDS description</w:t>
+            </w:r>
+          </w:p>
+        </w:tc>
+      </w:tr>
+      <w:tr>
+        <w:trPr>
+          <w:trHeight w:val="397"/>
+          <w:jc w:val="center"/>
+        </w:trPr>
+        <w:tc>
+          <w:tcPr>
+            <w:tcW w:w="9639" w:type="dxa"/>
+            <w:gridSpan w:val="5"/>
+            <w:tcBorders>
+              <w:left w:val="nil"/>
+              <w:right w:val="nil"/>
+            </w:tcBorders>
+            <w:shd w:val="clear" w:color="auto" w:fill="auto"/>
+            <w:vAlign w:val="center"/>
+          </w:tcPr>
+          <w:p>
+            <w:pPr>
+              <w:pStyle w:val="a3"/>
+              <w:wordWrap/>
+              <w:rPr>
+                <w:rFonts w:asciiTheme="minorEastAsia" w:hAnsiTheme="minorEastAsia" w:cs="Arial"/>
+                <w:b/>
+                <w:szCs w:val="20"/>
+              </w:rPr>
+            </w:pPr>
+            <w:r>
+              <w:rPr>
+                <w:rFonts w:asciiTheme="minorEastAsia" w:hAnsiTheme="minorEastAsia" w:cs="Arial"/>
+                <w:b/>
+                <w:szCs w:val="20"/>
+              </w:rPr>
+              <w:t>Acquisition Board</w:t>
+            </w:r>
+            <w:r>
+              <w:rPr>
+                <w:rFonts w:asciiTheme="minorEastAsia" w:hAnsiTheme="minorEastAsia" w:cs="Arial" w:hint="eastAsia"/>
+                <w:b/>
+                <w:szCs w:val="20"/>
+              </w:rPr>
+              <w:t>로부터 O</w:t>
+            </w:r>
+            <w:r>
+              <w:rPr>
+                <w:rFonts w:asciiTheme="minorEastAsia" w:hAnsiTheme="minorEastAsia" w:cs="Arial"/>
+                <w:b/>
+                <w:szCs w:val="20"/>
+              </w:rPr>
+              <w:t xml:space="preserve">CT Signal </w:t>
+            </w:r>
+            <w:r>
+              <w:rPr>
+                <w:rFonts w:asciiTheme="minorEastAsia" w:hAnsiTheme="minorEastAsia" w:cs="Arial" w:hint="eastAsia"/>
+                <w:b/>
+                <w:szCs w:val="20"/>
+              </w:rPr>
+              <w:t>획득</w:t>
+            </w:r>
+          </w:p>
+          <w:p>
+            <w:pPr>
+              <w:pStyle w:val="a3"/>
+              <w:wordWrap/>
+              <w:rPr>
+                <w:rFonts w:asciiTheme="minorEastAsia" w:hAnsiTheme="minorEastAsia" w:cs="Arial"/>
+                <w:b/>
+                <w:szCs w:val="20"/>
+              </w:rPr>
+            </w:pPr>
+            <w:r>
+              <w:rPr>
+                <w:rFonts w:asciiTheme="minorEastAsia" w:hAnsiTheme="minorEastAsia" w:cs="Arial"/>
+                <w:b/>
+                <w:noProof/>
+                <w:szCs w:val="20"/>
+              </w:rPr>
+              <w:drawing>
+                <wp:inline distT="0" distB="0" distL="0" distR="0" wp14:anchorId="5B9350F8" wp14:editId="3D9614FB">
+                  <wp:extent cx="1320868" cy="1746340"/>
+                  <wp:effectExtent l="0" t="0" r="0" b="6350"/>
+                  <wp:docPr id="825588551" name="그림 1"/>
+                  <wp:cNvGraphicFramePr>
+                    <a:graphicFrameLocks xmlns:a="http://schemas.openxmlformats.org/drawingml/2006/main" noChangeAspect="1"/>
+                  </wp:cNvGraphicFramePr>
+                  <a:graphic xmlns:a="http://schemas.openxmlformats.org/drawingml/2006/main">
+                    <a:graphicData uri="http://schemas.openxmlformats.org/drawingml/2006/picture">
+                      <pic:pic xmlns:pic="http://schemas.openxmlformats.org/drawingml/2006/picture">
+                        <pic:nvPicPr>
+                          <pic:cNvPr id="825588551" name=""/>
+                          <pic:cNvPicPr/>
+                        </pic:nvPicPr>
+                        <pic:blipFill>
+                          <a:blip r:embed="rId22"/>
+                          <a:stretch>
+                            <a:fillRect/>
+                          </a:stretch>
+                        </pic:blipFill>
+                        <pic:spPr>
+                          <a:xfrm>
+                            <a:off x="0" y="0"/>
+                            <a:ext cx="1320868" cy="1746340"/>
+                          </a:xfrm>
+                          <a:prstGeom prst="rect">
+                            <a:avLst/>
+                          </a:prstGeom>
+                        </pic:spPr>
+                      </pic:pic>
+                    </a:graphicData>
+                  </a:graphic>
+                </wp:inline>
+              </w:drawing>
+            </w:r>
+          </w:p>
+        </w:tc>
+      </w:tr>
+      <w:tr>
+        <w:trPr>
+          <w:trHeight w:val="397"/>
+          <w:jc w:val="center"/>
+        </w:trPr>
+        <w:tc>
+          <w:tcPr>
+            <w:tcW w:w="9639" w:type="dxa"/>
+            <w:gridSpan w:val="5"/>
+            <w:tcBorders>
+              <w:top w:val="single" w:sz="4" w:space="0" w:color="auto"/>
+              <w:left w:val="nil"/>
+              <w:bottom w:val="single" w:sz="4" w:space="0" w:color="auto"/>
+              <w:right w:val="nil"/>
+            </w:tcBorders>
+            <w:shd w:val="clear" w:color="auto" w:fill="BFBFBF" w:themeFill="background1" w:themeFillShade="BF"/>
+            <w:vAlign w:val="center"/>
+          </w:tcPr>
+          <w:p>
+            <w:pPr>
+              <w:pStyle w:val="a3"/>
+              <w:wordWrap/>
+              <w:rPr>
+                <w:rFonts w:asciiTheme="minorEastAsia" w:hAnsiTheme="minorEastAsia" w:cs="Arial"/>
+                <w:b/>
+                <w:szCs w:val="20"/>
+              </w:rPr>
+            </w:pPr>
+            <w:r>
+              <w:rPr>
+                <w:rFonts w:asciiTheme="minorEastAsia" w:hAnsiTheme="minorEastAsia" w:cs="Arial"/>
+                <w:b/>
+                <w:szCs w:val="20"/>
+              </w:rPr>
+              <w:t xml:space="preserve">Architecture according to </w:t>
+            </w:r>
+            <w:r>
+              <w:rPr>
+                <w:rFonts w:asciiTheme="minorEastAsia" w:hAnsiTheme="minorEastAsia" w:cs="Arial"/>
+                <w:b/>
+                <w:szCs w:val="20"/>
+              </w:rPr>
+              <w:t>risk management</w:t>
+            </w:r>
+          </w:p>
+        </w:tc>
+      </w:tr>
+      <w:tr>
+        <w:trPr>
+          <w:trHeight w:val="397"/>
+          <w:jc w:val="center"/>
+        </w:trPr>
+        <w:tc>
+          <w:tcPr>
+            <w:tcW w:w="9639" w:type="dxa"/>
+            <w:gridSpan w:val="5"/>
+            <w:tcBorders>
+              <w:left w:val="nil"/>
+              <w:bottom w:val="single" w:sz="12" w:space="0" w:color="auto"/>
+              <w:right w:val="nil"/>
+            </w:tcBorders>
+            <w:shd w:val="clear" w:color="auto" w:fill="auto"/>
+            <w:vAlign w:val="center"/>
+          </w:tcPr>
+          <w:p>
+            <w:pPr>
+              <w:pStyle w:val="a3"/>
+              <w:wordWrap/>
+              <w:rPr>
+                <w:rFonts w:asciiTheme="minorEastAsia" w:hAnsiTheme="minorEastAsia" w:cs="Arial"/>
+                <w:b/>
+                <w:szCs w:val="20"/>
+              </w:rPr>
+            </w:pPr>
+            <w:r>
+              <w:rPr>
+                <w:rFonts w:asciiTheme="minorEastAsia" w:hAnsiTheme="minorEastAsia" w:cs="Arial" w:hint="eastAsia"/>
+                <w:b/>
+                <w:szCs w:val="20"/>
+              </w:rPr>
+              <w:t>N</w:t>
+            </w:r>
+            <w:r>
+              <w:rPr>
+                <w:rFonts w:asciiTheme="minorEastAsia" w:hAnsiTheme="minorEastAsia" w:cs="Arial"/>
+                <w:b/>
+                <w:szCs w:val="20"/>
+              </w:rPr>
+              <w:t>/A</w:t>
+            </w:r>
+          </w:p>
+        </w:tc>
+      </w:tr>
+    </w:tbl>
+    <w:p>
+      <w:pPr>
+        <w:widowControl/>
+        <w:wordWrap/>
+        <w:autoSpaceDE/>
+        <w:autoSpaceDN/>
+        <w:spacing w:line="240" w:lineRule="auto"/>
+        <w:outlineLvl w:val="0"/>
+        <w:rPr>
+          <w:rFonts w:ascii="Arial" w:hAnsi="Arial" w:cs="Arial"/>
+          <w:b/>
+          <w:sz w:val="24"/>
+        </w:rPr>
+      </w:pPr>
+    </w:p>
+    <w:tbl>
+      <w:tblPr>
+        <w:tblW w:w="9639" w:type="dxa"/>
+        <w:jc w:val="center"/>
+        <w:tblBorders>
+          <w:top w:val="single" w:sz="4" w:space="0" w:color="auto"/>
+          <w:left w:val="single" w:sz="4" w:space="0" w:color="auto"/>
+          <w:bottom w:val="single" w:sz="4" w:space="0" w:color="auto"/>
+          <w:right w:val="single" w:sz="4" w:space="0" w:color="auto"/>
+          <w:insideH w:val="single" w:sz="4" w:space="0" w:color="auto"/>
+          <w:insideV w:val="single" w:sz="4" w:space="0" w:color="auto"/>
+        </w:tblBorders>
+        <w:shd w:val="clear" w:color="auto" w:fill="D9D9D9"/>
+        <w:tblLook w:val="04A0" w:firstRow="1" w:lastRow="0" w:firstColumn="1" w:lastColumn="0" w:noHBand="0" w:noVBand="1"/>
+      </w:tblPr>
+      <w:tblGrid>
+        <w:gridCol w:w="1061"/>
+        <w:gridCol w:w="4609"/>
+        <w:gridCol w:w="2405"/>
+        <w:gridCol w:w="1553"/>
+        <w:gridCol w:w="11"/>
+      </w:tblGrid>
+      <w:tr>
+        <w:trPr>
+          <w:gridAfter w:val="1"/>
+          <w:wAfter w:w="11" w:type="dxa"/>
+          <w:trHeight w:val="397"/>
+          <w:jc w:val="center"/>
+        </w:trPr>
+        <w:tc>
+          <w:tcPr>
+            <w:tcW w:w="1061" w:type="dxa"/>
+            <w:tcBorders>
+              <w:top w:val="single" w:sz="12" w:space="0" w:color="auto"/>
+              <w:left w:val="nil"/>
+            </w:tcBorders>
+            <w:shd w:val="clear" w:color="auto" w:fill="BFBFBF" w:themeFill="background1" w:themeFillShade="BF"/>
+            <w:vAlign w:val="center"/>
+          </w:tcPr>
+          <w:p>
+            <w:pPr>
+              <w:pStyle w:val="a3"/>
+              <w:wordWrap/>
+              <w:rPr>
+                <w:rFonts w:asciiTheme="minorEastAsia" w:hAnsiTheme="minorEastAsia" w:cs="Arial"/>
+                <w:b/>
+                <w:szCs w:val="20"/>
+              </w:rPr>
+            </w:pPr>
+            <w:r>
+              <w:rPr>
+                <w:rFonts w:asciiTheme="minorEastAsia" w:hAnsiTheme="minorEastAsia" w:cs="Arial"/>
+                <w:b/>
+                <w:szCs w:val="20"/>
+              </w:rPr>
+              <w:t>SDS ID</w:t>
+            </w:r>
+          </w:p>
+        </w:tc>
+        <w:tc>
+          <w:tcPr>
+            <w:tcW w:w="4609" w:type="dxa"/>
+            <w:tcBorders>
+              <w:top w:val="single" w:sz="12" w:space="0" w:color="auto"/>
+            </w:tcBorders>
+            <w:shd w:val="clear" w:color="auto" w:fill="auto"/>
+            <w:vAlign w:val="center"/>
+          </w:tcPr>
+          <w:p>
+            <w:pPr>
+              <w:pStyle w:val="a3"/>
+              <w:wordWrap/>
+              <w:rPr>
+                <w:rFonts w:asciiTheme="minorEastAsia" w:hAnsiTheme="minorEastAsia" w:cs="Arial"/>
+                <w:b/>
+                <w:szCs w:val="20"/>
+              </w:rPr>
+            </w:pPr>
+            <w:r>
+              <w:rPr>
+                <w:rFonts w:asciiTheme="minorEastAsia" w:hAnsiTheme="minorEastAsia" w:cs="Arial"/>
+                <w:b/>
+                <w:szCs w:val="20"/>
+              </w:rPr>
+              <w:t>S</w:t>
+            </w:r>
+            <w:r>
+              <w:rPr>
+                <w:rFonts w:asciiTheme="minorEastAsia" w:hAnsiTheme="minorEastAsia" w:cs="Arial"/>
+                <w:b/>
+                <w:szCs w:val="20"/>
+              </w:rPr>
+              <w:t>D</w:t>
+            </w:r>
+            <w:r>
+              <w:rPr>
+                <w:rFonts w:asciiTheme="minorEastAsia" w:hAnsiTheme="minorEastAsia" w:cs="Arial"/>
+                <w:b/>
+                <w:szCs w:val="20"/>
+              </w:rPr>
+              <w:t>S-040, S</w:t>
+            </w:r>
+            <w:r>
+              <w:rPr>
+                <w:rFonts w:asciiTheme="minorEastAsia" w:hAnsiTheme="minorEastAsia" w:cs="Arial"/>
+                <w:b/>
+                <w:szCs w:val="20"/>
+              </w:rPr>
+              <w:t>D</w:t>
+            </w:r>
+            <w:r>
+              <w:rPr>
+                <w:rFonts w:asciiTheme="minorEastAsia" w:hAnsiTheme="minorEastAsia" w:cs="Arial"/>
+                <w:b/>
+                <w:szCs w:val="20"/>
+              </w:rPr>
+              <w:t>S-041, S</w:t>
+            </w:r>
+            <w:r>
+              <w:rPr>
+                <w:rFonts w:asciiTheme="minorEastAsia" w:hAnsiTheme="minorEastAsia" w:cs="Arial"/>
+                <w:b/>
+                <w:szCs w:val="20"/>
+              </w:rPr>
+              <w:t>D</w:t>
+            </w:r>
+            <w:r>
+              <w:rPr>
+                <w:rFonts w:asciiTheme="minorEastAsia" w:hAnsiTheme="minorEastAsia" w:cs="Arial"/>
+                <w:b/>
+                <w:szCs w:val="20"/>
+              </w:rPr>
+              <w:t>S-042</w:t>
+            </w:r>
+          </w:p>
+        </w:tc>
+        <w:tc>
+          <w:tcPr>
+            <w:tcW w:w="2405" w:type="dxa"/>
+            <w:vMerge w:val="restart"/>
+            <w:tcBorders>
+              <w:top w:val="single" w:sz="12" w:space="0" w:color="auto"/>
+            </w:tcBorders>
+            <w:shd w:val="clear" w:color="auto" w:fill="auto"/>
+            <w:vAlign w:val="center"/>
+          </w:tcPr>
+          <w:p>
+            <w:pPr>
+              <w:pStyle w:val="a3"/>
+              <w:wordWrap/>
+              <w:rPr>
+                <w:rFonts w:asciiTheme="minorEastAsia" w:hAnsiTheme="minorEastAsia" w:cs="Arial"/>
+                <w:b/>
+                <w:szCs w:val="20"/>
+              </w:rPr>
+            </w:pPr>
+            <w:r>
+              <w:rPr>
+                <w:rFonts w:asciiTheme="minorEastAsia" w:hAnsiTheme="minorEastAsia" w:cs="Arial"/>
+                <w:b/>
+                <w:szCs w:val="20"/>
+              </w:rPr>
+              <w:t xml:space="preserve">Rotary Junction </w:t>
+            </w:r>
+            <w:r>
+              <w:rPr>
+                <w:rFonts w:asciiTheme="minorEastAsia" w:hAnsiTheme="minorEastAsia" w:cs="Arial"/>
+                <w:b/>
+                <w:szCs w:val="20"/>
+              </w:rPr>
+              <w:lastRenderedPageBreak/>
+              <w:t>Control</w:t>
+            </w:r>
+          </w:p>
+        </w:tc>
+        <w:tc>
+          <w:tcPr>
+            <w:tcW w:w="1553" w:type="dxa"/>
+            <w:tcBorders>
+              <w:top w:val="single" w:sz="12" w:space="0" w:color="auto"/>
+              <w:right w:val="nil"/>
+            </w:tcBorders>
+            <w:shd w:val="clear" w:color="auto" w:fill="BFBFBF" w:themeFill="background1" w:themeFillShade="BF"/>
+            <w:vAlign w:val="center"/>
+          </w:tcPr>
+          <w:p>
+            <w:pPr>
+              <w:pStyle w:val="a3"/>
+              <w:wordWrap/>
+              <w:jc w:val="center"/>
+              <w:rPr>
+                <w:rFonts w:asciiTheme="minorEastAsia" w:hAnsiTheme="minorEastAsia" w:cs="Arial"/>
+                <w:b/>
+                <w:szCs w:val="20"/>
+              </w:rPr>
+            </w:pPr>
+            <w:r>
+              <w:rPr>
+                <w:rFonts w:asciiTheme="minorEastAsia" w:hAnsiTheme="minorEastAsia" w:cs="Arial"/>
+                <w:b/>
+                <w:szCs w:val="20"/>
+              </w:rPr>
+              <w:lastRenderedPageBreak/>
+              <w:t>Class</w:t>
+            </w:r>
+          </w:p>
+        </w:tc>
+      </w:tr>
+      <w:tr>
+        <w:trPr>
+          <w:gridAfter w:val="1"/>
+          <w:wAfter w:w="11" w:type="dxa"/>
+          <w:trHeight w:val="397"/>
+          <w:jc w:val="center"/>
+        </w:trPr>
+        <w:tc>
+          <w:tcPr>
+            <w:tcW w:w="1061" w:type="dxa"/>
+            <w:tcBorders>
+              <w:left w:val="nil"/>
+            </w:tcBorders>
+            <w:shd w:val="clear" w:color="auto" w:fill="BFBFBF" w:themeFill="background1" w:themeFillShade="BF"/>
+            <w:vAlign w:val="center"/>
+          </w:tcPr>
+          <w:p>
+            <w:pPr>
+              <w:pStyle w:val="a3"/>
+              <w:wordWrap/>
+              <w:rPr>
+                <w:rFonts w:asciiTheme="minorEastAsia" w:hAnsiTheme="minorEastAsia" w:cs="Arial"/>
+                <w:b/>
+                <w:szCs w:val="20"/>
+              </w:rPr>
+            </w:pPr>
+            <w:r>
+              <w:rPr>
+                <w:rFonts w:asciiTheme="minorEastAsia" w:hAnsiTheme="minorEastAsia" w:cs="Arial"/>
+                <w:b/>
+                <w:szCs w:val="20"/>
+              </w:rPr>
+              <w:lastRenderedPageBreak/>
+              <w:t>SRS ID</w:t>
+            </w:r>
+          </w:p>
+        </w:tc>
+        <w:tc>
+          <w:tcPr>
+            <w:tcW w:w="4609" w:type="dxa"/>
+            <w:shd w:val="clear" w:color="auto" w:fill="auto"/>
+            <w:vAlign w:val="center"/>
+          </w:tcPr>
+          <w:p>
+            <w:pPr>
+              <w:pStyle w:val="a3"/>
+              <w:wordWrap/>
+              <w:rPr>
+                <w:rFonts w:asciiTheme="minorEastAsia" w:hAnsiTheme="minorEastAsia" w:cs="Arial"/>
+                <w:b/>
+                <w:szCs w:val="20"/>
+              </w:rPr>
+            </w:pPr>
+            <w:r>
+              <w:rPr>
+                <w:rFonts w:asciiTheme="minorEastAsia" w:hAnsiTheme="minorEastAsia" w:cs="Arial"/>
+                <w:b/>
+                <w:szCs w:val="20"/>
+              </w:rPr>
+              <w:t>SRS-040, SRS-041, SRS-042</w:t>
+            </w:r>
+          </w:p>
+        </w:tc>
+        <w:tc>
+          <w:tcPr>
+            <w:tcW w:w="2405" w:type="dxa"/>
+            <w:vMerge/>
+            <w:shd w:val="clear" w:color="auto" w:fill="auto"/>
+            <w:vAlign w:val="center"/>
+          </w:tcPr>
+          <w:p>
+            <w:pPr>
+              <w:pStyle w:val="a3"/>
+              <w:wordWrap/>
+              <w:rPr>
+                <w:rFonts w:asciiTheme="minorEastAsia" w:hAnsiTheme="minorEastAsia" w:cs="Arial"/>
+                <w:b/>
+                <w:szCs w:val="20"/>
+              </w:rPr>
+            </w:pPr>
+          </w:p>
+        </w:tc>
+        <w:tc>
+          <w:tcPr>
+            <w:tcW w:w="1553" w:type="dxa"/>
+            <w:tcBorders>
+              <w:right w:val="nil"/>
+            </w:tcBorders>
+            <w:shd w:val="clear" w:color="auto" w:fill="auto"/>
+            <w:vAlign w:val="center"/>
+          </w:tcPr>
+          <w:p>
+            <w:pPr>
+              <w:pStyle w:val="a3"/>
+              <w:wordWrap/>
+              <w:jc w:val="center"/>
+              <w:rPr>
+                <w:rFonts w:asciiTheme="minorEastAsia" w:hAnsiTheme="minorEastAsia" w:cs="Arial"/>
+                <w:b/>
+                <w:szCs w:val="20"/>
+              </w:rPr>
+            </w:pPr>
+            <w:r>
+              <w:rPr>
+                <w:rFonts w:asciiTheme="minorEastAsia" w:hAnsiTheme="minorEastAsia" w:cs="Arial" w:hint="eastAsia"/>
+                <w:b/>
+                <w:szCs w:val="20"/>
+              </w:rPr>
+              <w:t>B</w:t>
+            </w:r>
+          </w:p>
+        </w:tc>
+      </w:tr>
+      <w:tr>
+        <w:trPr>
+          <w:trHeight w:val="397"/>
+          <w:jc w:val="center"/>
+        </w:trPr>
+        <w:tc>
+          <w:tcPr>
+            <w:tcW w:w="9639" w:type="dxa"/>
+            <w:gridSpan w:val="5"/>
+            <w:tcBorders>
+              <w:left w:val="nil"/>
+              <w:right w:val="nil"/>
+            </w:tcBorders>
+            <w:shd w:val="clear" w:color="auto" w:fill="BFBFBF" w:themeFill="background1" w:themeFillShade="BF"/>
+            <w:vAlign w:val="center"/>
+          </w:tcPr>
+          <w:p>
+            <w:pPr>
+              <w:pStyle w:val="a3"/>
+              <w:wordWrap/>
+              <w:rPr>
+                <w:rFonts w:asciiTheme="minorEastAsia" w:hAnsiTheme="minorEastAsia" w:cs="Arial"/>
+                <w:b/>
+                <w:szCs w:val="20"/>
+              </w:rPr>
+            </w:pPr>
+            <w:r>
+              <w:rPr>
+                <w:rFonts w:asciiTheme="minorEastAsia" w:hAnsiTheme="minorEastAsia" w:cs="Arial"/>
+                <w:b/>
+                <w:szCs w:val="20"/>
+              </w:rPr>
+              <w:t>SDS description</w:t>
+            </w:r>
+          </w:p>
+        </w:tc>
+      </w:tr>
+      <w:tr>
+        <w:trPr>
+          <w:trHeight w:val="397"/>
+          <w:jc w:val="center"/>
+        </w:trPr>
+        <w:tc>
+          <w:tcPr>
+            <w:tcW w:w="9639" w:type="dxa"/>
+            <w:gridSpan w:val="5"/>
+            <w:tcBorders>
+              <w:left w:val="nil"/>
+              <w:right w:val="nil"/>
+            </w:tcBorders>
+            <w:shd w:val="clear" w:color="auto" w:fill="auto"/>
+            <w:vAlign w:val="center"/>
+          </w:tcPr>
+          <w:p>
+            <w:pPr>
+              <w:pStyle w:val="a3"/>
+              <w:wordWrap/>
+              <w:rPr>
+                <w:rFonts w:asciiTheme="minorEastAsia" w:hAnsiTheme="minorEastAsia" w:cs="Arial"/>
+                <w:b/>
+                <w:szCs w:val="20"/>
+              </w:rPr>
+            </w:pPr>
+            <w:r>
+              <w:rPr>
+                <w:rFonts w:asciiTheme="minorEastAsia" w:hAnsiTheme="minorEastAsia" w:cs="Arial"/>
+                <w:b/>
+                <w:szCs w:val="20"/>
+              </w:rPr>
+              <w:t xml:space="preserve">Catheter </w:t>
+            </w:r>
+            <w:r>
+              <w:rPr>
+                <w:rFonts w:asciiTheme="minorEastAsia" w:hAnsiTheme="minorEastAsia" w:cs="Arial" w:hint="eastAsia"/>
+                <w:b/>
+                <w:szCs w:val="20"/>
+              </w:rPr>
+              <w:t>연결 상태 확인 및</w:t>
+            </w:r>
+            <w:r>
+              <w:rPr>
+                <w:rFonts w:asciiTheme="minorEastAsia" w:hAnsiTheme="minorEastAsia" w:cs="Arial"/>
+                <w:b/>
+                <w:szCs w:val="20"/>
+              </w:rPr>
+              <w:t xml:space="preserve"> BLDC/Pullback Motor </w:t>
+            </w:r>
+            <w:r>
+              <w:rPr>
+                <w:rFonts w:asciiTheme="minorEastAsia" w:hAnsiTheme="minorEastAsia" w:cs="Arial" w:hint="eastAsia"/>
+                <w:b/>
+                <w:szCs w:val="20"/>
+              </w:rPr>
+              <w:t>제어</w:t>
+            </w:r>
+          </w:p>
+          <w:p>
+            <w:pPr>
+              <w:pStyle w:val="a3"/>
+              <w:wordWrap/>
+              <w:rPr>
+                <w:rFonts w:asciiTheme="minorEastAsia" w:hAnsiTheme="minorEastAsia" w:cs="Arial"/>
+                <w:b/>
+                <w:szCs w:val="20"/>
+              </w:rPr>
+            </w:pPr>
+            <w:r>
+              <w:rPr>
+                <w:rFonts w:asciiTheme="minorEastAsia" w:hAnsiTheme="minorEastAsia" w:cs="Arial"/>
+                <w:b/>
+                <w:noProof/>
+                <w:szCs w:val="20"/>
+              </w:rPr>
+              <w:drawing>
+                <wp:inline distT="0" distB="0" distL="0" distR="0" wp14:anchorId="3005C27C" wp14:editId="6802DA6C">
+                  <wp:extent cx="4540483" cy="2540131"/>
+                  <wp:effectExtent l="0" t="0" r="0" b="0"/>
+                  <wp:docPr id="1958875430" name="그림 1"/>
+                  <wp:cNvGraphicFramePr>
+                    <a:graphicFrameLocks xmlns:a="http://schemas.openxmlformats.org/drawingml/2006/main" noChangeAspect="1"/>
+                  </wp:cNvGraphicFramePr>
+                  <a:graphic xmlns:a="http://schemas.openxmlformats.org/drawingml/2006/main">
+                    <a:graphicData uri="http://schemas.openxmlformats.org/drawingml/2006/picture">
+                      <pic:pic xmlns:pic="http://schemas.openxmlformats.org/drawingml/2006/picture">
+                        <pic:nvPicPr>
+                          <pic:cNvPr id="1958875430" name=""/>
+                          <pic:cNvPicPr/>
+                        </pic:nvPicPr>
+                        <pic:blipFill>
+                          <a:blip r:embed="rId23"/>
+                          <a:stretch>
+                            <a:fillRect/>
+                          </a:stretch>
+                        </pic:blipFill>
+                        <pic:spPr>
+                          <a:xfrm>
+                            <a:off x="0" y="0"/>
+                            <a:ext cx="4540483" cy="2540131"/>
+                          </a:xfrm>
+                          <a:prstGeom prst="rect">
+                            <a:avLst/>
+                          </a:prstGeom>
+                        </pic:spPr>
+                      </pic:pic>
+                    </a:graphicData>
+                  </a:graphic>
+                </wp:inline>
+              </w:drawing>
+            </w:r>
+          </w:p>
+        </w:tc>
+      </w:tr>
+      <w:tr>
+        <w:trPr>
+          <w:trHeight w:val="397"/>
+          <w:jc w:val="center"/>
+        </w:trPr>
+        <w:tc>
+          <w:tcPr>
+            <w:tcW w:w="9639" w:type="dxa"/>
+            <w:gridSpan w:val="5"/>
+            <w:tcBorders>
+              <w:top w:val="single" w:sz="4" w:space="0" w:color="auto"/>
+              <w:left w:val="nil"/>
+              <w:bottom w:val="single" w:sz="4" w:space="0" w:color="auto"/>
+              <w:right w:val="nil"/>
+            </w:tcBorders>
+            <w:shd w:val="clear" w:color="auto" w:fill="BFBFBF" w:themeFill="background1" w:themeFillShade="BF"/>
+            <w:vAlign w:val="center"/>
+          </w:tcPr>
+          <w:p>
+            <w:pPr>
+              <w:pStyle w:val="a3"/>
+              <w:wordWrap/>
+              <w:rPr>
+                <w:rFonts w:asciiTheme="minorEastAsia" w:hAnsiTheme="minorEastAsia" w:cs="Arial"/>
+                <w:b/>
+                <w:szCs w:val="20"/>
+              </w:rPr>
+            </w:pPr>
+            <w:r>
+              <w:rPr>
+                <w:rFonts w:asciiTheme="minorEastAsia" w:hAnsiTheme="minorEastAsia" w:cs="Arial"/>
+                <w:b/>
+                <w:szCs w:val="20"/>
+              </w:rPr>
+              <w:t xml:space="preserve">Architecture according to </w:t>
+            </w:r>
+            <w:r>
+              <w:rPr>
+                <w:rFonts w:asciiTheme="minorEastAsia" w:hAnsiTheme="minorEastAsia" w:cs="Arial"/>
+                <w:b/>
+                <w:szCs w:val="20"/>
+              </w:rPr>
+              <w:t>risk management</w:t>
+            </w:r>
+          </w:p>
+        </w:tc>
+      </w:tr>
+      <w:tr>
+        <w:trPr>
+          <w:trHeight w:val="397"/>
+          <w:jc w:val="center"/>
+        </w:trPr>
+        <w:tc>
+          <w:tcPr>
+            <w:tcW w:w="9639" w:type="dxa"/>
+            <w:gridSpan w:val="5"/>
+            <w:tcBorders>
+              <w:left w:val="nil"/>
+              <w:bottom w:val="single" w:sz="12" w:space="0" w:color="auto"/>
+              <w:right w:val="nil"/>
+            </w:tcBorders>
+            <w:shd w:val="clear" w:color="auto" w:fill="auto"/>
+            <w:vAlign w:val="center"/>
+          </w:tcPr>
+          <w:p>
+            <w:pPr>
+              <w:pStyle w:val="a3"/>
+              <w:wordWrap/>
+              <w:rPr>
+                <w:rFonts w:asciiTheme="minorEastAsia" w:hAnsiTheme="minorEastAsia" w:cs="Arial"/>
+                <w:b/>
+                <w:szCs w:val="20"/>
+              </w:rPr>
+            </w:pPr>
+            <w:r>
+              <w:rPr>
+                <w:rFonts w:asciiTheme="minorEastAsia" w:hAnsiTheme="minorEastAsia" w:cs="Arial"/>
+                <w:b/>
+                <w:szCs w:val="20"/>
+              </w:rPr>
+              <w:t>f</w:t>
+            </w:r>
+            <w:r>
+              <w:rPr>
+                <w:rFonts w:asciiTheme="minorEastAsia" w:hAnsiTheme="minorEastAsia" w:cs="Arial"/>
+                <w:b/>
+                <w:szCs w:val="20"/>
+              </w:rPr>
+              <w:t xml:space="preserve">) </w:t>
+            </w:r>
+            <w:r>
+              <w:rPr>
+                <w:rFonts w:asciiTheme="minorEastAsia" w:hAnsiTheme="minorEastAsia" w:cs="Arial" w:hint="eastAsia"/>
+                <w:b/>
+                <w:szCs w:val="20"/>
+              </w:rPr>
+              <w:t>방어설계</w:t>
+            </w:r>
+          </w:p>
+          <w:p>
+            <w:pPr>
+              <w:pStyle w:val="a3"/>
+              <w:wordWrap/>
+              <w:rPr>
+                <w:rFonts w:asciiTheme="minorEastAsia" w:hAnsiTheme="minorEastAsia" w:cs="Arial"/>
+                <w:b/>
+                <w:szCs w:val="20"/>
+              </w:rPr>
+            </w:pPr>
+            <w:r>
+              <w:rPr>
+                <w:rFonts w:asciiTheme="minorEastAsia" w:hAnsiTheme="minorEastAsia" w:cs="Arial"/>
+                <w:b/>
+                <w:szCs w:val="20"/>
+              </w:rPr>
+              <w:t xml:space="preserve">- </w:t>
+            </w:r>
+            <w:r>
+              <w:rPr>
+                <w:rFonts w:asciiTheme="minorEastAsia" w:hAnsiTheme="minorEastAsia" w:cs="Arial" w:hint="eastAsia"/>
+                <w:b/>
+                <w:szCs w:val="20"/>
+              </w:rPr>
+              <w:t>R</w:t>
+            </w:r>
+            <w:r>
+              <w:rPr>
+                <w:rFonts w:asciiTheme="minorEastAsia" w:hAnsiTheme="minorEastAsia" w:cs="Arial"/>
+                <w:b/>
+                <w:szCs w:val="20"/>
+              </w:rPr>
+              <w:t xml:space="preserve">-002: </w:t>
+            </w:r>
+            <w:r>
+              <w:rPr>
+                <w:rFonts w:asciiTheme="minorEastAsia" w:hAnsiTheme="minorEastAsia" w:cs="Arial"/>
+                <w:b/>
+                <w:szCs w:val="20"/>
+              </w:rPr>
+              <w:t xml:space="preserve">Catheter </w:t>
+            </w:r>
+            <w:r>
+              <w:rPr>
+                <w:rFonts w:asciiTheme="minorEastAsia" w:hAnsiTheme="minorEastAsia" w:cs="Arial" w:hint="eastAsia"/>
+                <w:b/>
+                <w:szCs w:val="20"/>
+              </w:rPr>
+              <w:t>이상 시,</w:t>
+            </w:r>
+            <w:r>
+              <w:rPr>
+                <w:rFonts w:asciiTheme="minorEastAsia" w:hAnsiTheme="minorEastAsia" w:cs="Arial"/>
+                <w:b/>
+                <w:szCs w:val="20"/>
+              </w:rPr>
+              <w:t xml:space="preserve"> Catheter </w:t>
+            </w:r>
+            <w:r>
+              <w:rPr>
+                <w:rFonts w:asciiTheme="minorEastAsia" w:hAnsiTheme="minorEastAsia" w:cs="Arial" w:hint="eastAsia"/>
+                <w:b/>
+                <w:szCs w:val="20"/>
+              </w:rPr>
+              <w:t>오류 처리 기능 활성화로 C</w:t>
+            </w:r>
+            <w:r>
+              <w:rPr>
+                <w:rFonts w:asciiTheme="minorEastAsia" w:hAnsiTheme="minorEastAsia" w:cs="Arial"/>
+                <w:b/>
+                <w:szCs w:val="20"/>
+              </w:rPr>
+              <w:t xml:space="preserve">atheter </w:t>
+            </w:r>
+            <w:r>
+              <w:rPr>
+                <w:rFonts w:asciiTheme="minorEastAsia" w:hAnsiTheme="minorEastAsia" w:cs="Arial" w:hint="eastAsia"/>
+                <w:b/>
+                <w:szCs w:val="20"/>
+              </w:rPr>
+              <w:t>이상을 확인 및 조치하게 함.</w:t>
+            </w:r>
+          </w:p>
+        </w:tc>
+      </w:tr>
+    </w:tbl>
+    <w:p>
+      <w:pPr>
+        <w:widowControl/>
+        <w:wordWrap/>
+        <w:autoSpaceDE/>
+        <w:autoSpaceDN/>
+        <w:spacing w:line="240" w:lineRule="auto"/>
+        <w:outlineLvl w:val="0"/>
+        <w:rPr>
+          <w:rFonts w:ascii="Arial" w:hAnsi="Arial" w:cs="Arial"/>
+          <w:b/>
+          <w:sz w:val="24"/>
+        </w:rPr>
+      </w:pPr>
+    </w:p>
+    <w:tbl>
+      <w:tblPr>
+        <w:tblW w:w="9639" w:type="dxa"/>
+        <w:jc w:val="center"/>
+        <w:tblBorders>
+          <w:top w:val="single" w:sz="4" w:space="0" w:color="auto"/>
+          <w:left w:val="single" w:sz="4" w:space="0" w:color="auto"/>
+          <w:bottom w:val="single" w:sz="4" w:space="0" w:color="auto"/>
+          <w:right w:val="single" w:sz="4" w:space="0" w:color="auto"/>
+          <w:insideH w:val="single" w:sz="4" w:space="0" w:color="auto"/>
+          <w:insideV w:val="single" w:sz="4" w:space="0" w:color="auto"/>
+        </w:tblBorders>
+        <w:shd w:val="clear" w:color="auto" w:fill="D9D9D9"/>
+        <w:tblLook w:val="04A0" w:firstRow="1" w:lastRow="0" w:firstColumn="1" w:lastColumn="0" w:noHBand="0" w:noVBand="1"/>
+      </w:tblPr>
+      <w:tblGrid>
+        <w:gridCol w:w="1061"/>
+        <w:gridCol w:w="4609"/>
+        <w:gridCol w:w="2405"/>
+        <w:gridCol w:w="1553"/>
+        <w:gridCol w:w="11"/>
+      </w:tblGrid>
+      <w:tr>
+        <w:trPr>
+          <w:gridAfter w:val="1"/>
+          <w:wAfter w:w="11" w:type="dxa"/>
+          <w:trHeight w:val="397"/>
+          <w:jc w:val="center"/>
+        </w:trPr>
+        <w:tc>
+          <w:tcPr>
+            <w:tcW w:w="1061" w:type="dxa"/>
+            <w:tcBorders>
+              <w:top w:val="single" w:sz="12" w:space="0" w:color="auto"/>
+              <w:left w:val="nil"/>
+            </w:tcBorders>
+            <w:shd w:val="clear" w:color="auto" w:fill="BFBFBF" w:themeFill="background1" w:themeFillShade="BF"/>
+            <w:vAlign w:val="center"/>
+          </w:tcPr>
+          <w:p>
+            <w:pPr>
+              <w:pStyle w:val="a3"/>
+              <w:wordWrap/>
+              <w:rPr>
+                <w:rFonts w:asciiTheme="minorEastAsia" w:hAnsiTheme="minorEastAsia" w:cs="Arial"/>
+                <w:b/>
+                <w:szCs w:val="20"/>
+              </w:rPr>
+            </w:pPr>
+            <w:r>
+              <w:rPr>
+                <w:rFonts w:asciiTheme="minorEastAsia" w:hAnsiTheme="minorEastAsia" w:cs="Arial"/>
+                <w:b/>
+                <w:szCs w:val="20"/>
+              </w:rPr>
+              <w:t>SDS ID</w:t>
+            </w:r>
+          </w:p>
+        </w:tc>
+        <w:tc>
+          <w:tcPr>
+            <w:tcW w:w="4609" w:type="dxa"/>
+            <w:tcBorders>
+              <w:top w:val="single" w:sz="12" w:space="0" w:color="auto"/>
+            </w:tcBorders>
+            <w:shd w:val="clear" w:color="auto" w:fill="auto"/>
+            <w:vAlign w:val="center"/>
+          </w:tcPr>
+          <w:p>
+            <w:pPr>
+              <w:pStyle w:val="a3"/>
+              <w:wordWrap/>
+              <w:rPr>
+                <w:rFonts w:asciiTheme="minorEastAsia" w:hAnsiTheme="minorEastAsia" w:cs="Arial"/>
+                <w:b/>
+                <w:szCs w:val="20"/>
+              </w:rPr>
+            </w:pPr>
+            <w:r>
+              <w:rPr>
+                <w:rFonts w:asciiTheme="minorEastAsia" w:hAnsiTheme="minorEastAsia" w:cs="Arial"/>
+                <w:b/>
+                <w:szCs w:val="20"/>
+              </w:rPr>
+              <w:t>S</w:t>
+            </w:r>
+            <w:r>
+              <w:rPr>
+                <w:rFonts w:asciiTheme="minorEastAsia" w:hAnsiTheme="minorEastAsia" w:cs="Arial"/>
+                <w:b/>
+                <w:szCs w:val="20"/>
+              </w:rPr>
+              <w:t>D</w:t>
+            </w:r>
+            <w:r>
+              <w:rPr>
+                <w:rFonts w:asciiTheme="minorEastAsia" w:hAnsiTheme="minorEastAsia" w:cs="Arial"/>
+                <w:b/>
+                <w:szCs w:val="20"/>
+              </w:rPr>
+              <w:t>S-043, S</w:t>
+            </w:r>
+            <w:r>
+              <w:rPr>
+                <w:rFonts w:asciiTheme="minorEastAsia" w:hAnsiTheme="minorEastAsia" w:cs="Arial"/>
+                <w:b/>
+                <w:szCs w:val="20"/>
+              </w:rPr>
+              <w:t>D</w:t>
+            </w:r>
+            <w:r>
+              <w:rPr>
+                <w:rFonts w:asciiTheme="minorEastAsia" w:hAnsiTheme="minorEastAsia" w:cs="Arial"/>
+                <w:b/>
+                <w:szCs w:val="20"/>
+              </w:rPr>
+              <w:t>S-044, S</w:t>
+            </w:r>
+            <w:r>
+              <w:rPr>
+                <w:rFonts w:asciiTheme="minorEastAsia" w:hAnsiTheme="minorEastAsia" w:cs="Arial"/>
+                <w:b/>
+                <w:szCs w:val="20"/>
+              </w:rPr>
+              <w:t>D</w:t>
+            </w:r>
+            <w:r>
+              <w:rPr>
+                <w:rFonts w:asciiTheme="minorEastAsia" w:hAnsiTheme="minorEastAsia" w:cs="Arial"/>
+                <w:b/>
+                <w:szCs w:val="20"/>
+              </w:rPr>
+              <w:t>S-045, S</w:t>
+            </w:r>
+            <w:r>
+              <w:rPr>
+                <w:rFonts w:asciiTheme="minorEastAsia" w:hAnsiTheme="minorEastAsia" w:cs="Arial"/>
+                <w:b/>
+                <w:szCs w:val="20"/>
+              </w:rPr>
+              <w:t>D</w:t>
+            </w:r>
+            <w:r>
+              <w:rPr>
+                <w:rFonts w:asciiTheme="minorEastAsia" w:hAnsiTheme="minorEastAsia" w:cs="Arial"/>
+                <w:b/>
+                <w:szCs w:val="20"/>
+              </w:rPr>
+              <w:t>S-046</w:t>
+            </w:r>
+          </w:p>
+        </w:tc>
+        <w:tc>
+          <w:tcPr>
+            <w:tcW w:w="2405" w:type="dxa"/>
+            <w:vMerge w:val="restart"/>
+            <w:tcBorders>
+              <w:top w:val="single" w:sz="12" w:space="0" w:color="auto"/>
+            </w:tcBorders>
+            <w:shd w:val="clear" w:color="auto" w:fill="auto"/>
+            <w:vAlign w:val="center"/>
+          </w:tcPr>
+          <w:p>
+            <w:pPr>
+              <w:pStyle w:val="a3"/>
+              <w:wordWrap/>
+              <w:rPr>
+                <w:rFonts w:asciiTheme="minorEastAsia" w:hAnsiTheme="minorEastAsia" w:cs="Arial"/>
+                <w:b/>
+                <w:szCs w:val="20"/>
+              </w:rPr>
+            </w:pPr>
+            <w:r>
+              <w:rPr>
+                <w:rFonts w:asciiTheme="minorEastAsia" w:hAnsiTheme="minorEastAsia" w:cs="Arial"/>
+                <w:b/>
+                <w:szCs w:val="20"/>
+              </w:rPr>
+              <w:t>Laser Module Control</w:t>
+            </w:r>
+          </w:p>
+        </w:tc>
+        <w:tc>
+          <w:tcPr>
+            <w:tcW w:w="1553" w:type="dxa"/>
+            <w:tcBorders>
+              <w:top w:val="single" w:sz="12" w:space="0" w:color="auto"/>
+              <w:right w:val="nil"/>
+            </w:tcBorders>
+            <w:shd w:val="clear" w:color="auto" w:fill="BFBFBF" w:themeFill="background1" w:themeFillShade="BF"/>
+            <w:vAlign w:val="center"/>
+          </w:tcPr>
+          <w:p>
+            <w:pPr>
+              <w:pStyle w:val="a3"/>
+              <w:wordWrap/>
+              <w:jc w:val="center"/>
+              <w:rPr>
+                <w:rFonts w:asciiTheme="minorEastAsia" w:hAnsiTheme="minorEastAsia" w:cs="Arial"/>
+                <w:b/>
+                <w:szCs w:val="20"/>
+              </w:rPr>
+            </w:pPr>
+            <w:r>
+              <w:rPr>
+                <w:rFonts w:asciiTheme="minorEastAsia" w:hAnsiTheme="minorEastAsia" w:cs="Arial"/>
+                <w:b/>
+                <w:szCs w:val="20"/>
+              </w:rPr>
+              <w:t>Class</w:t>
+            </w:r>
+          </w:p>
+        </w:tc>
+      </w:tr>
+      <w:tr>
+        <w:trPr>
+          <w:gridAfter w:val="1"/>
+          <w:wAfter w:w="11" w:type="dxa"/>
+          <w:trHeight w:val="397"/>
+          <w:jc w:val="center"/>
+        </w:trPr>
+        <w:tc>
+          <w:tcPr>
+            <w:tcW w:w="1061" w:type="dxa"/>
+            <w:tcBorders>
+              <w:left w:val="nil"/>
+            </w:tcBorders>
+            <w:shd w:val="clear" w:color="auto" w:fill="BFBFBF" w:themeFill="background1" w:themeFillShade="BF"/>
+            <w:vAlign w:val="center"/>
+          </w:tcPr>
+          <w:p>
+            <w:pPr>
+              <w:pStyle w:val="a3"/>
+              <w:wordWrap/>
+              <w:rPr>
+                <w:rFonts w:asciiTheme="minorEastAsia" w:hAnsiTheme="minorEastAsia" w:cs="Arial"/>
+                <w:b/>
+                <w:szCs w:val="20"/>
+              </w:rPr>
+            </w:pPr>
+            <w:r>
+              <w:rPr>
+                <w:rFonts w:asciiTheme="minorEastAsia" w:hAnsiTheme="minorEastAsia" w:cs="Arial"/>
+                <w:b/>
+                <w:szCs w:val="20"/>
+              </w:rPr>
+              <w:t>SRS ID</w:t>
+            </w:r>
+          </w:p>
+        </w:tc>
+        <w:tc>
+          <w:tcPr>
+            <w:tcW w:w="4609" w:type="dxa"/>
+            <w:shd w:val="clear" w:color="auto" w:fill="auto"/>
+            <w:vAlign w:val="center"/>
+          </w:tcPr>
+          <w:p>
+            <w:pPr>
+              <w:pStyle w:val="a3"/>
+              <w:wordWrap/>
+              <w:rPr>
+                <w:rFonts w:asciiTheme="minorEastAsia" w:hAnsiTheme="minorEastAsia" w:cs="Arial"/>
+                <w:b/>
+                <w:szCs w:val="20"/>
+              </w:rPr>
+            </w:pPr>
+            <w:r>
+              <w:rPr>
+                <w:rFonts w:asciiTheme="minorEastAsia" w:hAnsiTheme="minorEastAsia" w:cs="Arial"/>
+                <w:b/>
+                <w:szCs w:val="20"/>
+              </w:rPr>
+              <w:t>SRS-043, SRS-044, SRS-045, SRS-046</w:t>
+            </w:r>
+          </w:p>
+        </w:tc>
+        <w:tc>
+          <w:tcPr>
+            <w:tcW w:w="2405" w:type="dxa"/>
+            <w:vMerge/>
+            <w:shd w:val="clear" w:color="auto" w:fill="auto"/>
+            <w:vAlign w:val="center"/>
+          </w:tcPr>
+          <w:p>
+            <w:pPr>
+              <w:pStyle w:val="a3"/>
+              <w:wordWrap/>
+              <w:rPr>
+                <w:rFonts w:asciiTheme="minorEastAsia" w:hAnsiTheme="minorEastAsia" w:cs="Arial"/>
+                <w:b/>
+                <w:szCs w:val="20"/>
+              </w:rPr>
+            </w:pPr>
+          </w:p>
+        </w:tc>
+        <w:tc>
+          <w:tcPr>
+            <w:tcW w:w="1553" w:type="dxa"/>
+            <w:tcBorders>
+              <w:right w:val="nil"/>
+            </w:tcBorders>
+            <w:shd w:val="clear" w:color="auto" w:fill="auto"/>
+            <w:vAlign w:val="center"/>
+          </w:tcPr>
+          <w:p>
+            <w:pPr>
+              <w:pStyle w:val="a3"/>
+              <w:wordWrap/>
+              <w:jc w:val="center"/>
+              <w:rPr>
+                <w:rFonts w:asciiTheme="minorEastAsia" w:hAnsiTheme="minorEastAsia" w:cs="Arial"/>
+                <w:b/>
+                <w:szCs w:val="20"/>
+              </w:rPr>
+            </w:pPr>
+            <w:r>
+              <w:rPr>
+                <w:rFonts w:asciiTheme="minorEastAsia" w:hAnsiTheme="minorEastAsia" w:cs="Arial" w:hint="eastAsia"/>
+                <w:b/>
+                <w:szCs w:val="20"/>
+              </w:rPr>
+              <w:t>A</w:t>
+            </w:r>
+          </w:p>
+        </w:tc>
+      </w:tr>
+      <w:tr>
+        <w:trPr>
+          <w:trHeight w:val="397"/>
+          <w:jc w:val="center"/>
+        </w:trPr>
+        <w:tc>
+          <w:tcPr>
+            <w:tcW w:w="9639" w:type="dxa"/>
+            <w:gridSpan w:val="5"/>
+            <w:tcBorders>
+              <w:left w:val="nil"/>
+              <w:right w:val="nil"/>
+            </w:tcBorders>
+            <w:shd w:val="clear" w:color="auto" w:fill="BFBFBF" w:themeFill="background1" w:themeFillShade="BF"/>
+            <w:vAlign w:val="center"/>
+          </w:tcPr>
+          <w:p>
+            <w:pPr>
+              <w:pStyle w:val="a3"/>
+              <w:wordWrap/>
+              <w:rPr>
+                <w:rFonts w:asciiTheme="minorEastAsia" w:hAnsiTheme="minorEastAsia" w:cs="Arial"/>
+                <w:b/>
+                <w:szCs w:val="20"/>
+              </w:rPr>
+            </w:pPr>
+            <w:r>
+              <w:rPr>
+                <w:rFonts w:asciiTheme="minorEastAsia" w:hAnsiTheme="minorEastAsia" w:cs="Arial"/>
+                <w:b/>
+                <w:szCs w:val="20"/>
+              </w:rPr>
+              <w:t>SDS description</w:t>
+            </w:r>
+          </w:p>
+        </w:tc>
+      </w:tr>
+      <w:tr>
+        <w:trPr>
+          <w:trHeight w:val="397"/>
+          <w:jc w:val="center"/>
+        </w:trPr>
+        <w:tc>
+          <w:tcPr>
+            <w:tcW w:w="9639" w:type="dxa"/>
+            <w:gridSpan w:val="5"/>
+            <w:tcBorders>
+              <w:left w:val="nil"/>
+              <w:right w:val="nil"/>
+            </w:tcBorders>
+            <w:shd w:val="clear" w:color="auto" w:fill="auto"/>
+            <w:vAlign w:val="center"/>
+          </w:tcPr>
+          <w:p>
+            <w:pPr>
+              <w:pStyle w:val="a3"/>
+              <w:wordWrap/>
+              <w:rPr>
+                <w:rFonts w:asciiTheme="minorEastAsia" w:hAnsiTheme="minorEastAsia" w:cs="Arial"/>
+                <w:b/>
+                <w:szCs w:val="20"/>
+              </w:rPr>
+            </w:pPr>
+            <w:r>
+              <w:rPr>
+                <w:rFonts w:asciiTheme="minorEastAsia" w:hAnsiTheme="minorEastAsia" w:cs="Arial"/>
+                <w:b/>
+                <w:szCs w:val="20"/>
+              </w:rPr>
+              <w:t>Laser Module</w:t>
+            </w:r>
+            <w:r>
+              <w:rPr>
+                <w:rFonts w:asciiTheme="minorEastAsia" w:hAnsiTheme="minorEastAsia" w:cs="Arial"/>
+                <w:b/>
+                <w:szCs w:val="20"/>
+              </w:rPr>
+              <w:t>(</w:t>
+            </w:r>
+            <w:r>
+              <w:rPr>
+                <w:rFonts w:asciiTheme="minorEastAsia" w:hAnsiTheme="minorEastAsia" w:cs="Arial" w:hint="eastAsia"/>
+                <w:b/>
+                <w:szCs w:val="20"/>
+              </w:rPr>
+              <w:t>L</w:t>
+            </w:r>
+            <w:r>
+              <w:rPr>
+                <w:rFonts w:asciiTheme="minorEastAsia" w:hAnsiTheme="minorEastAsia" w:cs="Arial"/>
+                <w:b/>
+                <w:szCs w:val="20"/>
+              </w:rPr>
+              <w:t>aser, Delay Line, Polarization, Visible Light</w:t>
+            </w:r>
+            <w:r>
+              <w:rPr>
+                <w:rFonts w:asciiTheme="minorEastAsia" w:hAnsiTheme="minorEastAsia" w:cs="Arial"/>
+                <w:b/>
+                <w:szCs w:val="20"/>
+              </w:rPr>
+              <w:t>)</w:t>
+            </w:r>
+            <w:r>
+              <w:rPr>
+                <w:rFonts w:asciiTheme="minorEastAsia" w:hAnsiTheme="minorEastAsia" w:cs="Arial"/>
+                <w:b/>
+                <w:szCs w:val="20"/>
+              </w:rPr>
+              <w:t xml:space="preserve"> </w:t>
+            </w:r>
+            <w:r>
+              <w:rPr>
+                <w:rFonts w:asciiTheme="minorEastAsia" w:hAnsiTheme="minorEastAsia" w:cs="Arial" w:hint="eastAsia"/>
+                <w:b/>
+                <w:szCs w:val="20"/>
+              </w:rPr>
+              <w:t>제어</w:t>
+            </w:r>
+          </w:p>
+          <w:p>
+            <w:pPr>
+              <w:pStyle w:val="a3"/>
+              <w:wordWrap/>
+              <w:rPr>
+                <w:rFonts w:asciiTheme="minorEastAsia" w:hAnsiTheme="minorEastAsia" w:cs="Arial"/>
+                <w:b/>
+                <w:szCs w:val="20"/>
+              </w:rPr>
+            </w:pPr>
+            <w:r>
+              <w:rPr>
+                <w:rFonts w:asciiTheme="minorEastAsia" w:hAnsiTheme="minorEastAsia" w:cs="Arial"/>
+                <w:b/>
+                <w:noProof/>
+                <w:szCs w:val="20"/>
+              </w:rPr>
+              <w:drawing>
+                <wp:inline distT="0" distB="0" distL="0" distR="0" wp14:anchorId="7D5424CD" wp14:editId="2014DA77">
+                  <wp:extent cx="5188217" cy="2584583"/>
+                  <wp:effectExtent l="0" t="0" r="0" b="6350"/>
+                  <wp:docPr id="403875682" name="그림 1"/>
+                  <wp:cNvGraphicFramePr>
+                    <a:graphicFrameLocks xmlns:a="http://schemas.openxmlformats.org/drawingml/2006/main" noChangeAspect="1"/>
+                  </wp:cNvGraphicFramePr>
+                  <a:graphic xmlns:a="http://schemas.openxmlformats.org/drawingml/2006/main">
+                    <a:graphicData uri="http://schemas.openxmlformats.org/drawingml/2006/picture">
+                      <pic:pic xmlns:pic="http://schemas.openxmlformats.org/drawingml/2006/picture">
+                        <pic:nvPicPr>
+                          <pic:cNvPr id="403875682" name=""/>
+                          <pic:cNvPicPr/>
+                        </pic:nvPicPr>
+                        <pic:blipFill>
+                          <a:blip r:embed="rId24"/>
+                          <a:stretch>
+                            <a:fillRect/>
+                          </a:stretch>
+                        </pic:blipFill>
+                        <pic:spPr>
+                          <a:xfrm>
+                            <a:off x="0" y="0"/>
+                            <a:ext cx="5188217" cy="2584583"/>
+                          </a:xfrm>
+                          <a:prstGeom prst="rect">
+                            <a:avLst/>
+                          </a:prstGeom>
+                        </pic:spPr>
+                      </pic:pic>
+                    </a:graphicData>
+                  </a:graphic>
+                </wp:inline>
+              </w:drawing>
+            </w:r>
+          </w:p>
+        </w:tc>
+      </w:tr>
+      <w:tr>
+        <w:trPr>
+          <w:trHeight w:val="397"/>
+          <w:jc w:val="center"/>
+        </w:trPr>
+        <w:tc>
+          <w:tcPr>
+            <w:tcW w:w="9639" w:type="dxa"/>
+            <w:gridSpan w:val="5"/>
+            <w:tcBorders>
+              <w:top w:val="single" w:sz="4" w:space="0" w:color="auto"/>
+              <w:left w:val="nil"/>
+              <w:bottom w:val="single" w:sz="4" w:space="0" w:color="auto"/>
+              <w:right w:val="nil"/>
+            </w:tcBorders>
+            <w:shd w:val="clear" w:color="auto" w:fill="BFBFBF" w:themeFill="background1" w:themeFillShade="BF"/>
+            <w:vAlign w:val="center"/>
+          </w:tcPr>
+          <w:p>
+            <w:pPr>
+              <w:pStyle w:val="a3"/>
+              <w:wordWrap/>
+              <w:rPr>
+                <w:rFonts w:asciiTheme="minorEastAsia" w:hAnsiTheme="minorEastAsia" w:cs="Arial"/>
+                <w:b/>
+                <w:szCs w:val="20"/>
+              </w:rPr>
+            </w:pPr>
+            <w:r>
+              <w:rPr>
+                <w:rFonts w:asciiTheme="minorEastAsia" w:hAnsiTheme="minorEastAsia" w:cs="Arial"/>
+                <w:b/>
+                <w:szCs w:val="20"/>
+              </w:rPr>
+              <w:t xml:space="preserve">Architecture according to </w:t>
+            </w:r>
+            <w:r>
+              <w:rPr>
+                <w:rFonts w:asciiTheme="minorEastAsia" w:hAnsiTheme="minorEastAsia" w:cs="Arial"/>
+                <w:b/>
+                <w:szCs w:val="20"/>
+              </w:rPr>
+              <w:t>risk management</w:t>
+            </w:r>
+          </w:p>
+        </w:tc>
+      </w:tr>
+      <w:tr>
+        <w:trPr>
+          <w:trHeight w:val="397"/>
+          <w:jc w:val="center"/>
+        </w:trPr>
+        <w:tc>
+          <w:tcPr>
+            <w:tcW w:w="9639" w:type="dxa"/>
+            <w:gridSpan w:val="5"/>
+            <w:tcBorders>
+              <w:left w:val="nil"/>
+              <w:bottom w:val="single" w:sz="12" w:space="0" w:color="auto"/>
+              <w:right w:val="nil"/>
+            </w:tcBorders>
+            <w:shd w:val="clear" w:color="auto" w:fill="auto"/>
+            <w:vAlign w:val="center"/>
+          </w:tcPr>
+          <w:p>
+            <w:pPr>
+              <w:pStyle w:val="a3"/>
+              <w:wordWrap/>
+              <w:rPr>
+                <w:rFonts w:asciiTheme="minorEastAsia" w:hAnsiTheme="minorEastAsia" w:cs="Arial"/>
+                <w:b/>
+                <w:szCs w:val="20"/>
+              </w:rPr>
+            </w:pPr>
+            <w:r>
+              <w:rPr>
+                <w:rFonts w:asciiTheme="minorEastAsia" w:hAnsiTheme="minorEastAsia" w:cs="Arial" w:hint="eastAsia"/>
+                <w:b/>
+                <w:szCs w:val="20"/>
+              </w:rPr>
+              <w:t>N</w:t>
+            </w:r>
+            <w:r>
+              <w:rPr>
+                <w:rFonts w:asciiTheme="minorEastAsia" w:hAnsiTheme="minorEastAsia" w:cs="Arial"/>
+                <w:b/>
+                <w:szCs w:val="20"/>
+              </w:rPr>
+              <w:t>/A</w:t>
+            </w:r>
+          </w:p>
+        </w:tc>
+      </w:tr>
+    </w:tbl>
+    <w:p>
+      <w:pPr>
+        <w:widowControl/>
+        <w:wordWrap/>
+        <w:autoSpaceDE/>
+        <w:autoSpaceDN/>
+        <w:spacing w:line="240" w:lineRule="auto"/>
+        <w:outlineLvl w:val="0"/>
+        <w:rPr>
+          <w:rFonts w:ascii="Arial" w:hAnsi="Arial" w:cs="Arial"/>
+          <w:b/>
+          <w:sz w:val="24"/>
+        </w:rPr>
+      </w:pPr>
+    </w:p>
+    <w:tbl>
+      <w:tblPr>
+        <w:tblW w:w="9639" w:type="dxa"/>
+        <w:jc w:val="center"/>
+        <w:tblBorders>
+          <w:top w:val="single" w:sz="4" w:space="0" w:color="auto"/>
+          <w:left w:val="single" w:sz="4" w:space="0" w:color="auto"/>
+          <w:bottom w:val="single" w:sz="4" w:space="0" w:color="auto"/>
+          <w:right w:val="single" w:sz="4" w:space="0" w:color="auto"/>
+          <w:insideH w:val="single" w:sz="4" w:space="0" w:color="auto"/>
+          <w:insideV w:val="single" w:sz="4" w:space="0" w:color="auto"/>
+        </w:tblBorders>
+        <w:shd w:val="clear" w:color="auto" w:fill="D9D9D9"/>
+        <w:tblLook w:val="04A0" w:firstRow="1" w:lastRow="0" w:firstColumn="1" w:lastColumn="0" w:noHBand="0" w:noVBand="1"/>
+      </w:tblPr>
+      <w:tblGrid>
+        <w:gridCol w:w="1061"/>
+        <w:gridCol w:w="4609"/>
+        <w:gridCol w:w="2405"/>
+        <w:gridCol w:w="1553"/>
+        <w:gridCol w:w="11"/>
+      </w:tblGrid>
+      <w:tr>
+        <w:trPr>
+          <w:gridAfter w:val="1"/>
+          <w:wAfter w:w="11" w:type="dxa"/>
+          <w:trHeight w:val="397"/>
+          <w:jc w:val="center"/>
+        </w:trPr>
+        <w:tc>
+          <w:tcPr>
+            <w:tcW w:w="1061" w:type="dxa"/>
+            <w:tcBorders>
+              <w:top w:val="single" w:sz="12" w:space="0" w:color="auto"/>
+              <w:left w:val="nil"/>
+            </w:tcBorders>
+            <w:shd w:val="clear" w:color="auto" w:fill="BFBFBF" w:themeFill="background1" w:themeFillShade="BF"/>
+            <w:vAlign w:val="center"/>
+          </w:tcPr>
+          <w:p>
+            <w:pPr>
+              <w:pStyle w:val="a3"/>
+              <w:wordWrap/>
+              <w:rPr>
+                <w:rFonts w:asciiTheme="minorEastAsia" w:hAnsiTheme="minorEastAsia" w:cs="Arial"/>
+                <w:b/>
+                <w:szCs w:val="20"/>
+              </w:rPr>
+            </w:pPr>
+            <w:r>
+              <w:rPr>
+                <w:rFonts w:asciiTheme="minorEastAsia" w:hAnsiTheme="minorEastAsia" w:cs="Arial"/>
+                <w:b/>
+                <w:szCs w:val="20"/>
+              </w:rPr>
+              <w:t>SDS ID</w:t>
+            </w:r>
+          </w:p>
+        </w:tc>
+        <w:tc>
+          <w:tcPr>
+            <w:tcW w:w="4609" w:type="dxa"/>
+            <w:tcBorders>
+              <w:top w:val="single" w:sz="12" w:space="0" w:color="auto"/>
+            </w:tcBorders>
+            <w:shd w:val="clear" w:color="auto" w:fill="auto"/>
+            <w:vAlign w:val="center"/>
+          </w:tcPr>
+          <w:p>
+            <w:pPr>
+              <w:pStyle w:val="a3"/>
+              <w:wordWrap/>
+              <w:rPr>
+                <w:rFonts w:asciiTheme="minorEastAsia" w:hAnsiTheme="minorEastAsia" w:cs="Arial"/>
+                <w:b/>
+                <w:szCs w:val="20"/>
+              </w:rPr>
+            </w:pPr>
+            <w:r>
+              <w:rPr>
+                <w:rFonts w:asciiTheme="minorEastAsia" w:hAnsiTheme="minorEastAsia" w:cs="Arial"/>
+                <w:b/>
+                <w:szCs w:val="20"/>
+              </w:rPr>
+              <w:t>S</w:t>
+            </w:r>
+            <w:r>
+              <w:rPr>
+                <w:rFonts w:asciiTheme="minorEastAsia" w:hAnsiTheme="minorEastAsia" w:cs="Arial"/>
+                <w:b/>
+                <w:szCs w:val="20"/>
+              </w:rPr>
+              <w:t>D</w:t>
+            </w:r>
+            <w:r>
+              <w:rPr>
+                <w:rFonts w:asciiTheme="minorEastAsia" w:hAnsiTheme="minorEastAsia" w:cs="Arial"/>
+                <w:b/>
+                <w:szCs w:val="20"/>
+              </w:rPr>
+              <w:t>S-047, S</w:t>
+            </w:r>
+            <w:r>
+              <w:rPr>
+                <w:rFonts w:asciiTheme="minorEastAsia" w:hAnsiTheme="minorEastAsia" w:cs="Arial"/>
+                <w:b/>
+                <w:szCs w:val="20"/>
+              </w:rPr>
+              <w:t>D</w:t>
+            </w:r>
+            <w:r>
+              <w:rPr>
+                <w:rFonts w:asciiTheme="minorEastAsia" w:hAnsiTheme="minorEastAsia" w:cs="Arial"/>
+                <w:b/>
+                <w:szCs w:val="20"/>
+              </w:rPr>
+              <w:t>S-048, S</w:t>
+            </w:r>
+            <w:r>
+              <w:rPr>
+                <w:rFonts w:asciiTheme="minorEastAsia" w:hAnsiTheme="minorEastAsia" w:cs="Arial"/>
+                <w:b/>
+                <w:szCs w:val="20"/>
+              </w:rPr>
+              <w:t>D</w:t>
+            </w:r>
+            <w:r>
+              <w:rPr>
+                <w:rFonts w:asciiTheme="minorEastAsia" w:hAnsiTheme="minorEastAsia" w:cs="Arial"/>
+                <w:b/>
+                <w:szCs w:val="20"/>
+              </w:rPr>
+              <w:t>S-049</w:t>
+            </w:r>
+          </w:p>
+        </w:tc>
+        <w:tc>
+          <w:tcPr>
+            <w:tcW w:w="2405" w:type="dxa"/>
+            <w:vMerge w:val="restart"/>
+            <w:tcBorders>
+              <w:top w:val="single" w:sz="12" w:space="0" w:color="auto"/>
+            </w:tcBorders>
+            <w:shd w:val="clear" w:color="auto" w:fill="auto"/>
+            <w:vAlign w:val="center"/>
+          </w:tcPr>
+          <w:p>
+            <w:pPr>
+              <w:pStyle w:val="a3"/>
+              <w:wordWrap/>
+              <w:rPr>
+                <w:rFonts w:asciiTheme="minorEastAsia" w:hAnsiTheme="minorEastAsia" w:cs="Arial"/>
+                <w:b/>
+                <w:szCs w:val="20"/>
+              </w:rPr>
+            </w:pPr>
+            <w:r>
+              <w:rPr>
+                <w:rFonts w:asciiTheme="minorEastAsia" w:hAnsiTheme="minorEastAsia" w:cs="Arial"/>
+                <w:b/>
+                <w:szCs w:val="20"/>
+              </w:rPr>
+              <w:t>Angio Client</w:t>
+            </w:r>
+          </w:p>
+        </w:tc>
+        <w:tc>
+          <w:tcPr>
+            <w:tcW w:w="1553" w:type="dxa"/>
+            <w:tcBorders>
+              <w:top w:val="single" w:sz="12" w:space="0" w:color="auto"/>
+              <w:right w:val="nil"/>
+            </w:tcBorders>
+            <w:shd w:val="clear" w:color="auto" w:fill="BFBFBF" w:themeFill="background1" w:themeFillShade="BF"/>
+            <w:vAlign w:val="center"/>
+          </w:tcPr>
+          <w:p>
+            <w:pPr>
+              <w:pStyle w:val="a3"/>
+              <w:wordWrap/>
+              <w:jc w:val="center"/>
+              <w:rPr>
+                <w:rFonts w:asciiTheme="minorEastAsia" w:hAnsiTheme="minorEastAsia" w:cs="Arial"/>
+                <w:b/>
+                <w:szCs w:val="20"/>
+              </w:rPr>
+            </w:pPr>
+            <w:r>
+              <w:rPr>
+                <w:rFonts w:asciiTheme="minorEastAsia" w:hAnsiTheme="minorEastAsia" w:cs="Arial"/>
+                <w:b/>
+                <w:szCs w:val="20"/>
+              </w:rPr>
+              <w:t>Class</w:t>
+            </w:r>
+          </w:p>
+        </w:tc>
+      </w:tr>
+      <w:tr>
+        <w:trPr>
+          <w:gridAfter w:val="1"/>
+          <w:wAfter w:w="11" w:type="dxa"/>
+          <w:trHeight w:val="397"/>
+          <w:jc w:val="center"/>
+        </w:trPr>
+        <w:tc>
+          <w:tcPr>
+            <w:tcW w:w="1061" w:type="dxa"/>
+            <w:tcBorders>
+              <w:left w:val="nil"/>
+            </w:tcBorders>
+            <w:shd w:val="clear" w:color="auto" w:fill="BFBFBF" w:themeFill="background1" w:themeFillShade="BF"/>
+            <w:vAlign w:val="center"/>
+          </w:tcPr>
+          <w:p>
+            <w:pPr>
+              <w:pStyle w:val="a3"/>
+              <w:wordWrap/>
+              <w:rPr>
+                <w:rFonts w:asciiTheme="minorEastAsia" w:hAnsiTheme="minorEastAsia" w:cs="Arial"/>
+                <w:b/>
+                <w:szCs w:val="20"/>
+              </w:rPr>
+            </w:pPr>
+            <w:r>
+              <w:rPr>
+                <w:rFonts w:asciiTheme="minorEastAsia" w:hAnsiTheme="minorEastAsia" w:cs="Arial"/>
+                <w:b/>
+                <w:szCs w:val="20"/>
+              </w:rPr>
+              <w:t>SRS ID</w:t>
+            </w:r>
+          </w:p>
+        </w:tc>
+        <w:tc>
+          <w:tcPr>
+            <w:tcW w:w="4609" w:type="dxa"/>
+            <w:shd w:val="clear" w:color="auto" w:fill="auto"/>
+            <w:vAlign w:val="center"/>
+          </w:tcPr>
+          <w:p>
+            <w:pPr>
+              <w:pStyle w:val="a3"/>
+              <w:wordWrap/>
+              <w:rPr>
+                <w:rFonts w:asciiTheme="minorEastAsia" w:hAnsiTheme="minorEastAsia" w:cs="Arial"/>
+                <w:b/>
+                <w:szCs w:val="20"/>
+              </w:rPr>
+            </w:pPr>
+            <w:r>
+              <w:rPr>
+                <w:rFonts w:asciiTheme="minorEastAsia" w:hAnsiTheme="minorEastAsia" w:cs="Arial"/>
+                <w:b/>
+                <w:szCs w:val="20"/>
+              </w:rPr>
+              <w:t>SRS-047, SRS-048, SRS-049</w:t>
+            </w:r>
+          </w:p>
+        </w:tc>
+        <w:tc>
+          <w:tcPr>
+            <w:tcW w:w="2405" w:type="dxa"/>
+            <w:vMerge/>
+            <w:shd w:val="clear" w:color="auto" w:fill="auto"/>
+            <w:vAlign w:val="center"/>
+          </w:tcPr>
+          <w:p>
+            <w:pPr>
+              <w:pStyle w:val="a3"/>
+              <w:wordWrap/>
+              <w:rPr>
+                <w:rFonts w:asciiTheme="minorEastAsia" w:hAnsiTheme="minorEastAsia" w:cs="Arial"/>
+                <w:b/>
+                <w:szCs w:val="20"/>
+              </w:rPr>
+            </w:pPr>
+          </w:p>
+        </w:tc>
+        <w:tc>
+          <w:tcPr>
+            <w:tcW w:w="1553" w:type="dxa"/>
+            <w:tcBorders>
+              <w:right w:val="nil"/>
+            </w:tcBorders>
+            <w:shd w:val="clear" w:color="auto" w:fill="auto"/>
+            <w:vAlign w:val="center"/>
+          </w:tcPr>
+          <w:p>
+            <w:pPr>
+              <w:pStyle w:val="a3"/>
+              <w:wordWrap/>
+              <w:jc w:val="center"/>
+              <w:rPr>
+                <w:rFonts w:asciiTheme="minorEastAsia" w:hAnsiTheme="minorEastAsia" w:cs="Arial"/>
+                <w:b/>
+                <w:szCs w:val="20"/>
+              </w:rPr>
+            </w:pPr>
+            <w:r>
+              <w:rPr>
+                <w:rFonts w:asciiTheme="minorEastAsia" w:hAnsiTheme="minorEastAsia" w:cs="Arial" w:hint="eastAsia"/>
+                <w:b/>
+                <w:szCs w:val="20"/>
+              </w:rPr>
+              <w:t>A</w:t>
+            </w:r>
+          </w:p>
+        </w:tc>
+      </w:tr>
+      <w:tr>
+        <w:trPr>
+          <w:trHeight w:val="397"/>
+          <w:jc w:val="center"/>
+        </w:trPr>
+        <w:tc>
+          <w:tcPr>
+            <w:tcW w:w="9639" w:type="dxa"/>
+            <w:gridSpan w:val="5"/>
+            <w:tcBorders>
+              <w:left w:val="nil"/>
+              <w:right w:val="nil"/>
+            </w:tcBorders>
+            <w:shd w:val="clear" w:color="auto" w:fill="BFBFBF" w:themeFill="background1" w:themeFillShade="BF"/>
+            <w:vAlign w:val="center"/>
+          </w:tcPr>
+          <w:p>
+            <w:pPr>
+              <w:pStyle w:val="a3"/>
+              <w:wordWrap/>
+              <w:rPr>
+                <w:rFonts w:asciiTheme="minorEastAsia" w:hAnsiTheme="minorEastAsia" w:cs="Arial"/>
+                <w:b/>
+                <w:szCs w:val="20"/>
+              </w:rPr>
+            </w:pPr>
+            <w:r>
+              <w:rPr>
+                <w:rFonts w:asciiTheme="minorEastAsia" w:hAnsiTheme="minorEastAsia" w:cs="Arial"/>
+                <w:b/>
+                <w:szCs w:val="20"/>
+              </w:rPr>
+              <w:t>SDS description</w:t>
+            </w:r>
+          </w:p>
+        </w:tc>
+      </w:tr>
+      <w:tr>
+        <w:trPr>
+          <w:trHeight w:val="397"/>
+          <w:jc w:val="center"/>
+        </w:trPr>
+        <w:tc>
+          <w:tcPr>
+            <w:tcW w:w="9639" w:type="dxa"/>
+            <w:gridSpan w:val="5"/>
+            <w:tcBorders>
+              <w:left w:val="nil"/>
+              <w:right w:val="nil"/>
+            </w:tcBorders>
+            <w:shd w:val="clear" w:color="auto" w:fill="auto"/>
+            <w:vAlign w:val="center"/>
+          </w:tcPr>
+          <w:p>
+            <w:pPr>
+              <w:pStyle w:val="a3"/>
+              <w:wordWrap/>
+              <w:rPr>
+                <w:rFonts w:asciiTheme="minorEastAsia" w:hAnsiTheme="minorEastAsia" w:cs="Arial"/>
+                <w:b/>
+                <w:szCs w:val="20"/>
+              </w:rPr>
+            </w:pPr>
+            <w:r>
+              <w:rPr>
+                <w:rFonts w:asciiTheme="minorEastAsia" w:hAnsiTheme="minorEastAsia" w:cs="Arial"/>
+                <w:b/>
+                <w:szCs w:val="20"/>
+              </w:rPr>
+              <w:t xml:space="preserve">Angio Server </w:t>
+            </w:r>
+            <w:r>
+              <w:rPr>
+                <w:rFonts w:asciiTheme="minorEastAsia" w:hAnsiTheme="minorEastAsia" w:cs="Arial" w:hint="eastAsia"/>
+                <w:b/>
+                <w:szCs w:val="20"/>
+              </w:rPr>
+              <w:t xml:space="preserve">제어 및 </w:t>
+            </w:r>
+            <w:r>
+              <w:rPr>
+                <w:rFonts w:asciiTheme="minorEastAsia" w:hAnsiTheme="minorEastAsia" w:cs="Arial"/>
+                <w:b/>
+                <w:szCs w:val="20"/>
+              </w:rPr>
+              <w:t xml:space="preserve">Angio </w:t>
+            </w:r>
+            <w:r>
+              <w:rPr>
+                <w:rFonts w:asciiTheme="minorEastAsia" w:hAnsiTheme="minorEastAsia" w:cs="Arial" w:hint="eastAsia"/>
+                <w:b/>
+                <w:szCs w:val="20"/>
+              </w:rPr>
+              <w:t>영상 수신</w:t>
+            </w:r>
+          </w:p>
+          <w:p>
+            <w:pPr>
+              <w:pStyle w:val="a3"/>
+              <w:wordWrap/>
+              <w:rPr>
+                <w:rFonts w:asciiTheme="minorEastAsia" w:hAnsiTheme="minorEastAsia" w:cs="Arial"/>
+                <w:b/>
+                <w:szCs w:val="20"/>
+              </w:rPr>
+            </w:pPr>
+            <w:r>
+              <w:rPr>
+                <w:rFonts w:asciiTheme="minorEastAsia" w:hAnsiTheme="minorEastAsia" w:cs="Arial"/>
+                <w:b/>
+                <w:noProof/>
+                <w:szCs w:val="20"/>
+              </w:rPr>
+              <w:drawing>
+                <wp:inline distT="0" distB="0" distL="0" distR="0" wp14:anchorId="50DFD127" wp14:editId="35679F4F">
+                  <wp:extent cx="3486329" cy="3086259"/>
+                  <wp:effectExtent l="0" t="0" r="0" b="0"/>
+                  <wp:docPr id="2037319897" name="그림 1"/>
+                  <wp:cNvGraphicFramePr>
+                    <a:graphicFrameLocks xmlns:a="http://schemas.openxmlformats.org/drawingml/2006/main" noChangeAspect="1"/>
+                  </wp:cNvGraphicFramePr>
+                  <a:graphic xmlns:a="http://schemas.openxmlformats.org/drawingml/2006/main">
+                    <a:graphicData uri="http://schemas.openxmlformats.org/drawingml/2006/picture">
+                      <pic:pic xmlns:pic="http://schemas.openxmlformats.org/drawingml/2006/picture">
+                        <pic:nvPicPr>
+                          <pic:cNvPr id="2037319897" name=""/>
+                          <pic:cNvPicPr/>
+                        </pic:nvPicPr>
+                        <pic:blipFill>
+                          <a:blip r:embed="rId25"/>
+                          <a:stretch>
+                            <a:fillRect/>
+                          </a:stretch>
+                        </pic:blipFill>
+                        <pic:spPr>
+                          <a:xfrm>
+                            <a:off x="0" y="0"/>
+                            <a:ext cx="3486329" cy="3086259"/>
+                          </a:xfrm>
+                          <a:prstGeom prst="rect">
+                            <a:avLst/>
+                          </a:prstGeom>
+                        </pic:spPr>
+                      </pic:pic>
+                    </a:graphicData>
+                  </a:graphic>
+                </wp:inline>
+              </w:drawing>
+            </w:r>
+          </w:p>
+        </w:tc>
+      </w:tr>
+      <w:tr>
+        <w:trPr>
+          <w:trHeight w:val="397"/>
+          <w:jc w:val="center"/>
+        </w:trPr>
+        <w:tc>
+          <w:tcPr>
+            <w:tcW w:w="9639" w:type="dxa"/>
+            <w:gridSpan w:val="5"/>
+            <w:tcBorders>
+              <w:top w:val="single" w:sz="4" w:space="0" w:color="auto"/>
+              <w:left w:val="nil"/>
+              <w:bottom w:val="single" w:sz="4" w:space="0" w:color="auto"/>
+              <w:right w:val="nil"/>
+            </w:tcBorders>
+            <w:shd w:val="clear" w:color="auto" w:fill="BFBFBF" w:themeFill="background1" w:themeFillShade="BF"/>
+            <w:vAlign w:val="center"/>
+          </w:tcPr>
+          <w:p>
+            <w:pPr>
+              <w:pStyle w:val="a3"/>
+              <w:wordWrap/>
+              <w:rPr>
+                <w:rFonts w:asciiTheme="minorEastAsia" w:hAnsiTheme="minorEastAsia" w:cs="Arial"/>
+                <w:b/>
+                <w:szCs w:val="20"/>
+              </w:rPr>
+            </w:pPr>
+            <w:r>
+              <w:rPr>
+                <w:rFonts w:asciiTheme="minorEastAsia" w:hAnsiTheme="minorEastAsia" w:cs="Arial"/>
+                <w:b/>
+                <w:szCs w:val="20"/>
+              </w:rPr>
+              <w:t xml:space="preserve">Architecture according to </w:t>
+            </w:r>
+            <w:r>
+              <w:rPr>
+                <w:rFonts w:asciiTheme="minorEastAsia" w:hAnsiTheme="minorEastAsia" w:cs="Arial"/>
+                <w:b/>
+                <w:szCs w:val="20"/>
+              </w:rPr>
+              <w:t>risk management</w:t>
+            </w:r>
+          </w:p>
+        </w:tc>
+      </w:tr>
+      <w:tr>
+        <w:trPr>
+          <w:trHeight w:val="397"/>
+          <w:jc w:val="center"/>
+        </w:trPr>
+        <w:tc>
+          <w:tcPr>
+            <w:tcW w:w="9639" w:type="dxa"/>
+            <w:gridSpan w:val="5"/>
+            <w:tcBorders>
+              <w:left w:val="nil"/>
+              <w:bottom w:val="single" w:sz="12" w:space="0" w:color="auto"/>
+              <w:right w:val="nil"/>
+            </w:tcBorders>
+            <w:shd w:val="clear" w:color="auto" w:fill="auto"/>
+            <w:vAlign w:val="center"/>
+          </w:tcPr>
+          <w:p>
+            <w:pPr>
+              <w:pStyle w:val="a3"/>
+              <w:wordWrap/>
+              <w:rPr>
+                <w:rFonts w:asciiTheme="minorEastAsia" w:hAnsiTheme="minorEastAsia" w:cs="Arial"/>
+                <w:b/>
+                <w:szCs w:val="20"/>
+              </w:rPr>
+            </w:pPr>
+            <w:r>
+              <w:rPr>
+                <w:rFonts w:asciiTheme="minorEastAsia" w:hAnsiTheme="minorEastAsia" w:cs="Arial" w:hint="eastAsia"/>
+                <w:b/>
+                <w:szCs w:val="20"/>
+              </w:rPr>
+              <w:t>N</w:t>
+            </w:r>
+            <w:r>
+              <w:rPr>
+                <w:rFonts w:asciiTheme="minorEastAsia" w:hAnsiTheme="minorEastAsia" w:cs="Arial"/>
+                <w:b/>
+                <w:szCs w:val="20"/>
+              </w:rPr>
+              <w:t>/A</w:t>
+            </w:r>
+          </w:p>
+        </w:tc>
+      </w:tr>
+    </w:tbl>
+    <w:p>
+      <w:pPr>
+        <w:widowControl/>
+        <w:wordWrap/>
+        <w:autoSpaceDE/>
+        <w:autoSpaceDN/>
+        <w:spacing w:line="240" w:lineRule="auto"/>
+        <w:outlineLvl w:val="0"/>
+        <w:rPr>
+          <w:rFonts w:ascii="Arial" w:hAnsi="Arial" w:cs="Arial"/>
+          <w:b/>
+          <w:sz w:val="24"/>
+        </w:rPr>
+      </w:pPr>
+    </w:p>
+    <w:tbl>
+      <w:tblPr>
+        <w:tblW w:w="9639" w:type="dxa"/>
+        <w:jc w:val="center"/>
+        <w:tblBorders>
+          <w:top w:val="single" w:sz="4" w:space="0" w:color="auto"/>
+          <w:left w:val="single" w:sz="4" w:space="0" w:color="auto"/>
+          <w:bottom w:val="single" w:sz="4" w:space="0" w:color="auto"/>
+          <w:right w:val="single" w:sz="4" w:space="0" w:color="auto"/>
+          <w:insideH w:val="single" w:sz="4" w:space="0" w:color="auto"/>
+          <w:insideV w:val="single" w:sz="4" w:space="0" w:color="auto"/>
+        </w:tblBorders>
+        <w:shd w:val="clear" w:color="auto" w:fill="D9D9D9"/>
+        <w:tblLook w:val="04A0" w:firstRow="1" w:lastRow="0" w:firstColumn="1" w:lastColumn="0" w:noHBand="0" w:noVBand="1"/>
+      </w:tblPr>
+      <w:tblGrid>
+        <w:gridCol w:w="1061"/>
+        <w:gridCol w:w="4609"/>
+        <w:gridCol w:w="2405"/>
+        <w:gridCol w:w="1553"/>
+        <w:gridCol w:w="11"/>
+      </w:tblGrid>
+      <w:tr>
+        <w:trPr>
+          <w:gridAfter w:val="1"/>
+          <w:wAfter w:w="11" w:type="dxa"/>
+          <w:trHeight w:val="397"/>
+          <w:jc w:val="center"/>
+        </w:trPr>
+        <w:tc>
+          <w:tcPr>
+            <w:tcW w:w="1061" w:type="dxa"/>
+            <w:tcBorders>
+              <w:top w:val="single" w:sz="12" w:space="0" w:color="auto"/>
+              <w:left w:val="nil"/>
+            </w:tcBorders>
+            <w:shd w:val="clear" w:color="auto" w:fill="BFBFBF" w:themeFill="background1" w:themeFillShade="BF"/>
+            <w:vAlign w:val="center"/>
+          </w:tcPr>
+          <w:p>
+            <w:pPr>
+              <w:pStyle w:val="a3"/>
+              <w:wordWrap/>
+              <w:rPr>
+                <w:rFonts w:asciiTheme="minorEastAsia" w:hAnsiTheme="minorEastAsia" w:cs="Arial"/>
+                <w:b/>
+                <w:szCs w:val="20"/>
+              </w:rPr>
+            </w:pPr>
+            <w:r>
+              <w:rPr>
+                <w:rFonts w:asciiTheme="minorEastAsia" w:hAnsiTheme="minorEastAsia" w:cs="Arial"/>
+                <w:b/>
+                <w:szCs w:val="20"/>
+              </w:rPr>
+              <w:t>SDS ID</w:t>
+            </w:r>
+          </w:p>
+        </w:tc>
+        <w:tc>
+          <w:tcPr>
+            <w:tcW w:w="4609" w:type="dxa"/>
+            <w:tcBorders>
+              <w:top w:val="single" w:sz="12" w:space="0" w:color="auto"/>
+            </w:tcBorders>
+            <w:shd w:val="clear" w:color="auto" w:fill="auto"/>
+            <w:vAlign w:val="center"/>
+          </w:tcPr>
+          <w:p>
+            <w:pPr>
+              <w:pStyle w:val="a3"/>
+              <w:wordWrap/>
+              <w:rPr>
+                <w:rFonts w:asciiTheme="minorEastAsia" w:hAnsiTheme="minorEastAsia" w:cs="Arial"/>
+                <w:b/>
+                <w:szCs w:val="20"/>
+              </w:rPr>
+            </w:pPr>
+            <w:r>
+              <w:rPr>
+                <w:rFonts w:asciiTheme="minorEastAsia" w:hAnsiTheme="minorEastAsia" w:cs="Arial"/>
+                <w:b/>
+                <w:szCs w:val="20"/>
+              </w:rPr>
+              <w:t>S</w:t>
+            </w:r>
+            <w:r>
+              <w:rPr>
+                <w:rFonts w:asciiTheme="minorEastAsia" w:hAnsiTheme="minorEastAsia" w:cs="Arial"/>
+                <w:b/>
+                <w:szCs w:val="20"/>
+              </w:rPr>
+              <w:t>D</w:t>
+            </w:r>
+            <w:r>
+              <w:rPr>
+                <w:rFonts w:asciiTheme="minorEastAsia" w:hAnsiTheme="minorEastAsia" w:cs="Arial"/>
+                <w:b/>
+                <w:szCs w:val="20"/>
+              </w:rPr>
+              <w:t>S-050, S</w:t>
+            </w:r>
+            <w:r>
+              <w:rPr>
+                <w:rFonts w:asciiTheme="minorEastAsia" w:hAnsiTheme="minorEastAsia" w:cs="Arial"/>
+                <w:b/>
+                <w:szCs w:val="20"/>
+              </w:rPr>
+              <w:t>D</w:t>
+            </w:r>
+            <w:r>
+              <w:rPr>
+                <w:rFonts w:asciiTheme="minorEastAsia" w:hAnsiTheme="minorEastAsia" w:cs="Arial"/>
+                <w:b/>
+                <w:szCs w:val="20"/>
+              </w:rPr>
+              <w:t>S-051, S</w:t>
+            </w:r>
+            <w:r>
+              <w:rPr>
+                <w:rFonts w:asciiTheme="minorEastAsia" w:hAnsiTheme="minorEastAsia" w:cs="Arial"/>
+                <w:b/>
+                <w:szCs w:val="20"/>
+              </w:rPr>
+              <w:t>D</w:t>
+            </w:r>
+            <w:r>
+              <w:rPr>
+                <w:rFonts w:asciiTheme="minorEastAsia" w:hAnsiTheme="minorEastAsia" w:cs="Arial"/>
+                <w:b/>
+                <w:szCs w:val="20"/>
+              </w:rPr>
+              <w:t>S-052</w:t>
+            </w:r>
+          </w:p>
+        </w:tc>
+        <w:tc>
+          <w:tcPr>
+            <w:tcW w:w="2405" w:type="dxa"/>
+            <w:vMerge w:val="restart"/>
+            <w:tcBorders>
+              <w:top w:val="single" w:sz="12" w:space="0" w:color="auto"/>
+            </w:tcBorders>
+            <w:shd w:val="clear" w:color="auto" w:fill="auto"/>
+            <w:vAlign w:val="center"/>
+          </w:tcPr>
+          <w:p>
+            <w:pPr>
+              <w:pStyle w:val="a3"/>
+              <w:wordWrap/>
+              <w:rPr>
+                <w:rFonts w:asciiTheme="minorEastAsia" w:hAnsiTheme="minorEastAsia" w:cs="Arial"/>
+                <w:b/>
+                <w:szCs w:val="20"/>
+              </w:rPr>
+            </w:pPr>
+            <w:r>
+              <w:rPr>
+                <w:rFonts w:asciiTheme="minorEastAsia" w:hAnsiTheme="minorEastAsia" w:cs="Arial"/>
+                <w:b/>
+                <w:szCs w:val="20"/>
+              </w:rPr>
+              <w:t>Angio Server</w:t>
+            </w:r>
+          </w:p>
+        </w:tc>
+        <w:tc>
+          <w:tcPr>
+            <w:tcW w:w="1553" w:type="dxa"/>
+            <w:tcBorders>
+              <w:top w:val="single" w:sz="12" w:space="0" w:color="auto"/>
+              <w:right w:val="nil"/>
+            </w:tcBorders>
+            <w:shd w:val="clear" w:color="auto" w:fill="BFBFBF" w:themeFill="background1" w:themeFillShade="BF"/>
+            <w:vAlign w:val="center"/>
+          </w:tcPr>
+          <w:p>
+            <w:pPr>
+              <w:pStyle w:val="a3"/>
+              <w:wordWrap/>
+              <w:jc w:val="center"/>
+              <w:rPr>
+                <w:rFonts w:asciiTheme="minorEastAsia" w:hAnsiTheme="minorEastAsia" w:cs="Arial"/>
+                <w:b/>
+                <w:szCs w:val="20"/>
+              </w:rPr>
+            </w:pPr>
+            <w:r>
+              <w:rPr>
+                <w:rFonts w:asciiTheme="minorEastAsia" w:hAnsiTheme="minorEastAsia" w:cs="Arial"/>
+                <w:b/>
+                <w:szCs w:val="20"/>
+              </w:rPr>
+              <w:t>Class</w:t>
+            </w:r>
+          </w:p>
+        </w:tc>
+      </w:tr>
+      <w:tr>
+        <w:trPr>
+          <w:gridAfter w:val="1"/>
+          <w:wAfter w:w="11" w:type="dxa"/>
+          <w:trHeight w:val="397"/>
+          <w:jc w:val="center"/>
+        </w:trPr>
+        <w:tc>
+          <w:tcPr>
+            <w:tcW w:w="1061" w:type="dxa"/>
+            <w:tcBorders>
+              <w:left w:val="nil"/>
+            </w:tcBorders>
+            <w:shd w:val="clear" w:color="auto" w:fill="BFBFBF" w:themeFill="background1" w:themeFillShade="BF"/>
+            <w:vAlign w:val="center"/>
+          </w:tcPr>
+          <w:p>
+            <w:pPr>
+              <w:pStyle w:val="a3"/>
+              <w:wordWrap/>
+              <w:rPr>
+                <w:rFonts w:asciiTheme="minorEastAsia" w:hAnsiTheme="minorEastAsia" w:cs="Arial"/>
+                <w:b/>
+                <w:szCs w:val="20"/>
+              </w:rPr>
+            </w:pPr>
+            <w:r>
+              <w:rPr>
+                <w:rFonts w:asciiTheme="minorEastAsia" w:hAnsiTheme="minorEastAsia" w:cs="Arial"/>
+                <w:b/>
+                <w:szCs w:val="20"/>
+              </w:rPr>
+              <w:t>SRS ID</w:t>
+            </w:r>
+          </w:p>
+        </w:tc>
+        <w:tc>
+          <w:tcPr>
+            <w:tcW w:w="4609" w:type="dxa"/>
+            <w:shd w:val="clear" w:color="auto" w:fill="auto"/>
+            <w:vAlign w:val="center"/>
+          </w:tcPr>
+          <w:p>
+            <w:pPr>
+              <w:pStyle w:val="a3"/>
+              <w:wordWrap/>
+              <w:rPr>
+                <w:rFonts w:asciiTheme="minorEastAsia" w:hAnsiTheme="minorEastAsia" w:cs="Arial"/>
+                <w:b/>
+                <w:szCs w:val="20"/>
+              </w:rPr>
+            </w:pPr>
+            <w:r>
+              <w:rPr>
+                <w:rFonts w:asciiTheme="minorEastAsia" w:hAnsiTheme="minorEastAsia" w:cs="Arial"/>
+                <w:b/>
+                <w:szCs w:val="20"/>
+              </w:rPr>
+              <w:t>SRS-050, SRS-051, SRS-052</w:t>
+            </w:r>
+          </w:p>
+        </w:tc>
+        <w:tc>
+          <w:tcPr>
+            <w:tcW w:w="2405" w:type="dxa"/>
+            <w:vMerge/>
+            <w:shd w:val="clear" w:color="auto" w:fill="auto"/>
+            <w:vAlign w:val="center"/>
+          </w:tcPr>
+          <w:p>
+            <w:pPr>
+              <w:pStyle w:val="a3"/>
+              <w:wordWrap/>
+              <w:rPr>
+                <w:rFonts w:asciiTheme="minorEastAsia" w:hAnsiTheme="minorEastAsia" w:cs="Arial"/>
+                <w:b/>
+                <w:szCs w:val="20"/>
+              </w:rPr>
+            </w:pPr>
+          </w:p>
+        </w:tc>
+        <w:tc>
+          <w:tcPr>
+            <w:tcW w:w="1553" w:type="dxa"/>
+            <w:tcBorders>
+              <w:right w:val="nil"/>
+            </w:tcBorders>
+            <w:shd w:val="clear" w:color="auto" w:fill="auto"/>
+            <w:vAlign w:val="center"/>
+          </w:tcPr>
+          <w:p>
+            <w:pPr>
+              <w:pStyle w:val="a3"/>
+              <w:wordWrap/>
+              <w:jc w:val="center"/>
+              <w:rPr>
+                <w:rFonts w:asciiTheme="minorEastAsia" w:hAnsiTheme="minorEastAsia" w:cs="Arial"/>
+                <w:b/>
+                <w:szCs w:val="20"/>
+              </w:rPr>
+            </w:pPr>
+            <w:r>
+              <w:rPr>
+                <w:rFonts w:asciiTheme="minorEastAsia" w:hAnsiTheme="minorEastAsia" w:cs="Arial" w:hint="eastAsia"/>
+                <w:b/>
+                <w:szCs w:val="20"/>
+              </w:rPr>
+              <w:t>A</w:t>
+            </w:r>
+          </w:p>
+        </w:tc>
+      </w:tr>
+      <w:tr>
+        <w:trPr>
+          <w:trHeight w:val="397"/>
+          <w:jc w:val="center"/>
+        </w:trPr>
+        <w:tc>
+          <w:tcPr>
+            <w:tcW w:w="9639" w:type="dxa"/>
+            <w:gridSpan w:val="5"/>
+            <w:tcBorders>
+              <w:left w:val="nil"/>
+              <w:right w:val="nil"/>
+            </w:tcBorders>
+            <w:shd w:val="clear" w:color="auto" w:fill="BFBFBF" w:themeFill="background1" w:themeFillShade="BF"/>
+            <w:vAlign w:val="center"/>
+          </w:tcPr>
+          <w:p>
+            <w:pPr>
+              <w:pStyle w:val="a3"/>
+              <w:wordWrap/>
+              <w:rPr>
+                <w:rFonts w:asciiTheme="minorEastAsia" w:hAnsiTheme="minorEastAsia" w:cs="Arial"/>
+                <w:b/>
+                <w:szCs w:val="20"/>
+              </w:rPr>
+            </w:pPr>
+            <w:r>
+              <w:rPr>
+                <w:rFonts w:asciiTheme="minorEastAsia" w:hAnsiTheme="minorEastAsia" w:cs="Arial"/>
+                <w:b/>
+                <w:szCs w:val="20"/>
+              </w:rPr>
+              <w:t>SDS description</w:t>
+            </w:r>
+          </w:p>
+        </w:tc>
+      </w:tr>
+      <w:tr>
+        <w:trPr>
+          <w:trHeight w:val="397"/>
+          <w:jc w:val="center"/>
+        </w:trPr>
+        <w:tc>
+          <w:tcPr>
+            <w:tcW w:w="9639" w:type="dxa"/>
+            <w:gridSpan w:val="5"/>
+            <w:tcBorders>
+              <w:left w:val="nil"/>
+              <w:right w:val="nil"/>
+            </w:tcBorders>
+            <w:shd w:val="clear" w:color="auto" w:fill="auto"/>
+            <w:vAlign w:val="center"/>
+          </w:tcPr>
+          <w:p>
+            <w:pPr>
+              <w:pStyle w:val="a3"/>
+              <w:wordWrap/>
+              <w:rPr>
+                <w:rFonts w:asciiTheme="minorEastAsia" w:hAnsiTheme="minorEastAsia" w:cs="Arial"/>
+                <w:b/>
+                <w:szCs w:val="20"/>
+              </w:rPr>
+            </w:pPr>
+            <w:r>
+              <w:rPr>
+                <w:rFonts w:asciiTheme="minorEastAsia" w:hAnsiTheme="minorEastAsia" w:cs="Arial"/>
+                <w:b/>
+                <w:szCs w:val="20"/>
+              </w:rPr>
+              <w:t xml:space="preserve">Angio </w:t>
+            </w:r>
+            <w:r>
+              <w:rPr>
+                <w:rFonts w:asciiTheme="minorEastAsia" w:hAnsiTheme="minorEastAsia" w:cs="Arial" w:hint="eastAsia"/>
+                <w:b/>
+                <w:szCs w:val="20"/>
+              </w:rPr>
+              <w:t>연결 상태 확인 및 A</w:t>
+            </w:r>
+            <w:r>
+              <w:rPr>
+                <w:rFonts w:asciiTheme="minorEastAsia" w:hAnsiTheme="minorEastAsia" w:cs="Arial"/>
+                <w:b/>
+                <w:szCs w:val="20"/>
+              </w:rPr>
+              <w:t xml:space="preserve">ngio </w:t>
+            </w:r>
+            <w:r>
+              <w:rPr>
+                <w:rFonts w:asciiTheme="minorEastAsia" w:hAnsiTheme="minorEastAsia" w:cs="Arial" w:hint="eastAsia"/>
+                <w:b/>
+                <w:szCs w:val="20"/>
+              </w:rPr>
+              <w:t>장비로부터 영상 획득</w:t>
+            </w:r>
+          </w:p>
+          <w:p>
+            <w:pPr>
+              <w:pStyle w:val="a3"/>
+              <w:wordWrap/>
+              <w:rPr>
+                <w:rFonts w:asciiTheme="minorEastAsia" w:hAnsiTheme="minorEastAsia" w:cs="Arial"/>
+                <w:b/>
+                <w:szCs w:val="20"/>
+              </w:rPr>
+            </w:pPr>
+            <w:r>
+              <w:rPr>
+                <w:rFonts w:asciiTheme="minorEastAsia" w:hAnsiTheme="minorEastAsia" w:cs="Arial"/>
+                <w:b/>
+                <w:noProof/>
+                <w:szCs w:val="20"/>
+              </w:rPr>
+              <w:lastRenderedPageBreak/>
+              <w:drawing>
+                <wp:inline distT="0" distB="0" distL="0" distR="0" wp14:anchorId="3F69DB6C" wp14:editId="5B138591">
+                  <wp:extent cx="3257717" cy="3295819"/>
+                  <wp:effectExtent l="0" t="0" r="0" b="0"/>
+                  <wp:docPr id="615242258" name="그림 1"/>
+                  <wp:cNvGraphicFramePr>
+                    <a:graphicFrameLocks xmlns:a="http://schemas.openxmlformats.org/drawingml/2006/main" noChangeAspect="1"/>
+                  </wp:cNvGraphicFramePr>
+                  <a:graphic xmlns:a="http://schemas.openxmlformats.org/drawingml/2006/main">
+                    <a:graphicData uri="http://schemas.openxmlformats.org/drawingml/2006/picture">
+                      <pic:pic xmlns:pic="http://schemas.openxmlformats.org/drawingml/2006/picture">
+                        <pic:nvPicPr>
+                          <pic:cNvPr id="615242258" name=""/>
+                          <pic:cNvPicPr/>
+                        </pic:nvPicPr>
+                        <pic:blipFill>
+                          <a:blip r:embed="rId26"/>
+                          <a:stretch>
+                            <a:fillRect/>
+                          </a:stretch>
+                        </pic:blipFill>
+                        <pic:spPr>
+                          <a:xfrm>
+                            <a:off x="0" y="0"/>
+                            <a:ext cx="3257717" cy="3295819"/>
+                          </a:xfrm>
+                          <a:prstGeom prst="rect">
+                            <a:avLst/>
+                          </a:prstGeom>
+                        </pic:spPr>
+                      </pic:pic>
+                    </a:graphicData>
+                  </a:graphic>
+                </wp:inline>
+              </w:drawing>
+            </w:r>
+          </w:p>
+        </w:tc>
+      </w:tr>
+      <w:tr>
+        <w:trPr>
+          <w:trHeight w:val="397"/>
+          <w:jc w:val="center"/>
+        </w:trPr>
+        <w:tc>
+          <w:tcPr>
+            <w:tcW w:w="9639" w:type="dxa"/>
+            <w:gridSpan w:val="5"/>
+            <w:tcBorders>
+              <w:top w:val="single" w:sz="4" w:space="0" w:color="auto"/>
+              <w:left w:val="nil"/>
+              <w:bottom w:val="single" w:sz="4" w:space="0" w:color="auto"/>
+              <w:right w:val="nil"/>
+            </w:tcBorders>
+            <w:shd w:val="clear" w:color="auto" w:fill="BFBFBF" w:themeFill="background1" w:themeFillShade="BF"/>
+            <w:vAlign w:val="center"/>
+          </w:tcPr>
+          <w:p>
+            <w:pPr>
+              <w:pStyle w:val="a3"/>
+              <w:wordWrap/>
+              <w:rPr>
+                <w:rFonts w:asciiTheme="minorEastAsia" w:hAnsiTheme="minorEastAsia" w:cs="Arial"/>
+                <w:b/>
+                <w:szCs w:val="20"/>
+              </w:rPr>
+            </w:pPr>
+            <w:r>
+              <w:rPr>
+                <w:rFonts w:asciiTheme="minorEastAsia" w:hAnsiTheme="minorEastAsia" w:cs="Arial"/>
+                <w:b/>
+                <w:szCs w:val="20"/>
+              </w:rPr>
+              <w:lastRenderedPageBreak/>
+              <w:t xml:space="preserve">Architecture according to </w:t>
+            </w:r>
+            <w:r>
+              <w:rPr>
+                <w:rFonts w:asciiTheme="minorEastAsia" w:hAnsiTheme="minorEastAsia" w:cs="Arial"/>
+                <w:b/>
+                <w:szCs w:val="20"/>
+              </w:rPr>
+              <w:t>risk management</w:t>
+            </w:r>
+          </w:p>
+        </w:tc>
+      </w:tr>
+      <w:tr>
+        <w:trPr>
+          <w:trHeight w:val="397"/>
+          <w:jc w:val="center"/>
+        </w:trPr>
+        <w:tc>
+          <w:tcPr>
+            <w:tcW w:w="9639" w:type="dxa"/>
+            <w:gridSpan w:val="5"/>
+            <w:tcBorders>
+              <w:left w:val="nil"/>
+              <w:bottom w:val="single" w:sz="12" w:space="0" w:color="auto"/>
+              <w:right w:val="nil"/>
+            </w:tcBorders>
+            <w:shd w:val="clear" w:color="auto" w:fill="auto"/>
+            <w:vAlign w:val="center"/>
+          </w:tcPr>
+          <w:p>
+            <w:pPr>
+              <w:pStyle w:val="a3"/>
+              <w:wordWrap/>
+              <w:rPr>
+                <w:rFonts w:asciiTheme="minorEastAsia" w:hAnsiTheme="minorEastAsia" w:cs="Arial"/>
+                <w:b/>
+                <w:szCs w:val="20"/>
+              </w:rPr>
+            </w:pPr>
+            <w:r>
+              <w:rPr>
+                <w:rFonts w:asciiTheme="minorEastAsia" w:hAnsiTheme="minorEastAsia" w:cs="Arial"/>
+                <w:b/>
+                <w:szCs w:val="20"/>
+              </w:rPr>
+              <w:t xml:space="preserve">f) </w:t>
+            </w:r>
+            <w:r>
+              <w:rPr>
+                <w:rFonts w:asciiTheme="minorEastAsia" w:hAnsiTheme="minorEastAsia" w:cs="Arial" w:hint="eastAsia"/>
+                <w:b/>
+                <w:szCs w:val="20"/>
+              </w:rPr>
+              <w:t>방어설계</w:t>
+            </w:r>
+          </w:p>
+          <w:p>
+            <w:pPr>
+              <w:pStyle w:val="a3"/>
+              <w:wordWrap/>
+              <w:rPr>
+                <w:rFonts w:asciiTheme="minorEastAsia" w:hAnsiTheme="minorEastAsia" w:cs="Arial"/>
+                <w:b/>
+                <w:szCs w:val="20"/>
+              </w:rPr>
+            </w:pPr>
+            <w:r>
+              <w:rPr>
+                <w:rFonts w:asciiTheme="minorEastAsia" w:hAnsiTheme="minorEastAsia" w:cs="Arial" w:hint="eastAsia"/>
+                <w:b/>
+                <w:szCs w:val="20"/>
+              </w:rPr>
+              <w:t>-</w:t>
+            </w:r>
+            <w:r>
+              <w:rPr>
+                <w:rFonts w:asciiTheme="minorEastAsia" w:hAnsiTheme="minorEastAsia" w:cs="Arial"/>
+                <w:b/>
+                <w:szCs w:val="20"/>
+              </w:rPr>
+              <w:t xml:space="preserve"> </w:t>
+            </w:r>
+            <w:r>
+              <w:rPr>
+                <w:rFonts w:asciiTheme="minorEastAsia" w:hAnsiTheme="minorEastAsia" w:cs="Arial" w:hint="eastAsia"/>
+                <w:b/>
+                <w:szCs w:val="20"/>
+              </w:rPr>
+              <w:t>R</w:t>
+            </w:r>
+            <w:r>
+              <w:rPr>
+                <w:rFonts w:asciiTheme="minorEastAsia" w:hAnsiTheme="minorEastAsia" w:cs="Arial"/>
+                <w:b/>
+                <w:szCs w:val="20"/>
+              </w:rPr>
+              <w:t xml:space="preserve">-003: </w:t>
+            </w:r>
+            <w:r>
+              <w:rPr>
+                <w:rFonts w:asciiTheme="minorEastAsia" w:hAnsiTheme="minorEastAsia" w:cs="Arial"/>
+                <w:b/>
+                <w:szCs w:val="20"/>
+              </w:rPr>
+              <w:t xml:space="preserve">Angio </w:t>
+            </w:r>
+            <w:r>
+              <w:rPr>
+                <w:rFonts w:asciiTheme="minorEastAsia" w:hAnsiTheme="minorEastAsia" w:cs="Arial" w:hint="eastAsia"/>
+                <w:b/>
+                <w:szCs w:val="20"/>
+              </w:rPr>
+              <w:t>장비 이상 및 연결 안되어 있을 경우,</w:t>
+            </w:r>
+            <w:r>
+              <w:rPr>
+                <w:rFonts w:asciiTheme="minorEastAsia" w:hAnsiTheme="minorEastAsia" w:cs="Arial"/>
+                <w:b/>
+                <w:szCs w:val="20"/>
+              </w:rPr>
+              <w:t xml:space="preserve"> Angio </w:t>
+            </w:r>
+            <w:r>
+              <w:rPr>
+                <w:rFonts w:asciiTheme="minorEastAsia" w:hAnsiTheme="minorEastAsia" w:cs="Arial" w:hint="eastAsia"/>
+                <w:b/>
+                <w:szCs w:val="20"/>
+              </w:rPr>
+              <w:t>영상을 수신하지 않도록 함.</w:t>
+            </w:r>
+          </w:p>
+        </w:tc>
+      </w:tr>
+    </w:tbl>
+    <w:p>
+      <w:pPr>
+        <w:widowControl/>
+        <w:wordWrap/>
+        <w:autoSpaceDE/>
+        <w:autoSpaceDN/>
+        <w:spacing w:line="240" w:lineRule="auto"/>
+        <w:outlineLvl w:val="0"/>
+        <w:rPr>
           <w:b/>
         </w:rPr>
       </w:pPr>
     </w:p>
     <w:sectPr>
-      <w:headerReference w:type="default" r:id="rId19"/>
+      <w:headerReference w:type="default" r:id="rId27"/>
       <w:pgSz w:w="11906" w:h="16838"/>
       <w:pgMar w:top="1021" w:right="1134" w:bottom="1418" w:left="1134" w:header="851" w:footer="992" w:gutter="0"/>
       <w:cols w:space="425"/>
@@ -11132,10 +15886,10 @@
               <w:noProof/>
             </w:rPr>
             <w:drawing>
-              <wp:inline distT="0" distB="0" distL="0" distR="0" wp14:anchorId="45055962" wp14:editId="3D963A09">
-                <wp:extent cx="1200150" cy="266700"/>
-                <wp:effectExtent l="0" t="0" r="0" b="0"/>
-                <wp:docPr id="1029492834" name="그림 1"/>
+              <wp:inline distT="0" distB="0" distL="0" distR="0" wp14:anchorId="425FDFB7" wp14:editId="2C764984">
+                <wp:extent cx="1203960" cy="282575"/>
+                <wp:effectExtent l="0" t="0" r="0" b="3175"/>
+                <wp:docPr id="1966897507" name="그림 1"/>
                 <wp:cNvGraphicFramePr>
                   <a:graphicFrameLocks xmlns:a="http://schemas.openxmlformats.org/drawingml/2006/main" noChangeAspect="1"/>
                 </wp:cNvGraphicFramePr>
@@ -11164,7 +15918,7 @@
                       <pic:spPr bwMode="auto">
                         <a:xfrm>
                           <a:off x="0" y="0"/>
-                          <a:ext cx="1200150" cy="266700"/>
+                          <a:ext cx="1203960" cy="282575"/>
                         </a:xfrm>
                         <a:prstGeom prst="rect">
                           <a:avLst/>

--- a/Document/@04.SDS_Raywatt.docx
+++ b/Document/@04.SDS_Raywatt.docx
@@ -151,7 +151,7 @@
           <w:sz w:val="24"/>
           <w:szCs w:val="24"/>
         </w:rPr>
-        <w:t>FasterDx</w:t>
+        <w:t>Rudens</w:t>
       </w:r>
       <w:proofErr w:type="spellEnd"/>
     </w:p>
@@ -182,15 +182,7 @@
           <w:b/>
           <w:sz w:val="24"/>
         </w:rPr>
-        <w:t>F</w:t>
-      </w:r>
-      <w:r>
-        <w:rPr>
-          <w:rFonts w:asciiTheme="minorEastAsia" w:hAnsiTheme="minorEastAsia" w:cs="Arial"/>
-          <w:b/>
-          <w:sz w:val="24"/>
-        </w:rPr>
-        <w:t>ASTER</w:t>
+        <w:t>Faster</w:t>
       </w:r>
     </w:p>
     <w:p>
@@ -455,21 +447,14 @@
               <w:rPr>
                 <w:rFonts w:asciiTheme="minorEastAsia" w:hAnsiTheme="minorEastAsia" w:cs="Arial"/>
                 <w:b/>
+                <w:noProof/>
                 <w:sz w:val="24"/>
               </w:rPr>
               <w:drawing>
-                <wp:anchor distT="0" distB="0" distL="114300" distR="114300" simplePos="0" relativeHeight="251661312" behindDoc="0" locked="0" layoutInCell="1" allowOverlap="1" wp14:anchorId="2D1F3C1C" wp14:editId="7694C66B">
-                  <wp:simplePos x="0" y="0"/>
-                  <wp:positionH relativeFrom="column">
-                    <wp:posOffset>104140</wp:posOffset>
-                  </wp:positionH>
-                  <wp:positionV relativeFrom="paragraph">
-                    <wp:posOffset>12065</wp:posOffset>
-                  </wp:positionV>
-                  <wp:extent cx="1257300" cy="791210"/>
-                  <wp:effectExtent l="0" t="0" r="0" b="8890"/>
-                  <wp:wrapNone/>
-                  <wp:docPr id="1954846925" name="그림 1"/>
+                <wp:inline distT="0" distB="0" distL="0" distR="0" wp14:anchorId="7ECE8E02" wp14:editId="552AD152">
+                  <wp:extent cx="771525" cy="1031590"/>
+                  <wp:effectExtent l="0" t="0" r="0" b="0"/>
+                  <wp:docPr id="3" name="Picture 3"/>
                   <wp:cNvGraphicFramePr>
                     <a:graphicFrameLocks xmlns:a="http://schemas.openxmlformats.org/drawingml/2006/main" noChangeAspect="1"/>
                   </wp:cNvGraphicFramePr>
@@ -477,17 +462,11 @@
                     <a:graphicData uri="http://schemas.openxmlformats.org/drawingml/2006/picture">
                       <pic:pic xmlns:pic="http://schemas.openxmlformats.org/drawingml/2006/picture">
                         <pic:nvPicPr>
-                          <pic:cNvPr id="1954846925" name=""/>
+                          <pic:cNvPr id="1" name=""/>
                           <pic:cNvPicPr/>
                         </pic:nvPicPr>
                         <pic:blipFill>
-                          <a:blip r:embed="rId8">
-                            <a:extLst>
-                              <a:ext uri="{28A0092B-C50C-407E-A947-70E740481C1C}">
-                                <a14:useLocalDpi xmlns:a14="http://schemas.microsoft.com/office/drawing/2010/main" val="0"/>
-                              </a:ext>
-                            </a:extLst>
-                          </a:blip>
+                          <a:blip r:embed="rId8"/>
                           <a:stretch>
                             <a:fillRect/>
                           </a:stretch>
@@ -495,7 +474,7 @@
                         <pic:spPr>
                           <a:xfrm>
                             <a:off x="0" y="0"/>
-                            <a:ext cx="1257300" cy="791210"/>
+                            <a:ext cx="780144" cy="1043114"/>
                           </a:xfrm>
                           <a:prstGeom prst="rect">
                             <a:avLst/>
@@ -504,34 +483,45 @@
                       </pic:pic>
                     </a:graphicData>
                   </a:graphic>
-                  <wp14:sizeRelH relativeFrom="margin">
-                    <wp14:pctWidth>0</wp14:pctWidth>
-                  </wp14:sizeRelH>
-                  <wp14:sizeRelV relativeFrom="margin">
-                    <wp14:pctHeight>0</wp14:pctHeight>
-                  </wp14:sizeRelV>
-                </wp:anchor>
+                </wp:inline>
               </w:drawing>
             </w:r>
-            <w:r>
+          </w:p>
+        </w:tc>
+        <w:tc>
+          <w:tcPr>
+            <w:tcW w:w="2410" w:type="dxa"/>
+            <w:tcBorders>
+              <w:tr2bl w:val="nil"/>
+            </w:tcBorders>
+            <w:shd w:val="clear" w:color="auto" w:fill="FFFFFF" w:themeFill="background1"/>
+            <w:vAlign w:val="center"/>
+          </w:tcPr>
+          <w:p>
+            <w:pPr>
+              <w:wordWrap/>
+              <w:adjustRightInd w:val="0"/>
+              <w:snapToGrid w:val="0"/>
+              <w:spacing w:line="360" w:lineRule="auto"/>
+              <w:jc w:val="center"/>
               <w:rPr>
                 <w:rFonts w:asciiTheme="minorEastAsia" w:hAnsiTheme="minorEastAsia" w:cs="Arial"/>
                 <w:b/>
                 <w:sz w:val="24"/>
               </w:rPr>
+            </w:pPr>
+            <w:r>
+              <w:rPr>
+                <w:rFonts w:asciiTheme="minorEastAsia" w:hAnsiTheme="minorEastAsia" w:cs="Arial"/>
+                <w:b/>
+                <w:noProof/>
+                <w:sz w:val="24"/>
+              </w:rPr>
               <w:drawing>
-                <wp:anchor distT="0" distB="0" distL="114300" distR="114300" simplePos="0" relativeHeight="251660288" behindDoc="0" locked="0" layoutInCell="1" allowOverlap="1" wp14:anchorId="3E614946" wp14:editId="0075AF52">
-                  <wp:simplePos x="0" y="0"/>
-                  <wp:positionH relativeFrom="column">
-                    <wp:posOffset>1700530</wp:posOffset>
-                  </wp:positionH>
-                  <wp:positionV relativeFrom="paragraph">
-                    <wp:posOffset>0</wp:posOffset>
-                  </wp:positionV>
-                  <wp:extent cx="1095375" cy="816610"/>
-                  <wp:effectExtent l="0" t="0" r="9525" b="2540"/>
-                  <wp:wrapNone/>
-                  <wp:docPr id="761790498" name="그림 1"/>
+                <wp:inline distT="0" distB="0" distL="0" distR="0" wp14:anchorId="1AB3E786" wp14:editId="02C5ADC4">
+                  <wp:extent cx="1285875" cy="819893"/>
+                  <wp:effectExtent l="0" t="0" r="0" b="0"/>
+                  <wp:docPr id="6" name="Picture 6"/>
                   <wp:cNvGraphicFramePr>
                     <a:graphicFrameLocks xmlns:a="http://schemas.openxmlformats.org/drawingml/2006/main" noChangeAspect="1"/>
                   </wp:cNvGraphicFramePr>
@@ -539,17 +529,11 @@
                     <a:graphicData uri="http://schemas.openxmlformats.org/drawingml/2006/picture">
                       <pic:pic xmlns:pic="http://schemas.openxmlformats.org/drawingml/2006/picture">
                         <pic:nvPicPr>
-                          <pic:cNvPr id="761790498" name=""/>
+                          <pic:cNvPr id="1" name=""/>
                           <pic:cNvPicPr/>
                         </pic:nvPicPr>
                         <pic:blipFill>
-                          <a:blip r:embed="rId9">
-                            <a:extLst>
-                              <a:ext uri="{28A0092B-C50C-407E-A947-70E740481C1C}">
-                                <a14:useLocalDpi xmlns:a14="http://schemas.microsoft.com/office/drawing/2010/main" val="0"/>
-                              </a:ext>
-                            </a:extLst>
-                          </a:blip>
+                          <a:blip r:embed="rId9"/>
                           <a:stretch>
                             <a:fillRect/>
                           </a:stretch>
@@ -557,7 +541,7 @@
                         <pic:spPr>
                           <a:xfrm>
                             <a:off x="0" y="0"/>
-                            <a:ext cx="1095375" cy="816610"/>
+                            <a:ext cx="1294747" cy="825550"/>
                           </a:xfrm>
                           <a:prstGeom prst="rect">
                             <a:avLst/>
@@ -566,39 +550,9 @@
                       </pic:pic>
                     </a:graphicData>
                   </a:graphic>
-                  <wp14:sizeRelH relativeFrom="margin">
-                    <wp14:pctWidth>0</wp14:pctWidth>
-                  </wp14:sizeRelH>
-                  <wp14:sizeRelV relativeFrom="margin">
-                    <wp14:pctHeight>0</wp14:pctHeight>
-                  </wp14:sizeRelV>
-                </wp:anchor>
+                </wp:inline>
               </w:drawing>
             </w:r>
-          </w:p>
-        </w:tc>
-        <w:tc>
-          <w:tcPr>
-            <w:tcW w:w="2410" w:type="dxa"/>
-            <w:tcBorders>
-              <w:tr2bl w:val="nil"/>
-            </w:tcBorders>
-            <w:shd w:val="clear" w:color="auto" w:fill="FFFFFF" w:themeFill="background1"/>
-            <w:vAlign w:val="center"/>
-          </w:tcPr>
-          <w:p>
-            <w:pPr>
-              <w:wordWrap/>
-              <w:adjustRightInd w:val="0"/>
-              <w:snapToGrid w:val="0"/>
-              <w:spacing w:line="360" w:lineRule="auto"/>
-              <w:jc w:val="center"/>
-              <w:rPr>
-                <w:rFonts w:asciiTheme="minorEastAsia" w:hAnsiTheme="minorEastAsia" w:cs="Arial"/>
-                <w:b/>
-                <w:sz w:val="24"/>
-              </w:rPr>
-            </w:pPr>
           </w:p>
         </w:tc>
         <w:tc>
@@ -629,17 +583,9 @@
                 <w:sz w:val="24"/>
               </w:rPr>
               <w:drawing>
-                <wp:anchor distT="0" distB="0" distL="114300" distR="114300" simplePos="0" relativeHeight="251658240" behindDoc="0" locked="0" layoutInCell="1" allowOverlap="1" wp14:anchorId="675CF727" wp14:editId="7B945C7F">
-                  <wp:simplePos x="0" y="0"/>
-                  <wp:positionH relativeFrom="column">
-                    <wp:posOffset>307340</wp:posOffset>
-                  </wp:positionH>
-                  <wp:positionV relativeFrom="paragraph">
-                    <wp:posOffset>4445</wp:posOffset>
-                  </wp:positionV>
+                <wp:inline distT="0" distB="0" distL="0" distR="0" wp14:anchorId="675CF727" wp14:editId="748283C8">
                   <wp:extent cx="884993" cy="828675"/>
                   <wp:effectExtent l="0" t="0" r="0" b="0"/>
-                  <wp:wrapNone/>
                   <wp:docPr id="8" name="Picture 8"/>
                   <wp:cNvGraphicFramePr>
                     <a:graphicFrameLocks xmlns:a="http://schemas.openxmlformats.org/drawingml/2006/main" noChangeAspect="1"/>
@@ -652,13 +598,7 @@
                           <pic:cNvPicPr/>
                         </pic:nvPicPr>
                         <pic:blipFill>
-                          <a:blip r:embed="rId10">
-                            <a:extLst>
-                              <a:ext uri="{28A0092B-C50C-407E-A947-70E740481C1C}">
-                                <a14:useLocalDpi xmlns:a14="http://schemas.microsoft.com/office/drawing/2010/main" val="0"/>
-                              </a:ext>
-                            </a:extLst>
-                          </a:blip>
+                          <a:blip r:embed="rId10"/>
                           <a:stretch>
                             <a:fillRect/>
                           </a:stretch>
@@ -666,7 +606,7 @@
                         <pic:spPr>
                           <a:xfrm>
                             <a:off x="0" y="0"/>
-                            <a:ext cx="884993" cy="828675"/>
+                            <a:ext cx="887888" cy="831386"/>
                           </a:xfrm>
                           <a:prstGeom prst="rect">
                             <a:avLst/>
@@ -675,7 +615,7 @@
                       </pic:pic>
                     </a:graphicData>
                   </a:graphic>
-                </wp:anchor>
+                </wp:inline>
               </w:drawing>
             </w:r>
           </w:p>
@@ -746,8 +686,9 @@
                 <w:rFonts w:asciiTheme="minorEastAsia" w:hAnsiTheme="minorEastAsia" w:cs="Arial"/>
                 <w:b/>
                 <w:sz w:val="24"/>
-              </w:rPr>
-              <w:t>2023.07.28</w:t>
+                <w:highlight w:val="yellow"/>
+              </w:rPr>
+              <w:t>2022.01.15</w:t>
             </w:r>
           </w:p>
         </w:tc>
@@ -779,8 +720,9 @@
                 <w:rFonts w:asciiTheme="minorEastAsia" w:hAnsiTheme="minorEastAsia" w:cs="Arial"/>
                 <w:b/>
                 <w:sz w:val="24"/>
-              </w:rPr>
-              <w:t>2023.08.04</w:t>
+                <w:highlight w:val="yellow"/>
+              </w:rPr>
+              <w:t>2022.01.17</w:t>
             </w:r>
           </w:p>
         </w:tc>
@@ -812,8 +754,9 @@
                 <w:rFonts w:asciiTheme="minorEastAsia" w:hAnsiTheme="minorEastAsia" w:cs="Arial"/>
                 <w:b/>
                 <w:sz w:val="24"/>
-              </w:rPr>
-              <w:t>2023.08.11</w:t>
+                <w:highlight w:val="yellow"/>
+              </w:rPr>
+              <w:t>2022.01.17</w:t>
             </w:r>
           </w:p>
         </w:tc>
@@ -1787,6 +1730,18 @@
         <w:br w:type="page"/>
       </w:r>
       <w:bookmarkStart w:id="4" w:name="_Toc38550138"/>
+    </w:p>
+    <w:p>
+      <w:pPr>
+        <w:widowControl/>
+        <w:wordWrap/>
+        <w:autoSpaceDE/>
+        <w:autoSpaceDN/>
+        <w:rPr>
+          <w:rFonts w:ascii="Arial" w:hAnsi="Arial" w:cs="Arial"/>
+          <w:b/>
+        </w:rPr>
+      </w:pPr>
     </w:p>
     <w:sdt>
       <w:sdtPr>
@@ -2648,8 +2603,8 @@
       </w:pPr>
       <w:bookmarkStart w:id="5" w:name="_Toc41324830"/>
       <w:bookmarkStart w:id="6" w:name="_Toc50242437"/>
-      <w:bookmarkStart w:id="7" w:name="_Toc140061070"/>
-      <w:bookmarkStart w:id="8" w:name="_Toc38550134"/>
+      <w:bookmarkStart w:id="7" w:name="_Toc38550134"/>
+      <w:bookmarkStart w:id="8" w:name="_Toc140061070"/>
       <w:r>
         <w:rPr>
           <w:rFonts w:ascii="Arial" w:eastAsiaTheme="minorHAnsi" w:hAnsi="Arial" w:cs="Arial"/>
@@ -2725,7 +2680,7 @@
       </w:r>
       <w:bookmarkEnd w:id="5"/>
       <w:bookmarkEnd w:id="6"/>
-      <w:bookmarkEnd w:id="7"/>
+      <w:bookmarkEnd w:id="8"/>
     </w:p>
     <w:p>
       <w:pPr>
@@ -3189,6 +3144,16 @@
         <w:t>oftware Identification)</w:t>
       </w:r>
       <w:bookmarkEnd w:id="16"/>
+    </w:p>
+    <w:p>
+      <w:pPr>
+        <w:wordWrap/>
+        <w:rPr>
+          <w:rFonts w:ascii="Arial" w:eastAsiaTheme="minorHAnsi" w:hAnsi="Arial" w:cs="Arial"/>
+          <w:b/>
+          <w:sz w:val="24"/>
+        </w:rPr>
+      </w:pPr>
     </w:p>
     <w:tbl>
       <w:tblPr>
@@ -3407,7 +3372,7 @@
                 <w:bCs/>
                 <w:sz w:val="22"/>
               </w:rPr>
-              <w:t>FASTER</w:t>
+              <w:t>Faster</w:t>
             </w:r>
           </w:p>
         </w:tc>
@@ -3481,7 +3446,7 @@
                 <w:b/>
                 <w:sz w:val="22"/>
               </w:rPr>
-              <w:t>FasterDx</w:t>
+              <w:t>Rudens</w:t>
             </w:r>
             <w:proofErr w:type="spellEnd"/>
           </w:p>
@@ -3998,6 +3963,7 @@
                 <w:sz w:val="20"/>
                 <w:szCs w:val="20"/>
               </w:rPr>
+              <w:lastRenderedPageBreak/>
               <w:t xml:space="preserve">3) </w:t>
             </w:r>
             <w:r>
@@ -4066,18 +4032,7 @@
                 <w:sz w:val="20"/>
                 <w:szCs w:val="20"/>
               </w:rPr>
-              <w:t xml:space="preserve">Medical electrical equipment. General requirements for basic safety and essential performance. Collateral Standard. Electromagnetic </w:t>
-            </w:r>
-            <w:r>
-              <w:rPr>
-                <w:rFonts w:asciiTheme="minorHAnsi" w:eastAsiaTheme="minorHAnsi" w:hAnsiTheme="minorHAnsi" w:cs="Arial" w:hint="eastAsia"/>
-                <w:b/>
-                <w:color w:val="auto"/>
-                <w:sz w:val="20"/>
-                <w:szCs w:val="20"/>
-              </w:rPr>
-              <w:lastRenderedPageBreak/>
-              <w:t>disturbances. Requirements and tests.</w:t>
+              <w:t>Medical electrical equipment. General requirements for basic safety and essential performance. Collateral Standard. Electromagnetic disturbances. Requirements and tests.</w:t>
             </w:r>
           </w:p>
         </w:tc>
@@ -4107,7 +4062,6 @@
                 <w:b/>
                 <w:szCs w:val="20"/>
               </w:rPr>
-              <w:lastRenderedPageBreak/>
               <w:t>4) ISO 7010:2011</w:t>
             </w:r>
           </w:p>
@@ -4737,6 +4691,39 @@
     </w:p>
     <w:p>
       <w:pPr>
+        <w:jc w:val="center"/>
+        <w:rPr>
+          <w:b/>
+        </w:rPr>
+      </w:pPr>
+      <w:bookmarkStart w:id="24" w:name="_Hlk50243092"/>
+      <w:r>
+        <w:rPr>
+          <w:rFonts w:hint="eastAsia"/>
+          <w:b/>
+        </w:rPr>
+        <w:t xml:space="preserve"> </w:t>
+      </w:r>
+      <w:r>
+        <w:rPr>
+          <w:b/>
+        </w:rPr>
+        <w:t xml:space="preserve">    </w:t>
+      </w:r>
+    </w:p>
+    <w:bookmarkEnd w:id="24"/>
+    <w:p>
+      <w:pPr>
+        <w:jc w:val="center"/>
+        <w:rPr>
+          <w:rFonts w:ascii="Arial" w:hAnsi="Arial" w:cs="Arial"/>
+          <w:b/>
+          <w:sz w:val="24"/>
+        </w:rPr>
+      </w:pPr>
+    </w:p>
+    <w:p>
+      <w:pPr>
         <w:widowControl/>
         <w:wordWrap/>
         <w:autoSpaceDE/>
@@ -4747,7 +4734,7 @@
           <w:sz w:val="24"/>
         </w:rPr>
       </w:pPr>
-      <w:bookmarkStart w:id="24" w:name="_Toc50242449"/>
+      <w:bookmarkStart w:id="25" w:name="_Toc50242449"/>
       <w:r>
         <w:rPr>
           <w:rFonts w:eastAsiaTheme="minorHAnsi" w:cs="Arial"/>
@@ -4766,7 +4753,7 @@
           <w:sz w:val="24"/>
         </w:rPr>
       </w:pPr>
-      <w:bookmarkStart w:id="25" w:name="_Toc140061077"/>
+      <w:bookmarkStart w:id="26" w:name="_Toc140061077"/>
       <w:r>
         <w:rPr>
           <w:rFonts w:eastAsiaTheme="minorHAnsi" w:cs="Arial" w:hint="eastAsia"/>
@@ -4784,7 +4771,7 @@
         </w:rPr>
         <w:t xml:space="preserve">.2 </w:t>
       </w:r>
-      <w:bookmarkEnd w:id="24"/>
+      <w:bookmarkEnd w:id="25"/>
       <w:r>
         <w:rPr>
           <w:rFonts w:eastAsiaTheme="minorHAnsi" w:cs="Arial" w:hint="eastAsia"/>
@@ -4809,7 +4796,7 @@
         </w:rPr>
         <w:t>Software architecture)</w:t>
       </w:r>
-      <w:bookmarkEnd w:id="25"/>
+      <w:bookmarkEnd w:id="26"/>
     </w:p>
     <w:p>
       <w:pPr>
@@ -4863,7 +4850,7 @@
         </w:drawing>
       </w:r>
     </w:p>
-    <w:bookmarkEnd w:id="8"/>
+    <w:bookmarkEnd w:id="7"/>
     <w:p>
       <w:pPr>
         <w:widowControl/>
@@ -4899,7 +4886,7 @@
           <w:sz w:val="24"/>
         </w:rPr>
       </w:pPr>
-      <w:bookmarkStart w:id="26" w:name="_Toc140061078"/>
+      <w:bookmarkStart w:id="27" w:name="_Toc140061078"/>
       <w:r>
         <w:rPr>
           <w:rFonts w:ascii="Arial" w:hAnsi="Arial" w:cs="Arial"/>
@@ -4942,7 +4929,7 @@
         <w:t>(Software Design specification)</w:t>
       </w:r>
       <w:bookmarkEnd w:id="4"/>
-      <w:bookmarkEnd w:id="26"/>
+      <w:bookmarkEnd w:id="27"/>
     </w:p>
     <w:p>
       <w:pPr>
@@ -6875,7 +6862,7 @@
           <w:sz w:val="24"/>
         </w:rPr>
       </w:pPr>
-      <w:bookmarkStart w:id="27" w:name="_Toc140061079"/>
+      <w:bookmarkStart w:id="28" w:name="_Toc140061079"/>
       <w:r>
         <w:rPr>
           <w:rFonts w:ascii="Arial" w:hAnsi="Arial" w:cs="Arial" w:hint="eastAsia"/>
@@ -6892,7 +6879,6 @@
         </w:rPr>
         <w:t xml:space="preserve">.1 </w:t>
       </w:r>
-      <w:bookmarkEnd w:id="27"/>
       <w:r>
         <w:rPr>
           <w:rFonts w:ascii="Arial" w:hAnsi="Arial" w:cs="Arial" w:hint="eastAsia"/>
@@ -6915,7 +6901,7 @@
           <w:b/>
           <w:sz w:val="24"/>
         </w:rPr>
-        <w:t>구조에</w:t>
+        <w:t>기능에</w:t>
       </w:r>
       <w:r>
         <w:rPr>
@@ -6941,14 +6927,33 @@
         </w:rPr>
         <w:t xml:space="preserve"> </w:t>
       </w:r>
+      <w:proofErr w:type="spellStart"/>
       <w:r>
         <w:rPr>
           <w:rFonts w:ascii="Arial" w:hAnsi="Arial" w:cs="Arial" w:hint="eastAsia"/>
           <w:b/>
           <w:sz w:val="24"/>
         </w:rPr>
+        <w:t>모듈별</w:t>
+      </w:r>
+      <w:proofErr w:type="spellEnd"/>
+      <w:r>
+        <w:rPr>
+          <w:rFonts w:ascii="Arial" w:hAnsi="Arial" w:cs="Arial" w:hint="eastAsia"/>
+          <w:b/>
+          <w:sz w:val="24"/>
+        </w:rPr>
+        <w:t xml:space="preserve"> </w:t>
+      </w:r>
+      <w:r>
+        <w:rPr>
+          <w:rFonts w:ascii="Arial" w:hAnsi="Arial" w:cs="Arial" w:hint="eastAsia"/>
+          <w:b/>
+          <w:sz w:val="24"/>
+        </w:rPr>
         <w:t>설계사항</w:t>
       </w:r>
+      <w:bookmarkEnd w:id="28"/>
     </w:p>
     <w:tbl>
       <w:tblPr>
@@ -7030,6 +7035,14 @@
             </w:pPr>
             <w:r>
               <w:rPr>
+                <w:rFonts w:asciiTheme="minorEastAsia" w:hAnsiTheme="minorEastAsia" w:cs="Arial" w:hint="eastAsia"/>
+                <w:b/>
+                <w:szCs w:val="20"/>
+              </w:rPr>
+              <w:t>SD</w:t>
+            </w:r>
+            <w:r>
+              <w:rPr>
                 <w:rFonts w:asciiTheme="minorEastAsia" w:hAnsiTheme="minorEastAsia" w:cs="Arial"/>
                 <w:b/>
                 <w:szCs w:val="20"/>
@@ -7038,35 +7051,51 @@
             </w:r>
             <w:r>
               <w:rPr>
-                <w:rFonts w:asciiTheme="minorEastAsia" w:hAnsiTheme="minorEastAsia" w:cs="Arial"/>
-                <w:b/>
-                <w:szCs w:val="20"/>
-              </w:rPr>
-              <w:t>D</w:t>
-            </w:r>
-            <w:r>
-              <w:rPr>
-                <w:rFonts w:asciiTheme="minorEastAsia" w:hAnsiTheme="minorEastAsia" w:cs="Arial"/>
-                <w:b/>
-                <w:szCs w:val="20"/>
-              </w:rPr>
-              <w:t>S-</w:t>
-            </w:r>
-            <w:r>
-              <w:rPr>
-                <w:rFonts w:asciiTheme="minorEastAsia" w:hAnsiTheme="minorEastAsia" w:cs="Arial"/>
-                <w:b/>
-                <w:szCs w:val="20"/>
-              </w:rPr>
-              <w:t>0</w:t>
-            </w:r>
-            <w:r>
-              <w:rPr>
-                <w:rFonts w:asciiTheme="minorEastAsia" w:hAnsiTheme="minorEastAsia" w:cs="Arial"/>
-                <w:b/>
-                <w:szCs w:val="20"/>
-              </w:rPr>
-              <w:t>01,</w:t>
+                <w:rFonts w:asciiTheme="minorEastAsia" w:hAnsiTheme="minorEastAsia" w:cs="Arial" w:hint="eastAsia"/>
+                <w:b/>
+                <w:szCs w:val="20"/>
+              </w:rPr>
+              <w:t>-</w:t>
+            </w:r>
+            <w:r>
+              <w:rPr>
+                <w:rFonts w:asciiTheme="minorEastAsia" w:hAnsiTheme="minorEastAsia" w:cs="Arial"/>
+                <w:b/>
+                <w:szCs w:val="20"/>
+              </w:rPr>
+              <w:t>00</w:t>
+            </w:r>
+            <w:r>
+              <w:rPr>
+                <w:rFonts w:asciiTheme="minorEastAsia" w:hAnsiTheme="minorEastAsia" w:cs="Arial" w:hint="eastAsia"/>
+                <w:b/>
+                <w:szCs w:val="20"/>
+              </w:rPr>
+              <w:t>1</w:t>
+            </w:r>
+            <w:r>
+              <w:rPr>
+                <w:rFonts w:asciiTheme="minorEastAsia" w:hAnsiTheme="minorEastAsia" w:cs="Arial"/>
+                <w:b/>
+                <w:szCs w:val="20"/>
+              </w:rPr>
+              <w:t>, SDS-002</w:t>
+            </w:r>
+            <w:r>
+              <w:rPr>
+                <w:rFonts w:asciiTheme="minorEastAsia" w:hAnsiTheme="minorEastAsia" w:cs="Arial"/>
+                <w:b/>
+                <w:szCs w:val="20"/>
+              </w:rPr>
+              <w:t xml:space="preserve">, </w:t>
+            </w:r>
+            <w:r>
+              <w:rPr>
+                <w:rFonts w:asciiTheme="minorEastAsia" w:hAnsiTheme="minorEastAsia" w:cs="Arial"/>
+                <w:b/>
+                <w:szCs w:val="20"/>
+              </w:rPr>
+              <w:t>SDS-003,</w:t>
             </w:r>
             <w:r>
               <w:rPr>
@@ -7082,279 +7111,34 @@
                 <w:b/>
                 <w:szCs w:val="20"/>
               </w:rPr>
-              <w:t>S</w:t>
-            </w:r>
-            <w:r>
-              <w:rPr>
-                <w:rFonts w:asciiTheme="minorEastAsia" w:hAnsiTheme="minorEastAsia" w:cs="Arial"/>
-                <w:b/>
-                <w:szCs w:val="20"/>
-              </w:rPr>
-              <w:t>D</w:t>
-            </w:r>
-            <w:r>
-              <w:rPr>
-                <w:rFonts w:asciiTheme="minorEastAsia" w:hAnsiTheme="minorEastAsia" w:cs="Arial"/>
-                <w:b/>
-                <w:szCs w:val="20"/>
-              </w:rPr>
-              <w:t>S-</w:t>
-            </w:r>
-            <w:r>
-              <w:rPr>
-                <w:rFonts w:asciiTheme="minorEastAsia" w:hAnsiTheme="minorEastAsia" w:cs="Arial"/>
-                <w:b/>
-                <w:szCs w:val="20"/>
-              </w:rPr>
-              <w:t>0</w:t>
-            </w:r>
-            <w:r>
-              <w:rPr>
-                <w:rFonts w:asciiTheme="minorEastAsia" w:hAnsiTheme="minorEastAsia" w:cs="Arial"/>
-                <w:b/>
-                <w:szCs w:val="20"/>
-              </w:rPr>
-              <w:t>02,</w:t>
-            </w:r>
-            <w:r>
-              <w:rPr>
-                <w:rFonts w:asciiTheme="minorEastAsia" w:hAnsiTheme="minorEastAsia" w:cs="Arial"/>
-                <w:b/>
-                <w:szCs w:val="20"/>
-              </w:rPr>
-              <w:t xml:space="preserve"> </w:t>
-            </w:r>
-            <w:r>
-              <w:rPr>
-                <w:rFonts w:asciiTheme="minorEastAsia" w:hAnsiTheme="minorEastAsia" w:cs="Arial"/>
-                <w:b/>
-                <w:szCs w:val="20"/>
-              </w:rPr>
-              <w:t>S</w:t>
-            </w:r>
-            <w:r>
-              <w:rPr>
-                <w:rFonts w:asciiTheme="minorEastAsia" w:hAnsiTheme="minorEastAsia" w:cs="Arial"/>
-                <w:b/>
-                <w:szCs w:val="20"/>
-              </w:rPr>
-              <w:t>D</w:t>
-            </w:r>
-            <w:r>
-              <w:rPr>
-                <w:rFonts w:asciiTheme="minorEastAsia" w:hAnsiTheme="minorEastAsia" w:cs="Arial"/>
-                <w:b/>
-                <w:szCs w:val="20"/>
-              </w:rPr>
-              <w:t>S-</w:t>
-            </w:r>
-            <w:r>
-              <w:rPr>
-                <w:rFonts w:asciiTheme="minorEastAsia" w:hAnsiTheme="minorEastAsia" w:cs="Arial"/>
-                <w:b/>
-                <w:szCs w:val="20"/>
-              </w:rPr>
-              <w:t>0</w:t>
-            </w:r>
-            <w:r>
-              <w:rPr>
-                <w:rFonts w:asciiTheme="minorEastAsia" w:hAnsiTheme="minorEastAsia" w:cs="Arial"/>
-                <w:b/>
-                <w:szCs w:val="20"/>
-              </w:rPr>
-              <w:t>03,</w:t>
-            </w:r>
-            <w:r>
-              <w:rPr>
-                <w:rFonts w:asciiTheme="minorEastAsia" w:hAnsiTheme="minorEastAsia" w:cs="Arial"/>
-                <w:b/>
-                <w:szCs w:val="20"/>
-              </w:rPr>
-              <w:t xml:space="preserve"> </w:t>
-            </w:r>
-            <w:r>
-              <w:rPr>
-                <w:rFonts w:asciiTheme="minorEastAsia" w:hAnsiTheme="minorEastAsia" w:cs="Arial"/>
-                <w:b/>
-                <w:szCs w:val="20"/>
-              </w:rPr>
-              <w:t>S</w:t>
-            </w:r>
-            <w:r>
-              <w:rPr>
-                <w:rFonts w:asciiTheme="minorEastAsia" w:hAnsiTheme="minorEastAsia" w:cs="Arial"/>
-                <w:b/>
-                <w:szCs w:val="20"/>
-              </w:rPr>
-              <w:t>D</w:t>
-            </w:r>
-            <w:r>
-              <w:rPr>
-                <w:rFonts w:asciiTheme="minorEastAsia" w:hAnsiTheme="minorEastAsia" w:cs="Arial"/>
-                <w:b/>
-                <w:szCs w:val="20"/>
-              </w:rPr>
-              <w:t>S-</w:t>
-            </w:r>
-            <w:r>
-              <w:rPr>
-                <w:rFonts w:asciiTheme="minorEastAsia" w:hAnsiTheme="minorEastAsia" w:cs="Arial"/>
-                <w:b/>
-                <w:szCs w:val="20"/>
-              </w:rPr>
-              <w:t>0</w:t>
-            </w:r>
-            <w:r>
-              <w:rPr>
-                <w:rFonts w:asciiTheme="minorEastAsia" w:hAnsiTheme="minorEastAsia" w:cs="Arial"/>
-                <w:b/>
-                <w:szCs w:val="20"/>
-              </w:rPr>
-              <w:t>04,</w:t>
-            </w:r>
-            <w:r>
-              <w:rPr>
-                <w:rFonts w:asciiTheme="minorEastAsia" w:hAnsiTheme="minorEastAsia" w:cs="Arial"/>
-                <w:b/>
-                <w:szCs w:val="20"/>
-              </w:rPr>
-              <w:t xml:space="preserve"> </w:t>
-            </w:r>
-            <w:r>
-              <w:rPr>
-                <w:rFonts w:asciiTheme="minorEastAsia" w:hAnsiTheme="minorEastAsia" w:cs="Arial"/>
-                <w:b/>
-                <w:szCs w:val="20"/>
-              </w:rPr>
-              <w:t>S</w:t>
-            </w:r>
-            <w:r>
-              <w:rPr>
-                <w:rFonts w:asciiTheme="minorEastAsia" w:hAnsiTheme="minorEastAsia" w:cs="Arial"/>
-                <w:b/>
-                <w:szCs w:val="20"/>
-              </w:rPr>
-              <w:t>D</w:t>
-            </w:r>
-            <w:r>
-              <w:rPr>
-                <w:rFonts w:asciiTheme="minorEastAsia" w:hAnsiTheme="minorEastAsia" w:cs="Arial"/>
-                <w:b/>
-                <w:szCs w:val="20"/>
-              </w:rPr>
-              <w:t>S-</w:t>
-            </w:r>
-            <w:r>
-              <w:rPr>
-                <w:rFonts w:asciiTheme="minorEastAsia" w:hAnsiTheme="minorEastAsia" w:cs="Arial"/>
-                <w:b/>
-                <w:szCs w:val="20"/>
-              </w:rPr>
-              <w:t>0</w:t>
-            </w:r>
-            <w:r>
-              <w:rPr>
-                <w:rFonts w:asciiTheme="minorEastAsia" w:hAnsiTheme="minorEastAsia" w:cs="Arial"/>
-                <w:b/>
-                <w:szCs w:val="20"/>
-              </w:rPr>
-              <w:t>05,</w:t>
-            </w:r>
-            <w:r>
-              <w:rPr>
-                <w:rFonts w:asciiTheme="minorEastAsia" w:hAnsiTheme="minorEastAsia" w:cs="Arial"/>
-                <w:b/>
-                <w:szCs w:val="20"/>
-              </w:rPr>
-              <w:t xml:space="preserve"> </w:t>
-            </w:r>
-            <w:r>
-              <w:rPr>
-                <w:rFonts w:asciiTheme="minorEastAsia" w:hAnsiTheme="minorEastAsia" w:cs="Arial"/>
-                <w:b/>
-                <w:szCs w:val="20"/>
-              </w:rPr>
-              <w:t>S</w:t>
-            </w:r>
-            <w:r>
-              <w:rPr>
-                <w:rFonts w:asciiTheme="minorEastAsia" w:hAnsiTheme="minorEastAsia" w:cs="Arial"/>
-                <w:b/>
-                <w:szCs w:val="20"/>
-              </w:rPr>
-              <w:t>D</w:t>
-            </w:r>
-            <w:r>
-              <w:rPr>
-                <w:rFonts w:asciiTheme="minorEastAsia" w:hAnsiTheme="minorEastAsia" w:cs="Arial"/>
-                <w:b/>
-                <w:szCs w:val="20"/>
-              </w:rPr>
-              <w:t>S-</w:t>
-            </w:r>
-            <w:r>
-              <w:rPr>
-                <w:rFonts w:asciiTheme="minorEastAsia" w:hAnsiTheme="minorEastAsia" w:cs="Arial"/>
-                <w:b/>
-                <w:szCs w:val="20"/>
-              </w:rPr>
-              <w:t>0</w:t>
-            </w:r>
-            <w:r>
-              <w:rPr>
-                <w:rFonts w:asciiTheme="minorEastAsia" w:hAnsiTheme="minorEastAsia" w:cs="Arial"/>
-                <w:b/>
-                <w:szCs w:val="20"/>
-              </w:rPr>
-              <w:t>06,</w:t>
-            </w:r>
-            <w:r>
-              <w:rPr>
-                <w:rFonts w:asciiTheme="minorEastAsia" w:hAnsiTheme="minorEastAsia" w:cs="Arial"/>
-                <w:b/>
-                <w:szCs w:val="20"/>
-              </w:rPr>
-              <w:t xml:space="preserve"> </w:t>
-            </w:r>
-            <w:r>
-              <w:rPr>
-                <w:rFonts w:asciiTheme="minorEastAsia" w:hAnsiTheme="minorEastAsia" w:cs="Arial"/>
-                <w:b/>
-                <w:szCs w:val="20"/>
-              </w:rPr>
-              <w:t>S</w:t>
-            </w:r>
-            <w:r>
-              <w:rPr>
-                <w:rFonts w:asciiTheme="minorEastAsia" w:hAnsiTheme="minorEastAsia" w:cs="Arial"/>
-                <w:b/>
-                <w:szCs w:val="20"/>
-              </w:rPr>
-              <w:t>D</w:t>
-            </w:r>
-            <w:r>
-              <w:rPr>
-                <w:rFonts w:asciiTheme="minorEastAsia" w:hAnsiTheme="minorEastAsia" w:cs="Arial"/>
-                <w:b/>
-                <w:szCs w:val="20"/>
-              </w:rPr>
-              <w:t>S-0</w:t>
-            </w:r>
-            <w:r>
-              <w:rPr>
-                <w:rFonts w:asciiTheme="minorEastAsia" w:hAnsiTheme="minorEastAsia" w:cs="Arial"/>
-                <w:b/>
-                <w:szCs w:val="20"/>
-              </w:rPr>
-              <w:t>0</w:t>
-            </w:r>
-            <w:r>
-              <w:rPr>
-                <w:rFonts w:asciiTheme="minorEastAsia" w:hAnsiTheme="minorEastAsia" w:cs="Arial"/>
-                <w:b/>
-                <w:szCs w:val="20"/>
-              </w:rPr>
-              <w:t>7</w:t>
+              <w:t>SDS-004</w:t>
+            </w:r>
+            <w:r>
+              <w:rPr>
+                <w:rFonts w:asciiTheme="minorEastAsia" w:hAnsiTheme="minorEastAsia" w:cs="Arial"/>
+                <w:b/>
+                <w:szCs w:val="20"/>
+              </w:rPr>
+              <w:t>,</w:t>
+            </w:r>
+          </w:p>
+          <w:p>
+            <w:pPr>
+              <w:pStyle w:val="a3"/>
+              <w:wordWrap/>
+              <w:rPr>
+                <w:rFonts w:asciiTheme="minorEastAsia" w:hAnsiTheme="minorEastAsia" w:cs="Arial"/>
+                <w:b/>
+                <w:szCs w:val="20"/>
+              </w:rPr>
+            </w:pPr>
+            <w:r>
+              <w:rPr>
+                <w:rFonts w:asciiTheme="minorEastAsia" w:hAnsiTheme="minorEastAsia" w:cs="Arial"/>
+                <w:b/>
+                <w:szCs w:val="20"/>
+              </w:rPr>
+              <w:t>SDS-033</w:t>
             </w:r>
           </w:p>
         </w:tc>
@@ -7384,7 +7168,7 @@
                 <w:b/>
                 <w:szCs w:val="20"/>
               </w:rPr>
-              <w:t>UI Display</w:t>
+              <w:t>Initialize Module</w:t>
             </w:r>
           </w:p>
         </w:tc>
@@ -7478,7 +7262,39 @@
                 <w:b/>
                 <w:szCs w:val="20"/>
               </w:rPr>
-              <w:t>SRS-001, SRS-002, SRS-003, SRS-004, SRS-005, SRS-006, SRS-007</w:t>
+              <w:t>SRS-01, SRS-02</w:t>
+            </w:r>
+            <w:r>
+              <w:rPr>
+                <w:rFonts w:asciiTheme="minorEastAsia" w:hAnsiTheme="minorEastAsia" w:cs="Arial"/>
+                <w:b/>
+                <w:szCs w:val="20"/>
+              </w:rPr>
+              <w:t xml:space="preserve">, </w:t>
+            </w:r>
+            <w:r>
+              <w:rPr>
+                <w:rFonts w:asciiTheme="minorEastAsia" w:hAnsiTheme="minorEastAsia" w:cs="Arial"/>
+                <w:b/>
+                <w:szCs w:val="20"/>
+              </w:rPr>
+              <w:t>SRS-14</w:t>
+            </w:r>
+            <w:r>
+              <w:rPr>
+                <w:rFonts w:asciiTheme="minorEastAsia" w:hAnsiTheme="minorEastAsia" w:cs="Arial"/>
+                <w:b/>
+                <w:szCs w:val="20"/>
+              </w:rPr>
+              <w:t xml:space="preserve">, </w:t>
+            </w:r>
+            <w:r>
+              <w:rPr>
+                <w:rFonts w:asciiTheme="minorEastAsia" w:hAnsiTheme="minorEastAsia" w:cs="Arial"/>
+                <w:b/>
+                <w:szCs w:val="20"/>
+              </w:rPr>
+              <w:t>SRS-17</w:t>
             </w:r>
           </w:p>
         </w:tc>
@@ -7523,11 +7339,11 @@
             </w:pPr>
             <w:r>
               <w:rPr>
-                <w:rFonts w:asciiTheme="minorEastAsia" w:hAnsiTheme="minorEastAsia" w:cs="Arial" w:hint="eastAsia"/>
-                <w:b/>
-                <w:szCs w:val="20"/>
-              </w:rPr>
-              <w:t>A</w:t>
+                <w:rFonts w:asciiTheme="minorEastAsia" w:hAnsiTheme="minorEastAsia" w:cs="Arial"/>
+                <w:b/>
+                <w:szCs w:val="20"/>
+              </w:rPr>
+              <w:t>B</w:t>
             </w:r>
           </w:p>
         </w:tc>
@@ -7601,7 +7417,15 @@
                 <w:b/>
                 <w:szCs w:val="20"/>
               </w:rPr>
-              <w:t>UI</w:t>
+              <w:t>Acqu</w:t>
+            </w:r>
+            <w:r>
+              <w:rPr>
+                <w:rFonts w:asciiTheme="minorEastAsia" w:hAnsiTheme="minorEastAsia" w:cs="Arial"/>
+                <w:b/>
+                <w:szCs w:val="20"/>
+              </w:rPr>
+              <w:t xml:space="preserve">isition Device, Stage, Motor </w:t>
             </w:r>
             <w:r>
               <w:rPr>
@@ -7609,7 +7433,15 @@
                 <w:b/>
                 <w:szCs w:val="20"/>
               </w:rPr>
-              <w:t xml:space="preserve"> 구성</w:t>
+              <w:t xml:space="preserve">및 </w:t>
+            </w:r>
+            <w:r>
+              <w:rPr>
+                <w:rFonts w:asciiTheme="minorEastAsia" w:hAnsiTheme="minorEastAsia" w:cs="Arial"/>
+                <w:b/>
+                <w:szCs w:val="20"/>
+              </w:rPr>
+              <w:t xml:space="preserve">Laser </w:t>
             </w:r>
             <w:r>
               <w:rPr>
@@ -7617,39 +7449,33 @@
                 <w:b/>
                 <w:szCs w:val="20"/>
               </w:rPr>
-              <w:t xml:space="preserve"> 및</w:t>
-            </w:r>
-            <w:r>
-              <w:rPr>
-                <w:rFonts w:asciiTheme="minorEastAsia" w:hAnsiTheme="minorEastAsia" w:cs="Arial" w:hint="eastAsia"/>
-                <w:b/>
-                <w:szCs w:val="20"/>
-              </w:rPr>
-              <w:t xml:space="preserve"> 표시</w:t>
+              <w:t>모듈 초기화</w:t>
             </w:r>
           </w:p>
           <w:p>
             <w:pPr>
               <w:pStyle w:val="a3"/>
               <w:wordWrap/>
-              <w:rPr>
-                <w:rFonts w:asciiTheme="minorEastAsia" w:hAnsiTheme="minorEastAsia" w:cs="Arial"/>
-                <w:b/>
-                <w:szCs w:val="20"/>
-              </w:rPr>
-            </w:pPr>
-            <w:r>
-              <w:rPr>
-                <w:rFonts w:asciiTheme="minorEastAsia" w:hAnsiTheme="minorEastAsia" w:cs="Arial"/>
+              <w:jc w:val="center"/>
+              <w:rPr>
+                <w:rFonts w:asciiTheme="minorEastAsia" w:hAnsiTheme="minorEastAsia" w:cs="Arial"/>
+                <w:b/>
+                <w:szCs w:val="20"/>
+              </w:rPr>
+            </w:pPr>
+            <w:r>
+              <w:rPr>
+                <w:rFonts w:ascii="Tahoma" w:eastAsia="맑은 고딕" w:hAnsi="Tahoma" w:cs="Tahoma"/>
                 <w:b/>
                 <w:noProof/>
+                <w:color w:val="000000" w:themeColor="text1"/>
                 <w:szCs w:val="20"/>
               </w:rPr>
               <w:drawing>
-                <wp:inline distT="0" distB="0" distL="0" distR="0" wp14:anchorId="5147DB94" wp14:editId="4CBF8EA9">
-                  <wp:extent cx="4686541" cy="2895749"/>
+                <wp:inline distT="0" distB="0" distL="0" distR="0" wp14:anchorId="6AA714D2" wp14:editId="26D6A1E5">
+                  <wp:extent cx="1777472" cy="5109544"/>
                   <wp:effectExtent l="0" t="0" r="0" b="0"/>
-                  <wp:docPr id="1279702699" name="그림 1"/>
+                  <wp:docPr id="36" name="Picture 36"/>
                   <wp:cNvGraphicFramePr>
                     <a:graphicFrameLocks xmlns:a="http://schemas.openxmlformats.org/drawingml/2006/main" noChangeAspect="1"/>
                   </wp:cNvGraphicFramePr>
@@ -7657,23 +7483,33 @@
                     <a:graphicData uri="http://schemas.openxmlformats.org/drawingml/2006/picture">
                       <pic:pic xmlns:pic="http://schemas.openxmlformats.org/drawingml/2006/picture">
                         <pic:nvPicPr>
-                          <pic:cNvPr id="1279702699" name=""/>
-                          <pic:cNvPicPr/>
+                          <pic:cNvPr id="0" name="Picture 5"/>
+                          <pic:cNvPicPr>
+                            <a:picLocks noChangeAspect="1" noChangeArrowheads="1"/>
+                          </pic:cNvPicPr>
                         </pic:nvPicPr>
                         <pic:blipFill>
-                          <a:blip r:embed="rId13"/>
+                          <a:blip r:embed="rId13">
+                            <a:extLst>
+                              <a:ext uri="{28A0092B-C50C-407E-A947-70E740481C1C}">
+                                <a14:useLocalDpi xmlns:a14="http://schemas.microsoft.com/office/drawing/2010/main" val="0"/>
+                              </a:ext>
+                            </a:extLst>
+                          </a:blip>
+                          <a:srcRect/>
                           <a:stretch>
                             <a:fillRect/>
                           </a:stretch>
                         </pic:blipFill>
-                        <pic:spPr>
+                        <pic:spPr bwMode="auto">
                           <a:xfrm>
                             <a:off x="0" y="0"/>
-                            <a:ext cx="4686541" cy="2895749"/>
+                            <a:ext cx="1779628" cy="5115742"/>
                           </a:xfrm>
                           <a:prstGeom prst="rect">
                             <a:avLst/>
                           </a:prstGeom>
+                          <a:noFill/>
                         </pic:spPr>
                       </pic:pic>
                     </a:graphicData>
@@ -7760,24 +7596,157 @@
             </w:pPr>
             <w:r>
               <w:rPr>
+                <w:rFonts w:asciiTheme="minorEastAsia" w:hAnsiTheme="minorEastAsia" w:cs="Arial"/>
+                <w:b/>
+                <w:szCs w:val="20"/>
+              </w:rPr>
+              <w:t xml:space="preserve">f) </w:t>
+            </w:r>
+            <w:r>
+              <w:rPr>
                 <w:rFonts w:asciiTheme="minorEastAsia" w:hAnsiTheme="minorEastAsia" w:cs="Arial" w:hint="eastAsia"/>
                 <w:b/>
                 <w:szCs w:val="20"/>
               </w:rPr>
-              <w:t>N</w:t>
-            </w:r>
-            <w:r>
-              <w:rPr>
-                <w:rFonts w:asciiTheme="minorEastAsia" w:hAnsiTheme="minorEastAsia" w:cs="Arial"/>
-                <w:b/>
-                <w:szCs w:val="20"/>
-              </w:rPr>
-              <w:t>/A</w:t>
+              <w:t>방어 설계</w:t>
+            </w:r>
+          </w:p>
+          <w:p>
+            <w:pPr>
+              <w:pStyle w:val="a3"/>
+              <w:wordWrap/>
+              <w:rPr>
+                <w:rFonts w:asciiTheme="minorEastAsia" w:hAnsiTheme="minorEastAsia" w:cs="Arial"/>
+                <w:b/>
+                <w:szCs w:val="20"/>
+              </w:rPr>
+            </w:pPr>
+            <w:r>
+              <w:rPr>
+                <w:rFonts w:asciiTheme="minorEastAsia" w:hAnsiTheme="minorEastAsia" w:cs="Arial"/>
+                <w:b/>
+                <w:szCs w:val="20"/>
+              </w:rPr>
+              <w:t xml:space="preserve">  </w:t>
+            </w:r>
+            <w:proofErr w:type="gramStart"/>
+            <w:r>
+              <w:rPr>
+                <w:rFonts w:asciiTheme="minorEastAsia" w:hAnsiTheme="minorEastAsia" w:cs="Arial"/>
+                <w:b/>
+                <w:szCs w:val="20"/>
+              </w:rPr>
+              <w:t xml:space="preserve">Acquisition </w:t>
+            </w:r>
+            <w:r>
+              <w:rPr>
+                <w:rFonts w:asciiTheme="minorEastAsia" w:hAnsiTheme="minorEastAsia" w:cs="Arial" w:hint="eastAsia"/>
+                <w:b/>
+                <w:szCs w:val="20"/>
+              </w:rPr>
+              <w:t>이나</w:t>
+            </w:r>
+            <w:proofErr w:type="gramEnd"/>
+            <w:r>
+              <w:rPr>
+                <w:rFonts w:asciiTheme="minorEastAsia" w:hAnsiTheme="minorEastAsia" w:cs="Arial" w:hint="eastAsia"/>
+                <w:b/>
+                <w:szCs w:val="20"/>
+              </w:rPr>
+              <w:t xml:space="preserve"> </w:t>
+            </w:r>
+            <w:r>
+              <w:rPr>
+                <w:rFonts w:asciiTheme="minorEastAsia" w:hAnsiTheme="minorEastAsia" w:cs="Arial"/>
+                <w:b/>
+                <w:szCs w:val="20"/>
+              </w:rPr>
+              <w:t xml:space="preserve">Rotary Junction </w:t>
+            </w:r>
+            <w:r>
+              <w:rPr>
+                <w:rFonts w:asciiTheme="minorEastAsia" w:hAnsiTheme="minorEastAsia" w:cs="Arial" w:hint="eastAsia"/>
+                <w:b/>
+                <w:szCs w:val="20"/>
+              </w:rPr>
+              <w:t>등 정상적으로 연결되지 않은 경우,</w:t>
+            </w:r>
+            <w:r>
+              <w:rPr>
+                <w:rFonts w:asciiTheme="minorEastAsia" w:hAnsiTheme="minorEastAsia" w:cs="Arial"/>
+                <w:b/>
+                <w:szCs w:val="20"/>
+              </w:rPr>
+              <w:t xml:space="preserve"> </w:t>
+            </w:r>
+            <w:r>
+              <w:rPr>
+                <w:rFonts w:asciiTheme="minorEastAsia" w:hAnsiTheme="minorEastAsia" w:cs="Arial" w:hint="eastAsia"/>
+                <w:b/>
+                <w:szCs w:val="20"/>
+              </w:rPr>
+              <w:t>L</w:t>
+            </w:r>
+            <w:r>
+              <w:rPr>
+                <w:rFonts w:asciiTheme="minorEastAsia" w:hAnsiTheme="minorEastAsia" w:cs="Arial"/>
+                <w:b/>
+                <w:szCs w:val="20"/>
+              </w:rPr>
+              <w:t xml:space="preserve">aser </w:t>
+            </w:r>
+            <w:r>
+              <w:rPr>
+                <w:rFonts w:asciiTheme="minorEastAsia" w:hAnsiTheme="minorEastAsia" w:cs="Arial" w:hint="eastAsia"/>
+                <w:b/>
+                <w:szCs w:val="20"/>
+              </w:rPr>
+              <w:t>와 L</w:t>
+            </w:r>
+            <w:r>
+              <w:rPr>
+                <w:rFonts w:asciiTheme="minorEastAsia" w:hAnsiTheme="minorEastAsia" w:cs="Arial"/>
+                <w:b/>
+                <w:szCs w:val="20"/>
+              </w:rPr>
+              <w:t xml:space="preserve">inear Stage </w:t>
+            </w:r>
+            <w:r>
+              <w:rPr>
+                <w:rFonts w:asciiTheme="minorEastAsia" w:hAnsiTheme="minorEastAsia" w:cs="Arial" w:hint="eastAsia"/>
+                <w:b/>
+                <w:szCs w:val="20"/>
+              </w:rPr>
+              <w:t xml:space="preserve">를 </w:t>
+            </w:r>
+            <w:r>
+              <w:rPr>
+                <w:rFonts w:asciiTheme="minorEastAsia" w:hAnsiTheme="minorEastAsia" w:cs="Arial" w:hint="eastAsia"/>
+                <w:b/>
+                <w:szCs w:val="20"/>
+              </w:rPr>
+              <w:lastRenderedPageBreak/>
+              <w:t>작동시키지 않도록 한다.</w:t>
             </w:r>
           </w:p>
         </w:tc>
       </w:tr>
     </w:tbl>
+    <w:p>
+      <w:pPr>
+        <w:widowControl/>
+        <w:wordWrap/>
+        <w:autoSpaceDE/>
+        <w:autoSpaceDN/>
+        <w:spacing w:line="240" w:lineRule="auto"/>
+        <w:outlineLvl w:val="0"/>
+        <w:rPr>
+          <w:rFonts w:ascii="Arial" w:hAnsi="Arial" w:cs="Arial"/>
+          <w:b/>
+          <w:sz w:val="24"/>
+        </w:rPr>
+      </w:pPr>
+    </w:p>
     <w:p>
       <w:pPr>
         <w:widowControl/>
@@ -7873,6 +7842,14 @@
             </w:pPr>
             <w:r>
               <w:rPr>
+                <w:rFonts w:asciiTheme="minorEastAsia" w:hAnsiTheme="minorEastAsia" w:cs="Arial" w:hint="eastAsia"/>
+                <w:b/>
+                <w:szCs w:val="20"/>
+              </w:rPr>
+              <w:t>SD</w:t>
+            </w:r>
+            <w:r>
+              <w:rPr>
                 <w:rFonts w:asciiTheme="minorEastAsia" w:hAnsiTheme="minorEastAsia" w:cs="Arial"/>
                 <w:b/>
                 <w:szCs w:val="20"/>
@@ -7881,131 +7858,54 @@
             </w:r>
             <w:r>
               <w:rPr>
-                <w:rFonts w:asciiTheme="minorEastAsia" w:hAnsiTheme="minorEastAsia" w:cs="Arial"/>
-                <w:b/>
-                <w:szCs w:val="20"/>
-              </w:rPr>
-              <w:t>D</w:t>
-            </w:r>
-            <w:r>
-              <w:rPr>
-                <w:rFonts w:asciiTheme="minorEastAsia" w:hAnsiTheme="minorEastAsia" w:cs="Arial"/>
-                <w:b/>
-                <w:szCs w:val="20"/>
-              </w:rPr>
-              <w:t>S-</w:t>
-            </w:r>
-            <w:r>
-              <w:rPr>
-                <w:rFonts w:asciiTheme="minorEastAsia" w:hAnsiTheme="minorEastAsia" w:cs="Arial"/>
-                <w:b/>
-                <w:szCs w:val="20"/>
-              </w:rPr>
-              <w:t>0</w:t>
-            </w:r>
-            <w:r>
-              <w:rPr>
-                <w:rFonts w:asciiTheme="minorEastAsia" w:hAnsiTheme="minorEastAsia" w:cs="Arial"/>
-                <w:b/>
-                <w:szCs w:val="20"/>
-              </w:rPr>
-              <w:t>08, S</w:t>
-            </w:r>
-            <w:r>
-              <w:rPr>
-                <w:rFonts w:asciiTheme="minorEastAsia" w:hAnsiTheme="minorEastAsia" w:cs="Arial"/>
-                <w:b/>
-                <w:szCs w:val="20"/>
-              </w:rPr>
-              <w:t>D</w:t>
-            </w:r>
-            <w:r>
-              <w:rPr>
-                <w:rFonts w:asciiTheme="minorEastAsia" w:hAnsiTheme="minorEastAsia" w:cs="Arial"/>
-                <w:b/>
-                <w:szCs w:val="20"/>
-              </w:rPr>
-              <w:t>S-</w:t>
-            </w:r>
-            <w:r>
-              <w:rPr>
-                <w:rFonts w:asciiTheme="minorEastAsia" w:hAnsiTheme="minorEastAsia" w:cs="Arial"/>
-                <w:b/>
-                <w:szCs w:val="20"/>
-              </w:rPr>
-              <w:t>0</w:t>
-            </w:r>
-            <w:r>
-              <w:rPr>
-                <w:rFonts w:asciiTheme="minorEastAsia" w:hAnsiTheme="minorEastAsia" w:cs="Arial"/>
-                <w:b/>
-                <w:szCs w:val="20"/>
-              </w:rPr>
-              <w:t>09, S</w:t>
-            </w:r>
-            <w:r>
-              <w:rPr>
-                <w:rFonts w:asciiTheme="minorEastAsia" w:hAnsiTheme="minorEastAsia" w:cs="Arial"/>
-                <w:b/>
-                <w:szCs w:val="20"/>
-              </w:rPr>
-              <w:t>D</w:t>
-            </w:r>
-            <w:r>
-              <w:rPr>
-                <w:rFonts w:asciiTheme="minorEastAsia" w:hAnsiTheme="minorEastAsia" w:cs="Arial"/>
-                <w:b/>
-                <w:szCs w:val="20"/>
-              </w:rPr>
-              <w:t>S-</w:t>
-            </w:r>
-            <w:r>
-              <w:rPr>
-                <w:rFonts w:asciiTheme="minorEastAsia" w:hAnsiTheme="minorEastAsia" w:cs="Arial"/>
-                <w:b/>
-                <w:szCs w:val="20"/>
-              </w:rPr>
-              <w:t>0</w:t>
-            </w:r>
-            <w:r>
-              <w:rPr>
-                <w:rFonts w:asciiTheme="minorEastAsia" w:hAnsiTheme="minorEastAsia" w:cs="Arial"/>
-                <w:b/>
-                <w:szCs w:val="20"/>
-              </w:rPr>
-              <w:t>10, S</w:t>
-            </w:r>
-            <w:r>
-              <w:rPr>
-                <w:rFonts w:asciiTheme="minorEastAsia" w:hAnsiTheme="minorEastAsia" w:cs="Arial"/>
-                <w:b/>
-                <w:szCs w:val="20"/>
-              </w:rPr>
-              <w:t>D</w:t>
-            </w:r>
-            <w:r>
-              <w:rPr>
-                <w:rFonts w:asciiTheme="minorEastAsia" w:hAnsiTheme="minorEastAsia" w:cs="Arial"/>
-                <w:b/>
-                <w:szCs w:val="20"/>
-              </w:rPr>
-              <w:t>S-</w:t>
-            </w:r>
-            <w:r>
-              <w:rPr>
-                <w:rFonts w:asciiTheme="minorEastAsia" w:hAnsiTheme="minorEastAsia" w:cs="Arial"/>
-                <w:b/>
-                <w:szCs w:val="20"/>
-              </w:rPr>
-              <w:t>0</w:t>
-            </w:r>
-            <w:r>
-              <w:rPr>
-                <w:rFonts w:asciiTheme="minorEastAsia" w:hAnsiTheme="minorEastAsia" w:cs="Arial"/>
-                <w:b/>
-                <w:szCs w:val="20"/>
-              </w:rPr>
-              <w:t>11</w:t>
+                <w:rFonts w:asciiTheme="minorEastAsia" w:hAnsiTheme="minorEastAsia" w:cs="Arial" w:hint="eastAsia"/>
+                <w:b/>
+                <w:szCs w:val="20"/>
+              </w:rPr>
+              <w:t>-</w:t>
+            </w:r>
+            <w:r>
+              <w:rPr>
+                <w:rFonts w:asciiTheme="minorEastAsia" w:hAnsiTheme="minorEastAsia" w:cs="Arial"/>
+                <w:b/>
+                <w:szCs w:val="20"/>
+              </w:rPr>
+              <w:t xml:space="preserve">005, </w:t>
+            </w:r>
+            <w:r>
+              <w:rPr>
+                <w:rFonts w:asciiTheme="minorEastAsia" w:hAnsiTheme="minorEastAsia" w:cs="Arial" w:hint="eastAsia"/>
+                <w:b/>
+                <w:szCs w:val="20"/>
+              </w:rPr>
+              <w:t>S</w:t>
+            </w:r>
+            <w:r>
+              <w:rPr>
+                <w:rFonts w:asciiTheme="minorEastAsia" w:hAnsiTheme="minorEastAsia" w:cs="Arial"/>
+                <w:b/>
+                <w:szCs w:val="20"/>
+              </w:rPr>
+              <w:t>DS-006, SDS-007, SDS-008,</w:t>
+            </w:r>
+          </w:p>
+          <w:p>
+            <w:pPr>
+              <w:pStyle w:val="a3"/>
+              <w:wordWrap/>
+              <w:rPr>
+                <w:rFonts w:asciiTheme="minorEastAsia" w:hAnsiTheme="minorEastAsia" w:cs="Arial"/>
+                <w:b/>
+                <w:szCs w:val="20"/>
+              </w:rPr>
+            </w:pPr>
+            <w:r>
+              <w:rPr>
+                <w:rFonts w:asciiTheme="minorEastAsia" w:hAnsiTheme="minorEastAsia" w:cs="Arial"/>
+                <w:b/>
+                <w:szCs w:val="20"/>
+              </w:rPr>
+              <w:t>SDS-009, SDS-010, SDS-011, SDS-012</w:t>
             </w:r>
           </w:p>
         </w:tc>
@@ -8035,7 +7935,7 @@
                 <w:b/>
                 <w:szCs w:val="20"/>
               </w:rPr>
-              <w:t>DB Processing</w:t>
+              <w:t>OCT Imaging Module</w:t>
             </w:r>
           </w:p>
         </w:tc>
@@ -8129,7 +8029,26 @@
                 <w:b/>
                 <w:szCs w:val="20"/>
               </w:rPr>
-              <w:t>SRS-008, SRS-009, SRS-010, SRS-011</w:t>
+              <w:t>SRS-03, SRS-04, SRS-05, SRS-18, SRS-19,</w:t>
+            </w:r>
+          </w:p>
+          <w:p>
+            <w:pPr>
+              <w:pStyle w:val="a3"/>
+              <w:wordWrap/>
+              <w:rPr>
+                <w:rFonts w:asciiTheme="minorEastAsia" w:hAnsiTheme="minorEastAsia" w:cs="Arial"/>
+                <w:b/>
+                <w:szCs w:val="20"/>
+              </w:rPr>
+            </w:pPr>
+            <w:r>
+              <w:rPr>
+                <w:rFonts w:asciiTheme="minorEastAsia" w:hAnsiTheme="minorEastAsia" w:cs="Arial"/>
+                <w:b/>
+                <w:szCs w:val="20"/>
+              </w:rPr>
+              <w:t>SRS-20, SRS-22, SRS-28, SRS-29</w:t>
             </w:r>
           </w:p>
         </w:tc>
@@ -8174,11 +8093,11 @@
             </w:pPr>
             <w:r>
               <w:rPr>
-                <w:rFonts w:asciiTheme="minorEastAsia" w:hAnsiTheme="minorEastAsia" w:cs="Arial" w:hint="eastAsia"/>
-                <w:b/>
-                <w:szCs w:val="20"/>
-              </w:rPr>
-              <w:t>A</w:t>
+                <w:rFonts w:asciiTheme="minorEastAsia" w:hAnsiTheme="minorEastAsia" w:cs="Arial"/>
+                <w:b/>
+                <w:szCs w:val="20"/>
+              </w:rPr>
+              <w:t>B</w:t>
             </w:r>
           </w:p>
         </w:tc>
@@ -8252,7 +8171,7 @@
                 <w:b/>
                 <w:szCs w:val="20"/>
               </w:rPr>
-              <w:t xml:space="preserve">Database </w:t>
+              <w:t xml:space="preserve">Signal Acquisition </w:t>
             </w:r>
             <w:r>
               <w:rPr>
@@ -8260,32 +8179,48 @@
                 <w:b/>
                 <w:szCs w:val="20"/>
               </w:rPr>
-              <w:t>관련 처리</w:t>
+              <w:t>후,</w:t>
+            </w:r>
+            <w:r>
+              <w:rPr>
+                <w:rFonts w:asciiTheme="minorEastAsia" w:hAnsiTheme="minorEastAsia" w:cs="Arial"/>
+                <w:b/>
+                <w:szCs w:val="20"/>
+              </w:rPr>
+              <w:t xml:space="preserve"> </w:t>
+            </w:r>
+            <w:r>
+              <w:rPr>
+                <w:rFonts w:asciiTheme="minorEastAsia" w:hAnsiTheme="minorEastAsia" w:cs="Arial" w:hint="eastAsia"/>
+                <w:b/>
+                <w:szCs w:val="20"/>
+              </w:rPr>
+              <w:t>이미지를 생성하여 화면에 표시</w:t>
             </w:r>
           </w:p>
           <w:p>
             <w:pPr>
               <w:pStyle w:val="a3"/>
               <w:wordWrap/>
-              <w:rPr>
-                <w:rFonts w:asciiTheme="minorEastAsia" w:hAnsiTheme="minorEastAsia" w:cs="Arial"/>
-                <w:b/>
-                <w:szCs w:val="20"/>
-              </w:rPr>
-            </w:pPr>
-            <w:r>
-              <w:rPr>
-                <w:rFonts w:asciiTheme="minorEastAsia" w:hAnsiTheme="minorEastAsia" w:cs="Arial"/>
-                <w:b/>
+              <w:jc w:val="center"/>
+              <w:rPr>
+                <w:rFonts w:asciiTheme="minorEastAsia" w:hAnsiTheme="minorEastAsia" w:cs="Arial"/>
+                <w:b/>
+                <w:szCs w:val="20"/>
+              </w:rPr>
+            </w:pPr>
+            <w:r>
+              <w:rPr>
+                <w:rFonts w:ascii="Tahoma" w:eastAsia="맑은 고딕" w:hAnsi="Tahoma" w:cs="Tahoma"/>
                 <w:noProof/>
-                <w:szCs w:val="20"/>
-              </w:rPr>
-              <w:lastRenderedPageBreak/>
+                <w:color w:val="000000" w:themeColor="text1"/>
+                <w:szCs w:val="20"/>
+              </w:rPr>
               <w:drawing>
-                <wp:inline distT="0" distB="0" distL="0" distR="0" wp14:anchorId="4254AAF2" wp14:editId="452ED75C">
-                  <wp:extent cx="4730993" cy="2521080"/>
-                  <wp:effectExtent l="0" t="0" r="0" b="0"/>
-                  <wp:docPr id="1185016427" name="그림 1"/>
+                <wp:inline distT="0" distB="0" distL="0" distR="0" wp14:anchorId="5D806488" wp14:editId="219D917F">
+                  <wp:extent cx="3674622" cy="3561906"/>
+                  <wp:effectExtent l="0" t="0" r="2540" b="635"/>
+                  <wp:docPr id="1" name="Picture 1" descr="Diagram&#10;&#10;Description automatically generated"/>
                   <wp:cNvGraphicFramePr>
                     <a:graphicFrameLocks xmlns:a="http://schemas.openxmlformats.org/drawingml/2006/main" noChangeAspect="1"/>
                   </wp:cNvGraphicFramePr>
@@ -8293,23 +8228,33 @@
                     <a:graphicData uri="http://schemas.openxmlformats.org/drawingml/2006/picture">
                       <pic:pic xmlns:pic="http://schemas.openxmlformats.org/drawingml/2006/picture">
                         <pic:nvPicPr>
-                          <pic:cNvPr id="1185016427" name=""/>
-                          <pic:cNvPicPr/>
+                          <pic:cNvPr id="6" name="Picture 6" descr="Diagram&#10;&#10;Description automatically generated"/>
+                          <pic:cNvPicPr>
+                            <a:picLocks noChangeAspect="1" noChangeArrowheads="1"/>
+                          </pic:cNvPicPr>
                         </pic:nvPicPr>
                         <pic:blipFill>
-                          <a:blip r:embed="rId14"/>
+                          <a:blip r:embed="rId14" cstate="print">
+                            <a:extLst>
+                              <a:ext uri="{28A0092B-C50C-407E-A947-70E740481C1C}">
+                                <a14:useLocalDpi xmlns:a14="http://schemas.microsoft.com/office/drawing/2010/main" val="0"/>
+                              </a:ext>
+                            </a:extLst>
+                          </a:blip>
+                          <a:srcRect/>
                           <a:stretch>
                             <a:fillRect/>
                           </a:stretch>
                         </pic:blipFill>
-                        <pic:spPr>
+                        <pic:spPr bwMode="auto">
                           <a:xfrm>
                             <a:off x="0" y="0"/>
-                            <a:ext cx="4730993" cy="2521080"/>
+                            <a:ext cx="3686491" cy="3573411"/>
                           </a:xfrm>
                           <a:prstGeom prst="rect">
                             <a:avLst/>
                           </a:prstGeom>
+                          <a:noFill/>
                         </pic:spPr>
                       </pic:pic>
                     </a:graphicData>
@@ -8354,7 +8299,6 @@
                 <w:b/>
                 <w:szCs w:val="20"/>
               </w:rPr>
-              <w:lastRenderedPageBreak/>
               <w:t xml:space="preserve">Architecture according to </w:t>
             </w:r>
             <w:r>
@@ -8401,79 +8345,56 @@
                 <w:b/>
                 <w:szCs w:val="20"/>
               </w:rPr>
-              <w:t>b</w:t>
-            </w:r>
-            <w:r>
-              <w:rPr>
-                <w:rFonts w:asciiTheme="minorEastAsia" w:hAnsiTheme="minorEastAsia" w:cs="Arial"/>
-                <w:b/>
-                <w:szCs w:val="20"/>
-              </w:rPr>
-              <w:t>)</w:t>
-            </w:r>
-            <w:r>
-              <w:rPr>
-                <w:rFonts w:asciiTheme="minorEastAsia" w:hAnsiTheme="minorEastAsia" w:cs="Arial" w:hint="eastAsia"/>
-                <w:b/>
-                <w:szCs w:val="20"/>
-              </w:rPr>
-              <w:t xml:space="preserve"> 고장-안전 기능</w:t>
-            </w:r>
-          </w:p>
-          <w:p>
-            <w:pPr>
-              <w:pStyle w:val="a3"/>
-              <w:wordWrap/>
-              <w:rPr>
-                <w:rFonts w:asciiTheme="minorEastAsia" w:hAnsiTheme="minorEastAsia" w:cs="Arial"/>
-                <w:b/>
-                <w:szCs w:val="20"/>
-              </w:rPr>
-            </w:pPr>
-            <w:r>
-              <w:rPr>
-                <w:rFonts w:asciiTheme="minorEastAsia" w:hAnsiTheme="minorEastAsia" w:cs="Arial" w:hint="eastAsia"/>
-                <w:b/>
-                <w:szCs w:val="20"/>
-              </w:rPr>
-              <w:t>-</w:t>
-            </w:r>
-            <w:r>
-              <w:rPr>
-                <w:rFonts w:asciiTheme="minorEastAsia" w:hAnsiTheme="minorEastAsia" w:cs="Arial"/>
-                <w:b/>
-                <w:szCs w:val="20"/>
-              </w:rPr>
-              <w:t xml:space="preserve"> </w:t>
-            </w:r>
-            <w:r>
-              <w:rPr>
-                <w:rFonts w:asciiTheme="minorEastAsia" w:hAnsiTheme="minorEastAsia" w:cs="Arial"/>
-                <w:b/>
-                <w:szCs w:val="20"/>
-              </w:rPr>
-              <w:t xml:space="preserve">R-001: </w:t>
-            </w:r>
-            <w:r>
-              <w:rPr>
-                <w:rFonts w:asciiTheme="minorEastAsia" w:hAnsiTheme="minorEastAsia" w:cs="Arial"/>
-                <w:b/>
-                <w:szCs w:val="20"/>
-              </w:rPr>
-              <w:t xml:space="preserve">SQL </w:t>
-            </w:r>
-            <w:r>
-              <w:rPr>
-                <w:rFonts w:asciiTheme="minorEastAsia" w:hAnsiTheme="minorEastAsia" w:cs="Arial" w:hint="eastAsia"/>
-                <w:b/>
-                <w:szCs w:val="20"/>
-              </w:rPr>
-              <w:t>실행 시 에러 발생하더라도 시스템은 종료되지 않고 문제없이 작동</w:t>
+              <w:t>N</w:t>
+            </w:r>
+            <w:r>
+              <w:rPr>
+                <w:rFonts w:asciiTheme="minorEastAsia" w:hAnsiTheme="minorEastAsia" w:cs="Arial"/>
+                <w:b/>
+                <w:szCs w:val="20"/>
+              </w:rPr>
+              <w:t>/A</w:t>
             </w:r>
           </w:p>
         </w:tc>
       </w:tr>
     </w:tbl>
+    <w:p>
+      <w:pPr>
+        <w:widowControl/>
+        <w:wordWrap/>
+        <w:autoSpaceDE/>
+        <w:autoSpaceDN/>
+        <w:spacing w:line="240" w:lineRule="auto"/>
+        <w:outlineLvl w:val="0"/>
+        <w:rPr>
+          <w:rFonts w:ascii="Arial" w:hAnsi="Arial" w:cs="Arial"/>
+          <w:b/>
+          <w:sz w:val="24"/>
+        </w:rPr>
+      </w:pPr>
+    </w:p>
+    <w:p>
+      <w:pPr>
+        <w:widowControl/>
+        <w:wordWrap/>
+        <w:autoSpaceDE/>
+        <w:autoSpaceDN/>
+        <w:rPr>
+          <w:rFonts w:ascii="Arial" w:hAnsi="Arial" w:cs="Arial"/>
+          <w:b/>
+          <w:sz w:val="24"/>
+        </w:rPr>
+      </w:pPr>
+      <w:r>
+        <w:rPr>
+          <w:rFonts w:ascii="Arial" w:hAnsi="Arial" w:cs="Arial"/>
+          <w:b/>
+          <w:sz w:val="24"/>
+        </w:rPr>
+        <w:br w:type="page"/>
+      </w:r>
+    </w:p>
     <w:p>
       <w:pPr>
         <w:widowControl/>
@@ -8573,79 +8494,50 @@
                 <w:b/>
                 <w:szCs w:val="20"/>
               </w:rPr>
+              <w:t>SDS-01</w:t>
+            </w:r>
+            <w:r>
+              <w:rPr>
+                <w:rFonts w:asciiTheme="minorEastAsia" w:hAnsiTheme="minorEastAsia" w:cs="Arial"/>
+                <w:b/>
+                <w:szCs w:val="20"/>
+              </w:rPr>
+              <w:t xml:space="preserve">3, </w:t>
+            </w:r>
+            <w:r>
+              <w:rPr>
+                <w:rFonts w:asciiTheme="minorEastAsia" w:hAnsiTheme="minorEastAsia" w:cs="Arial" w:hint="eastAsia"/>
+                <w:b/>
+                <w:szCs w:val="20"/>
+              </w:rPr>
               <w:t>S</w:t>
             </w:r>
             <w:r>
               <w:rPr>
-                <w:rFonts w:asciiTheme="minorEastAsia" w:hAnsiTheme="minorEastAsia" w:cs="Arial" w:hint="eastAsia"/>
-                <w:b/>
-                <w:szCs w:val="20"/>
-              </w:rPr>
-              <w:t>D</w:t>
-            </w:r>
-            <w:r>
-              <w:rPr>
-                <w:rFonts w:asciiTheme="minorEastAsia" w:hAnsiTheme="minorEastAsia" w:cs="Arial"/>
-                <w:b/>
-                <w:szCs w:val="20"/>
-              </w:rPr>
-              <w:t>S</w:t>
-            </w:r>
-            <w:r>
-              <w:rPr>
-                <w:rFonts w:asciiTheme="minorEastAsia" w:hAnsiTheme="minorEastAsia" w:cs="Arial"/>
-                <w:b/>
-                <w:szCs w:val="20"/>
-              </w:rPr>
-              <w:t>-012, S</w:t>
-            </w:r>
-            <w:r>
-              <w:rPr>
-                <w:rFonts w:asciiTheme="minorEastAsia" w:hAnsiTheme="minorEastAsia" w:cs="Arial"/>
-                <w:b/>
-                <w:szCs w:val="20"/>
-              </w:rPr>
-              <w:t>D</w:t>
-            </w:r>
-            <w:r>
-              <w:rPr>
-                <w:rFonts w:asciiTheme="minorEastAsia" w:hAnsiTheme="minorEastAsia" w:cs="Arial"/>
-                <w:b/>
-                <w:szCs w:val="20"/>
-              </w:rPr>
-              <w:t>S-013, S</w:t>
-            </w:r>
-            <w:r>
-              <w:rPr>
-                <w:rFonts w:asciiTheme="minorEastAsia" w:hAnsiTheme="minorEastAsia" w:cs="Arial"/>
-                <w:b/>
-                <w:szCs w:val="20"/>
-              </w:rPr>
-              <w:t>D</w:t>
-            </w:r>
-            <w:r>
-              <w:rPr>
-                <w:rFonts w:asciiTheme="minorEastAsia" w:hAnsiTheme="minorEastAsia" w:cs="Arial"/>
-                <w:b/>
-                <w:szCs w:val="20"/>
-              </w:rPr>
-              <w:t>S-014, S</w:t>
-            </w:r>
-            <w:r>
-              <w:rPr>
-                <w:rFonts w:asciiTheme="minorEastAsia" w:hAnsiTheme="minorEastAsia" w:cs="Arial"/>
-                <w:b/>
-                <w:szCs w:val="20"/>
-              </w:rPr>
-              <w:t>D</w:t>
-            </w:r>
-            <w:r>
-              <w:rPr>
-                <w:rFonts w:asciiTheme="minorEastAsia" w:hAnsiTheme="minorEastAsia" w:cs="Arial"/>
-                <w:b/>
-                <w:szCs w:val="20"/>
-              </w:rPr>
-              <w:t>S-015</w:t>
+                <w:rFonts w:asciiTheme="minorEastAsia" w:hAnsiTheme="minorEastAsia" w:cs="Arial"/>
+                <w:b/>
+                <w:szCs w:val="20"/>
+              </w:rPr>
+              <w:t>DS-014, SDS-015, SDS-016,</w:t>
+            </w:r>
+          </w:p>
+          <w:p>
+            <w:pPr>
+              <w:pStyle w:val="a3"/>
+              <w:wordWrap/>
+              <w:rPr>
+                <w:rFonts w:asciiTheme="minorEastAsia" w:hAnsiTheme="minorEastAsia" w:cs="Arial"/>
+                <w:b/>
+                <w:szCs w:val="20"/>
+              </w:rPr>
+            </w:pPr>
+            <w:r>
+              <w:rPr>
+                <w:rFonts w:asciiTheme="minorEastAsia" w:hAnsiTheme="minorEastAsia" w:cs="Arial"/>
+                <w:b/>
+                <w:szCs w:val="20"/>
+              </w:rPr>
+              <w:t>SDS-017, SDS-018</w:t>
             </w:r>
           </w:p>
         </w:tc>
@@ -8675,7 +8567,7 @@
                 <w:b/>
                 <w:szCs w:val="20"/>
               </w:rPr>
-              <w:t>Measurement</w:t>
+              <w:t>Save Data Module</w:t>
             </w:r>
           </w:p>
         </w:tc>
@@ -8769,7 +8661,114 @@
                 <w:b/>
                 <w:szCs w:val="20"/>
               </w:rPr>
-              <w:t>SRS-012, SRS-013, SRS-014, SRS-015</w:t>
+              <w:t>SRS-0</w:t>
+            </w:r>
+            <w:r>
+              <w:rPr>
+                <w:rFonts w:asciiTheme="minorEastAsia" w:hAnsiTheme="minorEastAsia" w:cs="Arial"/>
+                <w:b/>
+                <w:szCs w:val="20"/>
+              </w:rPr>
+              <w:t>6</w:t>
+            </w:r>
+            <w:r>
+              <w:rPr>
+                <w:rFonts w:asciiTheme="minorEastAsia" w:hAnsiTheme="minorEastAsia" w:cs="Arial"/>
+                <w:b/>
+                <w:szCs w:val="20"/>
+              </w:rPr>
+              <w:t>, SRS-0</w:t>
+            </w:r>
+            <w:r>
+              <w:rPr>
+                <w:rFonts w:asciiTheme="minorEastAsia" w:hAnsiTheme="minorEastAsia" w:cs="Arial"/>
+                <w:b/>
+                <w:szCs w:val="20"/>
+              </w:rPr>
+              <w:t>7</w:t>
+            </w:r>
+            <w:r>
+              <w:rPr>
+                <w:rFonts w:asciiTheme="minorEastAsia" w:hAnsiTheme="minorEastAsia" w:cs="Arial"/>
+                <w:b/>
+                <w:szCs w:val="20"/>
+              </w:rPr>
+              <w:t>, SRS-</w:t>
+            </w:r>
+            <w:r>
+              <w:rPr>
+                <w:rFonts w:asciiTheme="minorEastAsia" w:hAnsiTheme="minorEastAsia" w:cs="Arial"/>
+                <w:b/>
+                <w:szCs w:val="20"/>
+              </w:rPr>
+              <w:t>09</w:t>
+            </w:r>
+            <w:r>
+              <w:rPr>
+                <w:rFonts w:asciiTheme="minorEastAsia" w:hAnsiTheme="minorEastAsia" w:cs="Arial"/>
+                <w:b/>
+                <w:szCs w:val="20"/>
+              </w:rPr>
+              <w:t>, SRS-</w:t>
+            </w:r>
+            <w:r>
+              <w:rPr>
+                <w:rFonts w:asciiTheme="minorEastAsia" w:hAnsiTheme="minorEastAsia" w:cs="Arial"/>
+                <w:b/>
+                <w:szCs w:val="20"/>
+              </w:rPr>
+              <w:t>14</w:t>
+            </w:r>
+            <w:r>
+              <w:rPr>
+                <w:rFonts w:asciiTheme="minorEastAsia" w:hAnsiTheme="minorEastAsia" w:cs="Arial"/>
+                <w:b/>
+                <w:szCs w:val="20"/>
+              </w:rPr>
+              <w:t>, SRS-</w:t>
+            </w:r>
+            <w:r>
+              <w:rPr>
+                <w:rFonts w:asciiTheme="minorEastAsia" w:hAnsiTheme="minorEastAsia" w:cs="Arial"/>
+                <w:b/>
+                <w:szCs w:val="20"/>
+              </w:rPr>
+              <w:t>16</w:t>
+            </w:r>
+            <w:r>
+              <w:rPr>
+                <w:rFonts w:asciiTheme="minorEastAsia" w:hAnsiTheme="minorEastAsia" w:cs="Arial"/>
+                <w:b/>
+                <w:szCs w:val="20"/>
+              </w:rPr>
+              <w:t>,</w:t>
+            </w:r>
+          </w:p>
+          <w:p>
+            <w:pPr>
+              <w:pStyle w:val="a3"/>
+              <w:wordWrap/>
+              <w:rPr>
+                <w:rFonts w:asciiTheme="minorEastAsia" w:hAnsiTheme="minorEastAsia" w:cs="Arial"/>
+                <w:b/>
+                <w:szCs w:val="20"/>
+              </w:rPr>
+            </w:pPr>
+            <w:r>
+              <w:rPr>
+                <w:rFonts w:asciiTheme="minorEastAsia" w:hAnsiTheme="minorEastAsia" w:cs="Arial"/>
+                <w:b/>
+                <w:szCs w:val="20"/>
+              </w:rPr>
+              <w:t>SRS-2</w:t>
+            </w:r>
+            <w:r>
+              <w:rPr>
+                <w:rFonts w:asciiTheme="minorEastAsia" w:hAnsiTheme="minorEastAsia" w:cs="Arial"/>
+                <w:b/>
+                <w:szCs w:val="20"/>
+              </w:rPr>
+              <w:t>5</w:t>
             </w:r>
           </w:p>
         </w:tc>
@@ -8814,11 +8813,11 @@
             </w:pPr>
             <w:r>
               <w:rPr>
-                <w:rFonts w:asciiTheme="minorEastAsia" w:hAnsiTheme="minorEastAsia" w:cs="Arial" w:hint="eastAsia"/>
-                <w:b/>
-                <w:szCs w:val="20"/>
-              </w:rPr>
-              <w:t>A</w:t>
+                <w:rFonts w:asciiTheme="minorEastAsia" w:hAnsiTheme="minorEastAsia" w:cs="Arial"/>
+                <w:b/>
+                <w:szCs w:val="20"/>
+              </w:rPr>
+              <w:t>B</w:t>
             </w:r>
           </w:p>
         </w:tc>
@@ -8888,19 +8887,27 @@
             </w:pPr>
             <w:r>
               <w:rPr>
+                <w:rFonts w:asciiTheme="minorEastAsia" w:hAnsiTheme="minorEastAsia" w:cs="Arial"/>
+                <w:b/>
+                <w:szCs w:val="20"/>
+              </w:rPr>
+              <w:t xml:space="preserve">Rotary Junction </w:t>
+            </w:r>
+            <w:r>
+              <w:rPr>
                 <w:rFonts w:asciiTheme="minorEastAsia" w:hAnsiTheme="minorEastAsia" w:cs="Arial" w:hint="eastAsia"/>
                 <w:b/>
                 <w:szCs w:val="20"/>
               </w:rPr>
-              <w:t>O</w:t>
-            </w:r>
-            <w:r>
-              <w:rPr>
-                <w:rFonts w:asciiTheme="minorEastAsia" w:hAnsiTheme="minorEastAsia" w:cs="Arial"/>
-                <w:b/>
-                <w:szCs w:val="20"/>
-              </w:rPr>
-              <w:t>CT Image</w:t>
+              <w:t xml:space="preserve">회전 및 </w:t>
+            </w:r>
+            <w:r>
+              <w:rPr>
+                <w:rFonts w:asciiTheme="minorEastAsia" w:hAnsiTheme="minorEastAsia" w:cs="Arial"/>
+                <w:b/>
+                <w:szCs w:val="20"/>
+              </w:rPr>
+              <w:t xml:space="preserve">Pullback </w:t>
             </w:r>
             <w:r>
               <w:rPr>
@@ -8908,31 +8915,48 @@
                 <w:b/>
                 <w:szCs w:val="20"/>
               </w:rPr>
-              <w:t>에서 필요한 항목의 값 측정</w:t>
+              <w:t>과 동시에 O</w:t>
+            </w:r>
+            <w:r>
+              <w:rPr>
+                <w:rFonts w:asciiTheme="minorEastAsia" w:hAnsiTheme="minorEastAsia" w:cs="Arial"/>
+                <w:b/>
+                <w:szCs w:val="20"/>
+              </w:rPr>
+              <w:t xml:space="preserve">CT </w:t>
+            </w:r>
+            <w:r>
+              <w:rPr>
+                <w:rFonts w:asciiTheme="minorEastAsia" w:hAnsiTheme="minorEastAsia" w:cs="Arial" w:hint="eastAsia"/>
+                <w:b/>
+                <w:szCs w:val="20"/>
+              </w:rPr>
+              <w:t>영상 저장</w:t>
             </w:r>
           </w:p>
           <w:p>
             <w:pPr>
               <w:pStyle w:val="a3"/>
               <w:wordWrap/>
-              <w:rPr>
-                <w:rFonts w:asciiTheme="minorEastAsia" w:hAnsiTheme="minorEastAsia" w:cs="Arial"/>
-                <w:b/>
-                <w:szCs w:val="20"/>
-              </w:rPr>
-            </w:pPr>
-            <w:r>
-              <w:rPr>
-                <w:rFonts w:asciiTheme="minorEastAsia" w:hAnsiTheme="minorEastAsia" w:cs="Arial"/>
-                <w:b/>
+              <w:jc w:val="center"/>
+              <w:rPr>
+                <w:rFonts w:asciiTheme="minorEastAsia" w:hAnsiTheme="minorEastAsia" w:cs="Arial"/>
+                <w:b/>
+                <w:szCs w:val="20"/>
+              </w:rPr>
+            </w:pPr>
+            <w:r>
+              <w:rPr>
+                <w:rFonts w:ascii="Tahoma" w:eastAsia="맑은 고딕" w:hAnsi="Tahoma" w:cs="Tahoma"/>
                 <w:noProof/>
+                <w:color w:val="000000" w:themeColor="text1"/>
                 <w:szCs w:val="20"/>
               </w:rPr>
               <w:drawing>
-                <wp:inline distT="0" distB="0" distL="0" distR="0" wp14:anchorId="757E5DC2" wp14:editId="0BDFC055">
-                  <wp:extent cx="3981655" cy="2927500"/>
-                  <wp:effectExtent l="0" t="0" r="0" b="6350"/>
-                  <wp:docPr id="1554210147" name="그림 1"/>
+                <wp:inline distT="0" distB="0" distL="0" distR="0" wp14:anchorId="49D1369B" wp14:editId="415F7BCB">
+                  <wp:extent cx="3235498" cy="3866780"/>
+                  <wp:effectExtent l="0" t="0" r="3175" b="635"/>
+                  <wp:docPr id="7" name="Picture 7"/>
                   <wp:cNvGraphicFramePr>
                     <a:graphicFrameLocks xmlns:a="http://schemas.openxmlformats.org/drawingml/2006/main" noChangeAspect="1"/>
                   </wp:cNvGraphicFramePr>
@@ -8940,23 +8964,33 @@
                     <a:graphicData uri="http://schemas.openxmlformats.org/drawingml/2006/picture">
                       <pic:pic xmlns:pic="http://schemas.openxmlformats.org/drawingml/2006/picture">
                         <pic:nvPicPr>
-                          <pic:cNvPr id="1554210147" name=""/>
-                          <pic:cNvPicPr/>
+                          <pic:cNvPr id="0" name="Picture 2"/>
+                          <pic:cNvPicPr>
+                            <a:picLocks noChangeAspect="1" noChangeArrowheads="1"/>
+                          </pic:cNvPicPr>
                         </pic:nvPicPr>
                         <pic:blipFill>
-                          <a:blip r:embed="rId15"/>
+                          <a:blip r:embed="rId15">
+                            <a:extLst>
+                              <a:ext uri="{28A0092B-C50C-407E-A947-70E740481C1C}">
+                                <a14:useLocalDpi xmlns:a14="http://schemas.microsoft.com/office/drawing/2010/main" val="0"/>
+                              </a:ext>
+                            </a:extLst>
+                          </a:blip>
+                          <a:srcRect/>
                           <a:stretch>
                             <a:fillRect/>
                           </a:stretch>
                         </pic:blipFill>
-                        <pic:spPr>
+                        <pic:spPr bwMode="auto">
                           <a:xfrm>
                             <a:off x="0" y="0"/>
-                            <a:ext cx="3981655" cy="2927500"/>
+                            <a:ext cx="3245081" cy="3878233"/>
                           </a:xfrm>
                           <a:prstGeom prst="rect">
                             <a:avLst/>
                           </a:prstGeom>
+                          <a:noFill/>
                         </pic:spPr>
                       </pic:pic>
                     </a:graphicData>
@@ -9041,10 +9075,105 @@
                 <w:szCs w:val="20"/>
               </w:rPr>
             </w:pPr>
+            <w:r>
+              <w:rPr>
+                <w:rFonts w:asciiTheme="minorEastAsia" w:hAnsiTheme="minorEastAsia" w:cs="Arial"/>
+                <w:b/>
+                <w:szCs w:val="20"/>
+              </w:rPr>
+              <w:t xml:space="preserve">f) </w:t>
+            </w:r>
+            <w:r>
+              <w:rPr>
+                <w:rFonts w:asciiTheme="minorEastAsia" w:hAnsiTheme="minorEastAsia" w:cs="Arial" w:hint="eastAsia"/>
+                <w:b/>
+                <w:szCs w:val="20"/>
+              </w:rPr>
+              <w:t>방어 설계</w:t>
+            </w:r>
+          </w:p>
+          <w:p>
+            <w:pPr>
+              <w:pStyle w:val="a3"/>
+              <w:wordWrap/>
+              <w:rPr>
+                <w:rFonts w:asciiTheme="minorEastAsia" w:hAnsiTheme="minorEastAsia" w:cs="Arial"/>
+                <w:b/>
+                <w:szCs w:val="20"/>
+              </w:rPr>
+            </w:pPr>
+            <w:r>
+              <w:rPr>
+                <w:rFonts w:asciiTheme="minorEastAsia" w:hAnsiTheme="minorEastAsia" w:cs="Arial"/>
+                <w:b/>
+                <w:szCs w:val="20"/>
+              </w:rPr>
+              <w:t xml:space="preserve">  </w:t>
+            </w:r>
+            <w:r>
+              <w:rPr>
+                <w:rFonts w:asciiTheme="minorEastAsia" w:hAnsiTheme="minorEastAsia" w:cs="Arial" w:hint="eastAsia"/>
+                <w:b/>
+                <w:szCs w:val="20"/>
+              </w:rPr>
+              <w:t>환자 이름을 입력하지 않거나</w:t>
+            </w:r>
+            <w:r>
+              <w:rPr>
+                <w:rFonts w:asciiTheme="minorEastAsia" w:hAnsiTheme="minorEastAsia" w:cs="Arial"/>
+                <w:b/>
+                <w:szCs w:val="20"/>
+              </w:rPr>
+              <w:t xml:space="preserve"> Motor </w:t>
+            </w:r>
+            <w:r>
+              <w:rPr>
+                <w:rFonts w:asciiTheme="minorEastAsia" w:hAnsiTheme="minorEastAsia" w:cs="Arial" w:hint="eastAsia"/>
+                <w:b/>
+                <w:szCs w:val="20"/>
+              </w:rPr>
+              <w:t>연결 상태가 정상적이지 않은 경우 영상 촬영 기능이 동작하지 않도록 한다.</w:t>
+            </w:r>
           </w:p>
         </w:tc>
       </w:tr>
     </w:tbl>
+    <w:p>
+      <w:pPr>
+        <w:widowControl/>
+        <w:wordWrap/>
+        <w:autoSpaceDE/>
+        <w:autoSpaceDN/>
+        <w:spacing w:line="240" w:lineRule="auto"/>
+        <w:outlineLvl w:val="0"/>
+        <w:rPr>
+          <w:rFonts w:ascii="Arial" w:hAnsi="Arial" w:cs="Arial"/>
+          <w:b/>
+          <w:sz w:val="24"/>
+        </w:rPr>
+      </w:pPr>
+    </w:p>
+    <w:p>
+      <w:pPr>
+        <w:widowControl/>
+        <w:wordWrap/>
+        <w:autoSpaceDE/>
+        <w:autoSpaceDN/>
+        <w:rPr>
+          <w:rFonts w:ascii="Arial" w:hAnsi="Arial" w:cs="Arial"/>
+          <w:b/>
+          <w:sz w:val="24"/>
+        </w:rPr>
+      </w:pPr>
+      <w:r>
+        <w:rPr>
+          <w:rFonts w:ascii="Arial" w:hAnsi="Arial" w:cs="Arial"/>
+          <w:b/>
+          <w:sz w:val="24"/>
+        </w:rPr>
+        <w:br w:type="page"/>
+      </w:r>
+    </w:p>
     <w:p>
       <w:pPr>
         <w:widowControl/>
@@ -9115,7 +9244,6 @@
                 <w:b/>
                 <w:szCs w:val="20"/>
               </w:rPr>
-              <w:lastRenderedPageBreak/>
               <w:t>SDS ID</w:t>
             </w:r>
           </w:p>
@@ -9141,6 +9269,14 @@
             </w:pPr>
             <w:r>
               <w:rPr>
+                <w:rFonts w:asciiTheme="minorEastAsia" w:hAnsiTheme="minorEastAsia" w:cs="Arial" w:hint="eastAsia"/>
+                <w:b/>
+                <w:szCs w:val="20"/>
+              </w:rPr>
+              <w:t>SD</w:t>
+            </w:r>
+            <w:r>
+              <w:rPr>
                 <w:rFonts w:asciiTheme="minorEastAsia" w:hAnsiTheme="minorEastAsia" w:cs="Arial"/>
                 <w:b/>
                 <w:szCs w:val="20"/>
@@ -9153,63 +9289,34 @@
                 <w:b/>
                 <w:szCs w:val="20"/>
               </w:rPr>
-              <w:t>D</w:t>
-            </w:r>
-            <w:r>
-              <w:rPr>
-                <w:rFonts w:asciiTheme="minorEastAsia" w:hAnsiTheme="minorEastAsia" w:cs="Arial"/>
-                <w:b/>
-                <w:szCs w:val="20"/>
-              </w:rPr>
-              <w:t>S-016, S</w:t>
-            </w:r>
-            <w:r>
-              <w:rPr>
-                <w:rFonts w:asciiTheme="minorEastAsia" w:hAnsiTheme="minorEastAsia" w:cs="Arial"/>
-                <w:b/>
-                <w:szCs w:val="20"/>
-              </w:rPr>
-              <w:t>D</w:t>
-            </w:r>
-            <w:r>
-              <w:rPr>
-                <w:rFonts w:asciiTheme="minorEastAsia" w:hAnsiTheme="minorEastAsia" w:cs="Arial"/>
-                <w:b/>
-                <w:szCs w:val="20"/>
-              </w:rPr>
-              <w:t>S-017, S</w:t>
-            </w:r>
-            <w:r>
-              <w:rPr>
-                <w:rFonts w:asciiTheme="minorEastAsia" w:hAnsiTheme="minorEastAsia" w:cs="Arial"/>
-                <w:b/>
-                <w:szCs w:val="20"/>
-              </w:rPr>
-              <w:t>D</w:t>
-            </w:r>
-            <w:r>
-              <w:rPr>
-                <w:rFonts w:asciiTheme="minorEastAsia" w:hAnsiTheme="minorEastAsia" w:cs="Arial"/>
-                <w:b/>
-                <w:szCs w:val="20"/>
-              </w:rPr>
-              <w:t>S-018, S</w:t>
-            </w:r>
-            <w:r>
-              <w:rPr>
-                <w:rFonts w:asciiTheme="minorEastAsia" w:hAnsiTheme="minorEastAsia" w:cs="Arial"/>
-                <w:b/>
-                <w:szCs w:val="20"/>
-              </w:rPr>
-              <w:t>D</w:t>
-            </w:r>
-            <w:r>
-              <w:rPr>
-                <w:rFonts w:asciiTheme="minorEastAsia" w:hAnsiTheme="minorEastAsia" w:cs="Arial"/>
-                <w:b/>
-                <w:szCs w:val="20"/>
-              </w:rPr>
-              <w:t>S-019</w:t>
+              <w:t>-</w:t>
+            </w:r>
+            <w:r>
+              <w:rPr>
+                <w:rFonts w:asciiTheme="minorEastAsia" w:hAnsiTheme="minorEastAsia" w:cs="Arial"/>
+                <w:b/>
+                <w:szCs w:val="20"/>
+              </w:rPr>
+              <w:t>019, SDS-020, SDS-021, SDS-022,</w:t>
+            </w:r>
+          </w:p>
+          <w:p>
+            <w:pPr>
+              <w:pStyle w:val="a3"/>
+              <w:wordWrap/>
+              <w:rPr>
+                <w:rFonts w:asciiTheme="minorEastAsia" w:hAnsiTheme="minorEastAsia" w:cs="Arial"/>
+                <w:b/>
+                <w:szCs w:val="20"/>
+              </w:rPr>
+            </w:pPr>
+            <w:r>
+              <w:rPr>
+                <w:rFonts w:asciiTheme="minorEastAsia" w:hAnsiTheme="minorEastAsia" w:cs="Arial"/>
+                <w:b/>
+                <w:szCs w:val="20"/>
+              </w:rPr>
+              <w:t>SDS-023, SDS-024</w:t>
             </w:r>
           </w:p>
         </w:tc>
@@ -9239,7 +9346,7 @@
                 <w:b/>
                 <w:szCs w:val="20"/>
               </w:rPr>
-              <w:t>Image Processing</w:t>
+              <w:t>Device Control Module</w:t>
             </w:r>
           </w:p>
         </w:tc>
@@ -9333,7 +9440,42 @@
                 <w:b/>
                 <w:szCs w:val="20"/>
               </w:rPr>
-              <w:t>SRS-016, SRS-017, SRS-018, SRS-019</w:t>
+              <w:t xml:space="preserve">SRS-09, </w:t>
+            </w:r>
+            <w:r>
+              <w:rPr>
+                <w:rFonts w:asciiTheme="minorEastAsia" w:hAnsiTheme="minorEastAsia" w:cs="Arial"/>
+                <w:b/>
+                <w:szCs w:val="20"/>
+              </w:rPr>
+              <w:t>SRS-</w:t>
+            </w:r>
+            <w:r>
+              <w:rPr>
+                <w:rFonts w:asciiTheme="minorEastAsia" w:hAnsiTheme="minorEastAsia" w:cs="Arial"/>
+                <w:b/>
+                <w:szCs w:val="20"/>
+              </w:rPr>
+              <w:t>12, SRS-13, SRS-14, SRS-15,</w:t>
+            </w:r>
+          </w:p>
+          <w:p>
+            <w:pPr>
+              <w:pStyle w:val="a3"/>
+              <w:wordWrap/>
+              <w:rPr>
+                <w:rFonts w:asciiTheme="minorEastAsia" w:hAnsiTheme="minorEastAsia" w:cs="Arial"/>
+                <w:b/>
+                <w:szCs w:val="20"/>
+              </w:rPr>
+            </w:pPr>
+            <w:r>
+              <w:rPr>
+                <w:rFonts w:asciiTheme="minorEastAsia" w:hAnsiTheme="minorEastAsia" w:cs="Arial"/>
+                <w:b/>
+                <w:szCs w:val="20"/>
+              </w:rPr>
+              <w:t>SRS-16, SRS-23</w:t>
             </w:r>
           </w:p>
         </w:tc>
@@ -9378,11 +9520,11 @@
             </w:pPr>
             <w:r>
               <w:rPr>
-                <w:rFonts w:asciiTheme="minorEastAsia" w:hAnsiTheme="minorEastAsia" w:cs="Arial" w:hint="eastAsia"/>
-                <w:b/>
-                <w:szCs w:val="20"/>
-              </w:rPr>
-              <w:t>A</w:t>
+                <w:rFonts w:asciiTheme="minorEastAsia" w:hAnsiTheme="minorEastAsia" w:cs="Arial"/>
+                <w:b/>
+                <w:szCs w:val="20"/>
+              </w:rPr>
+              <w:t>B</w:t>
             </w:r>
           </w:p>
         </w:tc>
@@ -9456,15 +9598,15 @@
                 <w:b/>
                 <w:szCs w:val="20"/>
               </w:rPr>
-              <w:t>U</w:t>
-            </w:r>
-            <w:r>
-              <w:rPr>
-                <w:rFonts w:asciiTheme="minorEastAsia" w:hAnsiTheme="minorEastAsia" w:cs="Arial"/>
-                <w:b/>
-                <w:szCs w:val="20"/>
-              </w:rPr>
-              <w:t>I</w:t>
+              <w:t xml:space="preserve">연결된 </w:t>
+            </w:r>
+            <w:r>
+              <w:rPr>
+                <w:rFonts w:asciiTheme="minorEastAsia" w:hAnsiTheme="minorEastAsia" w:cs="Arial"/>
+                <w:b/>
+                <w:szCs w:val="20"/>
+              </w:rPr>
+              <w:t xml:space="preserve">Rotary Junction, Linear Stage </w:t>
             </w:r>
             <w:r>
               <w:rPr>
@@ -9472,15 +9614,15 @@
                 <w:b/>
                 <w:szCs w:val="20"/>
               </w:rPr>
-              <w:t xml:space="preserve"> </w:t>
-            </w:r>
-            <w:r>
-              <w:rPr>
-                <w:rFonts w:asciiTheme="minorEastAsia" w:hAnsiTheme="minorEastAsia" w:cs="Arial"/>
-                <w:b/>
-                <w:szCs w:val="20"/>
-              </w:rPr>
-              <w:t xml:space="preserve">Image </w:t>
+              <w:t xml:space="preserve">및 </w:t>
+            </w:r>
+            <w:r>
+              <w:rPr>
+                <w:rFonts w:asciiTheme="minorEastAsia" w:hAnsiTheme="minorEastAsia" w:cs="Arial"/>
+                <w:b/>
+                <w:szCs w:val="20"/>
+              </w:rPr>
+              <w:t xml:space="preserve">Shutter </w:t>
             </w:r>
             <w:r>
               <w:rPr>
@@ -9488,37 +9630,14 @@
                 <w:b/>
                 <w:szCs w:val="20"/>
               </w:rPr>
-              <w:t>항목 생성</w:t>
-            </w:r>
-            <w:r>
-              <w:rPr>
-                <w:rFonts w:asciiTheme="minorEastAsia" w:hAnsiTheme="minorEastAsia" w:cs="Arial" w:hint="eastAsia"/>
-                <w:b/>
-                <w:szCs w:val="20"/>
-              </w:rPr>
-              <w:t xml:space="preserve"> 및 </w:t>
-            </w:r>
-            <w:r>
-              <w:rPr>
-                <w:rFonts w:asciiTheme="minorEastAsia" w:hAnsiTheme="minorEastAsia" w:cs="Arial"/>
-                <w:b/>
-                <w:szCs w:val="20"/>
-              </w:rPr>
-              <w:t xml:space="preserve">Standard Image </w:t>
-            </w:r>
-            <w:r>
-              <w:rPr>
-                <w:rFonts w:asciiTheme="minorEastAsia" w:hAnsiTheme="minorEastAsia" w:cs="Arial" w:hint="eastAsia"/>
-                <w:b/>
-                <w:szCs w:val="20"/>
-              </w:rPr>
-              <w:t>변환 처리</w:t>
+              <w:t>등을 제어</w:t>
             </w:r>
           </w:p>
           <w:p>
             <w:pPr>
               <w:pStyle w:val="a3"/>
               <w:wordWrap/>
+              <w:jc w:val="center"/>
               <w:rPr>
                 <w:rFonts w:asciiTheme="minorEastAsia" w:hAnsiTheme="minorEastAsia" w:cs="Arial"/>
                 <w:b/>
@@ -9533,10 +9652,10 @@
                 <w:szCs w:val="20"/>
               </w:rPr>
               <w:drawing>
-                <wp:inline distT="0" distB="0" distL="0" distR="0" wp14:anchorId="0F1B5435" wp14:editId="267A273C">
-                  <wp:extent cx="5594638" cy="5499383"/>
-                  <wp:effectExtent l="0" t="0" r="6350" b="6350"/>
-                  <wp:docPr id="946673367" name="그림 1"/>
+                <wp:inline distT="0" distB="0" distL="0" distR="0" wp14:anchorId="6A13D7CA" wp14:editId="193943BB">
+                  <wp:extent cx="3788862" cy="3138170"/>
+                  <wp:effectExtent l="0" t="0" r="2540" b="5080"/>
+                  <wp:docPr id="5" name="Picture 5"/>
                   <wp:cNvGraphicFramePr>
                     <a:graphicFrameLocks xmlns:a="http://schemas.openxmlformats.org/drawingml/2006/main" noChangeAspect="1"/>
                   </wp:cNvGraphicFramePr>
@@ -9544,23 +9663,33 @@
                     <a:graphicData uri="http://schemas.openxmlformats.org/drawingml/2006/picture">
                       <pic:pic xmlns:pic="http://schemas.openxmlformats.org/drawingml/2006/picture">
                         <pic:nvPicPr>
-                          <pic:cNvPr id="946673367" name=""/>
-                          <pic:cNvPicPr/>
+                          <pic:cNvPr id="0" name="Picture 3"/>
+                          <pic:cNvPicPr>
+                            <a:picLocks noChangeAspect="1" noChangeArrowheads="1"/>
+                          </pic:cNvPicPr>
                         </pic:nvPicPr>
                         <pic:blipFill>
-                          <a:blip r:embed="rId16"/>
+                          <a:blip r:embed="rId16">
+                            <a:extLst>
+                              <a:ext uri="{28A0092B-C50C-407E-A947-70E740481C1C}">
+                                <a14:useLocalDpi xmlns:a14="http://schemas.microsoft.com/office/drawing/2010/main" val="0"/>
+                              </a:ext>
+                            </a:extLst>
+                          </a:blip>
+                          <a:srcRect/>
                           <a:stretch>
                             <a:fillRect/>
                           </a:stretch>
                         </pic:blipFill>
-                        <pic:spPr>
+                        <pic:spPr bwMode="auto">
                           <a:xfrm>
                             <a:off x="0" y="0"/>
-                            <a:ext cx="5594638" cy="5499383"/>
+                            <a:ext cx="3794291" cy="3142666"/>
                           </a:xfrm>
                           <a:prstGeom prst="rect">
                             <a:avLst/>
                           </a:prstGeom>
+                          <a:noFill/>
                         </pic:spPr>
                       </pic:pic>
                     </a:graphicData>
@@ -9665,6 +9794,42 @@
         </w:tc>
       </w:tr>
     </w:tbl>
+    <w:p>
+      <w:pPr>
+        <w:widowControl/>
+        <w:wordWrap/>
+        <w:autoSpaceDE/>
+        <w:autoSpaceDN/>
+        <w:spacing w:line="240" w:lineRule="auto"/>
+        <w:outlineLvl w:val="0"/>
+        <w:rPr>
+          <w:rFonts w:ascii="Arial" w:hAnsi="Arial" w:cs="Arial"/>
+          <w:b/>
+          <w:sz w:val="24"/>
+        </w:rPr>
+      </w:pPr>
+    </w:p>
+    <w:p>
+      <w:pPr>
+        <w:widowControl/>
+        <w:wordWrap/>
+        <w:autoSpaceDE/>
+        <w:autoSpaceDN/>
+        <w:rPr>
+          <w:rFonts w:ascii="Arial" w:hAnsi="Arial" w:cs="Arial"/>
+          <w:b/>
+          <w:sz w:val="24"/>
+        </w:rPr>
+      </w:pPr>
+      <w:r>
+        <w:rPr>
+          <w:rFonts w:ascii="Arial" w:hAnsi="Arial" w:cs="Arial"/>
+          <w:b/>
+          <w:sz w:val="24"/>
+        </w:rPr>
+        <w:br w:type="page"/>
+      </w:r>
+    </w:p>
     <w:p>
       <w:pPr>
         <w:widowControl/>
@@ -9760,6 +9925,14 @@
             </w:pPr>
             <w:r>
               <w:rPr>
+                <w:rFonts w:asciiTheme="minorEastAsia" w:hAnsiTheme="minorEastAsia" w:cs="Arial" w:hint="eastAsia"/>
+                <w:b/>
+                <w:szCs w:val="20"/>
+              </w:rPr>
+              <w:t>SD</w:t>
+            </w:r>
+            <w:r>
+              <w:rPr>
                 <w:rFonts w:asciiTheme="minorEastAsia" w:hAnsiTheme="minorEastAsia" w:cs="Arial"/>
                 <w:b/>
                 <w:szCs w:val="20"/>
@@ -9772,15 +9945,34 @@
                 <w:b/>
                 <w:szCs w:val="20"/>
               </w:rPr>
-              <w:t>D</w:t>
-            </w:r>
-            <w:r>
-              <w:rPr>
-                <w:rFonts w:asciiTheme="minorEastAsia" w:hAnsiTheme="minorEastAsia" w:cs="Arial"/>
-                <w:b/>
-                <w:szCs w:val="20"/>
-              </w:rPr>
-              <w:t>S-020</w:t>
+              <w:t>-</w:t>
+            </w:r>
+            <w:r>
+              <w:rPr>
+                <w:rFonts w:asciiTheme="minorEastAsia" w:hAnsiTheme="minorEastAsia" w:cs="Arial"/>
+                <w:b/>
+                <w:szCs w:val="20"/>
+              </w:rPr>
+              <w:t>025, SDS-026, SDS-027, SDS-028,</w:t>
+            </w:r>
+          </w:p>
+          <w:p>
+            <w:pPr>
+              <w:pStyle w:val="a3"/>
+              <w:wordWrap/>
+              <w:rPr>
+                <w:rFonts w:asciiTheme="minorEastAsia" w:hAnsiTheme="minorEastAsia" w:cs="Arial"/>
+                <w:b/>
+                <w:szCs w:val="20"/>
+              </w:rPr>
+            </w:pPr>
+            <w:r>
+              <w:rPr>
+                <w:rFonts w:asciiTheme="minorEastAsia" w:hAnsiTheme="minorEastAsia" w:cs="Arial"/>
+                <w:b/>
+                <w:szCs w:val="20"/>
+              </w:rPr>
+              <w:t>SDS-029, SDS-030</w:t>
             </w:r>
           </w:p>
         </w:tc>
@@ -9810,7 +10002,7 @@
                 <w:b/>
                 <w:szCs w:val="20"/>
               </w:rPr>
-              <w:t>DICOM Processing</w:t>
+              <w:t>Simulation Module</w:t>
             </w:r>
           </w:p>
         </w:tc>
@@ -9904,7 +10096,26 @@
                 <w:b/>
                 <w:szCs w:val="20"/>
               </w:rPr>
-              <w:t>SRS-020</w:t>
+              <w:t>SRS-09, SRS-12, SRS-13, SRS-14, SRS-15,</w:t>
+            </w:r>
+          </w:p>
+          <w:p>
+            <w:pPr>
+              <w:pStyle w:val="a3"/>
+              <w:wordWrap/>
+              <w:rPr>
+                <w:rFonts w:asciiTheme="minorEastAsia" w:hAnsiTheme="minorEastAsia" w:cs="Arial"/>
+                <w:b/>
+                <w:szCs w:val="20"/>
+              </w:rPr>
+            </w:pPr>
+            <w:r>
+              <w:rPr>
+                <w:rFonts w:asciiTheme="minorEastAsia" w:hAnsiTheme="minorEastAsia" w:cs="Arial"/>
+                <w:b/>
+                <w:szCs w:val="20"/>
+              </w:rPr>
+              <w:t>SRS-16, SRS-23</w:t>
             </w:r>
           </w:p>
         </w:tc>
@@ -9949,11 +10160,11 @@
             </w:pPr>
             <w:r>
               <w:rPr>
-                <w:rFonts w:asciiTheme="minorEastAsia" w:hAnsiTheme="minorEastAsia" w:cs="Arial" w:hint="eastAsia"/>
-                <w:b/>
-                <w:szCs w:val="20"/>
-              </w:rPr>
-              <w:t>A</w:t>
+                <w:rFonts w:asciiTheme="minorEastAsia" w:hAnsiTheme="minorEastAsia" w:cs="Arial"/>
+                <w:b/>
+                <w:szCs w:val="20"/>
+              </w:rPr>
+              <w:t>B</w:t>
             </w:r>
           </w:p>
         </w:tc>
@@ -10027,15 +10238,15 @@
                 <w:b/>
                 <w:szCs w:val="20"/>
               </w:rPr>
-              <w:t>D</w:t>
-            </w:r>
-            <w:r>
-              <w:rPr>
-                <w:rFonts w:asciiTheme="minorEastAsia" w:hAnsiTheme="minorEastAsia" w:cs="Arial"/>
-                <w:b/>
-                <w:szCs w:val="20"/>
-              </w:rPr>
-              <w:t>ICOM Image</w:t>
+              <w:t xml:space="preserve">저장된 </w:t>
+            </w:r>
+            <w:r>
+              <w:rPr>
+                <w:rFonts w:asciiTheme="minorEastAsia" w:hAnsiTheme="minorEastAsia" w:cs="Arial"/>
+                <w:b/>
+                <w:szCs w:val="20"/>
+              </w:rPr>
+              <w:t xml:space="preserve">OCT </w:t>
             </w:r>
             <w:r>
               <w:rPr>
@@ -10043,29 +10254,14 @@
                 <w:b/>
                 <w:szCs w:val="20"/>
               </w:rPr>
-              <w:t>로 변환</w:t>
-            </w:r>
-            <w:r>
-              <w:rPr>
-                <w:rFonts w:asciiTheme="minorEastAsia" w:hAnsiTheme="minorEastAsia" w:cs="Arial"/>
-                <w:b/>
-                <w:szCs w:val="20"/>
-              </w:rPr>
-              <w:t xml:space="preserve"> </w:t>
-            </w:r>
-            <w:r>
-              <w:rPr>
-                <w:rFonts w:asciiTheme="minorEastAsia" w:hAnsiTheme="minorEastAsia" w:cs="Arial" w:hint="eastAsia"/>
-                <w:b/>
-                <w:szCs w:val="20"/>
-              </w:rPr>
-              <w:t>처리</w:t>
+              <w:t>데이터를 통해 촬영한 영상을 리뷰한다.</w:t>
             </w:r>
           </w:p>
           <w:p>
             <w:pPr>
               <w:pStyle w:val="a3"/>
               <w:wordWrap/>
+              <w:jc w:val="center"/>
               <w:rPr>
                 <w:rFonts w:asciiTheme="minorEastAsia" w:hAnsiTheme="minorEastAsia" w:cs="Arial"/>
                 <w:b/>
@@ -10079,12 +10275,11 @@
                 <w:noProof/>
                 <w:szCs w:val="20"/>
               </w:rPr>
-              <w:lastRenderedPageBreak/>
               <w:drawing>
-                <wp:inline distT="0" distB="0" distL="0" distR="0" wp14:anchorId="03BDFAB1" wp14:editId="2A46F84C">
-                  <wp:extent cx="2121009" cy="2482978"/>
+                <wp:inline distT="0" distB="0" distL="0" distR="0" wp14:anchorId="4F096CA1" wp14:editId="010DE24B">
+                  <wp:extent cx="3889670" cy="2617470"/>
                   <wp:effectExtent l="0" t="0" r="0" b="0"/>
-                  <wp:docPr id="649524405" name="그림 1"/>
+                  <wp:docPr id="9" name="Picture 9"/>
                   <wp:cNvGraphicFramePr>
                     <a:graphicFrameLocks xmlns:a="http://schemas.openxmlformats.org/drawingml/2006/main" noChangeAspect="1"/>
                   </wp:cNvGraphicFramePr>
@@ -10092,23 +10287,33 @@
                     <a:graphicData uri="http://schemas.openxmlformats.org/drawingml/2006/picture">
                       <pic:pic xmlns:pic="http://schemas.openxmlformats.org/drawingml/2006/picture">
                         <pic:nvPicPr>
-                          <pic:cNvPr id="649524405" name=""/>
-                          <pic:cNvPicPr/>
+                          <pic:cNvPr id="0" name="Picture 4"/>
+                          <pic:cNvPicPr>
+                            <a:picLocks noChangeAspect="1" noChangeArrowheads="1"/>
+                          </pic:cNvPicPr>
                         </pic:nvPicPr>
                         <pic:blipFill>
-                          <a:blip r:embed="rId17"/>
+                          <a:blip r:embed="rId17" cstate="print">
+                            <a:extLst>
+                              <a:ext uri="{28A0092B-C50C-407E-A947-70E740481C1C}">
+                                <a14:useLocalDpi xmlns:a14="http://schemas.microsoft.com/office/drawing/2010/main" val="0"/>
+                              </a:ext>
+                            </a:extLst>
+                          </a:blip>
+                          <a:srcRect/>
                           <a:stretch>
                             <a:fillRect/>
                           </a:stretch>
                         </pic:blipFill>
-                        <pic:spPr>
+                        <pic:spPr bwMode="auto">
                           <a:xfrm>
                             <a:off x="0" y="0"/>
-                            <a:ext cx="2121009" cy="2482978"/>
+                            <a:ext cx="3896941" cy="2622363"/>
                           </a:xfrm>
                           <a:prstGeom prst="rect">
                             <a:avLst/>
                           </a:prstGeom>
+                          <a:noFill/>
                         </pic:spPr>
                       </pic:pic>
                     </a:graphicData>
@@ -10153,7 +10358,6 @@
                 <w:b/>
                 <w:szCs w:val="20"/>
               </w:rPr>
-              <w:lastRenderedPageBreak/>
               <w:t xml:space="preserve">Architecture according to </w:t>
             </w:r>
             <w:r>
@@ -10214,6 +10418,42 @@
         </w:tc>
       </w:tr>
     </w:tbl>
+    <w:p>
+      <w:pPr>
+        <w:widowControl/>
+        <w:wordWrap/>
+        <w:autoSpaceDE/>
+        <w:autoSpaceDN/>
+        <w:spacing w:line="240" w:lineRule="auto"/>
+        <w:outlineLvl w:val="0"/>
+        <w:rPr>
+          <w:rFonts w:ascii="Arial" w:hAnsi="Arial" w:cs="Arial"/>
+          <w:b/>
+          <w:sz w:val="24"/>
+        </w:rPr>
+      </w:pPr>
+    </w:p>
+    <w:p>
+      <w:pPr>
+        <w:widowControl/>
+        <w:wordWrap/>
+        <w:autoSpaceDE/>
+        <w:autoSpaceDN/>
+        <w:rPr>
+          <w:rFonts w:ascii="Arial" w:hAnsi="Arial" w:cs="Arial"/>
+          <w:b/>
+          <w:sz w:val="24"/>
+        </w:rPr>
+      </w:pPr>
+      <w:r>
+        <w:rPr>
+          <w:rFonts w:ascii="Arial" w:hAnsi="Arial" w:cs="Arial"/>
+          <w:b/>
+          <w:sz w:val="24"/>
+        </w:rPr>
+        <w:br w:type="page"/>
+      </w:r>
+    </w:p>
     <w:p>
       <w:pPr>
         <w:widowControl/>
@@ -10245,49 +10485,15 @@
         <w:tblLook w:val="04A0" w:firstRow="1" w:lastRow="0" w:firstColumn="1" w:lastColumn="0" w:noHBand="0" w:noVBand="1"/>
       </w:tblPr>
       <w:tblGrid>
-        <w:gridCol w:w="1061"/>
         <w:gridCol w:w="4609"/>
-        <w:gridCol w:w="2405"/>
-        <w:gridCol w:w="1553"/>
-        <w:gridCol w:w="11"/>
+        <w:gridCol w:w="3486"/>
+        <w:gridCol w:w="1544"/>
       </w:tblGrid>
       <w:tr>
         <w:trPr>
-          <w:gridAfter w:val="1"/>
-          <w:wAfter w:w="11" w:type="dxa"/>
           <w:trHeight w:val="397"/>
           <w:jc w:val="center"/>
         </w:trPr>
-        <w:tc>
-          <w:tcPr>
-            <w:tcW w:w="1061" w:type="dxa"/>
-            <w:tcBorders>
-              <w:top w:val="single" w:sz="12" w:space="0" w:color="auto"/>
-              <w:left w:val="nil"/>
-            </w:tcBorders>
-            <w:shd w:val="clear" w:color="auto" w:fill="BFBFBF" w:themeFill="background1" w:themeFillShade="BF"/>
-            <w:vAlign w:val="center"/>
-          </w:tcPr>
-          <w:p>
-            <w:pPr>
-              <w:pStyle w:val="a3"/>
-              <w:wordWrap/>
-              <w:rPr>
-                <w:rFonts w:asciiTheme="minorEastAsia" w:hAnsiTheme="minorEastAsia" w:cs="Arial"/>
-                <w:b/>
-                <w:szCs w:val="20"/>
-              </w:rPr>
-            </w:pPr>
-            <w:r>
-              <w:rPr>
-                <w:rFonts w:asciiTheme="minorEastAsia" w:hAnsiTheme="minorEastAsia" w:cs="Arial"/>
-                <w:b/>
-                <w:szCs w:val="20"/>
-              </w:rPr>
-              <w:t>SDS ID</w:t>
-            </w:r>
-          </w:p>
-        </w:tc>
         <w:tc>
           <w:tcPr>
             <w:tcW w:w="4609" w:type="dxa"/>
@@ -10309,6 +10515,14 @@
             </w:pPr>
             <w:r>
               <w:rPr>
+                <w:rFonts w:asciiTheme="minorEastAsia" w:hAnsiTheme="minorEastAsia" w:cs="Arial" w:hint="eastAsia"/>
+                <w:b/>
+                <w:szCs w:val="20"/>
+              </w:rPr>
+              <w:t>SD</w:t>
+            </w:r>
+            <w:r>
+              <w:rPr>
                 <w:rFonts w:asciiTheme="minorEastAsia" w:hAnsiTheme="minorEastAsia" w:cs="Arial"/>
                 <w:b/>
                 <w:szCs w:val="20"/>
@@ -10321,117 +10535,21 @@
                 <w:b/>
                 <w:szCs w:val="20"/>
               </w:rPr>
-              <w:t>D</w:t>
-            </w:r>
-            <w:r>
-              <w:rPr>
-                <w:rFonts w:asciiTheme="minorEastAsia" w:hAnsiTheme="minorEastAsia" w:cs="Arial"/>
-                <w:b/>
-                <w:szCs w:val="20"/>
-              </w:rPr>
-              <w:t>S-021, S</w:t>
-            </w:r>
-            <w:r>
-              <w:rPr>
-                <w:rFonts w:asciiTheme="minorEastAsia" w:hAnsiTheme="minorEastAsia" w:cs="Arial"/>
-                <w:b/>
-                <w:szCs w:val="20"/>
-              </w:rPr>
-              <w:t>D</w:t>
-            </w:r>
-            <w:r>
-              <w:rPr>
-                <w:rFonts w:asciiTheme="minorEastAsia" w:hAnsiTheme="minorEastAsia" w:cs="Arial"/>
-                <w:b/>
-                <w:szCs w:val="20"/>
-              </w:rPr>
-              <w:t>S-022, S</w:t>
-            </w:r>
-            <w:r>
-              <w:rPr>
-                <w:rFonts w:asciiTheme="minorEastAsia" w:hAnsiTheme="minorEastAsia" w:cs="Arial"/>
-                <w:b/>
-                <w:szCs w:val="20"/>
-              </w:rPr>
-              <w:t>D</w:t>
-            </w:r>
-            <w:r>
-              <w:rPr>
-                <w:rFonts w:asciiTheme="minorEastAsia" w:hAnsiTheme="minorEastAsia" w:cs="Arial"/>
-                <w:b/>
-                <w:szCs w:val="20"/>
-              </w:rPr>
-              <w:t>S-023, S</w:t>
-            </w:r>
-            <w:r>
-              <w:rPr>
-                <w:rFonts w:asciiTheme="minorEastAsia" w:hAnsiTheme="minorEastAsia" w:cs="Arial"/>
-                <w:b/>
-                <w:szCs w:val="20"/>
-              </w:rPr>
-              <w:t>D</w:t>
-            </w:r>
-            <w:r>
-              <w:rPr>
-                <w:rFonts w:asciiTheme="minorEastAsia" w:hAnsiTheme="minorEastAsia" w:cs="Arial"/>
-                <w:b/>
-                <w:szCs w:val="20"/>
-              </w:rPr>
-              <w:t>S-024, S</w:t>
-            </w:r>
-            <w:r>
-              <w:rPr>
-                <w:rFonts w:asciiTheme="minorEastAsia" w:hAnsiTheme="minorEastAsia" w:cs="Arial"/>
-                <w:b/>
-                <w:szCs w:val="20"/>
-              </w:rPr>
-              <w:t>D</w:t>
-            </w:r>
-            <w:r>
-              <w:rPr>
-                <w:rFonts w:asciiTheme="minorEastAsia" w:hAnsiTheme="minorEastAsia" w:cs="Arial"/>
-                <w:b/>
-                <w:szCs w:val="20"/>
-              </w:rPr>
-              <w:t>S-025, S</w:t>
-            </w:r>
-            <w:r>
-              <w:rPr>
-                <w:rFonts w:asciiTheme="minorEastAsia" w:hAnsiTheme="minorEastAsia" w:cs="Arial"/>
-                <w:b/>
-                <w:szCs w:val="20"/>
-              </w:rPr>
-              <w:t>D</w:t>
-            </w:r>
-            <w:r>
-              <w:rPr>
-                <w:rFonts w:asciiTheme="minorEastAsia" w:hAnsiTheme="minorEastAsia" w:cs="Arial"/>
-                <w:b/>
-                <w:szCs w:val="20"/>
-              </w:rPr>
-              <w:t>S-026, S</w:t>
-            </w:r>
-            <w:r>
-              <w:rPr>
-                <w:rFonts w:asciiTheme="minorEastAsia" w:hAnsiTheme="minorEastAsia" w:cs="Arial"/>
-                <w:b/>
-                <w:szCs w:val="20"/>
-              </w:rPr>
-              <w:t>D</w:t>
-            </w:r>
-            <w:r>
-              <w:rPr>
-                <w:rFonts w:asciiTheme="minorEastAsia" w:hAnsiTheme="minorEastAsia" w:cs="Arial"/>
-                <w:b/>
-                <w:szCs w:val="20"/>
-              </w:rPr>
-              <w:t>S-027</w:t>
-            </w:r>
-          </w:p>
-        </w:tc>
-        <w:tc>
-          <w:tcPr>
-            <w:tcW w:w="2405" w:type="dxa"/>
+              <w:t>-</w:t>
+            </w:r>
+            <w:r>
+              <w:rPr>
+                <w:rFonts w:asciiTheme="minorEastAsia" w:hAnsiTheme="minorEastAsia" w:cs="Arial"/>
+                <w:b/>
+                <w:szCs w:val="20"/>
+              </w:rPr>
+              <w:t>001, SDS-031, SDS-032</w:t>
+            </w:r>
+          </w:p>
+        </w:tc>
+        <w:tc>
+          <w:tcPr>
+            <w:tcW w:w="3486" w:type="dxa"/>
             <w:vMerge w:val="restart"/>
             <w:tcBorders>
               <w:top w:val="single" w:sz="12" w:space="0" w:color="auto"/>
@@ -10455,13 +10573,13 @@
                 <w:b/>
                 <w:szCs w:val="20"/>
               </w:rPr>
-              <w:t>Signal Processing</w:t>
-            </w:r>
-          </w:p>
-        </w:tc>
-        <w:tc>
-          <w:tcPr>
-            <w:tcW w:w="1553" w:type="dxa"/>
+              <w:t>Save Calibration Data Module</w:t>
+            </w:r>
+          </w:p>
+        </w:tc>
+        <w:tc>
+          <w:tcPr>
+            <w:tcW w:w="1544" w:type="dxa"/>
             <w:tcBorders>
               <w:top w:val="single" w:sz="12" w:space="0" w:color="auto"/>
               <w:right w:val="nil"/>
@@ -10487,118 +10605,6 @@
                 <w:szCs w:val="20"/>
               </w:rPr>
               <w:t>Class</w:t>
-            </w:r>
-          </w:p>
-        </w:tc>
-      </w:tr>
-      <w:tr>
-        <w:trPr>
-          <w:gridAfter w:val="1"/>
-          <w:wAfter w:w="11" w:type="dxa"/>
-          <w:trHeight w:val="397"/>
-          <w:jc w:val="center"/>
-        </w:trPr>
-        <w:tc>
-          <w:tcPr>
-            <w:tcW w:w="1061" w:type="dxa"/>
-            <w:tcBorders>
-              <w:left w:val="nil"/>
-            </w:tcBorders>
-            <w:shd w:val="clear" w:color="auto" w:fill="BFBFBF" w:themeFill="background1" w:themeFillShade="BF"/>
-            <w:vAlign w:val="center"/>
-          </w:tcPr>
-          <w:p>
-            <w:pPr>
-              <w:pStyle w:val="a3"/>
-              <w:wordWrap/>
-              <w:rPr>
-                <w:rFonts w:asciiTheme="minorEastAsia" w:hAnsiTheme="minorEastAsia" w:cs="Arial"/>
-                <w:b/>
-                <w:szCs w:val="20"/>
-              </w:rPr>
-            </w:pPr>
-            <w:r>
-              <w:rPr>
-                <w:rFonts w:asciiTheme="minorEastAsia" w:hAnsiTheme="minorEastAsia" w:cs="Arial"/>
-                <w:b/>
-                <w:szCs w:val="20"/>
-              </w:rPr>
-              <w:t>SRS ID</w:t>
-            </w:r>
-          </w:p>
-        </w:tc>
-        <w:tc>
-          <w:tcPr>
-            <w:tcW w:w="4609" w:type="dxa"/>
-            <w:shd w:val="clear" w:color="auto" w:fill="auto"/>
-            <w:vAlign w:val="center"/>
-          </w:tcPr>
-          <w:p>
-            <w:pPr>
-              <w:pStyle w:val="a3"/>
-              <w:wordWrap/>
-              <w:rPr>
-                <w:rFonts w:asciiTheme="minorEastAsia" w:hAnsiTheme="minorEastAsia" w:cs="Arial"/>
-                <w:b/>
-                <w:szCs w:val="20"/>
-              </w:rPr>
-            </w:pPr>
-            <w:r>
-              <w:rPr>
-                <w:rFonts w:asciiTheme="minorEastAsia" w:hAnsiTheme="minorEastAsia" w:cs="Arial"/>
-                <w:b/>
-                <w:szCs w:val="20"/>
-              </w:rPr>
-              <w:t>SRS-021, SRS-022, SRS-023, SRS-024, SRS-025, SRS-026, SRS-027</w:t>
-            </w:r>
-          </w:p>
-        </w:tc>
-        <w:tc>
-          <w:tcPr>
-            <w:tcW w:w="2405" w:type="dxa"/>
-            <w:vMerge/>
-            <w:shd w:val="clear" w:color="auto" w:fill="auto"/>
-            <w:vAlign w:val="center"/>
-          </w:tcPr>
-          <w:p>
-            <w:pPr>
-              <w:pStyle w:val="a3"/>
-              <w:wordWrap/>
-              <w:rPr>
-                <w:rFonts w:asciiTheme="minorEastAsia" w:hAnsiTheme="minorEastAsia" w:cs="Arial"/>
-                <w:b/>
-                <w:szCs w:val="20"/>
-              </w:rPr>
-            </w:pPr>
-          </w:p>
-        </w:tc>
-        <w:tc>
-          <w:tcPr>
-            <w:tcW w:w="1553" w:type="dxa"/>
-            <w:tcBorders>
-              <w:right w:val="nil"/>
-            </w:tcBorders>
-            <w:shd w:val="clear" w:color="auto" w:fill="auto"/>
-            <w:vAlign w:val="center"/>
-          </w:tcPr>
-          <w:p>
-            <w:pPr>
-              <w:pStyle w:val="a3"/>
-              <w:wordWrap/>
-              <w:jc w:val="center"/>
-              <w:rPr>
-                <w:rFonts w:asciiTheme="minorEastAsia" w:hAnsiTheme="minorEastAsia" w:cs="Arial"/>
-                <w:b/>
-                <w:szCs w:val="20"/>
-              </w:rPr>
-            </w:pPr>
-            <w:r>
-              <w:rPr>
-                <w:rFonts w:asciiTheme="minorEastAsia" w:hAnsiTheme="minorEastAsia" w:cs="Arial" w:hint="eastAsia"/>
-                <w:b/>
-                <w:szCs w:val="20"/>
-              </w:rPr>
-              <w:t>A</w:t>
             </w:r>
           </w:p>
         </w:tc>
@@ -10610,32 +10616,84 @@
         </w:trPr>
         <w:tc>
           <w:tcPr>
-            <w:tcW w:w="9639" w:type="dxa"/>
-            <w:gridSpan w:val="5"/>
+            <w:tcW w:w="4609" w:type="dxa"/>
+            <w:shd w:val="clear" w:color="auto" w:fill="auto"/>
+            <w:vAlign w:val="center"/>
+          </w:tcPr>
+          <w:p>
+            <w:pPr>
+              <w:pStyle w:val="a3"/>
+              <w:wordWrap/>
+              <w:rPr>
+                <w:rFonts w:asciiTheme="minorEastAsia" w:hAnsiTheme="minorEastAsia" w:cs="Arial"/>
+                <w:b/>
+                <w:szCs w:val="20"/>
+              </w:rPr>
+            </w:pPr>
+            <w:r>
+              <w:rPr>
+                <w:rFonts w:asciiTheme="minorEastAsia" w:hAnsiTheme="minorEastAsia" w:cs="Arial"/>
+                <w:b/>
+                <w:szCs w:val="20"/>
+              </w:rPr>
+              <w:t>SRS-</w:t>
+            </w:r>
+            <w:r>
+              <w:rPr>
+                <w:rFonts w:asciiTheme="minorEastAsia" w:hAnsiTheme="minorEastAsia" w:cs="Arial"/>
+                <w:b/>
+                <w:szCs w:val="20"/>
+              </w:rPr>
+              <w:t>14, SRS-27</w:t>
+            </w:r>
+          </w:p>
+        </w:tc>
+        <w:tc>
+          <w:tcPr>
+            <w:tcW w:w="3486" w:type="dxa"/>
+            <w:vMerge/>
+            <w:shd w:val="clear" w:color="auto" w:fill="auto"/>
+            <w:vAlign w:val="center"/>
+          </w:tcPr>
+          <w:p>
+            <w:pPr>
+              <w:pStyle w:val="a3"/>
+              <w:wordWrap/>
+              <w:rPr>
+                <w:rFonts w:asciiTheme="minorEastAsia" w:hAnsiTheme="minorEastAsia" w:cs="Arial"/>
+                <w:b/>
+                <w:szCs w:val="20"/>
+              </w:rPr>
+            </w:pPr>
+          </w:p>
+        </w:tc>
+        <w:tc>
+          <w:tcPr>
+            <w:tcW w:w="1544" w:type="dxa"/>
             <w:tcBorders>
-              <w:left w:val="nil"/>
               <w:right w:val="nil"/>
             </w:tcBorders>
-            <w:shd w:val="clear" w:color="auto" w:fill="BFBFBF" w:themeFill="background1" w:themeFillShade="BF"/>
+            <w:shd w:val="clear" w:color="auto" w:fill="auto"/>
             <w:vAlign w:val="center"/>
           </w:tcPr>
           <w:p>
             <w:pPr>
               <w:pStyle w:val="a3"/>
               <w:wordWrap/>
-              <w:rPr>
-                <w:rFonts w:asciiTheme="minorEastAsia" w:hAnsiTheme="minorEastAsia" w:cs="Arial"/>
-                <w:b/>
-                <w:szCs w:val="20"/>
-              </w:rPr>
-            </w:pPr>
-            <w:r>
-              <w:rPr>
-                <w:rFonts w:asciiTheme="minorEastAsia" w:hAnsiTheme="minorEastAsia" w:cs="Arial"/>
-                <w:b/>
-                <w:szCs w:val="20"/>
-              </w:rPr>
-              <w:t>SDS description</w:t>
+              <w:jc w:val="center"/>
+              <w:rPr>
+                <w:rFonts w:asciiTheme="minorEastAsia" w:hAnsiTheme="minorEastAsia" w:cs="Arial"/>
+                <w:b/>
+                <w:szCs w:val="20"/>
+              </w:rPr>
+            </w:pPr>
+            <w:r>
+              <w:rPr>
+                <w:rFonts w:asciiTheme="minorEastAsia" w:hAnsiTheme="minorEastAsia" w:cs="Arial"/>
+                <w:b/>
+                <w:szCs w:val="20"/>
+              </w:rPr>
+              <w:t>B</w:t>
             </w:r>
           </w:p>
         </w:tc>
@@ -10648,7 +10706,44 @@
         <w:tc>
           <w:tcPr>
             <w:tcW w:w="9639" w:type="dxa"/>
-            <w:gridSpan w:val="5"/>
+            <w:gridSpan w:val="3"/>
+            <w:tcBorders>
+              <w:left w:val="nil"/>
+              <w:right w:val="nil"/>
+            </w:tcBorders>
+            <w:shd w:val="clear" w:color="auto" w:fill="BFBFBF" w:themeFill="background1" w:themeFillShade="BF"/>
+            <w:vAlign w:val="center"/>
+          </w:tcPr>
+          <w:p>
+            <w:pPr>
+              <w:pStyle w:val="a3"/>
+              <w:wordWrap/>
+              <w:rPr>
+                <w:rFonts w:asciiTheme="minorEastAsia" w:hAnsiTheme="minorEastAsia" w:cs="Arial"/>
+                <w:b/>
+                <w:szCs w:val="20"/>
+              </w:rPr>
+            </w:pPr>
+            <w:r>
+              <w:rPr>
+                <w:rFonts w:asciiTheme="minorEastAsia" w:hAnsiTheme="minorEastAsia" w:cs="Arial"/>
+                <w:b/>
+                <w:szCs w:val="20"/>
+              </w:rPr>
+              <w:t>SDS description</w:t>
+            </w:r>
+          </w:p>
+        </w:tc>
+      </w:tr>
+      <w:tr>
+        <w:trPr>
+          <w:trHeight w:val="397"/>
+          <w:jc w:val="center"/>
+        </w:trPr>
+        <w:tc>
+          <w:tcPr>
+            <w:tcW w:w="9639" w:type="dxa"/>
+            <w:gridSpan w:val="3"/>
             <w:tcBorders>
               <w:left w:val="nil"/>
               <w:right w:val="nil"/>
@@ -10672,7 +10767,16 @@
                 <w:b/>
                 <w:szCs w:val="20"/>
               </w:rPr>
-              <w:t>OCT Signal</w:t>
+              <w:t xml:space="preserve">Linear </w:t>
+            </w:r>
+            <w:proofErr w:type="gramStart"/>
+            <w:r>
+              <w:rPr>
+                <w:rFonts w:asciiTheme="minorEastAsia" w:hAnsiTheme="minorEastAsia" w:cs="Arial"/>
+                <w:b/>
+                <w:szCs w:val="20"/>
+              </w:rPr>
+              <w:t xml:space="preserve">Stage </w:t>
             </w:r>
             <w:r>
               <w:rPr>
@@ -10680,14 +10784,23 @@
                 <w:b/>
                 <w:szCs w:val="20"/>
               </w:rPr>
-              <w:t>을</w:t>
-            </w:r>
+              <w:t>를</w:t>
+            </w:r>
+            <w:proofErr w:type="gramEnd"/>
             <w:r>
               <w:rPr>
                 <w:rFonts w:asciiTheme="minorEastAsia" w:hAnsiTheme="minorEastAsia" w:cs="Arial" w:hint="eastAsia"/>
                 <w:b/>
                 <w:szCs w:val="20"/>
               </w:rPr>
+              <w:t xml:space="preserve"> 제어하며 지정된 위치마다</w:t>
+            </w:r>
+            <w:r>
+              <w:rPr>
+                <w:rFonts w:asciiTheme="minorEastAsia" w:hAnsiTheme="minorEastAsia" w:cs="Arial" w:hint="eastAsia"/>
+                <w:b/>
+                <w:szCs w:val="20"/>
+              </w:rPr>
               <w:t xml:space="preserve"> </w:t>
             </w:r>
             <w:r>
@@ -10696,15 +10809,7 @@
                 <w:b/>
                 <w:szCs w:val="20"/>
               </w:rPr>
-              <w:t>Image</w:t>
-            </w:r>
-            <w:r>
-              <w:rPr>
-                <w:rFonts w:asciiTheme="minorEastAsia" w:hAnsiTheme="minorEastAsia" w:cs="Arial"/>
-                <w:b/>
-                <w:szCs w:val="20"/>
-              </w:rPr>
-              <w:t xml:space="preserve"> </w:t>
+              <w:t xml:space="preserve">Calibration </w:t>
             </w:r>
             <w:r>
               <w:rPr>
@@ -10712,13 +10817,46 @@
                 <w:b/>
                 <w:szCs w:val="20"/>
               </w:rPr>
-              <w:t>포맷으로 변환 및 영상 처리</w:t>
+              <w:t xml:space="preserve">용 </w:t>
+            </w:r>
+            <w:r>
+              <w:rPr>
+                <w:rFonts w:asciiTheme="minorEastAsia" w:hAnsiTheme="minorEastAsia" w:cs="Arial"/>
+                <w:b/>
+                <w:szCs w:val="20"/>
+              </w:rPr>
+              <w:t xml:space="preserve">Signal </w:t>
+            </w:r>
+            <w:r>
+              <w:rPr>
+                <w:rFonts w:asciiTheme="minorEastAsia" w:hAnsiTheme="minorEastAsia" w:cs="Arial" w:hint="eastAsia"/>
+                <w:b/>
+                <w:szCs w:val="20"/>
+              </w:rPr>
+              <w:t>D</w:t>
+            </w:r>
+            <w:r>
+              <w:rPr>
+                <w:rFonts w:asciiTheme="minorEastAsia" w:hAnsiTheme="minorEastAsia" w:cs="Arial"/>
+                <w:b/>
+                <w:szCs w:val="20"/>
+              </w:rPr>
+              <w:t xml:space="preserve">ata </w:t>
+            </w:r>
+            <w:r>
+              <w:rPr>
+                <w:rFonts w:asciiTheme="minorEastAsia" w:hAnsiTheme="minorEastAsia" w:cs="Arial" w:hint="eastAsia"/>
+                <w:b/>
+                <w:szCs w:val="20"/>
+              </w:rPr>
+              <w:t>를 저장</w:t>
             </w:r>
           </w:p>
           <w:p>
             <w:pPr>
               <w:pStyle w:val="a3"/>
               <w:wordWrap/>
+              <w:jc w:val="center"/>
               <w:rPr>
                 <w:rFonts w:asciiTheme="minorEastAsia" w:hAnsiTheme="minorEastAsia" w:cs="Arial"/>
                 <w:b/>
@@ -10732,12 +10870,11 @@
                 <w:noProof/>
                 <w:szCs w:val="20"/>
               </w:rPr>
-              <w:lastRenderedPageBreak/>
               <w:drawing>
-                <wp:inline distT="0" distB="0" distL="0" distR="0" wp14:anchorId="28A6AC66" wp14:editId="1D3080DA">
-                  <wp:extent cx="5708943" cy="4921503"/>
-                  <wp:effectExtent l="0" t="0" r="6350" b="0"/>
-                  <wp:docPr id="1808576799" name="그림 1"/>
+                <wp:inline distT="0" distB="0" distL="0" distR="0" wp14:anchorId="3E46BB10" wp14:editId="6E32610C">
+                  <wp:extent cx="3296854" cy="3913504"/>
+                  <wp:effectExtent l="0" t="0" r="0" b="0"/>
+                  <wp:docPr id="11" name="Picture 11"/>
                   <wp:cNvGraphicFramePr>
                     <a:graphicFrameLocks xmlns:a="http://schemas.openxmlformats.org/drawingml/2006/main" noChangeAspect="1"/>
                   </wp:cNvGraphicFramePr>
@@ -10745,23 +10882,33 @@
                     <a:graphicData uri="http://schemas.openxmlformats.org/drawingml/2006/picture">
                       <pic:pic xmlns:pic="http://schemas.openxmlformats.org/drawingml/2006/picture">
                         <pic:nvPicPr>
-                          <pic:cNvPr id="1808576799" name=""/>
-                          <pic:cNvPicPr/>
+                          <pic:cNvPr id="0" name="Picture 5"/>
+                          <pic:cNvPicPr>
+                            <a:picLocks noChangeAspect="1" noChangeArrowheads="1"/>
+                          </pic:cNvPicPr>
                         </pic:nvPicPr>
                         <pic:blipFill>
-                          <a:blip r:embed="rId18"/>
+                          <a:blip r:embed="rId18">
+                            <a:extLst>
+                              <a:ext uri="{28A0092B-C50C-407E-A947-70E740481C1C}">
+                                <a14:useLocalDpi xmlns:a14="http://schemas.microsoft.com/office/drawing/2010/main" val="0"/>
+                              </a:ext>
+                            </a:extLst>
+                          </a:blip>
+                          <a:srcRect/>
                           <a:stretch>
                             <a:fillRect/>
                           </a:stretch>
                         </pic:blipFill>
-                        <pic:spPr>
+                        <pic:spPr bwMode="auto">
                           <a:xfrm>
                             <a:off x="0" y="0"/>
-                            <a:ext cx="5708943" cy="4921503"/>
+                            <a:ext cx="3302777" cy="3920535"/>
                           </a:xfrm>
                           <a:prstGeom prst="rect">
                             <a:avLst/>
                           </a:prstGeom>
+                          <a:noFill/>
                         </pic:spPr>
                       </pic:pic>
                     </a:graphicData>
@@ -10769,12 +10916,6 @@
                 </wp:inline>
               </w:drawing>
             </w:r>
-            <w:r>
-              <w:rPr>
-                <w:noProof/>
-              </w:rPr>
-              <w:t xml:space="preserve"> </w:t>
-            </w:r>
           </w:p>
         </w:tc>
       </w:tr>
@@ -10786,7 +10927,7 @@
         <w:tc>
           <w:tcPr>
             <w:tcW w:w="9639" w:type="dxa"/>
-            <w:gridSpan w:val="5"/>
+            <w:gridSpan w:val="3"/>
             <w:tcBorders>
               <w:top w:val="single" w:sz="4" w:space="0" w:color="auto"/>
               <w:left w:val="nil"/>
@@ -10812,7 +10953,6 @@
                 <w:b/>
                 <w:szCs w:val="20"/>
               </w:rPr>
-              <w:lastRenderedPageBreak/>
               <w:t xml:space="preserve">Architecture according to </w:t>
             </w:r>
             <w:r>
@@ -10834,7 +10974,7 @@
         <w:tc>
           <w:tcPr>
             <w:tcW w:w="9639" w:type="dxa"/>
-            <w:gridSpan w:val="5"/>
+            <w:gridSpan w:val="3"/>
             <w:tcBorders>
               <w:left w:val="nil"/>
               <w:bottom w:val="single" w:sz="12" w:space="0" w:color="auto"/>
@@ -10882,4906 +11022,12 @@
         <w:spacing w:line="240" w:lineRule="auto"/>
         <w:outlineLvl w:val="0"/>
         <w:rPr>
-          <w:rFonts w:ascii="Arial" w:hAnsi="Arial" w:cs="Arial"/>
-          <w:b/>
-          <w:sz w:val="24"/>
-        </w:rPr>
-      </w:pPr>
-    </w:p>
-    <w:tbl>
-      <w:tblPr>
-        <w:tblW w:w="9639" w:type="dxa"/>
-        <w:jc w:val="center"/>
-        <w:tblBorders>
-          <w:top w:val="single" w:sz="4" w:space="0" w:color="auto"/>
-          <w:left w:val="single" w:sz="4" w:space="0" w:color="auto"/>
-          <w:bottom w:val="single" w:sz="4" w:space="0" w:color="auto"/>
-          <w:right w:val="single" w:sz="4" w:space="0" w:color="auto"/>
-          <w:insideH w:val="single" w:sz="4" w:space="0" w:color="auto"/>
-          <w:insideV w:val="single" w:sz="4" w:space="0" w:color="auto"/>
-        </w:tblBorders>
-        <w:shd w:val="clear" w:color="auto" w:fill="D9D9D9"/>
-        <w:tblLook w:val="04A0" w:firstRow="1" w:lastRow="0" w:firstColumn="1" w:lastColumn="0" w:noHBand="0" w:noVBand="1"/>
-      </w:tblPr>
-      <w:tblGrid>
-        <w:gridCol w:w="1061"/>
-        <w:gridCol w:w="4609"/>
-        <w:gridCol w:w="2405"/>
-        <w:gridCol w:w="1553"/>
-        <w:gridCol w:w="11"/>
-      </w:tblGrid>
-      <w:tr>
-        <w:trPr>
-          <w:gridAfter w:val="1"/>
-          <w:wAfter w:w="11" w:type="dxa"/>
-          <w:trHeight w:val="397"/>
-          <w:jc w:val="center"/>
-        </w:trPr>
-        <w:tc>
-          <w:tcPr>
-            <w:tcW w:w="1061" w:type="dxa"/>
-            <w:tcBorders>
-              <w:top w:val="single" w:sz="12" w:space="0" w:color="auto"/>
-              <w:left w:val="nil"/>
-            </w:tcBorders>
-            <w:shd w:val="clear" w:color="auto" w:fill="BFBFBF" w:themeFill="background1" w:themeFillShade="BF"/>
-            <w:vAlign w:val="center"/>
-          </w:tcPr>
-          <w:p>
-            <w:pPr>
-              <w:pStyle w:val="a3"/>
-              <w:wordWrap/>
-              <w:rPr>
-                <w:rFonts w:asciiTheme="minorEastAsia" w:hAnsiTheme="minorEastAsia" w:cs="Arial"/>
-                <w:b/>
-                <w:szCs w:val="20"/>
-              </w:rPr>
-            </w:pPr>
-            <w:r>
-              <w:rPr>
-                <w:rFonts w:asciiTheme="minorEastAsia" w:hAnsiTheme="minorEastAsia" w:cs="Arial"/>
-                <w:b/>
-                <w:szCs w:val="20"/>
-              </w:rPr>
-              <w:t>SDS ID</w:t>
-            </w:r>
-          </w:p>
-        </w:tc>
-        <w:tc>
-          <w:tcPr>
-            <w:tcW w:w="4609" w:type="dxa"/>
-            <w:tcBorders>
-              <w:top w:val="single" w:sz="12" w:space="0" w:color="auto"/>
-            </w:tcBorders>
-            <w:shd w:val="clear" w:color="auto" w:fill="auto"/>
-            <w:vAlign w:val="center"/>
-          </w:tcPr>
-          <w:p>
-            <w:pPr>
-              <w:pStyle w:val="a3"/>
-              <w:wordWrap/>
-              <w:rPr>
-                <w:rFonts w:asciiTheme="minorEastAsia" w:hAnsiTheme="minorEastAsia" w:cs="Arial"/>
-                <w:b/>
-                <w:szCs w:val="20"/>
-              </w:rPr>
-            </w:pPr>
-            <w:r>
-              <w:rPr>
-                <w:rFonts w:asciiTheme="minorEastAsia" w:hAnsiTheme="minorEastAsia" w:cs="Arial"/>
-                <w:b/>
-                <w:szCs w:val="20"/>
-              </w:rPr>
-              <w:t>S</w:t>
-            </w:r>
-            <w:r>
-              <w:rPr>
-                <w:rFonts w:asciiTheme="minorEastAsia" w:hAnsiTheme="minorEastAsia" w:cs="Arial" w:hint="eastAsia"/>
-                <w:b/>
-                <w:szCs w:val="20"/>
-              </w:rPr>
-              <w:t>D</w:t>
-            </w:r>
-            <w:r>
-              <w:rPr>
-                <w:rFonts w:asciiTheme="minorEastAsia" w:hAnsiTheme="minorEastAsia" w:cs="Arial"/>
-                <w:b/>
-                <w:szCs w:val="20"/>
-              </w:rPr>
-              <w:t>S-028, S</w:t>
-            </w:r>
-            <w:r>
-              <w:rPr>
-                <w:rFonts w:asciiTheme="minorEastAsia" w:hAnsiTheme="minorEastAsia" w:cs="Arial"/>
-                <w:b/>
-                <w:szCs w:val="20"/>
-              </w:rPr>
-              <w:t>D</w:t>
-            </w:r>
-            <w:r>
-              <w:rPr>
-                <w:rFonts w:asciiTheme="minorEastAsia" w:hAnsiTheme="minorEastAsia" w:cs="Arial"/>
-                <w:b/>
-                <w:szCs w:val="20"/>
-              </w:rPr>
-              <w:t>S-029, S</w:t>
-            </w:r>
-            <w:r>
-              <w:rPr>
-                <w:rFonts w:asciiTheme="minorEastAsia" w:hAnsiTheme="minorEastAsia" w:cs="Arial"/>
-                <w:b/>
-                <w:szCs w:val="20"/>
-              </w:rPr>
-              <w:t>D</w:t>
-            </w:r>
-            <w:r>
-              <w:rPr>
-                <w:rFonts w:asciiTheme="minorEastAsia" w:hAnsiTheme="minorEastAsia" w:cs="Arial"/>
-                <w:b/>
-                <w:szCs w:val="20"/>
-              </w:rPr>
-              <w:t>S-030, S</w:t>
-            </w:r>
-            <w:r>
-              <w:rPr>
-                <w:rFonts w:asciiTheme="minorEastAsia" w:hAnsiTheme="minorEastAsia" w:cs="Arial"/>
-                <w:b/>
-                <w:szCs w:val="20"/>
-              </w:rPr>
-              <w:t>D</w:t>
-            </w:r>
-            <w:r>
-              <w:rPr>
-                <w:rFonts w:asciiTheme="minorEastAsia" w:hAnsiTheme="minorEastAsia" w:cs="Arial"/>
-                <w:b/>
-                <w:szCs w:val="20"/>
-              </w:rPr>
-              <w:t>S-031, S</w:t>
-            </w:r>
-            <w:r>
-              <w:rPr>
-                <w:rFonts w:asciiTheme="minorEastAsia" w:hAnsiTheme="minorEastAsia" w:cs="Arial"/>
-                <w:b/>
-                <w:szCs w:val="20"/>
-              </w:rPr>
-              <w:t>D</w:t>
-            </w:r>
-            <w:r>
-              <w:rPr>
-                <w:rFonts w:asciiTheme="minorEastAsia" w:hAnsiTheme="minorEastAsia" w:cs="Arial"/>
-                <w:b/>
-                <w:szCs w:val="20"/>
-              </w:rPr>
-              <w:t>S-032</w:t>
-            </w:r>
-          </w:p>
-        </w:tc>
-        <w:tc>
-          <w:tcPr>
-            <w:tcW w:w="2405" w:type="dxa"/>
-            <w:vMerge w:val="restart"/>
-            <w:tcBorders>
-              <w:top w:val="single" w:sz="12" w:space="0" w:color="auto"/>
-            </w:tcBorders>
-            <w:shd w:val="clear" w:color="auto" w:fill="auto"/>
-            <w:vAlign w:val="center"/>
-          </w:tcPr>
-          <w:p>
-            <w:pPr>
-              <w:pStyle w:val="a3"/>
-              <w:wordWrap/>
-              <w:rPr>
-                <w:rFonts w:asciiTheme="minorEastAsia" w:hAnsiTheme="minorEastAsia" w:cs="Arial"/>
-                <w:b/>
-                <w:szCs w:val="20"/>
-              </w:rPr>
-            </w:pPr>
-            <w:r>
-              <w:rPr>
-                <w:rFonts w:asciiTheme="minorEastAsia" w:hAnsiTheme="minorEastAsia" w:cs="Arial"/>
-                <w:b/>
-                <w:szCs w:val="20"/>
-              </w:rPr>
-              <w:t>ML Processing</w:t>
-            </w:r>
-          </w:p>
-        </w:tc>
-        <w:tc>
-          <w:tcPr>
-            <w:tcW w:w="1553" w:type="dxa"/>
-            <w:tcBorders>
-              <w:top w:val="single" w:sz="12" w:space="0" w:color="auto"/>
-              <w:right w:val="nil"/>
-            </w:tcBorders>
-            <w:shd w:val="clear" w:color="auto" w:fill="BFBFBF" w:themeFill="background1" w:themeFillShade="BF"/>
-            <w:vAlign w:val="center"/>
-          </w:tcPr>
-          <w:p>
-            <w:pPr>
-              <w:pStyle w:val="a3"/>
-              <w:wordWrap/>
-              <w:jc w:val="center"/>
-              <w:rPr>
-                <w:rFonts w:asciiTheme="minorEastAsia" w:hAnsiTheme="minorEastAsia" w:cs="Arial"/>
-                <w:b/>
-                <w:szCs w:val="20"/>
-              </w:rPr>
-            </w:pPr>
-            <w:r>
-              <w:rPr>
-                <w:rFonts w:asciiTheme="minorEastAsia" w:hAnsiTheme="minorEastAsia" w:cs="Arial"/>
-                <w:b/>
-                <w:szCs w:val="20"/>
-              </w:rPr>
-              <w:t>Class</w:t>
-            </w:r>
-          </w:p>
-        </w:tc>
-      </w:tr>
-      <w:tr>
-        <w:trPr>
-          <w:gridAfter w:val="1"/>
-          <w:wAfter w:w="11" w:type="dxa"/>
-          <w:trHeight w:val="397"/>
-          <w:jc w:val="center"/>
-        </w:trPr>
-        <w:tc>
-          <w:tcPr>
-            <w:tcW w:w="1061" w:type="dxa"/>
-            <w:tcBorders>
-              <w:left w:val="nil"/>
-            </w:tcBorders>
-            <w:shd w:val="clear" w:color="auto" w:fill="BFBFBF" w:themeFill="background1" w:themeFillShade="BF"/>
-            <w:vAlign w:val="center"/>
-          </w:tcPr>
-          <w:p>
-            <w:pPr>
-              <w:pStyle w:val="a3"/>
-              <w:wordWrap/>
-              <w:rPr>
-                <w:rFonts w:asciiTheme="minorEastAsia" w:hAnsiTheme="minorEastAsia" w:cs="Arial"/>
-                <w:b/>
-                <w:szCs w:val="20"/>
-              </w:rPr>
-            </w:pPr>
-            <w:r>
-              <w:rPr>
-                <w:rFonts w:asciiTheme="minorEastAsia" w:hAnsiTheme="minorEastAsia" w:cs="Arial"/>
-                <w:b/>
-                <w:szCs w:val="20"/>
-              </w:rPr>
-              <w:t>SRS ID</w:t>
-            </w:r>
-          </w:p>
-        </w:tc>
-        <w:tc>
-          <w:tcPr>
-            <w:tcW w:w="4609" w:type="dxa"/>
-            <w:shd w:val="clear" w:color="auto" w:fill="auto"/>
-            <w:vAlign w:val="center"/>
-          </w:tcPr>
-          <w:p>
-            <w:pPr>
-              <w:pStyle w:val="a3"/>
-              <w:wordWrap/>
-              <w:rPr>
-                <w:rFonts w:asciiTheme="minorEastAsia" w:hAnsiTheme="minorEastAsia" w:cs="Arial"/>
-                <w:b/>
-                <w:szCs w:val="20"/>
-              </w:rPr>
-            </w:pPr>
-            <w:r>
-              <w:rPr>
-                <w:rFonts w:asciiTheme="minorEastAsia" w:hAnsiTheme="minorEastAsia" w:cs="Arial"/>
-                <w:b/>
-                <w:szCs w:val="20"/>
-              </w:rPr>
-              <w:t>SRS-028, SRS-029, SRS-030, SRS-031, SRS-032</w:t>
-            </w:r>
-          </w:p>
-        </w:tc>
-        <w:tc>
-          <w:tcPr>
-            <w:tcW w:w="2405" w:type="dxa"/>
-            <w:vMerge/>
-            <w:shd w:val="clear" w:color="auto" w:fill="auto"/>
-            <w:vAlign w:val="center"/>
-          </w:tcPr>
-          <w:p>
-            <w:pPr>
-              <w:pStyle w:val="a3"/>
-              <w:wordWrap/>
-              <w:rPr>
-                <w:rFonts w:asciiTheme="minorEastAsia" w:hAnsiTheme="minorEastAsia" w:cs="Arial"/>
-                <w:b/>
-                <w:szCs w:val="20"/>
-              </w:rPr>
-            </w:pPr>
-          </w:p>
-        </w:tc>
-        <w:tc>
-          <w:tcPr>
-            <w:tcW w:w="1553" w:type="dxa"/>
-            <w:tcBorders>
-              <w:right w:val="nil"/>
-            </w:tcBorders>
-            <w:shd w:val="clear" w:color="auto" w:fill="auto"/>
-            <w:vAlign w:val="center"/>
-          </w:tcPr>
-          <w:p>
-            <w:pPr>
-              <w:pStyle w:val="a3"/>
-              <w:wordWrap/>
-              <w:jc w:val="center"/>
-              <w:rPr>
-                <w:rFonts w:asciiTheme="minorEastAsia" w:hAnsiTheme="minorEastAsia" w:cs="Arial"/>
-                <w:b/>
-                <w:szCs w:val="20"/>
-              </w:rPr>
-            </w:pPr>
-            <w:r>
-              <w:rPr>
-                <w:rFonts w:asciiTheme="minorEastAsia" w:hAnsiTheme="minorEastAsia" w:cs="Arial" w:hint="eastAsia"/>
-                <w:b/>
-                <w:szCs w:val="20"/>
-              </w:rPr>
-              <w:t>A</w:t>
-            </w:r>
-          </w:p>
-        </w:tc>
-      </w:tr>
-      <w:tr>
-        <w:trPr>
-          <w:trHeight w:val="397"/>
-          <w:jc w:val="center"/>
-        </w:trPr>
-        <w:tc>
-          <w:tcPr>
-            <w:tcW w:w="9639" w:type="dxa"/>
-            <w:gridSpan w:val="5"/>
-            <w:tcBorders>
-              <w:left w:val="nil"/>
-              <w:right w:val="nil"/>
-            </w:tcBorders>
-            <w:shd w:val="clear" w:color="auto" w:fill="BFBFBF" w:themeFill="background1" w:themeFillShade="BF"/>
-            <w:vAlign w:val="center"/>
-          </w:tcPr>
-          <w:p>
-            <w:pPr>
-              <w:pStyle w:val="a3"/>
-              <w:wordWrap/>
-              <w:rPr>
-                <w:rFonts w:asciiTheme="minorEastAsia" w:hAnsiTheme="minorEastAsia" w:cs="Arial"/>
-                <w:b/>
-                <w:szCs w:val="20"/>
-              </w:rPr>
-            </w:pPr>
-            <w:r>
-              <w:rPr>
-                <w:rFonts w:asciiTheme="minorEastAsia" w:hAnsiTheme="minorEastAsia" w:cs="Arial"/>
-                <w:b/>
-                <w:szCs w:val="20"/>
-              </w:rPr>
-              <w:t>SDS description</w:t>
-            </w:r>
-          </w:p>
-        </w:tc>
-      </w:tr>
-      <w:tr>
-        <w:trPr>
-          <w:trHeight w:val="397"/>
-          <w:jc w:val="center"/>
-        </w:trPr>
-        <w:tc>
-          <w:tcPr>
-            <w:tcW w:w="9639" w:type="dxa"/>
-            <w:gridSpan w:val="5"/>
-            <w:tcBorders>
-              <w:left w:val="nil"/>
-              <w:right w:val="nil"/>
-            </w:tcBorders>
-            <w:shd w:val="clear" w:color="auto" w:fill="auto"/>
-            <w:vAlign w:val="center"/>
-          </w:tcPr>
-          <w:p>
-            <w:pPr>
-              <w:pStyle w:val="a3"/>
-              <w:wordWrap/>
-              <w:rPr>
-                <w:rFonts w:asciiTheme="minorEastAsia" w:hAnsiTheme="minorEastAsia" w:cs="Arial"/>
-                <w:b/>
-                <w:szCs w:val="20"/>
-              </w:rPr>
-            </w:pPr>
-            <w:r>
-              <w:rPr>
-                <w:rFonts w:asciiTheme="minorEastAsia" w:hAnsiTheme="minorEastAsia" w:cs="Arial"/>
-                <w:b/>
-                <w:szCs w:val="20"/>
-              </w:rPr>
-              <w:t>OCT Image</w:t>
-            </w:r>
-            <w:r>
-              <w:rPr>
-                <w:rFonts w:asciiTheme="minorEastAsia" w:hAnsiTheme="minorEastAsia" w:cs="Arial" w:hint="eastAsia"/>
-                <w:b/>
-                <w:szCs w:val="20"/>
-              </w:rPr>
-              <w:t xml:space="preserve">를 </w:t>
-            </w:r>
-            <w:r>
-              <w:rPr>
-                <w:rFonts w:asciiTheme="minorEastAsia" w:hAnsiTheme="minorEastAsia" w:cs="Arial" w:hint="eastAsia"/>
-                <w:b/>
-                <w:szCs w:val="20"/>
-              </w:rPr>
-              <w:t>M</w:t>
-            </w:r>
-            <w:r>
-              <w:rPr>
-                <w:rFonts w:asciiTheme="minorEastAsia" w:hAnsiTheme="minorEastAsia" w:cs="Arial"/>
-                <w:b/>
-                <w:szCs w:val="20"/>
-              </w:rPr>
-              <w:t>L</w:t>
-            </w:r>
-            <w:r>
-              <w:rPr>
-                <w:rFonts w:asciiTheme="minorEastAsia" w:hAnsiTheme="minorEastAsia" w:cs="Arial" w:hint="eastAsia"/>
-                <w:b/>
-                <w:szCs w:val="20"/>
-              </w:rPr>
-              <w:t xml:space="preserve">을 통해 </w:t>
-            </w:r>
-            <w:r>
-              <w:rPr>
-                <w:rFonts w:asciiTheme="minorEastAsia" w:hAnsiTheme="minorEastAsia" w:cs="Arial" w:hint="eastAsia"/>
-                <w:b/>
-                <w:szCs w:val="20"/>
-              </w:rPr>
-              <w:t>필요한 정보 추출</w:t>
-            </w:r>
-          </w:p>
-          <w:p>
-            <w:pPr>
-              <w:pStyle w:val="a3"/>
-              <w:wordWrap/>
-              <w:rPr>
-                <w:rFonts w:asciiTheme="minorEastAsia" w:hAnsiTheme="minorEastAsia" w:cs="Arial"/>
-                <w:b/>
-                <w:szCs w:val="20"/>
-              </w:rPr>
-            </w:pPr>
-            <w:r>
-              <w:rPr>
-                <w:rFonts w:asciiTheme="minorEastAsia" w:hAnsiTheme="minorEastAsia" w:cs="Arial"/>
-                <w:b/>
-                <w:noProof/>
-                <w:szCs w:val="20"/>
-              </w:rPr>
-              <w:lastRenderedPageBreak/>
-              <w:drawing>
-                <wp:inline distT="0" distB="0" distL="0" distR="0" wp14:anchorId="69B6046F" wp14:editId="06D50F0A">
-                  <wp:extent cx="5137414" cy="2686188"/>
-                  <wp:effectExtent l="0" t="0" r="6350" b="0"/>
-                  <wp:docPr id="2108747986" name="그림 1"/>
-                  <wp:cNvGraphicFramePr>
-                    <a:graphicFrameLocks xmlns:a="http://schemas.openxmlformats.org/drawingml/2006/main" noChangeAspect="1"/>
-                  </wp:cNvGraphicFramePr>
-                  <a:graphic xmlns:a="http://schemas.openxmlformats.org/drawingml/2006/main">
-                    <a:graphicData uri="http://schemas.openxmlformats.org/drawingml/2006/picture">
-                      <pic:pic xmlns:pic="http://schemas.openxmlformats.org/drawingml/2006/picture">
-                        <pic:nvPicPr>
-                          <pic:cNvPr id="2108747986" name=""/>
-                          <pic:cNvPicPr/>
-                        </pic:nvPicPr>
-                        <pic:blipFill>
-                          <a:blip r:embed="rId19"/>
-                          <a:stretch>
-                            <a:fillRect/>
-                          </a:stretch>
-                        </pic:blipFill>
-                        <pic:spPr>
-                          <a:xfrm>
-                            <a:off x="0" y="0"/>
-                            <a:ext cx="5137414" cy="2686188"/>
-                          </a:xfrm>
-                          <a:prstGeom prst="rect">
-                            <a:avLst/>
-                          </a:prstGeom>
-                        </pic:spPr>
-                      </pic:pic>
-                    </a:graphicData>
-                  </a:graphic>
-                </wp:inline>
-              </w:drawing>
-            </w:r>
-          </w:p>
-        </w:tc>
-      </w:tr>
-      <w:tr>
-        <w:trPr>
-          <w:trHeight w:val="397"/>
-          <w:jc w:val="center"/>
-        </w:trPr>
-        <w:tc>
-          <w:tcPr>
-            <w:tcW w:w="9639" w:type="dxa"/>
-            <w:gridSpan w:val="5"/>
-            <w:tcBorders>
-              <w:top w:val="single" w:sz="4" w:space="0" w:color="auto"/>
-              <w:left w:val="nil"/>
-              <w:bottom w:val="single" w:sz="4" w:space="0" w:color="auto"/>
-              <w:right w:val="nil"/>
-            </w:tcBorders>
-            <w:shd w:val="clear" w:color="auto" w:fill="BFBFBF" w:themeFill="background1" w:themeFillShade="BF"/>
-            <w:vAlign w:val="center"/>
-          </w:tcPr>
-          <w:p>
-            <w:pPr>
-              <w:pStyle w:val="a3"/>
-              <w:wordWrap/>
-              <w:rPr>
-                <w:rFonts w:asciiTheme="minorEastAsia" w:hAnsiTheme="minorEastAsia" w:cs="Arial"/>
-                <w:b/>
-                <w:szCs w:val="20"/>
-              </w:rPr>
-            </w:pPr>
-            <w:r>
-              <w:rPr>
-                <w:rFonts w:asciiTheme="minorEastAsia" w:hAnsiTheme="minorEastAsia" w:cs="Arial"/>
-                <w:b/>
-                <w:szCs w:val="20"/>
-              </w:rPr>
-              <w:lastRenderedPageBreak/>
-              <w:t xml:space="preserve">Architecture according to </w:t>
-            </w:r>
-            <w:r>
-              <w:rPr>
-                <w:rFonts w:asciiTheme="minorEastAsia" w:hAnsiTheme="minorEastAsia" w:cs="Arial"/>
-                <w:b/>
-                <w:szCs w:val="20"/>
-              </w:rPr>
-              <w:t>risk management</w:t>
-            </w:r>
-          </w:p>
-        </w:tc>
-      </w:tr>
-      <w:tr>
-        <w:trPr>
-          <w:trHeight w:val="397"/>
-          <w:jc w:val="center"/>
-        </w:trPr>
-        <w:tc>
-          <w:tcPr>
-            <w:tcW w:w="9639" w:type="dxa"/>
-            <w:gridSpan w:val="5"/>
-            <w:tcBorders>
-              <w:left w:val="nil"/>
-              <w:bottom w:val="single" w:sz="12" w:space="0" w:color="auto"/>
-              <w:right w:val="nil"/>
-            </w:tcBorders>
-            <w:shd w:val="clear" w:color="auto" w:fill="auto"/>
-            <w:vAlign w:val="center"/>
-          </w:tcPr>
-          <w:p>
-            <w:pPr>
-              <w:pStyle w:val="a3"/>
-              <w:wordWrap/>
-              <w:rPr>
-                <w:rFonts w:asciiTheme="minorEastAsia" w:hAnsiTheme="minorEastAsia" w:cs="Arial"/>
-                <w:b/>
-                <w:szCs w:val="20"/>
-              </w:rPr>
-            </w:pPr>
-            <w:r>
-              <w:rPr>
-                <w:rFonts w:asciiTheme="minorEastAsia" w:hAnsiTheme="minorEastAsia" w:cs="Arial" w:hint="eastAsia"/>
-                <w:b/>
-                <w:szCs w:val="20"/>
-              </w:rPr>
-              <w:t>N</w:t>
-            </w:r>
-            <w:r>
-              <w:rPr>
-                <w:rFonts w:asciiTheme="minorEastAsia" w:hAnsiTheme="minorEastAsia" w:cs="Arial"/>
-                <w:b/>
-                <w:szCs w:val="20"/>
-              </w:rPr>
-              <w:t>/A</w:t>
-            </w:r>
-          </w:p>
-        </w:tc>
-      </w:tr>
-    </w:tbl>
-    <w:p>
-      <w:pPr>
-        <w:widowControl/>
-        <w:wordWrap/>
-        <w:autoSpaceDE/>
-        <w:autoSpaceDN/>
-        <w:spacing w:line="240" w:lineRule="auto"/>
-        <w:outlineLvl w:val="0"/>
-        <w:rPr>
-          <w:rFonts w:ascii="Arial" w:hAnsi="Arial" w:cs="Arial"/>
-          <w:b/>
-          <w:sz w:val="24"/>
-        </w:rPr>
-      </w:pPr>
-    </w:p>
-    <w:tbl>
-      <w:tblPr>
-        <w:tblW w:w="9639" w:type="dxa"/>
-        <w:jc w:val="center"/>
-        <w:tblBorders>
-          <w:top w:val="single" w:sz="4" w:space="0" w:color="auto"/>
-          <w:left w:val="single" w:sz="4" w:space="0" w:color="auto"/>
-          <w:bottom w:val="single" w:sz="4" w:space="0" w:color="auto"/>
-          <w:right w:val="single" w:sz="4" w:space="0" w:color="auto"/>
-          <w:insideH w:val="single" w:sz="4" w:space="0" w:color="auto"/>
-          <w:insideV w:val="single" w:sz="4" w:space="0" w:color="auto"/>
-        </w:tblBorders>
-        <w:shd w:val="clear" w:color="auto" w:fill="D9D9D9"/>
-        <w:tblLook w:val="04A0" w:firstRow="1" w:lastRow="0" w:firstColumn="1" w:lastColumn="0" w:noHBand="0" w:noVBand="1"/>
-      </w:tblPr>
-      <w:tblGrid>
-        <w:gridCol w:w="1061"/>
-        <w:gridCol w:w="4609"/>
-        <w:gridCol w:w="2405"/>
-        <w:gridCol w:w="1553"/>
-        <w:gridCol w:w="11"/>
-      </w:tblGrid>
-      <w:tr>
-        <w:trPr>
-          <w:gridAfter w:val="1"/>
-          <w:wAfter w:w="11" w:type="dxa"/>
-          <w:trHeight w:val="397"/>
-          <w:jc w:val="center"/>
-        </w:trPr>
-        <w:tc>
-          <w:tcPr>
-            <w:tcW w:w="1061" w:type="dxa"/>
-            <w:tcBorders>
-              <w:top w:val="single" w:sz="12" w:space="0" w:color="auto"/>
-              <w:left w:val="nil"/>
-            </w:tcBorders>
-            <w:shd w:val="clear" w:color="auto" w:fill="BFBFBF" w:themeFill="background1" w:themeFillShade="BF"/>
-            <w:vAlign w:val="center"/>
-          </w:tcPr>
-          <w:p>
-            <w:pPr>
-              <w:pStyle w:val="a3"/>
-              <w:wordWrap/>
-              <w:rPr>
-                <w:rFonts w:asciiTheme="minorEastAsia" w:hAnsiTheme="minorEastAsia" w:cs="Arial"/>
-                <w:b/>
-                <w:szCs w:val="20"/>
-              </w:rPr>
-            </w:pPr>
-            <w:r>
-              <w:rPr>
-                <w:rFonts w:asciiTheme="minorEastAsia" w:hAnsiTheme="minorEastAsia" w:cs="Arial"/>
-                <w:b/>
-                <w:szCs w:val="20"/>
-              </w:rPr>
-              <w:t>SDS ID</w:t>
-            </w:r>
-          </w:p>
-        </w:tc>
-        <w:tc>
-          <w:tcPr>
-            <w:tcW w:w="4609" w:type="dxa"/>
-            <w:tcBorders>
-              <w:top w:val="single" w:sz="12" w:space="0" w:color="auto"/>
-            </w:tcBorders>
-            <w:shd w:val="clear" w:color="auto" w:fill="auto"/>
-            <w:vAlign w:val="center"/>
-          </w:tcPr>
-          <w:p>
-            <w:pPr>
-              <w:pStyle w:val="a3"/>
-              <w:wordWrap/>
-              <w:rPr>
-                <w:rFonts w:asciiTheme="minorEastAsia" w:hAnsiTheme="minorEastAsia" w:cs="Arial"/>
-                <w:b/>
-                <w:szCs w:val="20"/>
-              </w:rPr>
-            </w:pPr>
-            <w:r>
-              <w:rPr>
-                <w:rFonts w:asciiTheme="minorEastAsia" w:hAnsiTheme="minorEastAsia" w:cs="Arial"/>
-                <w:b/>
-                <w:szCs w:val="20"/>
-              </w:rPr>
-              <w:t>S</w:t>
-            </w:r>
-            <w:r>
-              <w:rPr>
-                <w:rFonts w:asciiTheme="minorEastAsia" w:hAnsiTheme="minorEastAsia" w:cs="Arial"/>
-                <w:b/>
-                <w:szCs w:val="20"/>
-              </w:rPr>
-              <w:t>D</w:t>
-            </w:r>
-            <w:r>
-              <w:rPr>
-                <w:rFonts w:asciiTheme="minorEastAsia" w:hAnsiTheme="minorEastAsia" w:cs="Arial"/>
-                <w:b/>
-                <w:szCs w:val="20"/>
-              </w:rPr>
-              <w:t>S-033, S</w:t>
-            </w:r>
-            <w:r>
-              <w:rPr>
-                <w:rFonts w:asciiTheme="minorEastAsia" w:hAnsiTheme="minorEastAsia" w:cs="Arial"/>
-                <w:b/>
-                <w:szCs w:val="20"/>
-              </w:rPr>
-              <w:t>D</w:t>
-            </w:r>
-            <w:r>
-              <w:rPr>
-                <w:rFonts w:asciiTheme="minorEastAsia" w:hAnsiTheme="minorEastAsia" w:cs="Arial"/>
-                <w:b/>
-                <w:szCs w:val="20"/>
-              </w:rPr>
-              <w:t>S-034, S</w:t>
-            </w:r>
-            <w:r>
-              <w:rPr>
-                <w:rFonts w:asciiTheme="minorEastAsia" w:hAnsiTheme="minorEastAsia" w:cs="Arial"/>
-                <w:b/>
-                <w:szCs w:val="20"/>
-              </w:rPr>
-              <w:t>D</w:t>
-            </w:r>
-            <w:r>
-              <w:rPr>
-                <w:rFonts w:asciiTheme="minorEastAsia" w:hAnsiTheme="minorEastAsia" w:cs="Arial"/>
-                <w:b/>
-                <w:szCs w:val="20"/>
-              </w:rPr>
-              <w:t>S-035, S</w:t>
-            </w:r>
-            <w:r>
-              <w:rPr>
-                <w:rFonts w:asciiTheme="minorEastAsia" w:hAnsiTheme="minorEastAsia" w:cs="Arial"/>
-                <w:b/>
-                <w:szCs w:val="20"/>
-              </w:rPr>
-              <w:t>D</w:t>
-            </w:r>
-            <w:r>
-              <w:rPr>
-                <w:rFonts w:asciiTheme="minorEastAsia" w:hAnsiTheme="minorEastAsia" w:cs="Arial"/>
-                <w:b/>
-                <w:szCs w:val="20"/>
-              </w:rPr>
-              <w:t>S-036, S</w:t>
-            </w:r>
-            <w:r>
-              <w:rPr>
-                <w:rFonts w:asciiTheme="minorEastAsia" w:hAnsiTheme="minorEastAsia" w:cs="Arial"/>
-                <w:b/>
-                <w:szCs w:val="20"/>
-              </w:rPr>
-              <w:t>D</w:t>
-            </w:r>
-            <w:r>
-              <w:rPr>
-                <w:rFonts w:asciiTheme="minorEastAsia" w:hAnsiTheme="minorEastAsia" w:cs="Arial"/>
-                <w:b/>
-                <w:szCs w:val="20"/>
-              </w:rPr>
-              <w:t>S-037</w:t>
-            </w:r>
-          </w:p>
-        </w:tc>
-        <w:tc>
-          <w:tcPr>
-            <w:tcW w:w="2405" w:type="dxa"/>
-            <w:vMerge w:val="restart"/>
-            <w:tcBorders>
-              <w:top w:val="single" w:sz="12" w:space="0" w:color="auto"/>
-            </w:tcBorders>
-            <w:shd w:val="clear" w:color="auto" w:fill="auto"/>
-            <w:vAlign w:val="center"/>
-          </w:tcPr>
-          <w:p>
-            <w:pPr>
-              <w:pStyle w:val="a3"/>
-              <w:wordWrap/>
-              <w:rPr>
-                <w:rFonts w:asciiTheme="minorEastAsia" w:hAnsiTheme="minorEastAsia" w:cs="Arial"/>
-                <w:b/>
-                <w:szCs w:val="20"/>
-              </w:rPr>
-            </w:pPr>
-            <w:r>
-              <w:rPr>
-                <w:rFonts w:asciiTheme="minorEastAsia" w:hAnsiTheme="minorEastAsia" w:cs="Arial"/>
-                <w:b/>
-                <w:szCs w:val="20"/>
-              </w:rPr>
-              <w:t>3D Rendering</w:t>
-            </w:r>
-          </w:p>
-        </w:tc>
-        <w:tc>
-          <w:tcPr>
-            <w:tcW w:w="1553" w:type="dxa"/>
-            <w:tcBorders>
-              <w:top w:val="single" w:sz="12" w:space="0" w:color="auto"/>
-              <w:right w:val="nil"/>
-            </w:tcBorders>
-            <w:shd w:val="clear" w:color="auto" w:fill="BFBFBF" w:themeFill="background1" w:themeFillShade="BF"/>
-            <w:vAlign w:val="center"/>
-          </w:tcPr>
-          <w:p>
-            <w:pPr>
-              <w:pStyle w:val="a3"/>
-              <w:wordWrap/>
-              <w:jc w:val="center"/>
-              <w:rPr>
-                <w:rFonts w:asciiTheme="minorEastAsia" w:hAnsiTheme="minorEastAsia" w:cs="Arial"/>
-                <w:b/>
-                <w:szCs w:val="20"/>
-              </w:rPr>
-            </w:pPr>
-            <w:r>
-              <w:rPr>
-                <w:rFonts w:asciiTheme="minorEastAsia" w:hAnsiTheme="minorEastAsia" w:cs="Arial"/>
-                <w:b/>
-                <w:szCs w:val="20"/>
-              </w:rPr>
-              <w:t>Class</w:t>
-            </w:r>
-          </w:p>
-        </w:tc>
-      </w:tr>
-      <w:tr>
-        <w:trPr>
-          <w:gridAfter w:val="1"/>
-          <w:wAfter w:w="11" w:type="dxa"/>
-          <w:trHeight w:val="397"/>
-          <w:jc w:val="center"/>
-        </w:trPr>
-        <w:tc>
-          <w:tcPr>
-            <w:tcW w:w="1061" w:type="dxa"/>
-            <w:tcBorders>
-              <w:left w:val="nil"/>
-            </w:tcBorders>
-            <w:shd w:val="clear" w:color="auto" w:fill="BFBFBF" w:themeFill="background1" w:themeFillShade="BF"/>
-            <w:vAlign w:val="center"/>
-          </w:tcPr>
-          <w:p>
-            <w:pPr>
-              <w:pStyle w:val="a3"/>
-              <w:wordWrap/>
-              <w:rPr>
-                <w:rFonts w:asciiTheme="minorEastAsia" w:hAnsiTheme="minorEastAsia" w:cs="Arial"/>
-                <w:b/>
-                <w:szCs w:val="20"/>
-              </w:rPr>
-            </w:pPr>
-            <w:r>
-              <w:rPr>
-                <w:rFonts w:asciiTheme="minorEastAsia" w:hAnsiTheme="minorEastAsia" w:cs="Arial"/>
-                <w:b/>
-                <w:szCs w:val="20"/>
-              </w:rPr>
-              <w:t>SRS ID</w:t>
-            </w:r>
-          </w:p>
-        </w:tc>
-        <w:tc>
-          <w:tcPr>
-            <w:tcW w:w="4609" w:type="dxa"/>
-            <w:shd w:val="clear" w:color="auto" w:fill="auto"/>
-            <w:vAlign w:val="center"/>
-          </w:tcPr>
-          <w:p>
-            <w:pPr>
-              <w:pStyle w:val="a3"/>
-              <w:wordWrap/>
-              <w:rPr>
-                <w:rFonts w:asciiTheme="minorEastAsia" w:hAnsiTheme="minorEastAsia" w:cs="Arial"/>
-                <w:b/>
-                <w:szCs w:val="20"/>
-              </w:rPr>
-            </w:pPr>
-            <w:r>
-              <w:rPr>
-                <w:rFonts w:asciiTheme="minorEastAsia" w:hAnsiTheme="minorEastAsia" w:cs="Arial"/>
-                <w:b/>
-                <w:szCs w:val="20"/>
-              </w:rPr>
-              <w:t>SRS-033, SRS-034, SRS-035, SRS-036, SRS-037</w:t>
-            </w:r>
-          </w:p>
-        </w:tc>
-        <w:tc>
-          <w:tcPr>
-            <w:tcW w:w="2405" w:type="dxa"/>
-            <w:vMerge/>
-            <w:shd w:val="clear" w:color="auto" w:fill="auto"/>
-            <w:vAlign w:val="center"/>
-          </w:tcPr>
-          <w:p>
-            <w:pPr>
-              <w:pStyle w:val="a3"/>
-              <w:wordWrap/>
-              <w:rPr>
-                <w:rFonts w:asciiTheme="minorEastAsia" w:hAnsiTheme="minorEastAsia" w:cs="Arial"/>
-                <w:b/>
-                <w:szCs w:val="20"/>
-              </w:rPr>
-            </w:pPr>
-          </w:p>
-        </w:tc>
-        <w:tc>
-          <w:tcPr>
-            <w:tcW w:w="1553" w:type="dxa"/>
-            <w:tcBorders>
-              <w:right w:val="nil"/>
-            </w:tcBorders>
-            <w:shd w:val="clear" w:color="auto" w:fill="auto"/>
-            <w:vAlign w:val="center"/>
-          </w:tcPr>
-          <w:p>
-            <w:pPr>
-              <w:pStyle w:val="a3"/>
-              <w:wordWrap/>
-              <w:jc w:val="center"/>
-              <w:rPr>
-                <w:rFonts w:asciiTheme="minorEastAsia" w:hAnsiTheme="minorEastAsia" w:cs="Arial"/>
-                <w:b/>
-                <w:szCs w:val="20"/>
-              </w:rPr>
-            </w:pPr>
-            <w:r>
-              <w:rPr>
-                <w:rFonts w:asciiTheme="minorEastAsia" w:hAnsiTheme="minorEastAsia" w:cs="Arial" w:hint="eastAsia"/>
-                <w:b/>
-                <w:szCs w:val="20"/>
-              </w:rPr>
-              <w:t>A</w:t>
-            </w:r>
-          </w:p>
-        </w:tc>
-      </w:tr>
-      <w:tr>
-        <w:trPr>
-          <w:trHeight w:val="397"/>
-          <w:jc w:val="center"/>
-        </w:trPr>
-        <w:tc>
-          <w:tcPr>
-            <w:tcW w:w="9639" w:type="dxa"/>
-            <w:gridSpan w:val="5"/>
-            <w:tcBorders>
-              <w:left w:val="nil"/>
-              <w:right w:val="nil"/>
-            </w:tcBorders>
-            <w:shd w:val="clear" w:color="auto" w:fill="BFBFBF" w:themeFill="background1" w:themeFillShade="BF"/>
-            <w:vAlign w:val="center"/>
-          </w:tcPr>
-          <w:p>
-            <w:pPr>
-              <w:pStyle w:val="a3"/>
-              <w:wordWrap/>
-              <w:rPr>
-                <w:rFonts w:asciiTheme="minorEastAsia" w:hAnsiTheme="minorEastAsia" w:cs="Arial"/>
-                <w:b/>
-                <w:szCs w:val="20"/>
-              </w:rPr>
-            </w:pPr>
-            <w:r>
-              <w:rPr>
-                <w:rFonts w:asciiTheme="minorEastAsia" w:hAnsiTheme="minorEastAsia" w:cs="Arial"/>
-                <w:b/>
-                <w:szCs w:val="20"/>
-              </w:rPr>
-              <w:t>SDS description</w:t>
-            </w:r>
-          </w:p>
-        </w:tc>
-      </w:tr>
-      <w:tr>
-        <w:trPr>
-          <w:trHeight w:val="397"/>
-          <w:jc w:val="center"/>
-        </w:trPr>
-        <w:tc>
-          <w:tcPr>
-            <w:tcW w:w="9639" w:type="dxa"/>
-            <w:gridSpan w:val="5"/>
-            <w:tcBorders>
-              <w:left w:val="nil"/>
-              <w:right w:val="nil"/>
-            </w:tcBorders>
-            <w:shd w:val="clear" w:color="auto" w:fill="auto"/>
-            <w:vAlign w:val="center"/>
-          </w:tcPr>
-          <w:p>
-            <w:pPr>
-              <w:pStyle w:val="a3"/>
-              <w:wordWrap/>
-              <w:rPr>
-                <w:rFonts w:asciiTheme="minorEastAsia" w:hAnsiTheme="minorEastAsia" w:cs="Arial"/>
-                <w:b/>
-                <w:szCs w:val="20"/>
-              </w:rPr>
-            </w:pPr>
-            <w:r>
-              <w:rPr>
-                <w:rFonts w:asciiTheme="minorEastAsia" w:hAnsiTheme="minorEastAsia" w:cs="Arial" w:hint="eastAsia"/>
-                <w:b/>
-                <w:szCs w:val="20"/>
-              </w:rPr>
-              <w:t>3</w:t>
-            </w:r>
-            <w:r>
-              <w:rPr>
-                <w:rFonts w:asciiTheme="minorEastAsia" w:hAnsiTheme="minorEastAsia" w:cs="Arial"/>
-                <w:b/>
-                <w:szCs w:val="20"/>
-              </w:rPr>
-              <w:t>D Object Rendering</w:t>
-            </w:r>
-            <w:r>
-              <w:rPr>
-                <w:rFonts w:asciiTheme="minorEastAsia" w:hAnsiTheme="minorEastAsia" w:cs="Arial" w:hint="eastAsia"/>
-                <w:b/>
-                <w:szCs w:val="20"/>
-              </w:rPr>
-              <w:t xml:space="preserve">으로 </w:t>
-            </w:r>
-            <w:r>
-              <w:rPr>
-                <w:rFonts w:asciiTheme="minorEastAsia" w:hAnsiTheme="minorEastAsia" w:cs="Arial"/>
-                <w:b/>
-                <w:szCs w:val="20"/>
-              </w:rPr>
-              <w:t>3</w:t>
-            </w:r>
-            <w:r>
-              <w:rPr>
-                <w:rFonts w:asciiTheme="minorEastAsia" w:hAnsiTheme="minorEastAsia" w:cs="Arial" w:hint="eastAsia"/>
-                <w:b/>
-                <w:szCs w:val="20"/>
-              </w:rPr>
-              <w:t>D</w:t>
-            </w:r>
-            <w:r>
-              <w:rPr>
-                <w:rFonts w:asciiTheme="minorEastAsia" w:hAnsiTheme="minorEastAsia" w:cs="Arial"/>
-                <w:b/>
-                <w:szCs w:val="20"/>
-              </w:rPr>
-              <w:t xml:space="preserve"> </w:t>
-            </w:r>
-            <w:r>
-              <w:rPr>
-                <w:rFonts w:asciiTheme="minorEastAsia" w:hAnsiTheme="minorEastAsia" w:cs="Arial" w:hint="eastAsia"/>
-                <w:b/>
-                <w:szCs w:val="20"/>
-              </w:rPr>
-              <w:t>영상</w:t>
-            </w:r>
-            <w:r>
-              <w:rPr>
-                <w:rFonts w:asciiTheme="minorEastAsia" w:hAnsiTheme="minorEastAsia" w:cs="Arial" w:hint="eastAsia"/>
-                <w:b/>
-                <w:szCs w:val="20"/>
-              </w:rPr>
-              <w:t>(C</w:t>
-            </w:r>
-            <w:r>
-              <w:rPr>
-                <w:rFonts w:asciiTheme="minorEastAsia" w:hAnsiTheme="minorEastAsia" w:cs="Arial"/>
-                <w:b/>
-                <w:szCs w:val="20"/>
-              </w:rPr>
-              <w:t>ut-View, Fly-Through)</w:t>
-            </w:r>
-            <w:r>
-              <w:rPr>
-                <w:rFonts w:asciiTheme="minorEastAsia" w:hAnsiTheme="minorEastAsia" w:cs="Arial" w:hint="eastAsia"/>
-                <w:b/>
-                <w:szCs w:val="20"/>
-              </w:rPr>
-              <w:t xml:space="preserve"> 표시</w:t>
-            </w:r>
-          </w:p>
-          <w:p>
-            <w:pPr>
-              <w:pStyle w:val="a3"/>
-              <w:wordWrap/>
-              <w:rPr>
-                <w:rFonts w:asciiTheme="minorEastAsia" w:hAnsiTheme="minorEastAsia" w:cs="Arial"/>
-                <w:b/>
-                <w:szCs w:val="20"/>
-              </w:rPr>
-            </w:pPr>
-            <w:r>
-              <w:rPr>
-                <w:rFonts w:asciiTheme="minorEastAsia" w:hAnsiTheme="minorEastAsia" w:cs="Arial"/>
-                <w:b/>
-                <w:noProof/>
-                <w:szCs w:val="20"/>
-              </w:rPr>
-              <w:drawing>
-                <wp:inline distT="0" distB="0" distL="0" distR="0" wp14:anchorId="2E14E858" wp14:editId="73225327">
-                  <wp:extent cx="4991357" cy="3702240"/>
-                  <wp:effectExtent l="0" t="0" r="0" b="0"/>
-                  <wp:docPr id="1367187915" name="그림 1"/>
-                  <wp:cNvGraphicFramePr>
-                    <a:graphicFrameLocks xmlns:a="http://schemas.openxmlformats.org/drawingml/2006/main" noChangeAspect="1"/>
-                  </wp:cNvGraphicFramePr>
-                  <a:graphic xmlns:a="http://schemas.openxmlformats.org/drawingml/2006/main">
-                    <a:graphicData uri="http://schemas.openxmlformats.org/drawingml/2006/picture">
-                      <pic:pic xmlns:pic="http://schemas.openxmlformats.org/drawingml/2006/picture">
-                        <pic:nvPicPr>
-                          <pic:cNvPr id="1367187915" name=""/>
-                          <pic:cNvPicPr/>
-                        </pic:nvPicPr>
-                        <pic:blipFill>
-                          <a:blip r:embed="rId20"/>
-                          <a:stretch>
-                            <a:fillRect/>
-                          </a:stretch>
-                        </pic:blipFill>
-                        <pic:spPr>
-                          <a:xfrm>
-                            <a:off x="0" y="0"/>
-                            <a:ext cx="4991357" cy="3702240"/>
-                          </a:xfrm>
-                          <a:prstGeom prst="rect">
-                            <a:avLst/>
-                          </a:prstGeom>
-                        </pic:spPr>
-                      </pic:pic>
-                    </a:graphicData>
-                  </a:graphic>
-                </wp:inline>
-              </w:drawing>
-            </w:r>
-          </w:p>
-        </w:tc>
-      </w:tr>
-      <w:tr>
-        <w:trPr>
-          <w:trHeight w:val="397"/>
-          <w:jc w:val="center"/>
-        </w:trPr>
-        <w:tc>
-          <w:tcPr>
-            <w:tcW w:w="9639" w:type="dxa"/>
-            <w:gridSpan w:val="5"/>
-            <w:tcBorders>
-              <w:top w:val="single" w:sz="4" w:space="0" w:color="auto"/>
-              <w:left w:val="nil"/>
-              <w:bottom w:val="single" w:sz="4" w:space="0" w:color="auto"/>
-              <w:right w:val="nil"/>
-            </w:tcBorders>
-            <w:shd w:val="clear" w:color="auto" w:fill="BFBFBF" w:themeFill="background1" w:themeFillShade="BF"/>
-            <w:vAlign w:val="center"/>
-          </w:tcPr>
-          <w:p>
-            <w:pPr>
-              <w:pStyle w:val="a3"/>
-              <w:wordWrap/>
-              <w:rPr>
-                <w:rFonts w:asciiTheme="minorEastAsia" w:hAnsiTheme="minorEastAsia" w:cs="Arial"/>
-                <w:b/>
-                <w:szCs w:val="20"/>
-              </w:rPr>
-            </w:pPr>
-            <w:r>
-              <w:rPr>
-                <w:rFonts w:asciiTheme="minorEastAsia" w:hAnsiTheme="minorEastAsia" w:cs="Arial"/>
-                <w:b/>
-                <w:szCs w:val="20"/>
-              </w:rPr>
-              <w:lastRenderedPageBreak/>
-              <w:t xml:space="preserve">Architecture according to </w:t>
-            </w:r>
-            <w:r>
-              <w:rPr>
-                <w:rFonts w:asciiTheme="minorEastAsia" w:hAnsiTheme="minorEastAsia" w:cs="Arial"/>
-                <w:b/>
-                <w:szCs w:val="20"/>
-              </w:rPr>
-              <w:t>risk management</w:t>
-            </w:r>
-          </w:p>
-        </w:tc>
-      </w:tr>
-      <w:tr>
-        <w:trPr>
-          <w:trHeight w:val="397"/>
-          <w:jc w:val="center"/>
-        </w:trPr>
-        <w:tc>
-          <w:tcPr>
-            <w:tcW w:w="9639" w:type="dxa"/>
-            <w:gridSpan w:val="5"/>
-            <w:tcBorders>
-              <w:left w:val="nil"/>
-              <w:bottom w:val="single" w:sz="12" w:space="0" w:color="auto"/>
-              <w:right w:val="nil"/>
-            </w:tcBorders>
-            <w:shd w:val="clear" w:color="auto" w:fill="auto"/>
-            <w:vAlign w:val="center"/>
-          </w:tcPr>
-          <w:p>
-            <w:pPr>
-              <w:pStyle w:val="a3"/>
-              <w:wordWrap/>
-              <w:rPr>
-                <w:rFonts w:asciiTheme="minorEastAsia" w:hAnsiTheme="minorEastAsia" w:cs="Arial"/>
-                <w:b/>
-                <w:szCs w:val="20"/>
-              </w:rPr>
-            </w:pPr>
-            <w:r>
-              <w:rPr>
-                <w:rFonts w:asciiTheme="minorEastAsia" w:hAnsiTheme="minorEastAsia" w:cs="Arial" w:hint="eastAsia"/>
-                <w:b/>
-                <w:szCs w:val="20"/>
-              </w:rPr>
-              <w:t>N</w:t>
-            </w:r>
-            <w:r>
-              <w:rPr>
-                <w:rFonts w:asciiTheme="minorEastAsia" w:hAnsiTheme="minorEastAsia" w:cs="Arial"/>
-                <w:b/>
-                <w:szCs w:val="20"/>
-              </w:rPr>
-              <w:t>/A</w:t>
-            </w:r>
-          </w:p>
-        </w:tc>
-      </w:tr>
-    </w:tbl>
-    <w:p>
-      <w:pPr>
-        <w:widowControl/>
-        <w:wordWrap/>
-        <w:autoSpaceDE/>
-        <w:autoSpaceDN/>
-        <w:spacing w:line="240" w:lineRule="auto"/>
-        <w:outlineLvl w:val="0"/>
-        <w:rPr>
-          <w:rFonts w:ascii="Arial" w:hAnsi="Arial" w:cs="Arial"/>
-          <w:b/>
-          <w:sz w:val="24"/>
-        </w:rPr>
-      </w:pPr>
-    </w:p>
-    <w:tbl>
-      <w:tblPr>
-        <w:tblW w:w="9639" w:type="dxa"/>
-        <w:jc w:val="center"/>
-        <w:tblBorders>
-          <w:top w:val="single" w:sz="4" w:space="0" w:color="auto"/>
-          <w:left w:val="single" w:sz="4" w:space="0" w:color="auto"/>
-          <w:bottom w:val="single" w:sz="4" w:space="0" w:color="auto"/>
-          <w:right w:val="single" w:sz="4" w:space="0" w:color="auto"/>
-          <w:insideH w:val="single" w:sz="4" w:space="0" w:color="auto"/>
-          <w:insideV w:val="single" w:sz="4" w:space="0" w:color="auto"/>
-        </w:tblBorders>
-        <w:shd w:val="clear" w:color="auto" w:fill="D9D9D9"/>
-        <w:tblLook w:val="04A0" w:firstRow="1" w:lastRow="0" w:firstColumn="1" w:lastColumn="0" w:noHBand="0" w:noVBand="1"/>
-      </w:tblPr>
-      <w:tblGrid>
-        <w:gridCol w:w="1061"/>
-        <w:gridCol w:w="4609"/>
-        <w:gridCol w:w="2405"/>
-        <w:gridCol w:w="1553"/>
-        <w:gridCol w:w="11"/>
-      </w:tblGrid>
-      <w:tr>
-        <w:trPr>
-          <w:gridAfter w:val="1"/>
-          <w:wAfter w:w="11" w:type="dxa"/>
-          <w:trHeight w:val="397"/>
-          <w:jc w:val="center"/>
-        </w:trPr>
-        <w:tc>
-          <w:tcPr>
-            <w:tcW w:w="1061" w:type="dxa"/>
-            <w:tcBorders>
-              <w:top w:val="single" w:sz="12" w:space="0" w:color="auto"/>
-              <w:left w:val="nil"/>
-            </w:tcBorders>
-            <w:shd w:val="clear" w:color="auto" w:fill="BFBFBF" w:themeFill="background1" w:themeFillShade="BF"/>
-            <w:vAlign w:val="center"/>
-          </w:tcPr>
-          <w:p>
-            <w:pPr>
-              <w:pStyle w:val="a3"/>
-              <w:wordWrap/>
-              <w:rPr>
-                <w:rFonts w:asciiTheme="minorEastAsia" w:hAnsiTheme="minorEastAsia" w:cs="Arial"/>
-                <w:b/>
-                <w:szCs w:val="20"/>
-              </w:rPr>
-            </w:pPr>
-            <w:r>
-              <w:rPr>
-                <w:rFonts w:asciiTheme="minorEastAsia" w:hAnsiTheme="minorEastAsia" w:cs="Arial"/>
-                <w:b/>
-                <w:szCs w:val="20"/>
-              </w:rPr>
-              <w:t>SDS ID</w:t>
-            </w:r>
-          </w:p>
-        </w:tc>
-        <w:tc>
-          <w:tcPr>
-            <w:tcW w:w="4609" w:type="dxa"/>
-            <w:tcBorders>
-              <w:top w:val="single" w:sz="12" w:space="0" w:color="auto"/>
-            </w:tcBorders>
-            <w:shd w:val="clear" w:color="auto" w:fill="auto"/>
-            <w:vAlign w:val="center"/>
-          </w:tcPr>
-          <w:p>
-            <w:pPr>
-              <w:pStyle w:val="a3"/>
-              <w:wordWrap/>
-              <w:rPr>
-                <w:rFonts w:asciiTheme="minorEastAsia" w:hAnsiTheme="minorEastAsia" w:cs="Arial"/>
-                <w:b/>
-                <w:szCs w:val="20"/>
-              </w:rPr>
-            </w:pPr>
-            <w:r>
-              <w:rPr>
-                <w:rFonts w:asciiTheme="minorEastAsia" w:hAnsiTheme="minorEastAsia" w:cs="Arial"/>
-                <w:b/>
-                <w:szCs w:val="20"/>
-              </w:rPr>
-              <w:t>S</w:t>
-            </w:r>
-            <w:r>
-              <w:rPr>
-                <w:rFonts w:asciiTheme="minorEastAsia" w:hAnsiTheme="minorEastAsia" w:cs="Arial"/>
-                <w:b/>
-                <w:szCs w:val="20"/>
-              </w:rPr>
-              <w:t>D</w:t>
-            </w:r>
-            <w:r>
-              <w:rPr>
-                <w:rFonts w:asciiTheme="minorEastAsia" w:hAnsiTheme="minorEastAsia" w:cs="Arial"/>
-                <w:b/>
-                <w:szCs w:val="20"/>
-              </w:rPr>
-              <w:t>S-038</w:t>
-            </w:r>
-          </w:p>
-        </w:tc>
-        <w:tc>
-          <w:tcPr>
-            <w:tcW w:w="2405" w:type="dxa"/>
-            <w:vMerge w:val="restart"/>
-            <w:tcBorders>
-              <w:top w:val="single" w:sz="12" w:space="0" w:color="auto"/>
-            </w:tcBorders>
-            <w:shd w:val="clear" w:color="auto" w:fill="auto"/>
-            <w:vAlign w:val="center"/>
-          </w:tcPr>
-          <w:p>
-            <w:pPr>
-              <w:pStyle w:val="a3"/>
-              <w:wordWrap/>
-              <w:rPr>
-                <w:rFonts w:asciiTheme="minorEastAsia" w:hAnsiTheme="minorEastAsia" w:cs="Arial"/>
-                <w:b/>
-                <w:szCs w:val="20"/>
-              </w:rPr>
-            </w:pPr>
-            <w:r>
-              <w:rPr>
-                <w:rFonts w:asciiTheme="minorEastAsia" w:hAnsiTheme="minorEastAsia" w:cs="Arial"/>
-                <w:b/>
-                <w:szCs w:val="20"/>
-              </w:rPr>
-              <w:t>AI FFR</w:t>
-            </w:r>
-          </w:p>
-        </w:tc>
-        <w:tc>
-          <w:tcPr>
-            <w:tcW w:w="1553" w:type="dxa"/>
-            <w:tcBorders>
-              <w:top w:val="single" w:sz="12" w:space="0" w:color="auto"/>
-              <w:right w:val="nil"/>
-            </w:tcBorders>
-            <w:shd w:val="clear" w:color="auto" w:fill="BFBFBF" w:themeFill="background1" w:themeFillShade="BF"/>
-            <w:vAlign w:val="center"/>
-          </w:tcPr>
-          <w:p>
-            <w:pPr>
-              <w:pStyle w:val="a3"/>
-              <w:wordWrap/>
-              <w:jc w:val="center"/>
-              <w:rPr>
-                <w:rFonts w:asciiTheme="minorEastAsia" w:hAnsiTheme="minorEastAsia" w:cs="Arial"/>
-                <w:b/>
-                <w:szCs w:val="20"/>
-              </w:rPr>
-            </w:pPr>
-            <w:r>
-              <w:rPr>
-                <w:rFonts w:asciiTheme="minorEastAsia" w:hAnsiTheme="minorEastAsia" w:cs="Arial"/>
-                <w:b/>
-                <w:szCs w:val="20"/>
-              </w:rPr>
-              <w:t>Class</w:t>
-            </w:r>
-          </w:p>
-        </w:tc>
-      </w:tr>
-      <w:tr>
-        <w:trPr>
-          <w:gridAfter w:val="1"/>
-          <w:wAfter w:w="11" w:type="dxa"/>
-          <w:trHeight w:val="397"/>
-          <w:jc w:val="center"/>
-        </w:trPr>
-        <w:tc>
-          <w:tcPr>
-            <w:tcW w:w="1061" w:type="dxa"/>
-            <w:tcBorders>
-              <w:left w:val="nil"/>
-            </w:tcBorders>
-            <w:shd w:val="clear" w:color="auto" w:fill="BFBFBF" w:themeFill="background1" w:themeFillShade="BF"/>
-            <w:vAlign w:val="center"/>
-          </w:tcPr>
-          <w:p>
-            <w:pPr>
-              <w:pStyle w:val="a3"/>
-              <w:wordWrap/>
-              <w:rPr>
-                <w:rFonts w:asciiTheme="minorEastAsia" w:hAnsiTheme="minorEastAsia" w:cs="Arial"/>
-                <w:b/>
-                <w:szCs w:val="20"/>
-              </w:rPr>
-            </w:pPr>
-            <w:r>
-              <w:rPr>
-                <w:rFonts w:asciiTheme="minorEastAsia" w:hAnsiTheme="minorEastAsia" w:cs="Arial"/>
-                <w:b/>
-                <w:szCs w:val="20"/>
-              </w:rPr>
-              <w:t>SRS ID</w:t>
-            </w:r>
-          </w:p>
-        </w:tc>
-        <w:tc>
-          <w:tcPr>
-            <w:tcW w:w="4609" w:type="dxa"/>
-            <w:shd w:val="clear" w:color="auto" w:fill="auto"/>
-            <w:vAlign w:val="center"/>
-          </w:tcPr>
-          <w:p>
-            <w:pPr>
-              <w:pStyle w:val="a3"/>
-              <w:wordWrap/>
-              <w:rPr>
-                <w:rFonts w:asciiTheme="minorEastAsia" w:hAnsiTheme="minorEastAsia" w:cs="Arial"/>
-                <w:b/>
-                <w:szCs w:val="20"/>
-              </w:rPr>
-            </w:pPr>
-            <w:r>
-              <w:rPr>
-                <w:rFonts w:asciiTheme="minorEastAsia" w:hAnsiTheme="minorEastAsia" w:cs="Arial"/>
-                <w:b/>
-                <w:szCs w:val="20"/>
-              </w:rPr>
-              <w:t>SRS-038</w:t>
-            </w:r>
-          </w:p>
-        </w:tc>
-        <w:tc>
-          <w:tcPr>
-            <w:tcW w:w="2405" w:type="dxa"/>
-            <w:vMerge/>
-            <w:shd w:val="clear" w:color="auto" w:fill="auto"/>
-            <w:vAlign w:val="center"/>
-          </w:tcPr>
-          <w:p>
-            <w:pPr>
-              <w:pStyle w:val="a3"/>
-              <w:wordWrap/>
-              <w:rPr>
-                <w:rFonts w:asciiTheme="minorEastAsia" w:hAnsiTheme="minorEastAsia" w:cs="Arial"/>
-                <w:b/>
-                <w:szCs w:val="20"/>
-              </w:rPr>
-            </w:pPr>
-          </w:p>
-        </w:tc>
-        <w:tc>
-          <w:tcPr>
-            <w:tcW w:w="1553" w:type="dxa"/>
-            <w:tcBorders>
-              <w:right w:val="nil"/>
-            </w:tcBorders>
-            <w:shd w:val="clear" w:color="auto" w:fill="auto"/>
-            <w:vAlign w:val="center"/>
-          </w:tcPr>
-          <w:p>
-            <w:pPr>
-              <w:pStyle w:val="a3"/>
-              <w:wordWrap/>
-              <w:jc w:val="center"/>
-              <w:rPr>
-                <w:rFonts w:asciiTheme="minorEastAsia" w:hAnsiTheme="minorEastAsia" w:cs="Arial"/>
-                <w:b/>
-                <w:szCs w:val="20"/>
-              </w:rPr>
-            </w:pPr>
-            <w:r>
-              <w:rPr>
-                <w:rFonts w:asciiTheme="minorEastAsia" w:hAnsiTheme="minorEastAsia" w:cs="Arial" w:hint="eastAsia"/>
-                <w:b/>
-                <w:szCs w:val="20"/>
-              </w:rPr>
-              <w:t>A</w:t>
-            </w:r>
-          </w:p>
-        </w:tc>
-      </w:tr>
-      <w:tr>
-        <w:trPr>
-          <w:trHeight w:val="397"/>
-          <w:jc w:val="center"/>
-        </w:trPr>
-        <w:tc>
-          <w:tcPr>
-            <w:tcW w:w="9639" w:type="dxa"/>
-            <w:gridSpan w:val="5"/>
-            <w:tcBorders>
-              <w:left w:val="nil"/>
-              <w:right w:val="nil"/>
-            </w:tcBorders>
-            <w:shd w:val="clear" w:color="auto" w:fill="BFBFBF" w:themeFill="background1" w:themeFillShade="BF"/>
-            <w:vAlign w:val="center"/>
-          </w:tcPr>
-          <w:p>
-            <w:pPr>
-              <w:pStyle w:val="a3"/>
-              <w:wordWrap/>
-              <w:rPr>
-                <w:rFonts w:asciiTheme="minorEastAsia" w:hAnsiTheme="minorEastAsia" w:cs="Arial"/>
-                <w:b/>
-                <w:szCs w:val="20"/>
-              </w:rPr>
-            </w:pPr>
-            <w:r>
-              <w:rPr>
-                <w:rFonts w:asciiTheme="minorEastAsia" w:hAnsiTheme="minorEastAsia" w:cs="Arial"/>
-                <w:b/>
-                <w:szCs w:val="20"/>
-              </w:rPr>
-              <w:t>SDS description</w:t>
-            </w:r>
-          </w:p>
-        </w:tc>
-      </w:tr>
-      <w:tr>
-        <w:trPr>
-          <w:trHeight w:val="397"/>
-          <w:jc w:val="center"/>
-        </w:trPr>
-        <w:tc>
-          <w:tcPr>
-            <w:tcW w:w="9639" w:type="dxa"/>
-            <w:gridSpan w:val="5"/>
-            <w:tcBorders>
-              <w:left w:val="nil"/>
-              <w:right w:val="nil"/>
-            </w:tcBorders>
-            <w:shd w:val="clear" w:color="auto" w:fill="auto"/>
-            <w:vAlign w:val="center"/>
-          </w:tcPr>
-          <w:p>
-            <w:pPr>
-              <w:pStyle w:val="a3"/>
-              <w:wordWrap/>
-              <w:rPr>
-                <w:rFonts w:asciiTheme="minorEastAsia" w:hAnsiTheme="minorEastAsia" w:cs="Arial"/>
-                <w:b/>
-                <w:szCs w:val="20"/>
-              </w:rPr>
-            </w:pPr>
-            <w:r>
-              <w:rPr>
-                <w:rFonts w:asciiTheme="minorEastAsia" w:hAnsiTheme="minorEastAsia" w:cs="Arial"/>
-                <w:b/>
-                <w:szCs w:val="20"/>
-              </w:rPr>
-              <w:t xml:space="preserve">OCT </w:t>
-            </w:r>
-            <w:r>
-              <w:rPr>
-                <w:rFonts w:asciiTheme="minorEastAsia" w:hAnsiTheme="minorEastAsia" w:cs="Arial" w:hint="eastAsia"/>
-                <w:b/>
-                <w:szCs w:val="20"/>
-              </w:rPr>
-              <w:t>I</w:t>
-            </w:r>
-            <w:r>
-              <w:rPr>
-                <w:rFonts w:asciiTheme="minorEastAsia" w:hAnsiTheme="minorEastAsia" w:cs="Arial"/>
-                <w:b/>
-                <w:szCs w:val="20"/>
-              </w:rPr>
-              <w:t>mage</w:t>
-            </w:r>
-            <w:r>
-              <w:rPr>
-                <w:rFonts w:asciiTheme="minorEastAsia" w:hAnsiTheme="minorEastAsia" w:cs="Arial" w:hint="eastAsia"/>
-                <w:b/>
-                <w:szCs w:val="20"/>
-              </w:rPr>
-              <w:t xml:space="preserve">를 분석한 정보를 통해서 </w:t>
-            </w:r>
-            <w:r>
-              <w:rPr>
-                <w:rFonts w:asciiTheme="minorEastAsia" w:hAnsiTheme="minorEastAsia" w:cs="Arial"/>
-                <w:b/>
-                <w:szCs w:val="20"/>
-              </w:rPr>
-              <w:t xml:space="preserve">FFR </w:t>
-            </w:r>
-            <w:r>
-              <w:rPr>
-                <w:rFonts w:asciiTheme="minorEastAsia" w:hAnsiTheme="minorEastAsia" w:cs="Arial" w:hint="eastAsia"/>
-                <w:b/>
-                <w:szCs w:val="20"/>
-              </w:rPr>
-              <w:t>예측 값</w:t>
-            </w:r>
-            <w:r>
-              <w:rPr>
-                <w:rFonts w:asciiTheme="minorEastAsia" w:hAnsiTheme="minorEastAsia" w:cs="Arial" w:hint="eastAsia"/>
-                <w:b/>
-                <w:szCs w:val="20"/>
-              </w:rPr>
-              <w:t xml:space="preserve"> 표시</w:t>
-            </w:r>
-          </w:p>
-          <w:p>
-            <w:pPr>
-              <w:pStyle w:val="a3"/>
-              <w:wordWrap/>
-              <w:rPr>
-                <w:rFonts w:asciiTheme="minorEastAsia" w:hAnsiTheme="minorEastAsia" w:cs="Arial"/>
-                <w:b/>
-                <w:szCs w:val="20"/>
-              </w:rPr>
-            </w:pPr>
-            <w:r>
-              <w:rPr>
-                <w:rFonts w:asciiTheme="minorEastAsia" w:hAnsiTheme="minorEastAsia" w:cs="Arial"/>
-                <w:b/>
-                <w:noProof/>
-                <w:szCs w:val="20"/>
-              </w:rPr>
-              <w:drawing>
-                <wp:inline distT="0" distB="0" distL="0" distR="0" wp14:anchorId="6DB28C5B" wp14:editId="75BF7B36">
-                  <wp:extent cx="939848" cy="1746340"/>
-                  <wp:effectExtent l="0" t="0" r="0" b="6350"/>
-                  <wp:docPr id="1329948125" name="그림 1"/>
-                  <wp:cNvGraphicFramePr>
-                    <a:graphicFrameLocks xmlns:a="http://schemas.openxmlformats.org/drawingml/2006/main" noChangeAspect="1"/>
-                  </wp:cNvGraphicFramePr>
-                  <a:graphic xmlns:a="http://schemas.openxmlformats.org/drawingml/2006/main">
-                    <a:graphicData uri="http://schemas.openxmlformats.org/drawingml/2006/picture">
-                      <pic:pic xmlns:pic="http://schemas.openxmlformats.org/drawingml/2006/picture">
-                        <pic:nvPicPr>
-                          <pic:cNvPr id="1329948125" name=""/>
-                          <pic:cNvPicPr/>
-                        </pic:nvPicPr>
-                        <pic:blipFill>
-                          <a:blip r:embed="rId21"/>
-                          <a:stretch>
-                            <a:fillRect/>
-                          </a:stretch>
-                        </pic:blipFill>
-                        <pic:spPr>
-                          <a:xfrm>
-                            <a:off x="0" y="0"/>
-                            <a:ext cx="939848" cy="1746340"/>
-                          </a:xfrm>
-                          <a:prstGeom prst="rect">
-                            <a:avLst/>
-                          </a:prstGeom>
-                        </pic:spPr>
-                      </pic:pic>
-                    </a:graphicData>
-                  </a:graphic>
-                </wp:inline>
-              </w:drawing>
-            </w:r>
-          </w:p>
-        </w:tc>
-      </w:tr>
-      <w:tr>
-        <w:trPr>
-          <w:trHeight w:val="397"/>
-          <w:jc w:val="center"/>
-        </w:trPr>
-        <w:tc>
-          <w:tcPr>
-            <w:tcW w:w="9639" w:type="dxa"/>
-            <w:gridSpan w:val="5"/>
-            <w:tcBorders>
-              <w:top w:val="single" w:sz="4" w:space="0" w:color="auto"/>
-              <w:left w:val="nil"/>
-              <w:bottom w:val="single" w:sz="4" w:space="0" w:color="auto"/>
-              <w:right w:val="nil"/>
-            </w:tcBorders>
-            <w:shd w:val="clear" w:color="auto" w:fill="BFBFBF" w:themeFill="background1" w:themeFillShade="BF"/>
-            <w:vAlign w:val="center"/>
-          </w:tcPr>
-          <w:p>
-            <w:pPr>
-              <w:pStyle w:val="a3"/>
-              <w:wordWrap/>
-              <w:rPr>
-                <w:rFonts w:asciiTheme="minorEastAsia" w:hAnsiTheme="minorEastAsia" w:cs="Arial"/>
-                <w:b/>
-                <w:szCs w:val="20"/>
-              </w:rPr>
-            </w:pPr>
-            <w:r>
-              <w:rPr>
-                <w:rFonts w:asciiTheme="minorEastAsia" w:hAnsiTheme="minorEastAsia" w:cs="Arial"/>
-                <w:b/>
-                <w:szCs w:val="20"/>
-              </w:rPr>
-              <w:t xml:space="preserve">Architecture according to </w:t>
-            </w:r>
-            <w:r>
-              <w:rPr>
-                <w:rFonts w:asciiTheme="minorEastAsia" w:hAnsiTheme="minorEastAsia" w:cs="Arial"/>
-                <w:b/>
-                <w:szCs w:val="20"/>
-              </w:rPr>
-              <w:t>risk management</w:t>
-            </w:r>
-          </w:p>
-        </w:tc>
-      </w:tr>
-      <w:tr>
-        <w:trPr>
-          <w:trHeight w:val="397"/>
-          <w:jc w:val="center"/>
-        </w:trPr>
-        <w:tc>
-          <w:tcPr>
-            <w:tcW w:w="9639" w:type="dxa"/>
-            <w:gridSpan w:val="5"/>
-            <w:tcBorders>
-              <w:left w:val="nil"/>
-              <w:bottom w:val="single" w:sz="12" w:space="0" w:color="auto"/>
-              <w:right w:val="nil"/>
-            </w:tcBorders>
-            <w:shd w:val="clear" w:color="auto" w:fill="auto"/>
-            <w:vAlign w:val="center"/>
-          </w:tcPr>
-          <w:p>
-            <w:pPr>
-              <w:pStyle w:val="a3"/>
-              <w:wordWrap/>
-              <w:rPr>
-                <w:rFonts w:asciiTheme="minorEastAsia" w:hAnsiTheme="minorEastAsia" w:cs="Arial"/>
-                <w:b/>
-                <w:szCs w:val="20"/>
-              </w:rPr>
-            </w:pPr>
-            <w:r>
-              <w:rPr>
-                <w:rFonts w:asciiTheme="minorEastAsia" w:hAnsiTheme="minorEastAsia" w:cs="Arial" w:hint="eastAsia"/>
-                <w:b/>
-                <w:szCs w:val="20"/>
-              </w:rPr>
-              <w:t>N</w:t>
-            </w:r>
-            <w:r>
-              <w:rPr>
-                <w:rFonts w:asciiTheme="minorEastAsia" w:hAnsiTheme="minorEastAsia" w:cs="Arial"/>
-                <w:b/>
-                <w:szCs w:val="20"/>
-              </w:rPr>
-              <w:t>/A</w:t>
-            </w:r>
-          </w:p>
-        </w:tc>
-      </w:tr>
-    </w:tbl>
-    <w:p>
-      <w:pPr>
-        <w:widowControl/>
-        <w:wordWrap/>
-        <w:autoSpaceDE/>
-        <w:autoSpaceDN/>
-        <w:spacing w:line="240" w:lineRule="auto"/>
-        <w:outlineLvl w:val="0"/>
-        <w:rPr>
-          <w:rFonts w:ascii="Arial" w:hAnsi="Arial" w:cs="Arial"/>
-          <w:b/>
-          <w:sz w:val="24"/>
-        </w:rPr>
-      </w:pPr>
-    </w:p>
-    <w:tbl>
-      <w:tblPr>
-        <w:tblW w:w="9639" w:type="dxa"/>
-        <w:jc w:val="center"/>
-        <w:tblBorders>
-          <w:top w:val="single" w:sz="4" w:space="0" w:color="auto"/>
-          <w:left w:val="single" w:sz="4" w:space="0" w:color="auto"/>
-          <w:bottom w:val="single" w:sz="4" w:space="0" w:color="auto"/>
-          <w:right w:val="single" w:sz="4" w:space="0" w:color="auto"/>
-          <w:insideH w:val="single" w:sz="4" w:space="0" w:color="auto"/>
-          <w:insideV w:val="single" w:sz="4" w:space="0" w:color="auto"/>
-        </w:tblBorders>
-        <w:shd w:val="clear" w:color="auto" w:fill="D9D9D9"/>
-        <w:tblLook w:val="04A0" w:firstRow="1" w:lastRow="0" w:firstColumn="1" w:lastColumn="0" w:noHBand="0" w:noVBand="1"/>
-      </w:tblPr>
-      <w:tblGrid>
-        <w:gridCol w:w="1061"/>
-        <w:gridCol w:w="4609"/>
-        <w:gridCol w:w="2405"/>
-        <w:gridCol w:w="1553"/>
-        <w:gridCol w:w="11"/>
-      </w:tblGrid>
-      <w:tr>
-        <w:trPr>
-          <w:gridAfter w:val="1"/>
-          <w:wAfter w:w="11" w:type="dxa"/>
-          <w:trHeight w:val="397"/>
-          <w:jc w:val="center"/>
-        </w:trPr>
-        <w:tc>
-          <w:tcPr>
-            <w:tcW w:w="1061" w:type="dxa"/>
-            <w:tcBorders>
-              <w:top w:val="single" w:sz="12" w:space="0" w:color="auto"/>
-              <w:left w:val="nil"/>
-            </w:tcBorders>
-            <w:shd w:val="clear" w:color="auto" w:fill="BFBFBF" w:themeFill="background1" w:themeFillShade="BF"/>
-            <w:vAlign w:val="center"/>
-          </w:tcPr>
-          <w:p>
-            <w:pPr>
-              <w:pStyle w:val="a3"/>
-              <w:wordWrap/>
-              <w:rPr>
-                <w:rFonts w:asciiTheme="minorEastAsia" w:hAnsiTheme="minorEastAsia" w:cs="Arial"/>
-                <w:b/>
-                <w:szCs w:val="20"/>
-              </w:rPr>
-            </w:pPr>
-            <w:r>
-              <w:rPr>
-                <w:rFonts w:asciiTheme="minorEastAsia" w:hAnsiTheme="minorEastAsia" w:cs="Arial"/>
-                <w:b/>
-                <w:szCs w:val="20"/>
-              </w:rPr>
-              <w:t>SDS ID</w:t>
-            </w:r>
-          </w:p>
-        </w:tc>
-        <w:tc>
-          <w:tcPr>
-            <w:tcW w:w="4609" w:type="dxa"/>
-            <w:tcBorders>
-              <w:top w:val="single" w:sz="12" w:space="0" w:color="auto"/>
-            </w:tcBorders>
-            <w:shd w:val="clear" w:color="auto" w:fill="auto"/>
-            <w:vAlign w:val="center"/>
-          </w:tcPr>
-          <w:p>
-            <w:pPr>
-              <w:pStyle w:val="a3"/>
-              <w:wordWrap/>
-              <w:rPr>
-                <w:rFonts w:asciiTheme="minorEastAsia" w:hAnsiTheme="minorEastAsia" w:cs="Arial"/>
-                <w:b/>
-                <w:szCs w:val="20"/>
-              </w:rPr>
-            </w:pPr>
-            <w:r>
-              <w:rPr>
-                <w:rFonts w:asciiTheme="minorEastAsia" w:hAnsiTheme="minorEastAsia" w:cs="Arial"/>
-                <w:b/>
-                <w:szCs w:val="20"/>
-              </w:rPr>
-              <w:t>S</w:t>
-            </w:r>
-            <w:r>
-              <w:rPr>
-                <w:rFonts w:asciiTheme="minorEastAsia" w:hAnsiTheme="minorEastAsia" w:cs="Arial" w:hint="eastAsia"/>
-                <w:b/>
-                <w:szCs w:val="20"/>
-              </w:rPr>
-              <w:t>D</w:t>
-            </w:r>
-            <w:r>
-              <w:rPr>
-                <w:rFonts w:asciiTheme="minorEastAsia" w:hAnsiTheme="minorEastAsia" w:cs="Arial"/>
-                <w:b/>
-                <w:szCs w:val="20"/>
-              </w:rPr>
-              <w:t>S-0</w:t>
-            </w:r>
-            <w:r>
-              <w:rPr>
-                <w:rFonts w:asciiTheme="minorEastAsia" w:hAnsiTheme="minorEastAsia" w:cs="Arial"/>
-                <w:b/>
-                <w:szCs w:val="20"/>
-              </w:rPr>
-              <w:t>39</w:t>
-            </w:r>
-          </w:p>
-        </w:tc>
-        <w:tc>
-          <w:tcPr>
-            <w:tcW w:w="2405" w:type="dxa"/>
-            <w:vMerge w:val="restart"/>
-            <w:tcBorders>
-              <w:top w:val="single" w:sz="12" w:space="0" w:color="auto"/>
-            </w:tcBorders>
-            <w:shd w:val="clear" w:color="auto" w:fill="auto"/>
-            <w:vAlign w:val="center"/>
-          </w:tcPr>
-          <w:p>
-            <w:pPr>
-              <w:pStyle w:val="a3"/>
-              <w:wordWrap/>
-              <w:rPr>
-                <w:rFonts w:asciiTheme="minorEastAsia" w:hAnsiTheme="minorEastAsia" w:cs="Arial"/>
-                <w:b/>
-                <w:szCs w:val="20"/>
-              </w:rPr>
-            </w:pPr>
-            <w:r>
-              <w:rPr>
-                <w:rFonts w:asciiTheme="minorEastAsia" w:hAnsiTheme="minorEastAsia" w:cs="Arial"/>
-                <w:b/>
-                <w:szCs w:val="20"/>
-              </w:rPr>
-              <w:t>Acquisition Control</w:t>
-            </w:r>
-          </w:p>
-        </w:tc>
-        <w:tc>
-          <w:tcPr>
-            <w:tcW w:w="1553" w:type="dxa"/>
-            <w:tcBorders>
-              <w:top w:val="single" w:sz="12" w:space="0" w:color="auto"/>
-              <w:right w:val="nil"/>
-            </w:tcBorders>
-            <w:shd w:val="clear" w:color="auto" w:fill="BFBFBF" w:themeFill="background1" w:themeFillShade="BF"/>
-            <w:vAlign w:val="center"/>
-          </w:tcPr>
-          <w:p>
-            <w:pPr>
-              <w:pStyle w:val="a3"/>
-              <w:wordWrap/>
-              <w:jc w:val="center"/>
-              <w:rPr>
-                <w:rFonts w:asciiTheme="minorEastAsia" w:hAnsiTheme="minorEastAsia" w:cs="Arial"/>
-                <w:b/>
-                <w:szCs w:val="20"/>
-              </w:rPr>
-            </w:pPr>
-            <w:r>
-              <w:rPr>
-                <w:rFonts w:asciiTheme="minorEastAsia" w:hAnsiTheme="minorEastAsia" w:cs="Arial"/>
-                <w:b/>
-                <w:szCs w:val="20"/>
-              </w:rPr>
-              <w:t>Class</w:t>
-            </w:r>
-          </w:p>
-        </w:tc>
-      </w:tr>
-      <w:tr>
-        <w:trPr>
-          <w:gridAfter w:val="1"/>
-          <w:wAfter w:w="11" w:type="dxa"/>
-          <w:trHeight w:val="397"/>
-          <w:jc w:val="center"/>
-        </w:trPr>
-        <w:tc>
-          <w:tcPr>
-            <w:tcW w:w="1061" w:type="dxa"/>
-            <w:tcBorders>
-              <w:left w:val="nil"/>
-            </w:tcBorders>
-            <w:shd w:val="clear" w:color="auto" w:fill="BFBFBF" w:themeFill="background1" w:themeFillShade="BF"/>
-            <w:vAlign w:val="center"/>
-          </w:tcPr>
-          <w:p>
-            <w:pPr>
-              <w:pStyle w:val="a3"/>
-              <w:wordWrap/>
-              <w:rPr>
-                <w:rFonts w:asciiTheme="minorEastAsia" w:hAnsiTheme="minorEastAsia" w:cs="Arial"/>
-                <w:b/>
-                <w:szCs w:val="20"/>
-              </w:rPr>
-            </w:pPr>
-            <w:r>
-              <w:rPr>
-                <w:rFonts w:asciiTheme="minorEastAsia" w:hAnsiTheme="minorEastAsia" w:cs="Arial"/>
-                <w:b/>
-                <w:szCs w:val="20"/>
-              </w:rPr>
-              <w:t>SRS ID</w:t>
-            </w:r>
-          </w:p>
-        </w:tc>
-        <w:tc>
-          <w:tcPr>
-            <w:tcW w:w="4609" w:type="dxa"/>
-            <w:shd w:val="clear" w:color="auto" w:fill="auto"/>
-            <w:vAlign w:val="center"/>
-          </w:tcPr>
-          <w:p>
-            <w:pPr>
-              <w:pStyle w:val="a3"/>
-              <w:wordWrap/>
-              <w:rPr>
-                <w:rFonts w:asciiTheme="minorEastAsia" w:hAnsiTheme="minorEastAsia" w:cs="Arial"/>
-                <w:b/>
-                <w:szCs w:val="20"/>
-              </w:rPr>
-            </w:pPr>
-            <w:r>
-              <w:rPr>
-                <w:rFonts w:asciiTheme="minorEastAsia" w:hAnsiTheme="minorEastAsia" w:cs="Arial"/>
-                <w:b/>
-                <w:szCs w:val="20"/>
-              </w:rPr>
-              <w:t>SRS-0</w:t>
-            </w:r>
-            <w:r>
-              <w:rPr>
-                <w:rFonts w:asciiTheme="minorEastAsia" w:hAnsiTheme="minorEastAsia" w:cs="Arial"/>
-                <w:b/>
-                <w:szCs w:val="20"/>
-              </w:rPr>
-              <w:t>39</w:t>
-            </w:r>
-          </w:p>
-        </w:tc>
-        <w:tc>
-          <w:tcPr>
-            <w:tcW w:w="2405" w:type="dxa"/>
-            <w:vMerge/>
-            <w:shd w:val="clear" w:color="auto" w:fill="auto"/>
-            <w:vAlign w:val="center"/>
-          </w:tcPr>
-          <w:p>
-            <w:pPr>
-              <w:pStyle w:val="a3"/>
-              <w:wordWrap/>
-              <w:rPr>
-                <w:rFonts w:asciiTheme="minorEastAsia" w:hAnsiTheme="minorEastAsia" w:cs="Arial"/>
-                <w:b/>
-                <w:szCs w:val="20"/>
-              </w:rPr>
-            </w:pPr>
-          </w:p>
-        </w:tc>
-        <w:tc>
-          <w:tcPr>
-            <w:tcW w:w="1553" w:type="dxa"/>
-            <w:tcBorders>
-              <w:right w:val="nil"/>
-            </w:tcBorders>
-            <w:shd w:val="clear" w:color="auto" w:fill="auto"/>
-            <w:vAlign w:val="center"/>
-          </w:tcPr>
-          <w:p>
-            <w:pPr>
-              <w:pStyle w:val="a3"/>
-              <w:wordWrap/>
-              <w:jc w:val="center"/>
-              <w:rPr>
-                <w:rFonts w:asciiTheme="minorEastAsia" w:hAnsiTheme="minorEastAsia" w:cs="Arial"/>
-                <w:b/>
-                <w:szCs w:val="20"/>
-              </w:rPr>
-            </w:pPr>
-            <w:r>
-              <w:rPr>
-                <w:rFonts w:asciiTheme="minorEastAsia" w:hAnsiTheme="minorEastAsia" w:cs="Arial" w:hint="eastAsia"/>
-                <w:b/>
-                <w:szCs w:val="20"/>
-              </w:rPr>
-              <w:t>A</w:t>
-            </w:r>
-          </w:p>
-        </w:tc>
-      </w:tr>
-      <w:tr>
-        <w:trPr>
-          <w:trHeight w:val="397"/>
-          <w:jc w:val="center"/>
-        </w:trPr>
-        <w:tc>
-          <w:tcPr>
-            <w:tcW w:w="9639" w:type="dxa"/>
-            <w:gridSpan w:val="5"/>
-            <w:tcBorders>
-              <w:left w:val="nil"/>
-              <w:right w:val="nil"/>
-            </w:tcBorders>
-            <w:shd w:val="clear" w:color="auto" w:fill="BFBFBF" w:themeFill="background1" w:themeFillShade="BF"/>
-            <w:vAlign w:val="center"/>
-          </w:tcPr>
-          <w:p>
-            <w:pPr>
-              <w:pStyle w:val="a3"/>
-              <w:wordWrap/>
-              <w:rPr>
-                <w:rFonts w:asciiTheme="minorEastAsia" w:hAnsiTheme="minorEastAsia" w:cs="Arial"/>
-                <w:b/>
-                <w:szCs w:val="20"/>
-              </w:rPr>
-            </w:pPr>
-            <w:r>
-              <w:rPr>
-                <w:rFonts w:asciiTheme="minorEastAsia" w:hAnsiTheme="minorEastAsia" w:cs="Arial"/>
-                <w:b/>
-                <w:szCs w:val="20"/>
-              </w:rPr>
-              <w:t>SDS description</w:t>
-            </w:r>
-          </w:p>
-        </w:tc>
-      </w:tr>
-      <w:tr>
-        <w:trPr>
-          <w:trHeight w:val="397"/>
-          <w:jc w:val="center"/>
-        </w:trPr>
-        <w:tc>
-          <w:tcPr>
-            <w:tcW w:w="9639" w:type="dxa"/>
-            <w:gridSpan w:val="5"/>
-            <w:tcBorders>
-              <w:left w:val="nil"/>
-              <w:right w:val="nil"/>
-            </w:tcBorders>
-            <w:shd w:val="clear" w:color="auto" w:fill="auto"/>
-            <w:vAlign w:val="center"/>
-          </w:tcPr>
-          <w:p>
-            <w:pPr>
-              <w:pStyle w:val="a3"/>
-              <w:wordWrap/>
-              <w:rPr>
-                <w:rFonts w:asciiTheme="minorEastAsia" w:hAnsiTheme="minorEastAsia" w:cs="Arial"/>
-                <w:b/>
-                <w:szCs w:val="20"/>
-              </w:rPr>
-            </w:pPr>
-            <w:r>
-              <w:rPr>
-                <w:rFonts w:asciiTheme="minorEastAsia" w:hAnsiTheme="minorEastAsia" w:cs="Arial"/>
-                <w:b/>
-                <w:szCs w:val="20"/>
-              </w:rPr>
-              <w:t>Acquisition Board</w:t>
-            </w:r>
-            <w:r>
-              <w:rPr>
-                <w:rFonts w:asciiTheme="minorEastAsia" w:hAnsiTheme="minorEastAsia" w:cs="Arial" w:hint="eastAsia"/>
-                <w:b/>
-                <w:szCs w:val="20"/>
-              </w:rPr>
-              <w:t>로부터 O</w:t>
-            </w:r>
-            <w:r>
-              <w:rPr>
-                <w:rFonts w:asciiTheme="minorEastAsia" w:hAnsiTheme="minorEastAsia" w:cs="Arial"/>
-                <w:b/>
-                <w:szCs w:val="20"/>
-              </w:rPr>
-              <w:t xml:space="preserve">CT Signal </w:t>
-            </w:r>
-            <w:r>
-              <w:rPr>
-                <w:rFonts w:asciiTheme="minorEastAsia" w:hAnsiTheme="minorEastAsia" w:cs="Arial" w:hint="eastAsia"/>
-                <w:b/>
-                <w:szCs w:val="20"/>
-              </w:rPr>
-              <w:t>획득</w:t>
-            </w:r>
-          </w:p>
-          <w:p>
-            <w:pPr>
-              <w:pStyle w:val="a3"/>
-              <w:wordWrap/>
-              <w:rPr>
-                <w:rFonts w:asciiTheme="minorEastAsia" w:hAnsiTheme="minorEastAsia" w:cs="Arial"/>
-                <w:b/>
-                <w:szCs w:val="20"/>
-              </w:rPr>
-            </w:pPr>
-            <w:r>
-              <w:rPr>
-                <w:rFonts w:asciiTheme="minorEastAsia" w:hAnsiTheme="minorEastAsia" w:cs="Arial"/>
-                <w:b/>
-                <w:noProof/>
-                <w:szCs w:val="20"/>
-              </w:rPr>
-              <w:drawing>
-                <wp:inline distT="0" distB="0" distL="0" distR="0" wp14:anchorId="5B9350F8" wp14:editId="3D9614FB">
-                  <wp:extent cx="1320868" cy="1746340"/>
-                  <wp:effectExtent l="0" t="0" r="0" b="6350"/>
-                  <wp:docPr id="825588551" name="그림 1"/>
-                  <wp:cNvGraphicFramePr>
-                    <a:graphicFrameLocks xmlns:a="http://schemas.openxmlformats.org/drawingml/2006/main" noChangeAspect="1"/>
-                  </wp:cNvGraphicFramePr>
-                  <a:graphic xmlns:a="http://schemas.openxmlformats.org/drawingml/2006/main">
-                    <a:graphicData uri="http://schemas.openxmlformats.org/drawingml/2006/picture">
-                      <pic:pic xmlns:pic="http://schemas.openxmlformats.org/drawingml/2006/picture">
-                        <pic:nvPicPr>
-                          <pic:cNvPr id="825588551" name=""/>
-                          <pic:cNvPicPr/>
-                        </pic:nvPicPr>
-                        <pic:blipFill>
-                          <a:blip r:embed="rId22"/>
-                          <a:stretch>
-                            <a:fillRect/>
-                          </a:stretch>
-                        </pic:blipFill>
-                        <pic:spPr>
-                          <a:xfrm>
-                            <a:off x="0" y="0"/>
-                            <a:ext cx="1320868" cy="1746340"/>
-                          </a:xfrm>
-                          <a:prstGeom prst="rect">
-                            <a:avLst/>
-                          </a:prstGeom>
-                        </pic:spPr>
-                      </pic:pic>
-                    </a:graphicData>
-                  </a:graphic>
-                </wp:inline>
-              </w:drawing>
-            </w:r>
-          </w:p>
-        </w:tc>
-      </w:tr>
-      <w:tr>
-        <w:trPr>
-          <w:trHeight w:val="397"/>
-          <w:jc w:val="center"/>
-        </w:trPr>
-        <w:tc>
-          <w:tcPr>
-            <w:tcW w:w="9639" w:type="dxa"/>
-            <w:gridSpan w:val="5"/>
-            <w:tcBorders>
-              <w:top w:val="single" w:sz="4" w:space="0" w:color="auto"/>
-              <w:left w:val="nil"/>
-              <w:bottom w:val="single" w:sz="4" w:space="0" w:color="auto"/>
-              <w:right w:val="nil"/>
-            </w:tcBorders>
-            <w:shd w:val="clear" w:color="auto" w:fill="BFBFBF" w:themeFill="background1" w:themeFillShade="BF"/>
-            <w:vAlign w:val="center"/>
-          </w:tcPr>
-          <w:p>
-            <w:pPr>
-              <w:pStyle w:val="a3"/>
-              <w:wordWrap/>
-              <w:rPr>
-                <w:rFonts w:asciiTheme="minorEastAsia" w:hAnsiTheme="minorEastAsia" w:cs="Arial"/>
-                <w:b/>
-                <w:szCs w:val="20"/>
-              </w:rPr>
-            </w:pPr>
-            <w:r>
-              <w:rPr>
-                <w:rFonts w:asciiTheme="minorEastAsia" w:hAnsiTheme="minorEastAsia" w:cs="Arial"/>
-                <w:b/>
-                <w:szCs w:val="20"/>
-              </w:rPr>
-              <w:t xml:space="preserve">Architecture according to </w:t>
-            </w:r>
-            <w:r>
-              <w:rPr>
-                <w:rFonts w:asciiTheme="minorEastAsia" w:hAnsiTheme="minorEastAsia" w:cs="Arial"/>
-                <w:b/>
-                <w:szCs w:val="20"/>
-              </w:rPr>
-              <w:t>risk management</w:t>
-            </w:r>
-          </w:p>
-        </w:tc>
-      </w:tr>
-      <w:tr>
-        <w:trPr>
-          <w:trHeight w:val="397"/>
-          <w:jc w:val="center"/>
-        </w:trPr>
-        <w:tc>
-          <w:tcPr>
-            <w:tcW w:w="9639" w:type="dxa"/>
-            <w:gridSpan w:val="5"/>
-            <w:tcBorders>
-              <w:left w:val="nil"/>
-              <w:bottom w:val="single" w:sz="12" w:space="0" w:color="auto"/>
-              <w:right w:val="nil"/>
-            </w:tcBorders>
-            <w:shd w:val="clear" w:color="auto" w:fill="auto"/>
-            <w:vAlign w:val="center"/>
-          </w:tcPr>
-          <w:p>
-            <w:pPr>
-              <w:pStyle w:val="a3"/>
-              <w:wordWrap/>
-              <w:rPr>
-                <w:rFonts w:asciiTheme="minorEastAsia" w:hAnsiTheme="minorEastAsia" w:cs="Arial"/>
-                <w:b/>
-                <w:szCs w:val="20"/>
-              </w:rPr>
-            </w:pPr>
-            <w:r>
-              <w:rPr>
-                <w:rFonts w:asciiTheme="minorEastAsia" w:hAnsiTheme="minorEastAsia" w:cs="Arial" w:hint="eastAsia"/>
-                <w:b/>
-                <w:szCs w:val="20"/>
-              </w:rPr>
-              <w:t>N</w:t>
-            </w:r>
-            <w:r>
-              <w:rPr>
-                <w:rFonts w:asciiTheme="minorEastAsia" w:hAnsiTheme="minorEastAsia" w:cs="Arial"/>
-                <w:b/>
-                <w:szCs w:val="20"/>
-              </w:rPr>
-              <w:t>/A</w:t>
-            </w:r>
-          </w:p>
-        </w:tc>
-      </w:tr>
-    </w:tbl>
-    <w:p>
-      <w:pPr>
-        <w:widowControl/>
-        <w:wordWrap/>
-        <w:autoSpaceDE/>
-        <w:autoSpaceDN/>
-        <w:spacing w:line="240" w:lineRule="auto"/>
-        <w:outlineLvl w:val="0"/>
-        <w:rPr>
-          <w:rFonts w:ascii="Arial" w:hAnsi="Arial" w:cs="Arial"/>
-          <w:b/>
-          <w:sz w:val="24"/>
-        </w:rPr>
-      </w:pPr>
-    </w:p>
-    <w:tbl>
-      <w:tblPr>
-        <w:tblW w:w="9639" w:type="dxa"/>
-        <w:jc w:val="center"/>
-        <w:tblBorders>
-          <w:top w:val="single" w:sz="4" w:space="0" w:color="auto"/>
-          <w:left w:val="single" w:sz="4" w:space="0" w:color="auto"/>
-          <w:bottom w:val="single" w:sz="4" w:space="0" w:color="auto"/>
-          <w:right w:val="single" w:sz="4" w:space="0" w:color="auto"/>
-          <w:insideH w:val="single" w:sz="4" w:space="0" w:color="auto"/>
-          <w:insideV w:val="single" w:sz="4" w:space="0" w:color="auto"/>
-        </w:tblBorders>
-        <w:shd w:val="clear" w:color="auto" w:fill="D9D9D9"/>
-        <w:tblLook w:val="04A0" w:firstRow="1" w:lastRow="0" w:firstColumn="1" w:lastColumn="0" w:noHBand="0" w:noVBand="1"/>
-      </w:tblPr>
-      <w:tblGrid>
-        <w:gridCol w:w="1061"/>
-        <w:gridCol w:w="4609"/>
-        <w:gridCol w:w="2405"/>
-        <w:gridCol w:w="1553"/>
-        <w:gridCol w:w="11"/>
-      </w:tblGrid>
-      <w:tr>
-        <w:trPr>
-          <w:gridAfter w:val="1"/>
-          <w:wAfter w:w="11" w:type="dxa"/>
-          <w:trHeight w:val="397"/>
-          <w:jc w:val="center"/>
-        </w:trPr>
-        <w:tc>
-          <w:tcPr>
-            <w:tcW w:w="1061" w:type="dxa"/>
-            <w:tcBorders>
-              <w:top w:val="single" w:sz="12" w:space="0" w:color="auto"/>
-              <w:left w:val="nil"/>
-            </w:tcBorders>
-            <w:shd w:val="clear" w:color="auto" w:fill="BFBFBF" w:themeFill="background1" w:themeFillShade="BF"/>
-            <w:vAlign w:val="center"/>
-          </w:tcPr>
-          <w:p>
-            <w:pPr>
-              <w:pStyle w:val="a3"/>
-              <w:wordWrap/>
-              <w:rPr>
-                <w:rFonts w:asciiTheme="minorEastAsia" w:hAnsiTheme="minorEastAsia" w:cs="Arial"/>
-                <w:b/>
-                <w:szCs w:val="20"/>
-              </w:rPr>
-            </w:pPr>
-            <w:r>
-              <w:rPr>
-                <w:rFonts w:asciiTheme="minorEastAsia" w:hAnsiTheme="minorEastAsia" w:cs="Arial"/>
-                <w:b/>
-                <w:szCs w:val="20"/>
-              </w:rPr>
-              <w:t>SDS ID</w:t>
-            </w:r>
-          </w:p>
-        </w:tc>
-        <w:tc>
-          <w:tcPr>
-            <w:tcW w:w="4609" w:type="dxa"/>
-            <w:tcBorders>
-              <w:top w:val="single" w:sz="12" w:space="0" w:color="auto"/>
-            </w:tcBorders>
-            <w:shd w:val="clear" w:color="auto" w:fill="auto"/>
-            <w:vAlign w:val="center"/>
-          </w:tcPr>
-          <w:p>
-            <w:pPr>
-              <w:pStyle w:val="a3"/>
-              <w:wordWrap/>
-              <w:rPr>
-                <w:rFonts w:asciiTheme="minorEastAsia" w:hAnsiTheme="minorEastAsia" w:cs="Arial"/>
-                <w:b/>
-                <w:szCs w:val="20"/>
-              </w:rPr>
-            </w:pPr>
-            <w:r>
-              <w:rPr>
-                <w:rFonts w:asciiTheme="minorEastAsia" w:hAnsiTheme="minorEastAsia" w:cs="Arial"/>
-                <w:b/>
-                <w:szCs w:val="20"/>
-              </w:rPr>
-              <w:t>S</w:t>
-            </w:r>
-            <w:r>
-              <w:rPr>
-                <w:rFonts w:asciiTheme="minorEastAsia" w:hAnsiTheme="minorEastAsia" w:cs="Arial"/>
-                <w:b/>
-                <w:szCs w:val="20"/>
-              </w:rPr>
-              <w:t>D</w:t>
-            </w:r>
-            <w:r>
-              <w:rPr>
-                <w:rFonts w:asciiTheme="minorEastAsia" w:hAnsiTheme="minorEastAsia" w:cs="Arial"/>
-                <w:b/>
-                <w:szCs w:val="20"/>
-              </w:rPr>
-              <w:t>S-040, S</w:t>
-            </w:r>
-            <w:r>
-              <w:rPr>
-                <w:rFonts w:asciiTheme="minorEastAsia" w:hAnsiTheme="minorEastAsia" w:cs="Arial"/>
-                <w:b/>
-                <w:szCs w:val="20"/>
-              </w:rPr>
-              <w:t>D</w:t>
-            </w:r>
-            <w:r>
-              <w:rPr>
-                <w:rFonts w:asciiTheme="minorEastAsia" w:hAnsiTheme="minorEastAsia" w:cs="Arial"/>
-                <w:b/>
-                <w:szCs w:val="20"/>
-              </w:rPr>
-              <w:t>S-041, S</w:t>
-            </w:r>
-            <w:r>
-              <w:rPr>
-                <w:rFonts w:asciiTheme="minorEastAsia" w:hAnsiTheme="minorEastAsia" w:cs="Arial"/>
-                <w:b/>
-                <w:szCs w:val="20"/>
-              </w:rPr>
-              <w:t>D</w:t>
-            </w:r>
-            <w:r>
-              <w:rPr>
-                <w:rFonts w:asciiTheme="minorEastAsia" w:hAnsiTheme="minorEastAsia" w:cs="Arial"/>
-                <w:b/>
-                <w:szCs w:val="20"/>
-              </w:rPr>
-              <w:t>S-042</w:t>
-            </w:r>
-          </w:p>
-        </w:tc>
-        <w:tc>
-          <w:tcPr>
-            <w:tcW w:w="2405" w:type="dxa"/>
-            <w:vMerge w:val="restart"/>
-            <w:tcBorders>
-              <w:top w:val="single" w:sz="12" w:space="0" w:color="auto"/>
-            </w:tcBorders>
-            <w:shd w:val="clear" w:color="auto" w:fill="auto"/>
-            <w:vAlign w:val="center"/>
-          </w:tcPr>
-          <w:p>
-            <w:pPr>
-              <w:pStyle w:val="a3"/>
-              <w:wordWrap/>
-              <w:rPr>
-                <w:rFonts w:asciiTheme="minorEastAsia" w:hAnsiTheme="minorEastAsia" w:cs="Arial"/>
-                <w:b/>
-                <w:szCs w:val="20"/>
-              </w:rPr>
-            </w:pPr>
-            <w:r>
-              <w:rPr>
-                <w:rFonts w:asciiTheme="minorEastAsia" w:hAnsiTheme="minorEastAsia" w:cs="Arial"/>
-                <w:b/>
-                <w:szCs w:val="20"/>
-              </w:rPr>
-              <w:t xml:space="preserve">Rotary Junction </w:t>
-            </w:r>
-            <w:r>
-              <w:rPr>
-                <w:rFonts w:asciiTheme="minorEastAsia" w:hAnsiTheme="minorEastAsia" w:cs="Arial"/>
-                <w:b/>
-                <w:szCs w:val="20"/>
-              </w:rPr>
-              <w:lastRenderedPageBreak/>
-              <w:t>Control</w:t>
-            </w:r>
-          </w:p>
-        </w:tc>
-        <w:tc>
-          <w:tcPr>
-            <w:tcW w:w="1553" w:type="dxa"/>
-            <w:tcBorders>
-              <w:top w:val="single" w:sz="12" w:space="0" w:color="auto"/>
-              <w:right w:val="nil"/>
-            </w:tcBorders>
-            <w:shd w:val="clear" w:color="auto" w:fill="BFBFBF" w:themeFill="background1" w:themeFillShade="BF"/>
-            <w:vAlign w:val="center"/>
-          </w:tcPr>
-          <w:p>
-            <w:pPr>
-              <w:pStyle w:val="a3"/>
-              <w:wordWrap/>
-              <w:jc w:val="center"/>
-              <w:rPr>
-                <w:rFonts w:asciiTheme="minorEastAsia" w:hAnsiTheme="minorEastAsia" w:cs="Arial"/>
-                <w:b/>
-                <w:szCs w:val="20"/>
-              </w:rPr>
-            </w:pPr>
-            <w:r>
-              <w:rPr>
-                <w:rFonts w:asciiTheme="minorEastAsia" w:hAnsiTheme="minorEastAsia" w:cs="Arial"/>
-                <w:b/>
-                <w:szCs w:val="20"/>
-              </w:rPr>
-              <w:lastRenderedPageBreak/>
-              <w:t>Class</w:t>
-            </w:r>
-          </w:p>
-        </w:tc>
-      </w:tr>
-      <w:tr>
-        <w:trPr>
-          <w:gridAfter w:val="1"/>
-          <w:wAfter w:w="11" w:type="dxa"/>
-          <w:trHeight w:val="397"/>
-          <w:jc w:val="center"/>
-        </w:trPr>
-        <w:tc>
-          <w:tcPr>
-            <w:tcW w:w="1061" w:type="dxa"/>
-            <w:tcBorders>
-              <w:left w:val="nil"/>
-            </w:tcBorders>
-            <w:shd w:val="clear" w:color="auto" w:fill="BFBFBF" w:themeFill="background1" w:themeFillShade="BF"/>
-            <w:vAlign w:val="center"/>
-          </w:tcPr>
-          <w:p>
-            <w:pPr>
-              <w:pStyle w:val="a3"/>
-              <w:wordWrap/>
-              <w:rPr>
-                <w:rFonts w:asciiTheme="minorEastAsia" w:hAnsiTheme="minorEastAsia" w:cs="Arial"/>
-                <w:b/>
-                <w:szCs w:val="20"/>
-              </w:rPr>
-            </w:pPr>
-            <w:r>
-              <w:rPr>
-                <w:rFonts w:asciiTheme="minorEastAsia" w:hAnsiTheme="minorEastAsia" w:cs="Arial"/>
-                <w:b/>
-                <w:szCs w:val="20"/>
-              </w:rPr>
-              <w:lastRenderedPageBreak/>
-              <w:t>SRS ID</w:t>
-            </w:r>
-          </w:p>
-        </w:tc>
-        <w:tc>
-          <w:tcPr>
-            <w:tcW w:w="4609" w:type="dxa"/>
-            <w:shd w:val="clear" w:color="auto" w:fill="auto"/>
-            <w:vAlign w:val="center"/>
-          </w:tcPr>
-          <w:p>
-            <w:pPr>
-              <w:pStyle w:val="a3"/>
-              <w:wordWrap/>
-              <w:rPr>
-                <w:rFonts w:asciiTheme="minorEastAsia" w:hAnsiTheme="minorEastAsia" w:cs="Arial"/>
-                <w:b/>
-                <w:szCs w:val="20"/>
-              </w:rPr>
-            </w:pPr>
-            <w:r>
-              <w:rPr>
-                <w:rFonts w:asciiTheme="minorEastAsia" w:hAnsiTheme="minorEastAsia" w:cs="Arial"/>
-                <w:b/>
-                <w:szCs w:val="20"/>
-              </w:rPr>
-              <w:t>SRS-040, SRS-041, SRS-042</w:t>
-            </w:r>
-          </w:p>
-        </w:tc>
-        <w:tc>
-          <w:tcPr>
-            <w:tcW w:w="2405" w:type="dxa"/>
-            <w:vMerge/>
-            <w:shd w:val="clear" w:color="auto" w:fill="auto"/>
-            <w:vAlign w:val="center"/>
-          </w:tcPr>
-          <w:p>
-            <w:pPr>
-              <w:pStyle w:val="a3"/>
-              <w:wordWrap/>
-              <w:rPr>
-                <w:rFonts w:asciiTheme="minorEastAsia" w:hAnsiTheme="minorEastAsia" w:cs="Arial"/>
-                <w:b/>
-                <w:szCs w:val="20"/>
-              </w:rPr>
-            </w:pPr>
-          </w:p>
-        </w:tc>
-        <w:tc>
-          <w:tcPr>
-            <w:tcW w:w="1553" w:type="dxa"/>
-            <w:tcBorders>
-              <w:right w:val="nil"/>
-            </w:tcBorders>
-            <w:shd w:val="clear" w:color="auto" w:fill="auto"/>
-            <w:vAlign w:val="center"/>
-          </w:tcPr>
-          <w:p>
-            <w:pPr>
-              <w:pStyle w:val="a3"/>
-              <w:wordWrap/>
-              <w:jc w:val="center"/>
-              <w:rPr>
-                <w:rFonts w:asciiTheme="minorEastAsia" w:hAnsiTheme="minorEastAsia" w:cs="Arial"/>
-                <w:b/>
-                <w:szCs w:val="20"/>
-              </w:rPr>
-            </w:pPr>
-            <w:r>
-              <w:rPr>
-                <w:rFonts w:asciiTheme="minorEastAsia" w:hAnsiTheme="minorEastAsia" w:cs="Arial" w:hint="eastAsia"/>
-                <w:b/>
-                <w:szCs w:val="20"/>
-              </w:rPr>
-              <w:t>B</w:t>
-            </w:r>
-          </w:p>
-        </w:tc>
-      </w:tr>
-      <w:tr>
-        <w:trPr>
-          <w:trHeight w:val="397"/>
-          <w:jc w:val="center"/>
-        </w:trPr>
-        <w:tc>
-          <w:tcPr>
-            <w:tcW w:w="9639" w:type="dxa"/>
-            <w:gridSpan w:val="5"/>
-            <w:tcBorders>
-              <w:left w:val="nil"/>
-              <w:right w:val="nil"/>
-            </w:tcBorders>
-            <w:shd w:val="clear" w:color="auto" w:fill="BFBFBF" w:themeFill="background1" w:themeFillShade="BF"/>
-            <w:vAlign w:val="center"/>
-          </w:tcPr>
-          <w:p>
-            <w:pPr>
-              <w:pStyle w:val="a3"/>
-              <w:wordWrap/>
-              <w:rPr>
-                <w:rFonts w:asciiTheme="minorEastAsia" w:hAnsiTheme="minorEastAsia" w:cs="Arial"/>
-                <w:b/>
-                <w:szCs w:val="20"/>
-              </w:rPr>
-            </w:pPr>
-            <w:r>
-              <w:rPr>
-                <w:rFonts w:asciiTheme="minorEastAsia" w:hAnsiTheme="minorEastAsia" w:cs="Arial"/>
-                <w:b/>
-                <w:szCs w:val="20"/>
-              </w:rPr>
-              <w:t>SDS description</w:t>
-            </w:r>
-          </w:p>
-        </w:tc>
-      </w:tr>
-      <w:tr>
-        <w:trPr>
-          <w:trHeight w:val="397"/>
-          <w:jc w:val="center"/>
-        </w:trPr>
-        <w:tc>
-          <w:tcPr>
-            <w:tcW w:w="9639" w:type="dxa"/>
-            <w:gridSpan w:val="5"/>
-            <w:tcBorders>
-              <w:left w:val="nil"/>
-              <w:right w:val="nil"/>
-            </w:tcBorders>
-            <w:shd w:val="clear" w:color="auto" w:fill="auto"/>
-            <w:vAlign w:val="center"/>
-          </w:tcPr>
-          <w:p>
-            <w:pPr>
-              <w:pStyle w:val="a3"/>
-              <w:wordWrap/>
-              <w:rPr>
-                <w:rFonts w:asciiTheme="minorEastAsia" w:hAnsiTheme="minorEastAsia" w:cs="Arial"/>
-                <w:b/>
-                <w:szCs w:val="20"/>
-              </w:rPr>
-            </w:pPr>
-            <w:r>
-              <w:rPr>
-                <w:rFonts w:asciiTheme="minorEastAsia" w:hAnsiTheme="minorEastAsia" w:cs="Arial"/>
-                <w:b/>
-                <w:szCs w:val="20"/>
-              </w:rPr>
-              <w:t xml:space="preserve">Catheter </w:t>
-            </w:r>
-            <w:r>
-              <w:rPr>
-                <w:rFonts w:asciiTheme="minorEastAsia" w:hAnsiTheme="minorEastAsia" w:cs="Arial" w:hint="eastAsia"/>
-                <w:b/>
-                <w:szCs w:val="20"/>
-              </w:rPr>
-              <w:t>연결 상태 확인 및</w:t>
-            </w:r>
-            <w:r>
-              <w:rPr>
-                <w:rFonts w:asciiTheme="minorEastAsia" w:hAnsiTheme="minorEastAsia" w:cs="Arial"/>
-                <w:b/>
-                <w:szCs w:val="20"/>
-              </w:rPr>
-              <w:t xml:space="preserve"> BLDC/Pullback Motor </w:t>
-            </w:r>
-            <w:r>
-              <w:rPr>
-                <w:rFonts w:asciiTheme="minorEastAsia" w:hAnsiTheme="minorEastAsia" w:cs="Arial" w:hint="eastAsia"/>
-                <w:b/>
-                <w:szCs w:val="20"/>
-              </w:rPr>
-              <w:t>제어</w:t>
-            </w:r>
-          </w:p>
-          <w:p>
-            <w:pPr>
-              <w:pStyle w:val="a3"/>
-              <w:wordWrap/>
-              <w:rPr>
-                <w:rFonts w:asciiTheme="minorEastAsia" w:hAnsiTheme="minorEastAsia" w:cs="Arial"/>
-                <w:b/>
-                <w:szCs w:val="20"/>
-              </w:rPr>
-            </w:pPr>
-            <w:r>
-              <w:rPr>
-                <w:rFonts w:asciiTheme="minorEastAsia" w:hAnsiTheme="minorEastAsia" w:cs="Arial"/>
-                <w:b/>
-                <w:noProof/>
-                <w:szCs w:val="20"/>
-              </w:rPr>
-              <w:drawing>
-                <wp:inline distT="0" distB="0" distL="0" distR="0" wp14:anchorId="3005C27C" wp14:editId="6802DA6C">
-                  <wp:extent cx="4540483" cy="2540131"/>
-                  <wp:effectExtent l="0" t="0" r="0" b="0"/>
-                  <wp:docPr id="1958875430" name="그림 1"/>
-                  <wp:cNvGraphicFramePr>
-                    <a:graphicFrameLocks xmlns:a="http://schemas.openxmlformats.org/drawingml/2006/main" noChangeAspect="1"/>
-                  </wp:cNvGraphicFramePr>
-                  <a:graphic xmlns:a="http://schemas.openxmlformats.org/drawingml/2006/main">
-                    <a:graphicData uri="http://schemas.openxmlformats.org/drawingml/2006/picture">
-                      <pic:pic xmlns:pic="http://schemas.openxmlformats.org/drawingml/2006/picture">
-                        <pic:nvPicPr>
-                          <pic:cNvPr id="1958875430" name=""/>
-                          <pic:cNvPicPr/>
-                        </pic:nvPicPr>
-                        <pic:blipFill>
-                          <a:blip r:embed="rId23"/>
-                          <a:stretch>
-                            <a:fillRect/>
-                          </a:stretch>
-                        </pic:blipFill>
-                        <pic:spPr>
-                          <a:xfrm>
-                            <a:off x="0" y="0"/>
-                            <a:ext cx="4540483" cy="2540131"/>
-                          </a:xfrm>
-                          <a:prstGeom prst="rect">
-                            <a:avLst/>
-                          </a:prstGeom>
-                        </pic:spPr>
-                      </pic:pic>
-                    </a:graphicData>
-                  </a:graphic>
-                </wp:inline>
-              </w:drawing>
-            </w:r>
-          </w:p>
-        </w:tc>
-      </w:tr>
-      <w:tr>
-        <w:trPr>
-          <w:trHeight w:val="397"/>
-          <w:jc w:val="center"/>
-        </w:trPr>
-        <w:tc>
-          <w:tcPr>
-            <w:tcW w:w="9639" w:type="dxa"/>
-            <w:gridSpan w:val="5"/>
-            <w:tcBorders>
-              <w:top w:val="single" w:sz="4" w:space="0" w:color="auto"/>
-              <w:left w:val="nil"/>
-              <w:bottom w:val="single" w:sz="4" w:space="0" w:color="auto"/>
-              <w:right w:val="nil"/>
-            </w:tcBorders>
-            <w:shd w:val="clear" w:color="auto" w:fill="BFBFBF" w:themeFill="background1" w:themeFillShade="BF"/>
-            <w:vAlign w:val="center"/>
-          </w:tcPr>
-          <w:p>
-            <w:pPr>
-              <w:pStyle w:val="a3"/>
-              <w:wordWrap/>
-              <w:rPr>
-                <w:rFonts w:asciiTheme="minorEastAsia" w:hAnsiTheme="minorEastAsia" w:cs="Arial"/>
-                <w:b/>
-                <w:szCs w:val="20"/>
-              </w:rPr>
-            </w:pPr>
-            <w:r>
-              <w:rPr>
-                <w:rFonts w:asciiTheme="minorEastAsia" w:hAnsiTheme="minorEastAsia" w:cs="Arial"/>
-                <w:b/>
-                <w:szCs w:val="20"/>
-              </w:rPr>
-              <w:t xml:space="preserve">Architecture according to </w:t>
-            </w:r>
-            <w:r>
-              <w:rPr>
-                <w:rFonts w:asciiTheme="minorEastAsia" w:hAnsiTheme="minorEastAsia" w:cs="Arial"/>
-                <w:b/>
-                <w:szCs w:val="20"/>
-              </w:rPr>
-              <w:t>risk management</w:t>
-            </w:r>
-          </w:p>
-        </w:tc>
-      </w:tr>
-      <w:tr>
-        <w:trPr>
-          <w:trHeight w:val="397"/>
-          <w:jc w:val="center"/>
-        </w:trPr>
-        <w:tc>
-          <w:tcPr>
-            <w:tcW w:w="9639" w:type="dxa"/>
-            <w:gridSpan w:val="5"/>
-            <w:tcBorders>
-              <w:left w:val="nil"/>
-              <w:bottom w:val="single" w:sz="12" w:space="0" w:color="auto"/>
-              <w:right w:val="nil"/>
-            </w:tcBorders>
-            <w:shd w:val="clear" w:color="auto" w:fill="auto"/>
-            <w:vAlign w:val="center"/>
-          </w:tcPr>
-          <w:p>
-            <w:pPr>
-              <w:pStyle w:val="a3"/>
-              <w:wordWrap/>
-              <w:rPr>
-                <w:rFonts w:asciiTheme="minorEastAsia" w:hAnsiTheme="minorEastAsia" w:cs="Arial"/>
-                <w:b/>
-                <w:szCs w:val="20"/>
-              </w:rPr>
-            </w:pPr>
-            <w:r>
-              <w:rPr>
-                <w:rFonts w:asciiTheme="minorEastAsia" w:hAnsiTheme="minorEastAsia" w:cs="Arial"/>
-                <w:b/>
-                <w:szCs w:val="20"/>
-              </w:rPr>
-              <w:t>f</w:t>
-            </w:r>
-            <w:r>
-              <w:rPr>
-                <w:rFonts w:asciiTheme="minorEastAsia" w:hAnsiTheme="minorEastAsia" w:cs="Arial"/>
-                <w:b/>
-                <w:szCs w:val="20"/>
-              </w:rPr>
-              <w:t xml:space="preserve">) </w:t>
-            </w:r>
-            <w:r>
-              <w:rPr>
-                <w:rFonts w:asciiTheme="minorEastAsia" w:hAnsiTheme="minorEastAsia" w:cs="Arial" w:hint="eastAsia"/>
-                <w:b/>
-                <w:szCs w:val="20"/>
-              </w:rPr>
-              <w:t>방어설계</w:t>
-            </w:r>
-          </w:p>
-          <w:p>
-            <w:pPr>
-              <w:pStyle w:val="a3"/>
-              <w:wordWrap/>
-              <w:rPr>
-                <w:rFonts w:asciiTheme="minorEastAsia" w:hAnsiTheme="minorEastAsia" w:cs="Arial"/>
-                <w:b/>
-                <w:szCs w:val="20"/>
-              </w:rPr>
-            </w:pPr>
-            <w:r>
-              <w:rPr>
-                <w:rFonts w:asciiTheme="minorEastAsia" w:hAnsiTheme="minorEastAsia" w:cs="Arial"/>
-                <w:b/>
-                <w:szCs w:val="20"/>
-              </w:rPr>
-              <w:t xml:space="preserve">- </w:t>
-            </w:r>
-            <w:r>
-              <w:rPr>
-                <w:rFonts w:asciiTheme="minorEastAsia" w:hAnsiTheme="minorEastAsia" w:cs="Arial" w:hint="eastAsia"/>
-                <w:b/>
-                <w:szCs w:val="20"/>
-              </w:rPr>
-              <w:t>R</w:t>
-            </w:r>
-            <w:r>
-              <w:rPr>
-                <w:rFonts w:asciiTheme="minorEastAsia" w:hAnsiTheme="minorEastAsia" w:cs="Arial"/>
-                <w:b/>
-                <w:szCs w:val="20"/>
-              </w:rPr>
-              <w:t xml:space="preserve">-002: </w:t>
-            </w:r>
-            <w:r>
-              <w:rPr>
-                <w:rFonts w:asciiTheme="minorEastAsia" w:hAnsiTheme="minorEastAsia" w:cs="Arial"/>
-                <w:b/>
-                <w:szCs w:val="20"/>
-              </w:rPr>
-              <w:t xml:space="preserve">Catheter </w:t>
-            </w:r>
-            <w:r>
-              <w:rPr>
-                <w:rFonts w:asciiTheme="minorEastAsia" w:hAnsiTheme="minorEastAsia" w:cs="Arial" w:hint="eastAsia"/>
-                <w:b/>
-                <w:szCs w:val="20"/>
-              </w:rPr>
-              <w:t>이상 시,</w:t>
-            </w:r>
-            <w:r>
-              <w:rPr>
-                <w:rFonts w:asciiTheme="minorEastAsia" w:hAnsiTheme="minorEastAsia" w:cs="Arial"/>
-                <w:b/>
-                <w:szCs w:val="20"/>
-              </w:rPr>
-              <w:t xml:space="preserve"> Catheter </w:t>
-            </w:r>
-            <w:r>
-              <w:rPr>
-                <w:rFonts w:asciiTheme="minorEastAsia" w:hAnsiTheme="minorEastAsia" w:cs="Arial" w:hint="eastAsia"/>
-                <w:b/>
-                <w:szCs w:val="20"/>
-              </w:rPr>
-              <w:t>오류 처리 기능 활성화로 C</w:t>
-            </w:r>
-            <w:r>
-              <w:rPr>
-                <w:rFonts w:asciiTheme="minorEastAsia" w:hAnsiTheme="minorEastAsia" w:cs="Arial"/>
-                <w:b/>
-                <w:szCs w:val="20"/>
-              </w:rPr>
-              <w:t xml:space="preserve">atheter </w:t>
-            </w:r>
-            <w:r>
-              <w:rPr>
-                <w:rFonts w:asciiTheme="minorEastAsia" w:hAnsiTheme="minorEastAsia" w:cs="Arial" w:hint="eastAsia"/>
-                <w:b/>
-                <w:szCs w:val="20"/>
-              </w:rPr>
-              <w:t>이상을 확인 및 조치하게 함.</w:t>
-            </w:r>
-          </w:p>
-        </w:tc>
-      </w:tr>
-    </w:tbl>
-    <w:p>
-      <w:pPr>
-        <w:widowControl/>
-        <w:wordWrap/>
-        <w:autoSpaceDE/>
-        <w:autoSpaceDN/>
-        <w:spacing w:line="240" w:lineRule="auto"/>
-        <w:outlineLvl w:val="0"/>
-        <w:rPr>
-          <w:rFonts w:ascii="Arial" w:hAnsi="Arial" w:cs="Arial"/>
-          <w:b/>
-          <w:sz w:val="24"/>
-        </w:rPr>
-      </w:pPr>
-    </w:p>
-    <w:tbl>
-      <w:tblPr>
-        <w:tblW w:w="9639" w:type="dxa"/>
-        <w:jc w:val="center"/>
-        <w:tblBorders>
-          <w:top w:val="single" w:sz="4" w:space="0" w:color="auto"/>
-          <w:left w:val="single" w:sz="4" w:space="0" w:color="auto"/>
-          <w:bottom w:val="single" w:sz="4" w:space="0" w:color="auto"/>
-          <w:right w:val="single" w:sz="4" w:space="0" w:color="auto"/>
-          <w:insideH w:val="single" w:sz="4" w:space="0" w:color="auto"/>
-          <w:insideV w:val="single" w:sz="4" w:space="0" w:color="auto"/>
-        </w:tblBorders>
-        <w:shd w:val="clear" w:color="auto" w:fill="D9D9D9"/>
-        <w:tblLook w:val="04A0" w:firstRow="1" w:lastRow="0" w:firstColumn="1" w:lastColumn="0" w:noHBand="0" w:noVBand="1"/>
-      </w:tblPr>
-      <w:tblGrid>
-        <w:gridCol w:w="1061"/>
-        <w:gridCol w:w="4609"/>
-        <w:gridCol w:w="2405"/>
-        <w:gridCol w:w="1553"/>
-        <w:gridCol w:w="11"/>
-      </w:tblGrid>
-      <w:tr>
-        <w:trPr>
-          <w:gridAfter w:val="1"/>
-          <w:wAfter w:w="11" w:type="dxa"/>
-          <w:trHeight w:val="397"/>
-          <w:jc w:val="center"/>
-        </w:trPr>
-        <w:tc>
-          <w:tcPr>
-            <w:tcW w:w="1061" w:type="dxa"/>
-            <w:tcBorders>
-              <w:top w:val="single" w:sz="12" w:space="0" w:color="auto"/>
-              <w:left w:val="nil"/>
-            </w:tcBorders>
-            <w:shd w:val="clear" w:color="auto" w:fill="BFBFBF" w:themeFill="background1" w:themeFillShade="BF"/>
-            <w:vAlign w:val="center"/>
-          </w:tcPr>
-          <w:p>
-            <w:pPr>
-              <w:pStyle w:val="a3"/>
-              <w:wordWrap/>
-              <w:rPr>
-                <w:rFonts w:asciiTheme="minorEastAsia" w:hAnsiTheme="minorEastAsia" w:cs="Arial"/>
-                <w:b/>
-                <w:szCs w:val="20"/>
-              </w:rPr>
-            </w:pPr>
-            <w:r>
-              <w:rPr>
-                <w:rFonts w:asciiTheme="minorEastAsia" w:hAnsiTheme="minorEastAsia" w:cs="Arial"/>
-                <w:b/>
-                <w:szCs w:val="20"/>
-              </w:rPr>
-              <w:t>SDS ID</w:t>
-            </w:r>
-          </w:p>
-        </w:tc>
-        <w:tc>
-          <w:tcPr>
-            <w:tcW w:w="4609" w:type="dxa"/>
-            <w:tcBorders>
-              <w:top w:val="single" w:sz="12" w:space="0" w:color="auto"/>
-            </w:tcBorders>
-            <w:shd w:val="clear" w:color="auto" w:fill="auto"/>
-            <w:vAlign w:val="center"/>
-          </w:tcPr>
-          <w:p>
-            <w:pPr>
-              <w:pStyle w:val="a3"/>
-              <w:wordWrap/>
-              <w:rPr>
-                <w:rFonts w:asciiTheme="minorEastAsia" w:hAnsiTheme="minorEastAsia" w:cs="Arial"/>
-                <w:b/>
-                <w:szCs w:val="20"/>
-              </w:rPr>
-            </w:pPr>
-            <w:r>
-              <w:rPr>
-                <w:rFonts w:asciiTheme="minorEastAsia" w:hAnsiTheme="minorEastAsia" w:cs="Arial"/>
-                <w:b/>
-                <w:szCs w:val="20"/>
-              </w:rPr>
-              <w:t>S</w:t>
-            </w:r>
-            <w:r>
-              <w:rPr>
-                <w:rFonts w:asciiTheme="minorEastAsia" w:hAnsiTheme="minorEastAsia" w:cs="Arial"/>
-                <w:b/>
-                <w:szCs w:val="20"/>
-              </w:rPr>
-              <w:t>D</w:t>
-            </w:r>
-            <w:r>
-              <w:rPr>
-                <w:rFonts w:asciiTheme="minorEastAsia" w:hAnsiTheme="minorEastAsia" w:cs="Arial"/>
-                <w:b/>
-                <w:szCs w:val="20"/>
-              </w:rPr>
-              <w:t>S-043, S</w:t>
-            </w:r>
-            <w:r>
-              <w:rPr>
-                <w:rFonts w:asciiTheme="minorEastAsia" w:hAnsiTheme="minorEastAsia" w:cs="Arial"/>
-                <w:b/>
-                <w:szCs w:val="20"/>
-              </w:rPr>
-              <w:t>D</w:t>
-            </w:r>
-            <w:r>
-              <w:rPr>
-                <w:rFonts w:asciiTheme="minorEastAsia" w:hAnsiTheme="minorEastAsia" w:cs="Arial"/>
-                <w:b/>
-                <w:szCs w:val="20"/>
-              </w:rPr>
-              <w:t>S-044, S</w:t>
-            </w:r>
-            <w:r>
-              <w:rPr>
-                <w:rFonts w:asciiTheme="minorEastAsia" w:hAnsiTheme="minorEastAsia" w:cs="Arial"/>
-                <w:b/>
-                <w:szCs w:val="20"/>
-              </w:rPr>
-              <w:t>D</w:t>
-            </w:r>
-            <w:r>
-              <w:rPr>
-                <w:rFonts w:asciiTheme="minorEastAsia" w:hAnsiTheme="minorEastAsia" w:cs="Arial"/>
-                <w:b/>
-                <w:szCs w:val="20"/>
-              </w:rPr>
-              <w:t>S-045, S</w:t>
-            </w:r>
-            <w:r>
-              <w:rPr>
-                <w:rFonts w:asciiTheme="minorEastAsia" w:hAnsiTheme="minorEastAsia" w:cs="Arial"/>
-                <w:b/>
-                <w:szCs w:val="20"/>
-              </w:rPr>
-              <w:t>D</w:t>
-            </w:r>
-            <w:r>
-              <w:rPr>
-                <w:rFonts w:asciiTheme="minorEastAsia" w:hAnsiTheme="minorEastAsia" w:cs="Arial"/>
-                <w:b/>
-                <w:szCs w:val="20"/>
-              </w:rPr>
-              <w:t>S-046</w:t>
-            </w:r>
-          </w:p>
-        </w:tc>
-        <w:tc>
-          <w:tcPr>
-            <w:tcW w:w="2405" w:type="dxa"/>
-            <w:vMerge w:val="restart"/>
-            <w:tcBorders>
-              <w:top w:val="single" w:sz="12" w:space="0" w:color="auto"/>
-            </w:tcBorders>
-            <w:shd w:val="clear" w:color="auto" w:fill="auto"/>
-            <w:vAlign w:val="center"/>
-          </w:tcPr>
-          <w:p>
-            <w:pPr>
-              <w:pStyle w:val="a3"/>
-              <w:wordWrap/>
-              <w:rPr>
-                <w:rFonts w:asciiTheme="minorEastAsia" w:hAnsiTheme="minorEastAsia" w:cs="Arial"/>
-                <w:b/>
-                <w:szCs w:val="20"/>
-              </w:rPr>
-            </w:pPr>
-            <w:r>
-              <w:rPr>
-                <w:rFonts w:asciiTheme="minorEastAsia" w:hAnsiTheme="minorEastAsia" w:cs="Arial"/>
-                <w:b/>
-                <w:szCs w:val="20"/>
-              </w:rPr>
-              <w:t>Laser Module Control</w:t>
-            </w:r>
-          </w:p>
-        </w:tc>
-        <w:tc>
-          <w:tcPr>
-            <w:tcW w:w="1553" w:type="dxa"/>
-            <w:tcBorders>
-              <w:top w:val="single" w:sz="12" w:space="0" w:color="auto"/>
-              <w:right w:val="nil"/>
-            </w:tcBorders>
-            <w:shd w:val="clear" w:color="auto" w:fill="BFBFBF" w:themeFill="background1" w:themeFillShade="BF"/>
-            <w:vAlign w:val="center"/>
-          </w:tcPr>
-          <w:p>
-            <w:pPr>
-              <w:pStyle w:val="a3"/>
-              <w:wordWrap/>
-              <w:jc w:val="center"/>
-              <w:rPr>
-                <w:rFonts w:asciiTheme="minorEastAsia" w:hAnsiTheme="minorEastAsia" w:cs="Arial"/>
-                <w:b/>
-                <w:szCs w:val="20"/>
-              </w:rPr>
-            </w:pPr>
-            <w:r>
-              <w:rPr>
-                <w:rFonts w:asciiTheme="minorEastAsia" w:hAnsiTheme="minorEastAsia" w:cs="Arial"/>
-                <w:b/>
-                <w:szCs w:val="20"/>
-              </w:rPr>
-              <w:t>Class</w:t>
-            </w:r>
-          </w:p>
-        </w:tc>
-      </w:tr>
-      <w:tr>
-        <w:trPr>
-          <w:gridAfter w:val="1"/>
-          <w:wAfter w:w="11" w:type="dxa"/>
-          <w:trHeight w:val="397"/>
-          <w:jc w:val="center"/>
-        </w:trPr>
-        <w:tc>
-          <w:tcPr>
-            <w:tcW w:w="1061" w:type="dxa"/>
-            <w:tcBorders>
-              <w:left w:val="nil"/>
-            </w:tcBorders>
-            <w:shd w:val="clear" w:color="auto" w:fill="BFBFBF" w:themeFill="background1" w:themeFillShade="BF"/>
-            <w:vAlign w:val="center"/>
-          </w:tcPr>
-          <w:p>
-            <w:pPr>
-              <w:pStyle w:val="a3"/>
-              <w:wordWrap/>
-              <w:rPr>
-                <w:rFonts w:asciiTheme="minorEastAsia" w:hAnsiTheme="minorEastAsia" w:cs="Arial"/>
-                <w:b/>
-                <w:szCs w:val="20"/>
-              </w:rPr>
-            </w:pPr>
-            <w:r>
-              <w:rPr>
-                <w:rFonts w:asciiTheme="minorEastAsia" w:hAnsiTheme="minorEastAsia" w:cs="Arial"/>
-                <w:b/>
-                <w:szCs w:val="20"/>
-              </w:rPr>
-              <w:t>SRS ID</w:t>
-            </w:r>
-          </w:p>
-        </w:tc>
-        <w:tc>
-          <w:tcPr>
-            <w:tcW w:w="4609" w:type="dxa"/>
-            <w:shd w:val="clear" w:color="auto" w:fill="auto"/>
-            <w:vAlign w:val="center"/>
-          </w:tcPr>
-          <w:p>
-            <w:pPr>
-              <w:pStyle w:val="a3"/>
-              <w:wordWrap/>
-              <w:rPr>
-                <w:rFonts w:asciiTheme="minorEastAsia" w:hAnsiTheme="minorEastAsia" w:cs="Arial"/>
-                <w:b/>
-                <w:szCs w:val="20"/>
-              </w:rPr>
-            </w:pPr>
-            <w:r>
-              <w:rPr>
-                <w:rFonts w:asciiTheme="minorEastAsia" w:hAnsiTheme="minorEastAsia" w:cs="Arial"/>
-                <w:b/>
-                <w:szCs w:val="20"/>
-              </w:rPr>
-              <w:t>SRS-043, SRS-044, SRS-045, SRS-046</w:t>
-            </w:r>
-          </w:p>
-        </w:tc>
-        <w:tc>
-          <w:tcPr>
-            <w:tcW w:w="2405" w:type="dxa"/>
-            <w:vMerge/>
-            <w:shd w:val="clear" w:color="auto" w:fill="auto"/>
-            <w:vAlign w:val="center"/>
-          </w:tcPr>
-          <w:p>
-            <w:pPr>
-              <w:pStyle w:val="a3"/>
-              <w:wordWrap/>
-              <w:rPr>
-                <w:rFonts w:asciiTheme="minorEastAsia" w:hAnsiTheme="minorEastAsia" w:cs="Arial"/>
-                <w:b/>
-                <w:szCs w:val="20"/>
-              </w:rPr>
-            </w:pPr>
-          </w:p>
-        </w:tc>
-        <w:tc>
-          <w:tcPr>
-            <w:tcW w:w="1553" w:type="dxa"/>
-            <w:tcBorders>
-              <w:right w:val="nil"/>
-            </w:tcBorders>
-            <w:shd w:val="clear" w:color="auto" w:fill="auto"/>
-            <w:vAlign w:val="center"/>
-          </w:tcPr>
-          <w:p>
-            <w:pPr>
-              <w:pStyle w:val="a3"/>
-              <w:wordWrap/>
-              <w:jc w:val="center"/>
-              <w:rPr>
-                <w:rFonts w:asciiTheme="minorEastAsia" w:hAnsiTheme="minorEastAsia" w:cs="Arial"/>
-                <w:b/>
-                <w:szCs w:val="20"/>
-              </w:rPr>
-            </w:pPr>
-            <w:r>
-              <w:rPr>
-                <w:rFonts w:asciiTheme="minorEastAsia" w:hAnsiTheme="minorEastAsia" w:cs="Arial" w:hint="eastAsia"/>
-                <w:b/>
-                <w:szCs w:val="20"/>
-              </w:rPr>
-              <w:t>A</w:t>
-            </w:r>
-          </w:p>
-        </w:tc>
-      </w:tr>
-      <w:tr>
-        <w:trPr>
-          <w:trHeight w:val="397"/>
-          <w:jc w:val="center"/>
-        </w:trPr>
-        <w:tc>
-          <w:tcPr>
-            <w:tcW w:w="9639" w:type="dxa"/>
-            <w:gridSpan w:val="5"/>
-            <w:tcBorders>
-              <w:left w:val="nil"/>
-              <w:right w:val="nil"/>
-            </w:tcBorders>
-            <w:shd w:val="clear" w:color="auto" w:fill="BFBFBF" w:themeFill="background1" w:themeFillShade="BF"/>
-            <w:vAlign w:val="center"/>
-          </w:tcPr>
-          <w:p>
-            <w:pPr>
-              <w:pStyle w:val="a3"/>
-              <w:wordWrap/>
-              <w:rPr>
-                <w:rFonts w:asciiTheme="minorEastAsia" w:hAnsiTheme="minorEastAsia" w:cs="Arial"/>
-                <w:b/>
-                <w:szCs w:val="20"/>
-              </w:rPr>
-            </w:pPr>
-            <w:r>
-              <w:rPr>
-                <w:rFonts w:asciiTheme="minorEastAsia" w:hAnsiTheme="minorEastAsia" w:cs="Arial"/>
-                <w:b/>
-                <w:szCs w:val="20"/>
-              </w:rPr>
-              <w:t>SDS description</w:t>
-            </w:r>
-          </w:p>
-        </w:tc>
-      </w:tr>
-      <w:tr>
-        <w:trPr>
-          <w:trHeight w:val="397"/>
-          <w:jc w:val="center"/>
-        </w:trPr>
-        <w:tc>
-          <w:tcPr>
-            <w:tcW w:w="9639" w:type="dxa"/>
-            <w:gridSpan w:val="5"/>
-            <w:tcBorders>
-              <w:left w:val="nil"/>
-              <w:right w:val="nil"/>
-            </w:tcBorders>
-            <w:shd w:val="clear" w:color="auto" w:fill="auto"/>
-            <w:vAlign w:val="center"/>
-          </w:tcPr>
-          <w:p>
-            <w:pPr>
-              <w:pStyle w:val="a3"/>
-              <w:wordWrap/>
-              <w:rPr>
-                <w:rFonts w:asciiTheme="minorEastAsia" w:hAnsiTheme="minorEastAsia" w:cs="Arial"/>
-                <w:b/>
-                <w:szCs w:val="20"/>
-              </w:rPr>
-            </w:pPr>
-            <w:r>
-              <w:rPr>
-                <w:rFonts w:asciiTheme="minorEastAsia" w:hAnsiTheme="minorEastAsia" w:cs="Arial"/>
-                <w:b/>
-                <w:szCs w:val="20"/>
-              </w:rPr>
-              <w:t>Laser Module</w:t>
-            </w:r>
-            <w:r>
-              <w:rPr>
-                <w:rFonts w:asciiTheme="minorEastAsia" w:hAnsiTheme="minorEastAsia" w:cs="Arial"/>
-                <w:b/>
-                <w:szCs w:val="20"/>
-              </w:rPr>
-              <w:t>(</w:t>
-            </w:r>
-            <w:r>
-              <w:rPr>
-                <w:rFonts w:asciiTheme="minorEastAsia" w:hAnsiTheme="minorEastAsia" w:cs="Arial" w:hint="eastAsia"/>
-                <w:b/>
-                <w:szCs w:val="20"/>
-              </w:rPr>
-              <w:t>L</w:t>
-            </w:r>
-            <w:r>
-              <w:rPr>
-                <w:rFonts w:asciiTheme="minorEastAsia" w:hAnsiTheme="minorEastAsia" w:cs="Arial"/>
-                <w:b/>
-                <w:szCs w:val="20"/>
-              </w:rPr>
-              <w:t>aser, Delay Line, Polarization, Visible Light</w:t>
-            </w:r>
-            <w:r>
-              <w:rPr>
-                <w:rFonts w:asciiTheme="minorEastAsia" w:hAnsiTheme="minorEastAsia" w:cs="Arial"/>
-                <w:b/>
-                <w:szCs w:val="20"/>
-              </w:rPr>
-              <w:t>)</w:t>
-            </w:r>
-            <w:r>
-              <w:rPr>
-                <w:rFonts w:asciiTheme="minorEastAsia" w:hAnsiTheme="minorEastAsia" w:cs="Arial"/>
-                <w:b/>
-                <w:szCs w:val="20"/>
-              </w:rPr>
-              <w:t xml:space="preserve"> </w:t>
-            </w:r>
-            <w:r>
-              <w:rPr>
-                <w:rFonts w:asciiTheme="minorEastAsia" w:hAnsiTheme="minorEastAsia" w:cs="Arial" w:hint="eastAsia"/>
-                <w:b/>
-                <w:szCs w:val="20"/>
-              </w:rPr>
-              <w:t>제어</w:t>
-            </w:r>
-          </w:p>
-          <w:p>
-            <w:pPr>
-              <w:pStyle w:val="a3"/>
-              <w:wordWrap/>
-              <w:rPr>
-                <w:rFonts w:asciiTheme="minorEastAsia" w:hAnsiTheme="minorEastAsia" w:cs="Arial"/>
-                <w:b/>
-                <w:szCs w:val="20"/>
-              </w:rPr>
-            </w:pPr>
-            <w:r>
-              <w:rPr>
-                <w:rFonts w:asciiTheme="minorEastAsia" w:hAnsiTheme="minorEastAsia" w:cs="Arial"/>
-                <w:b/>
-                <w:noProof/>
-                <w:szCs w:val="20"/>
-              </w:rPr>
-              <w:drawing>
-                <wp:inline distT="0" distB="0" distL="0" distR="0" wp14:anchorId="7D5424CD" wp14:editId="2014DA77">
-                  <wp:extent cx="5188217" cy="2584583"/>
-                  <wp:effectExtent l="0" t="0" r="0" b="6350"/>
-                  <wp:docPr id="403875682" name="그림 1"/>
-                  <wp:cNvGraphicFramePr>
-                    <a:graphicFrameLocks xmlns:a="http://schemas.openxmlformats.org/drawingml/2006/main" noChangeAspect="1"/>
-                  </wp:cNvGraphicFramePr>
-                  <a:graphic xmlns:a="http://schemas.openxmlformats.org/drawingml/2006/main">
-                    <a:graphicData uri="http://schemas.openxmlformats.org/drawingml/2006/picture">
-                      <pic:pic xmlns:pic="http://schemas.openxmlformats.org/drawingml/2006/picture">
-                        <pic:nvPicPr>
-                          <pic:cNvPr id="403875682" name=""/>
-                          <pic:cNvPicPr/>
-                        </pic:nvPicPr>
-                        <pic:blipFill>
-                          <a:blip r:embed="rId24"/>
-                          <a:stretch>
-                            <a:fillRect/>
-                          </a:stretch>
-                        </pic:blipFill>
-                        <pic:spPr>
-                          <a:xfrm>
-                            <a:off x="0" y="0"/>
-                            <a:ext cx="5188217" cy="2584583"/>
-                          </a:xfrm>
-                          <a:prstGeom prst="rect">
-                            <a:avLst/>
-                          </a:prstGeom>
-                        </pic:spPr>
-                      </pic:pic>
-                    </a:graphicData>
-                  </a:graphic>
-                </wp:inline>
-              </w:drawing>
-            </w:r>
-          </w:p>
-        </w:tc>
-      </w:tr>
-      <w:tr>
-        <w:trPr>
-          <w:trHeight w:val="397"/>
-          <w:jc w:val="center"/>
-        </w:trPr>
-        <w:tc>
-          <w:tcPr>
-            <w:tcW w:w="9639" w:type="dxa"/>
-            <w:gridSpan w:val="5"/>
-            <w:tcBorders>
-              <w:top w:val="single" w:sz="4" w:space="0" w:color="auto"/>
-              <w:left w:val="nil"/>
-              <w:bottom w:val="single" w:sz="4" w:space="0" w:color="auto"/>
-              <w:right w:val="nil"/>
-            </w:tcBorders>
-            <w:shd w:val="clear" w:color="auto" w:fill="BFBFBF" w:themeFill="background1" w:themeFillShade="BF"/>
-            <w:vAlign w:val="center"/>
-          </w:tcPr>
-          <w:p>
-            <w:pPr>
-              <w:pStyle w:val="a3"/>
-              <w:wordWrap/>
-              <w:rPr>
-                <w:rFonts w:asciiTheme="minorEastAsia" w:hAnsiTheme="minorEastAsia" w:cs="Arial"/>
-                <w:b/>
-                <w:szCs w:val="20"/>
-              </w:rPr>
-            </w:pPr>
-            <w:r>
-              <w:rPr>
-                <w:rFonts w:asciiTheme="minorEastAsia" w:hAnsiTheme="minorEastAsia" w:cs="Arial"/>
-                <w:b/>
-                <w:szCs w:val="20"/>
-              </w:rPr>
-              <w:t xml:space="preserve">Architecture according to </w:t>
-            </w:r>
-            <w:r>
-              <w:rPr>
-                <w:rFonts w:asciiTheme="minorEastAsia" w:hAnsiTheme="minorEastAsia" w:cs="Arial"/>
-                <w:b/>
-                <w:szCs w:val="20"/>
-              </w:rPr>
-              <w:t>risk management</w:t>
-            </w:r>
-          </w:p>
-        </w:tc>
-      </w:tr>
-      <w:tr>
-        <w:trPr>
-          <w:trHeight w:val="397"/>
-          <w:jc w:val="center"/>
-        </w:trPr>
-        <w:tc>
-          <w:tcPr>
-            <w:tcW w:w="9639" w:type="dxa"/>
-            <w:gridSpan w:val="5"/>
-            <w:tcBorders>
-              <w:left w:val="nil"/>
-              <w:bottom w:val="single" w:sz="12" w:space="0" w:color="auto"/>
-              <w:right w:val="nil"/>
-            </w:tcBorders>
-            <w:shd w:val="clear" w:color="auto" w:fill="auto"/>
-            <w:vAlign w:val="center"/>
-          </w:tcPr>
-          <w:p>
-            <w:pPr>
-              <w:pStyle w:val="a3"/>
-              <w:wordWrap/>
-              <w:rPr>
-                <w:rFonts w:asciiTheme="minorEastAsia" w:hAnsiTheme="minorEastAsia" w:cs="Arial"/>
-                <w:b/>
-                <w:szCs w:val="20"/>
-              </w:rPr>
-            </w:pPr>
-            <w:r>
-              <w:rPr>
-                <w:rFonts w:asciiTheme="minorEastAsia" w:hAnsiTheme="minorEastAsia" w:cs="Arial" w:hint="eastAsia"/>
-                <w:b/>
-                <w:szCs w:val="20"/>
-              </w:rPr>
-              <w:t>N</w:t>
-            </w:r>
-            <w:r>
-              <w:rPr>
-                <w:rFonts w:asciiTheme="minorEastAsia" w:hAnsiTheme="minorEastAsia" w:cs="Arial"/>
-                <w:b/>
-                <w:szCs w:val="20"/>
-              </w:rPr>
-              <w:t>/A</w:t>
-            </w:r>
-          </w:p>
-        </w:tc>
-      </w:tr>
-    </w:tbl>
-    <w:p>
-      <w:pPr>
-        <w:widowControl/>
-        <w:wordWrap/>
-        <w:autoSpaceDE/>
-        <w:autoSpaceDN/>
-        <w:spacing w:line="240" w:lineRule="auto"/>
-        <w:outlineLvl w:val="0"/>
-        <w:rPr>
-          <w:rFonts w:ascii="Arial" w:hAnsi="Arial" w:cs="Arial"/>
-          <w:b/>
-          <w:sz w:val="24"/>
-        </w:rPr>
-      </w:pPr>
-    </w:p>
-    <w:tbl>
-      <w:tblPr>
-        <w:tblW w:w="9639" w:type="dxa"/>
-        <w:jc w:val="center"/>
-        <w:tblBorders>
-          <w:top w:val="single" w:sz="4" w:space="0" w:color="auto"/>
-          <w:left w:val="single" w:sz="4" w:space="0" w:color="auto"/>
-          <w:bottom w:val="single" w:sz="4" w:space="0" w:color="auto"/>
-          <w:right w:val="single" w:sz="4" w:space="0" w:color="auto"/>
-          <w:insideH w:val="single" w:sz="4" w:space="0" w:color="auto"/>
-          <w:insideV w:val="single" w:sz="4" w:space="0" w:color="auto"/>
-        </w:tblBorders>
-        <w:shd w:val="clear" w:color="auto" w:fill="D9D9D9"/>
-        <w:tblLook w:val="04A0" w:firstRow="1" w:lastRow="0" w:firstColumn="1" w:lastColumn="0" w:noHBand="0" w:noVBand="1"/>
-      </w:tblPr>
-      <w:tblGrid>
-        <w:gridCol w:w="1061"/>
-        <w:gridCol w:w="4609"/>
-        <w:gridCol w:w="2405"/>
-        <w:gridCol w:w="1553"/>
-        <w:gridCol w:w="11"/>
-      </w:tblGrid>
-      <w:tr>
-        <w:trPr>
-          <w:gridAfter w:val="1"/>
-          <w:wAfter w:w="11" w:type="dxa"/>
-          <w:trHeight w:val="397"/>
-          <w:jc w:val="center"/>
-        </w:trPr>
-        <w:tc>
-          <w:tcPr>
-            <w:tcW w:w="1061" w:type="dxa"/>
-            <w:tcBorders>
-              <w:top w:val="single" w:sz="12" w:space="0" w:color="auto"/>
-              <w:left w:val="nil"/>
-            </w:tcBorders>
-            <w:shd w:val="clear" w:color="auto" w:fill="BFBFBF" w:themeFill="background1" w:themeFillShade="BF"/>
-            <w:vAlign w:val="center"/>
-          </w:tcPr>
-          <w:p>
-            <w:pPr>
-              <w:pStyle w:val="a3"/>
-              <w:wordWrap/>
-              <w:rPr>
-                <w:rFonts w:asciiTheme="minorEastAsia" w:hAnsiTheme="minorEastAsia" w:cs="Arial"/>
-                <w:b/>
-                <w:szCs w:val="20"/>
-              </w:rPr>
-            </w:pPr>
-            <w:r>
-              <w:rPr>
-                <w:rFonts w:asciiTheme="minorEastAsia" w:hAnsiTheme="minorEastAsia" w:cs="Arial"/>
-                <w:b/>
-                <w:szCs w:val="20"/>
-              </w:rPr>
-              <w:t>SDS ID</w:t>
-            </w:r>
-          </w:p>
-        </w:tc>
-        <w:tc>
-          <w:tcPr>
-            <w:tcW w:w="4609" w:type="dxa"/>
-            <w:tcBorders>
-              <w:top w:val="single" w:sz="12" w:space="0" w:color="auto"/>
-            </w:tcBorders>
-            <w:shd w:val="clear" w:color="auto" w:fill="auto"/>
-            <w:vAlign w:val="center"/>
-          </w:tcPr>
-          <w:p>
-            <w:pPr>
-              <w:pStyle w:val="a3"/>
-              <w:wordWrap/>
-              <w:rPr>
-                <w:rFonts w:asciiTheme="minorEastAsia" w:hAnsiTheme="minorEastAsia" w:cs="Arial"/>
-                <w:b/>
-                <w:szCs w:val="20"/>
-              </w:rPr>
-            </w:pPr>
-            <w:r>
-              <w:rPr>
-                <w:rFonts w:asciiTheme="minorEastAsia" w:hAnsiTheme="minorEastAsia" w:cs="Arial"/>
-                <w:b/>
-                <w:szCs w:val="20"/>
-              </w:rPr>
-              <w:t>S</w:t>
-            </w:r>
-            <w:r>
-              <w:rPr>
-                <w:rFonts w:asciiTheme="minorEastAsia" w:hAnsiTheme="minorEastAsia" w:cs="Arial"/>
-                <w:b/>
-                <w:szCs w:val="20"/>
-              </w:rPr>
-              <w:t>D</w:t>
-            </w:r>
-            <w:r>
-              <w:rPr>
-                <w:rFonts w:asciiTheme="minorEastAsia" w:hAnsiTheme="minorEastAsia" w:cs="Arial"/>
-                <w:b/>
-                <w:szCs w:val="20"/>
-              </w:rPr>
-              <w:t>S-047, S</w:t>
-            </w:r>
-            <w:r>
-              <w:rPr>
-                <w:rFonts w:asciiTheme="minorEastAsia" w:hAnsiTheme="minorEastAsia" w:cs="Arial"/>
-                <w:b/>
-                <w:szCs w:val="20"/>
-              </w:rPr>
-              <w:t>D</w:t>
-            </w:r>
-            <w:r>
-              <w:rPr>
-                <w:rFonts w:asciiTheme="minorEastAsia" w:hAnsiTheme="minorEastAsia" w:cs="Arial"/>
-                <w:b/>
-                <w:szCs w:val="20"/>
-              </w:rPr>
-              <w:t>S-048, S</w:t>
-            </w:r>
-            <w:r>
-              <w:rPr>
-                <w:rFonts w:asciiTheme="minorEastAsia" w:hAnsiTheme="minorEastAsia" w:cs="Arial"/>
-                <w:b/>
-                <w:szCs w:val="20"/>
-              </w:rPr>
-              <w:t>D</w:t>
-            </w:r>
-            <w:r>
-              <w:rPr>
-                <w:rFonts w:asciiTheme="minorEastAsia" w:hAnsiTheme="minorEastAsia" w:cs="Arial"/>
-                <w:b/>
-                <w:szCs w:val="20"/>
-              </w:rPr>
-              <w:t>S-049</w:t>
-            </w:r>
-          </w:p>
-        </w:tc>
-        <w:tc>
-          <w:tcPr>
-            <w:tcW w:w="2405" w:type="dxa"/>
-            <w:vMerge w:val="restart"/>
-            <w:tcBorders>
-              <w:top w:val="single" w:sz="12" w:space="0" w:color="auto"/>
-            </w:tcBorders>
-            <w:shd w:val="clear" w:color="auto" w:fill="auto"/>
-            <w:vAlign w:val="center"/>
-          </w:tcPr>
-          <w:p>
-            <w:pPr>
-              <w:pStyle w:val="a3"/>
-              <w:wordWrap/>
-              <w:rPr>
-                <w:rFonts w:asciiTheme="minorEastAsia" w:hAnsiTheme="minorEastAsia" w:cs="Arial"/>
-                <w:b/>
-                <w:szCs w:val="20"/>
-              </w:rPr>
-            </w:pPr>
-            <w:r>
-              <w:rPr>
-                <w:rFonts w:asciiTheme="minorEastAsia" w:hAnsiTheme="minorEastAsia" w:cs="Arial"/>
-                <w:b/>
-                <w:szCs w:val="20"/>
-              </w:rPr>
-              <w:t>Angio Client</w:t>
-            </w:r>
-          </w:p>
-        </w:tc>
-        <w:tc>
-          <w:tcPr>
-            <w:tcW w:w="1553" w:type="dxa"/>
-            <w:tcBorders>
-              <w:top w:val="single" w:sz="12" w:space="0" w:color="auto"/>
-              <w:right w:val="nil"/>
-            </w:tcBorders>
-            <w:shd w:val="clear" w:color="auto" w:fill="BFBFBF" w:themeFill="background1" w:themeFillShade="BF"/>
-            <w:vAlign w:val="center"/>
-          </w:tcPr>
-          <w:p>
-            <w:pPr>
-              <w:pStyle w:val="a3"/>
-              <w:wordWrap/>
-              <w:jc w:val="center"/>
-              <w:rPr>
-                <w:rFonts w:asciiTheme="minorEastAsia" w:hAnsiTheme="minorEastAsia" w:cs="Arial"/>
-                <w:b/>
-                <w:szCs w:val="20"/>
-              </w:rPr>
-            </w:pPr>
-            <w:r>
-              <w:rPr>
-                <w:rFonts w:asciiTheme="minorEastAsia" w:hAnsiTheme="minorEastAsia" w:cs="Arial"/>
-                <w:b/>
-                <w:szCs w:val="20"/>
-              </w:rPr>
-              <w:t>Class</w:t>
-            </w:r>
-          </w:p>
-        </w:tc>
-      </w:tr>
-      <w:tr>
-        <w:trPr>
-          <w:gridAfter w:val="1"/>
-          <w:wAfter w:w="11" w:type="dxa"/>
-          <w:trHeight w:val="397"/>
-          <w:jc w:val="center"/>
-        </w:trPr>
-        <w:tc>
-          <w:tcPr>
-            <w:tcW w:w="1061" w:type="dxa"/>
-            <w:tcBorders>
-              <w:left w:val="nil"/>
-            </w:tcBorders>
-            <w:shd w:val="clear" w:color="auto" w:fill="BFBFBF" w:themeFill="background1" w:themeFillShade="BF"/>
-            <w:vAlign w:val="center"/>
-          </w:tcPr>
-          <w:p>
-            <w:pPr>
-              <w:pStyle w:val="a3"/>
-              <w:wordWrap/>
-              <w:rPr>
-                <w:rFonts w:asciiTheme="minorEastAsia" w:hAnsiTheme="minorEastAsia" w:cs="Arial"/>
-                <w:b/>
-                <w:szCs w:val="20"/>
-              </w:rPr>
-            </w:pPr>
-            <w:r>
-              <w:rPr>
-                <w:rFonts w:asciiTheme="minorEastAsia" w:hAnsiTheme="minorEastAsia" w:cs="Arial"/>
-                <w:b/>
-                <w:szCs w:val="20"/>
-              </w:rPr>
-              <w:t>SRS ID</w:t>
-            </w:r>
-          </w:p>
-        </w:tc>
-        <w:tc>
-          <w:tcPr>
-            <w:tcW w:w="4609" w:type="dxa"/>
-            <w:shd w:val="clear" w:color="auto" w:fill="auto"/>
-            <w:vAlign w:val="center"/>
-          </w:tcPr>
-          <w:p>
-            <w:pPr>
-              <w:pStyle w:val="a3"/>
-              <w:wordWrap/>
-              <w:rPr>
-                <w:rFonts w:asciiTheme="minorEastAsia" w:hAnsiTheme="minorEastAsia" w:cs="Arial"/>
-                <w:b/>
-                <w:szCs w:val="20"/>
-              </w:rPr>
-            </w:pPr>
-            <w:r>
-              <w:rPr>
-                <w:rFonts w:asciiTheme="minorEastAsia" w:hAnsiTheme="minorEastAsia" w:cs="Arial"/>
-                <w:b/>
-                <w:szCs w:val="20"/>
-              </w:rPr>
-              <w:t>SRS-047, SRS-048, SRS-049</w:t>
-            </w:r>
-          </w:p>
-        </w:tc>
-        <w:tc>
-          <w:tcPr>
-            <w:tcW w:w="2405" w:type="dxa"/>
-            <w:vMerge/>
-            <w:shd w:val="clear" w:color="auto" w:fill="auto"/>
-            <w:vAlign w:val="center"/>
-          </w:tcPr>
-          <w:p>
-            <w:pPr>
-              <w:pStyle w:val="a3"/>
-              <w:wordWrap/>
-              <w:rPr>
-                <w:rFonts w:asciiTheme="minorEastAsia" w:hAnsiTheme="minorEastAsia" w:cs="Arial"/>
-                <w:b/>
-                <w:szCs w:val="20"/>
-              </w:rPr>
-            </w:pPr>
-          </w:p>
-        </w:tc>
-        <w:tc>
-          <w:tcPr>
-            <w:tcW w:w="1553" w:type="dxa"/>
-            <w:tcBorders>
-              <w:right w:val="nil"/>
-            </w:tcBorders>
-            <w:shd w:val="clear" w:color="auto" w:fill="auto"/>
-            <w:vAlign w:val="center"/>
-          </w:tcPr>
-          <w:p>
-            <w:pPr>
-              <w:pStyle w:val="a3"/>
-              <w:wordWrap/>
-              <w:jc w:val="center"/>
-              <w:rPr>
-                <w:rFonts w:asciiTheme="minorEastAsia" w:hAnsiTheme="minorEastAsia" w:cs="Arial"/>
-                <w:b/>
-                <w:szCs w:val="20"/>
-              </w:rPr>
-            </w:pPr>
-            <w:r>
-              <w:rPr>
-                <w:rFonts w:asciiTheme="minorEastAsia" w:hAnsiTheme="minorEastAsia" w:cs="Arial" w:hint="eastAsia"/>
-                <w:b/>
-                <w:szCs w:val="20"/>
-              </w:rPr>
-              <w:t>A</w:t>
-            </w:r>
-          </w:p>
-        </w:tc>
-      </w:tr>
-      <w:tr>
-        <w:trPr>
-          <w:trHeight w:val="397"/>
-          <w:jc w:val="center"/>
-        </w:trPr>
-        <w:tc>
-          <w:tcPr>
-            <w:tcW w:w="9639" w:type="dxa"/>
-            <w:gridSpan w:val="5"/>
-            <w:tcBorders>
-              <w:left w:val="nil"/>
-              <w:right w:val="nil"/>
-            </w:tcBorders>
-            <w:shd w:val="clear" w:color="auto" w:fill="BFBFBF" w:themeFill="background1" w:themeFillShade="BF"/>
-            <w:vAlign w:val="center"/>
-          </w:tcPr>
-          <w:p>
-            <w:pPr>
-              <w:pStyle w:val="a3"/>
-              <w:wordWrap/>
-              <w:rPr>
-                <w:rFonts w:asciiTheme="minorEastAsia" w:hAnsiTheme="minorEastAsia" w:cs="Arial"/>
-                <w:b/>
-                <w:szCs w:val="20"/>
-              </w:rPr>
-            </w:pPr>
-            <w:r>
-              <w:rPr>
-                <w:rFonts w:asciiTheme="minorEastAsia" w:hAnsiTheme="minorEastAsia" w:cs="Arial"/>
-                <w:b/>
-                <w:szCs w:val="20"/>
-              </w:rPr>
-              <w:t>SDS description</w:t>
-            </w:r>
-          </w:p>
-        </w:tc>
-      </w:tr>
-      <w:tr>
-        <w:trPr>
-          <w:trHeight w:val="397"/>
-          <w:jc w:val="center"/>
-        </w:trPr>
-        <w:tc>
-          <w:tcPr>
-            <w:tcW w:w="9639" w:type="dxa"/>
-            <w:gridSpan w:val="5"/>
-            <w:tcBorders>
-              <w:left w:val="nil"/>
-              <w:right w:val="nil"/>
-            </w:tcBorders>
-            <w:shd w:val="clear" w:color="auto" w:fill="auto"/>
-            <w:vAlign w:val="center"/>
-          </w:tcPr>
-          <w:p>
-            <w:pPr>
-              <w:pStyle w:val="a3"/>
-              <w:wordWrap/>
-              <w:rPr>
-                <w:rFonts w:asciiTheme="minorEastAsia" w:hAnsiTheme="minorEastAsia" w:cs="Arial"/>
-                <w:b/>
-                <w:szCs w:val="20"/>
-              </w:rPr>
-            </w:pPr>
-            <w:r>
-              <w:rPr>
-                <w:rFonts w:asciiTheme="minorEastAsia" w:hAnsiTheme="minorEastAsia" w:cs="Arial"/>
-                <w:b/>
-                <w:szCs w:val="20"/>
-              </w:rPr>
-              <w:t xml:space="preserve">Angio Server </w:t>
-            </w:r>
-            <w:r>
-              <w:rPr>
-                <w:rFonts w:asciiTheme="minorEastAsia" w:hAnsiTheme="minorEastAsia" w:cs="Arial" w:hint="eastAsia"/>
-                <w:b/>
-                <w:szCs w:val="20"/>
-              </w:rPr>
-              <w:t xml:space="preserve">제어 및 </w:t>
-            </w:r>
-            <w:r>
-              <w:rPr>
-                <w:rFonts w:asciiTheme="minorEastAsia" w:hAnsiTheme="minorEastAsia" w:cs="Arial"/>
-                <w:b/>
-                <w:szCs w:val="20"/>
-              </w:rPr>
-              <w:t xml:space="preserve">Angio </w:t>
-            </w:r>
-            <w:r>
-              <w:rPr>
-                <w:rFonts w:asciiTheme="minorEastAsia" w:hAnsiTheme="minorEastAsia" w:cs="Arial" w:hint="eastAsia"/>
-                <w:b/>
-                <w:szCs w:val="20"/>
-              </w:rPr>
-              <w:t>영상 수신</w:t>
-            </w:r>
-          </w:p>
-          <w:p>
-            <w:pPr>
-              <w:pStyle w:val="a3"/>
-              <w:wordWrap/>
-              <w:rPr>
-                <w:rFonts w:asciiTheme="minorEastAsia" w:hAnsiTheme="minorEastAsia" w:cs="Arial"/>
-                <w:b/>
-                <w:szCs w:val="20"/>
-              </w:rPr>
-            </w:pPr>
-            <w:r>
-              <w:rPr>
-                <w:rFonts w:asciiTheme="minorEastAsia" w:hAnsiTheme="minorEastAsia" w:cs="Arial"/>
-                <w:b/>
-                <w:noProof/>
-                <w:szCs w:val="20"/>
-              </w:rPr>
-              <w:drawing>
-                <wp:inline distT="0" distB="0" distL="0" distR="0" wp14:anchorId="50DFD127" wp14:editId="35679F4F">
-                  <wp:extent cx="3486329" cy="3086259"/>
-                  <wp:effectExtent l="0" t="0" r="0" b="0"/>
-                  <wp:docPr id="2037319897" name="그림 1"/>
-                  <wp:cNvGraphicFramePr>
-                    <a:graphicFrameLocks xmlns:a="http://schemas.openxmlformats.org/drawingml/2006/main" noChangeAspect="1"/>
-                  </wp:cNvGraphicFramePr>
-                  <a:graphic xmlns:a="http://schemas.openxmlformats.org/drawingml/2006/main">
-                    <a:graphicData uri="http://schemas.openxmlformats.org/drawingml/2006/picture">
-                      <pic:pic xmlns:pic="http://schemas.openxmlformats.org/drawingml/2006/picture">
-                        <pic:nvPicPr>
-                          <pic:cNvPr id="2037319897" name=""/>
-                          <pic:cNvPicPr/>
-                        </pic:nvPicPr>
-                        <pic:blipFill>
-                          <a:blip r:embed="rId25"/>
-                          <a:stretch>
-                            <a:fillRect/>
-                          </a:stretch>
-                        </pic:blipFill>
-                        <pic:spPr>
-                          <a:xfrm>
-                            <a:off x="0" y="0"/>
-                            <a:ext cx="3486329" cy="3086259"/>
-                          </a:xfrm>
-                          <a:prstGeom prst="rect">
-                            <a:avLst/>
-                          </a:prstGeom>
-                        </pic:spPr>
-                      </pic:pic>
-                    </a:graphicData>
-                  </a:graphic>
-                </wp:inline>
-              </w:drawing>
-            </w:r>
-          </w:p>
-        </w:tc>
-      </w:tr>
-      <w:tr>
-        <w:trPr>
-          <w:trHeight w:val="397"/>
-          <w:jc w:val="center"/>
-        </w:trPr>
-        <w:tc>
-          <w:tcPr>
-            <w:tcW w:w="9639" w:type="dxa"/>
-            <w:gridSpan w:val="5"/>
-            <w:tcBorders>
-              <w:top w:val="single" w:sz="4" w:space="0" w:color="auto"/>
-              <w:left w:val="nil"/>
-              <w:bottom w:val="single" w:sz="4" w:space="0" w:color="auto"/>
-              <w:right w:val="nil"/>
-            </w:tcBorders>
-            <w:shd w:val="clear" w:color="auto" w:fill="BFBFBF" w:themeFill="background1" w:themeFillShade="BF"/>
-            <w:vAlign w:val="center"/>
-          </w:tcPr>
-          <w:p>
-            <w:pPr>
-              <w:pStyle w:val="a3"/>
-              <w:wordWrap/>
-              <w:rPr>
-                <w:rFonts w:asciiTheme="minorEastAsia" w:hAnsiTheme="minorEastAsia" w:cs="Arial"/>
-                <w:b/>
-                <w:szCs w:val="20"/>
-              </w:rPr>
-            </w:pPr>
-            <w:r>
-              <w:rPr>
-                <w:rFonts w:asciiTheme="minorEastAsia" w:hAnsiTheme="minorEastAsia" w:cs="Arial"/>
-                <w:b/>
-                <w:szCs w:val="20"/>
-              </w:rPr>
-              <w:t xml:space="preserve">Architecture according to </w:t>
-            </w:r>
-            <w:r>
-              <w:rPr>
-                <w:rFonts w:asciiTheme="minorEastAsia" w:hAnsiTheme="minorEastAsia" w:cs="Arial"/>
-                <w:b/>
-                <w:szCs w:val="20"/>
-              </w:rPr>
-              <w:t>risk management</w:t>
-            </w:r>
-          </w:p>
-        </w:tc>
-      </w:tr>
-      <w:tr>
-        <w:trPr>
-          <w:trHeight w:val="397"/>
-          <w:jc w:val="center"/>
-        </w:trPr>
-        <w:tc>
-          <w:tcPr>
-            <w:tcW w:w="9639" w:type="dxa"/>
-            <w:gridSpan w:val="5"/>
-            <w:tcBorders>
-              <w:left w:val="nil"/>
-              <w:bottom w:val="single" w:sz="12" w:space="0" w:color="auto"/>
-              <w:right w:val="nil"/>
-            </w:tcBorders>
-            <w:shd w:val="clear" w:color="auto" w:fill="auto"/>
-            <w:vAlign w:val="center"/>
-          </w:tcPr>
-          <w:p>
-            <w:pPr>
-              <w:pStyle w:val="a3"/>
-              <w:wordWrap/>
-              <w:rPr>
-                <w:rFonts w:asciiTheme="minorEastAsia" w:hAnsiTheme="minorEastAsia" w:cs="Arial"/>
-                <w:b/>
-                <w:szCs w:val="20"/>
-              </w:rPr>
-            </w:pPr>
-            <w:r>
-              <w:rPr>
-                <w:rFonts w:asciiTheme="minorEastAsia" w:hAnsiTheme="minorEastAsia" w:cs="Arial" w:hint="eastAsia"/>
-                <w:b/>
-                <w:szCs w:val="20"/>
-              </w:rPr>
-              <w:t>N</w:t>
-            </w:r>
-            <w:r>
-              <w:rPr>
-                <w:rFonts w:asciiTheme="minorEastAsia" w:hAnsiTheme="minorEastAsia" w:cs="Arial"/>
-                <w:b/>
-                <w:szCs w:val="20"/>
-              </w:rPr>
-              <w:t>/A</w:t>
-            </w:r>
-          </w:p>
-        </w:tc>
-      </w:tr>
-    </w:tbl>
-    <w:p>
-      <w:pPr>
-        <w:widowControl/>
-        <w:wordWrap/>
-        <w:autoSpaceDE/>
-        <w:autoSpaceDN/>
-        <w:spacing w:line="240" w:lineRule="auto"/>
-        <w:outlineLvl w:val="0"/>
-        <w:rPr>
-          <w:rFonts w:ascii="Arial" w:hAnsi="Arial" w:cs="Arial"/>
-          <w:b/>
-          <w:sz w:val="24"/>
-        </w:rPr>
-      </w:pPr>
-    </w:p>
-    <w:tbl>
-      <w:tblPr>
-        <w:tblW w:w="9639" w:type="dxa"/>
-        <w:jc w:val="center"/>
-        <w:tblBorders>
-          <w:top w:val="single" w:sz="4" w:space="0" w:color="auto"/>
-          <w:left w:val="single" w:sz="4" w:space="0" w:color="auto"/>
-          <w:bottom w:val="single" w:sz="4" w:space="0" w:color="auto"/>
-          <w:right w:val="single" w:sz="4" w:space="0" w:color="auto"/>
-          <w:insideH w:val="single" w:sz="4" w:space="0" w:color="auto"/>
-          <w:insideV w:val="single" w:sz="4" w:space="0" w:color="auto"/>
-        </w:tblBorders>
-        <w:shd w:val="clear" w:color="auto" w:fill="D9D9D9"/>
-        <w:tblLook w:val="04A0" w:firstRow="1" w:lastRow="0" w:firstColumn="1" w:lastColumn="0" w:noHBand="0" w:noVBand="1"/>
-      </w:tblPr>
-      <w:tblGrid>
-        <w:gridCol w:w="1061"/>
-        <w:gridCol w:w="4609"/>
-        <w:gridCol w:w="2405"/>
-        <w:gridCol w:w="1553"/>
-        <w:gridCol w:w="11"/>
-      </w:tblGrid>
-      <w:tr>
-        <w:trPr>
-          <w:gridAfter w:val="1"/>
-          <w:wAfter w:w="11" w:type="dxa"/>
-          <w:trHeight w:val="397"/>
-          <w:jc w:val="center"/>
-        </w:trPr>
-        <w:tc>
-          <w:tcPr>
-            <w:tcW w:w="1061" w:type="dxa"/>
-            <w:tcBorders>
-              <w:top w:val="single" w:sz="12" w:space="0" w:color="auto"/>
-              <w:left w:val="nil"/>
-            </w:tcBorders>
-            <w:shd w:val="clear" w:color="auto" w:fill="BFBFBF" w:themeFill="background1" w:themeFillShade="BF"/>
-            <w:vAlign w:val="center"/>
-          </w:tcPr>
-          <w:p>
-            <w:pPr>
-              <w:pStyle w:val="a3"/>
-              <w:wordWrap/>
-              <w:rPr>
-                <w:rFonts w:asciiTheme="minorEastAsia" w:hAnsiTheme="minorEastAsia" w:cs="Arial"/>
-                <w:b/>
-                <w:szCs w:val="20"/>
-              </w:rPr>
-            </w:pPr>
-            <w:r>
-              <w:rPr>
-                <w:rFonts w:asciiTheme="minorEastAsia" w:hAnsiTheme="minorEastAsia" w:cs="Arial"/>
-                <w:b/>
-                <w:szCs w:val="20"/>
-              </w:rPr>
-              <w:t>SDS ID</w:t>
-            </w:r>
-          </w:p>
-        </w:tc>
-        <w:tc>
-          <w:tcPr>
-            <w:tcW w:w="4609" w:type="dxa"/>
-            <w:tcBorders>
-              <w:top w:val="single" w:sz="12" w:space="0" w:color="auto"/>
-            </w:tcBorders>
-            <w:shd w:val="clear" w:color="auto" w:fill="auto"/>
-            <w:vAlign w:val="center"/>
-          </w:tcPr>
-          <w:p>
-            <w:pPr>
-              <w:pStyle w:val="a3"/>
-              <w:wordWrap/>
-              <w:rPr>
-                <w:rFonts w:asciiTheme="minorEastAsia" w:hAnsiTheme="minorEastAsia" w:cs="Arial"/>
-                <w:b/>
-                <w:szCs w:val="20"/>
-              </w:rPr>
-            </w:pPr>
-            <w:r>
-              <w:rPr>
-                <w:rFonts w:asciiTheme="minorEastAsia" w:hAnsiTheme="minorEastAsia" w:cs="Arial"/>
-                <w:b/>
-                <w:szCs w:val="20"/>
-              </w:rPr>
-              <w:t>S</w:t>
-            </w:r>
-            <w:r>
-              <w:rPr>
-                <w:rFonts w:asciiTheme="minorEastAsia" w:hAnsiTheme="minorEastAsia" w:cs="Arial"/>
-                <w:b/>
-                <w:szCs w:val="20"/>
-              </w:rPr>
-              <w:t>D</w:t>
-            </w:r>
-            <w:r>
-              <w:rPr>
-                <w:rFonts w:asciiTheme="minorEastAsia" w:hAnsiTheme="minorEastAsia" w:cs="Arial"/>
-                <w:b/>
-                <w:szCs w:val="20"/>
-              </w:rPr>
-              <w:t>S-050, S</w:t>
-            </w:r>
-            <w:r>
-              <w:rPr>
-                <w:rFonts w:asciiTheme="minorEastAsia" w:hAnsiTheme="minorEastAsia" w:cs="Arial"/>
-                <w:b/>
-                <w:szCs w:val="20"/>
-              </w:rPr>
-              <w:t>D</w:t>
-            </w:r>
-            <w:r>
-              <w:rPr>
-                <w:rFonts w:asciiTheme="minorEastAsia" w:hAnsiTheme="minorEastAsia" w:cs="Arial"/>
-                <w:b/>
-                <w:szCs w:val="20"/>
-              </w:rPr>
-              <w:t>S-051, S</w:t>
-            </w:r>
-            <w:r>
-              <w:rPr>
-                <w:rFonts w:asciiTheme="minorEastAsia" w:hAnsiTheme="minorEastAsia" w:cs="Arial"/>
-                <w:b/>
-                <w:szCs w:val="20"/>
-              </w:rPr>
-              <w:t>D</w:t>
-            </w:r>
-            <w:r>
-              <w:rPr>
-                <w:rFonts w:asciiTheme="minorEastAsia" w:hAnsiTheme="minorEastAsia" w:cs="Arial"/>
-                <w:b/>
-                <w:szCs w:val="20"/>
-              </w:rPr>
-              <w:t>S-052</w:t>
-            </w:r>
-          </w:p>
-        </w:tc>
-        <w:tc>
-          <w:tcPr>
-            <w:tcW w:w="2405" w:type="dxa"/>
-            <w:vMerge w:val="restart"/>
-            <w:tcBorders>
-              <w:top w:val="single" w:sz="12" w:space="0" w:color="auto"/>
-            </w:tcBorders>
-            <w:shd w:val="clear" w:color="auto" w:fill="auto"/>
-            <w:vAlign w:val="center"/>
-          </w:tcPr>
-          <w:p>
-            <w:pPr>
-              <w:pStyle w:val="a3"/>
-              <w:wordWrap/>
-              <w:rPr>
-                <w:rFonts w:asciiTheme="minorEastAsia" w:hAnsiTheme="minorEastAsia" w:cs="Arial"/>
-                <w:b/>
-                <w:szCs w:val="20"/>
-              </w:rPr>
-            </w:pPr>
-            <w:r>
-              <w:rPr>
-                <w:rFonts w:asciiTheme="minorEastAsia" w:hAnsiTheme="minorEastAsia" w:cs="Arial"/>
-                <w:b/>
-                <w:szCs w:val="20"/>
-              </w:rPr>
-              <w:t>Angio Server</w:t>
-            </w:r>
-          </w:p>
-        </w:tc>
-        <w:tc>
-          <w:tcPr>
-            <w:tcW w:w="1553" w:type="dxa"/>
-            <w:tcBorders>
-              <w:top w:val="single" w:sz="12" w:space="0" w:color="auto"/>
-              <w:right w:val="nil"/>
-            </w:tcBorders>
-            <w:shd w:val="clear" w:color="auto" w:fill="BFBFBF" w:themeFill="background1" w:themeFillShade="BF"/>
-            <w:vAlign w:val="center"/>
-          </w:tcPr>
-          <w:p>
-            <w:pPr>
-              <w:pStyle w:val="a3"/>
-              <w:wordWrap/>
-              <w:jc w:val="center"/>
-              <w:rPr>
-                <w:rFonts w:asciiTheme="minorEastAsia" w:hAnsiTheme="minorEastAsia" w:cs="Arial"/>
-                <w:b/>
-                <w:szCs w:val="20"/>
-              </w:rPr>
-            </w:pPr>
-            <w:r>
-              <w:rPr>
-                <w:rFonts w:asciiTheme="minorEastAsia" w:hAnsiTheme="minorEastAsia" w:cs="Arial"/>
-                <w:b/>
-                <w:szCs w:val="20"/>
-              </w:rPr>
-              <w:t>Class</w:t>
-            </w:r>
-          </w:p>
-        </w:tc>
-      </w:tr>
-      <w:tr>
-        <w:trPr>
-          <w:gridAfter w:val="1"/>
-          <w:wAfter w:w="11" w:type="dxa"/>
-          <w:trHeight w:val="397"/>
-          <w:jc w:val="center"/>
-        </w:trPr>
-        <w:tc>
-          <w:tcPr>
-            <w:tcW w:w="1061" w:type="dxa"/>
-            <w:tcBorders>
-              <w:left w:val="nil"/>
-            </w:tcBorders>
-            <w:shd w:val="clear" w:color="auto" w:fill="BFBFBF" w:themeFill="background1" w:themeFillShade="BF"/>
-            <w:vAlign w:val="center"/>
-          </w:tcPr>
-          <w:p>
-            <w:pPr>
-              <w:pStyle w:val="a3"/>
-              <w:wordWrap/>
-              <w:rPr>
-                <w:rFonts w:asciiTheme="minorEastAsia" w:hAnsiTheme="minorEastAsia" w:cs="Arial"/>
-                <w:b/>
-                <w:szCs w:val="20"/>
-              </w:rPr>
-            </w:pPr>
-            <w:r>
-              <w:rPr>
-                <w:rFonts w:asciiTheme="minorEastAsia" w:hAnsiTheme="minorEastAsia" w:cs="Arial"/>
-                <w:b/>
-                <w:szCs w:val="20"/>
-              </w:rPr>
-              <w:t>SRS ID</w:t>
-            </w:r>
-          </w:p>
-        </w:tc>
-        <w:tc>
-          <w:tcPr>
-            <w:tcW w:w="4609" w:type="dxa"/>
-            <w:shd w:val="clear" w:color="auto" w:fill="auto"/>
-            <w:vAlign w:val="center"/>
-          </w:tcPr>
-          <w:p>
-            <w:pPr>
-              <w:pStyle w:val="a3"/>
-              <w:wordWrap/>
-              <w:rPr>
-                <w:rFonts w:asciiTheme="minorEastAsia" w:hAnsiTheme="minorEastAsia" w:cs="Arial"/>
-                <w:b/>
-                <w:szCs w:val="20"/>
-              </w:rPr>
-            </w:pPr>
-            <w:r>
-              <w:rPr>
-                <w:rFonts w:asciiTheme="minorEastAsia" w:hAnsiTheme="minorEastAsia" w:cs="Arial"/>
-                <w:b/>
-                <w:szCs w:val="20"/>
-              </w:rPr>
-              <w:t>SRS-050, SRS-051, SRS-052</w:t>
-            </w:r>
-          </w:p>
-        </w:tc>
-        <w:tc>
-          <w:tcPr>
-            <w:tcW w:w="2405" w:type="dxa"/>
-            <w:vMerge/>
-            <w:shd w:val="clear" w:color="auto" w:fill="auto"/>
-            <w:vAlign w:val="center"/>
-          </w:tcPr>
-          <w:p>
-            <w:pPr>
-              <w:pStyle w:val="a3"/>
-              <w:wordWrap/>
-              <w:rPr>
-                <w:rFonts w:asciiTheme="minorEastAsia" w:hAnsiTheme="minorEastAsia" w:cs="Arial"/>
-                <w:b/>
-                <w:szCs w:val="20"/>
-              </w:rPr>
-            </w:pPr>
-          </w:p>
-        </w:tc>
-        <w:tc>
-          <w:tcPr>
-            <w:tcW w:w="1553" w:type="dxa"/>
-            <w:tcBorders>
-              <w:right w:val="nil"/>
-            </w:tcBorders>
-            <w:shd w:val="clear" w:color="auto" w:fill="auto"/>
-            <w:vAlign w:val="center"/>
-          </w:tcPr>
-          <w:p>
-            <w:pPr>
-              <w:pStyle w:val="a3"/>
-              <w:wordWrap/>
-              <w:jc w:val="center"/>
-              <w:rPr>
-                <w:rFonts w:asciiTheme="minorEastAsia" w:hAnsiTheme="minorEastAsia" w:cs="Arial"/>
-                <w:b/>
-                <w:szCs w:val="20"/>
-              </w:rPr>
-            </w:pPr>
-            <w:r>
-              <w:rPr>
-                <w:rFonts w:asciiTheme="minorEastAsia" w:hAnsiTheme="minorEastAsia" w:cs="Arial" w:hint="eastAsia"/>
-                <w:b/>
-                <w:szCs w:val="20"/>
-              </w:rPr>
-              <w:t>A</w:t>
-            </w:r>
-          </w:p>
-        </w:tc>
-      </w:tr>
-      <w:tr>
-        <w:trPr>
-          <w:trHeight w:val="397"/>
-          <w:jc w:val="center"/>
-        </w:trPr>
-        <w:tc>
-          <w:tcPr>
-            <w:tcW w:w="9639" w:type="dxa"/>
-            <w:gridSpan w:val="5"/>
-            <w:tcBorders>
-              <w:left w:val="nil"/>
-              <w:right w:val="nil"/>
-            </w:tcBorders>
-            <w:shd w:val="clear" w:color="auto" w:fill="BFBFBF" w:themeFill="background1" w:themeFillShade="BF"/>
-            <w:vAlign w:val="center"/>
-          </w:tcPr>
-          <w:p>
-            <w:pPr>
-              <w:pStyle w:val="a3"/>
-              <w:wordWrap/>
-              <w:rPr>
-                <w:rFonts w:asciiTheme="minorEastAsia" w:hAnsiTheme="minorEastAsia" w:cs="Arial"/>
-                <w:b/>
-                <w:szCs w:val="20"/>
-              </w:rPr>
-            </w:pPr>
-            <w:r>
-              <w:rPr>
-                <w:rFonts w:asciiTheme="minorEastAsia" w:hAnsiTheme="minorEastAsia" w:cs="Arial"/>
-                <w:b/>
-                <w:szCs w:val="20"/>
-              </w:rPr>
-              <w:t>SDS description</w:t>
-            </w:r>
-          </w:p>
-        </w:tc>
-      </w:tr>
-      <w:tr>
-        <w:trPr>
-          <w:trHeight w:val="397"/>
-          <w:jc w:val="center"/>
-        </w:trPr>
-        <w:tc>
-          <w:tcPr>
-            <w:tcW w:w="9639" w:type="dxa"/>
-            <w:gridSpan w:val="5"/>
-            <w:tcBorders>
-              <w:left w:val="nil"/>
-              <w:right w:val="nil"/>
-            </w:tcBorders>
-            <w:shd w:val="clear" w:color="auto" w:fill="auto"/>
-            <w:vAlign w:val="center"/>
-          </w:tcPr>
-          <w:p>
-            <w:pPr>
-              <w:pStyle w:val="a3"/>
-              <w:wordWrap/>
-              <w:rPr>
-                <w:rFonts w:asciiTheme="minorEastAsia" w:hAnsiTheme="minorEastAsia" w:cs="Arial"/>
-                <w:b/>
-                <w:szCs w:val="20"/>
-              </w:rPr>
-            </w:pPr>
-            <w:r>
-              <w:rPr>
-                <w:rFonts w:asciiTheme="minorEastAsia" w:hAnsiTheme="minorEastAsia" w:cs="Arial"/>
-                <w:b/>
-                <w:szCs w:val="20"/>
-              </w:rPr>
-              <w:t xml:space="preserve">Angio </w:t>
-            </w:r>
-            <w:r>
-              <w:rPr>
-                <w:rFonts w:asciiTheme="minorEastAsia" w:hAnsiTheme="minorEastAsia" w:cs="Arial" w:hint="eastAsia"/>
-                <w:b/>
-                <w:szCs w:val="20"/>
-              </w:rPr>
-              <w:t>연결 상태 확인 및 A</w:t>
-            </w:r>
-            <w:r>
-              <w:rPr>
-                <w:rFonts w:asciiTheme="minorEastAsia" w:hAnsiTheme="minorEastAsia" w:cs="Arial"/>
-                <w:b/>
-                <w:szCs w:val="20"/>
-              </w:rPr>
-              <w:t xml:space="preserve">ngio </w:t>
-            </w:r>
-            <w:r>
-              <w:rPr>
-                <w:rFonts w:asciiTheme="minorEastAsia" w:hAnsiTheme="minorEastAsia" w:cs="Arial" w:hint="eastAsia"/>
-                <w:b/>
-                <w:szCs w:val="20"/>
-              </w:rPr>
-              <w:t>장비로부터 영상 획득</w:t>
-            </w:r>
-          </w:p>
-          <w:p>
-            <w:pPr>
-              <w:pStyle w:val="a3"/>
-              <w:wordWrap/>
-              <w:rPr>
-                <w:rFonts w:asciiTheme="minorEastAsia" w:hAnsiTheme="minorEastAsia" w:cs="Arial"/>
-                <w:b/>
-                <w:szCs w:val="20"/>
-              </w:rPr>
-            </w:pPr>
-            <w:r>
-              <w:rPr>
-                <w:rFonts w:asciiTheme="minorEastAsia" w:hAnsiTheme="minorEastAsia" w:cs="Arial"/>
-                <w:b/>
-                <w:noProof/>
-                <w:szCs w:val="20"/>
-              </w:rPr>
-              <w:lastRenderedPageBreak/>
-              <w:drawing>
-                <wp:inline distT="0" distB="0" distL="0" distR="0" wp14:anchorId="3F69DB6C" wp14:editId="5B138591">
-                  <wp:extent cx="3257717" cy="3295819"/>
-                  <wp:effectExtent l="0" t="0" r="0" b="0"/>
-                  <wp:docPr id="615242258" name="그림 1"/>
-                  <wp:cNvGraphicFramePr>
-                    <a:graphicFrameLocks xmlns:a="http://schemas.openxmlformats.org/drawingml/2006/main" noChangeAspect="1"/>
-                  </wp:cNvGraphicFramePr>
-                  <a:graphic xmlns:a="http://schemas.openxmlformats.org/drawingml/2006/main">
-                    <a:graphicData uri="http://schemas.openxmlformats.org/drawingml/2006/picture">
-                      <pic:pic xmlns:pic="http://schemas.openxmlformats.org/drawingml/2006/picture">
-                        <pic:nvPicPr>
-                          <pic:cNvPr id="615242258" name=""/>
-                          <pic:cNvPicPr/>
-                        </pic:nvPicPr>
-                        <pic:blipFill>
-                          <a:blip r:embed="rId26"/>
-                          <a:stretch>
-                            <a:fillRect/>
-                          </a:stretch>
-                        </pic:blipFill>
-                        <pic:spPr>
-                          <a:xfrm>
-                            <a:off x="0" y="0"/>
-                            <a:ext cx="3257717" cy="3295819"/>
-                          </a:xfrm>
-                          <a:prstGeom prst="rect">
-                            <a:avLst/>
-                          </a:prstGeom>
-                        </pic:spPr>
-                      </pic:pic>
-                    </a:graphicData>
-                  </a:graphic>
-                </wp:inline>
-              </w:drawing>
-            </w:r>
-          </w:p>
-        </w:tc>
-      </w:tr>
-      <w:tr>
-        <w:trPr>
-          <w:trHeight w:val="397"/>
-          <w:jc w:val="center"/>
-        </w:trPr>
-        <w:tc>
-          <w:tcPr>
-            <w:tcW w:w="9639" w:type="dxa"/>
-            <w:gridSpan w:val="5"/>
-            <w:tcBorders>
-              <w:top w:val="single" w:sz="4" w:space="0" w:color="auto"/>
-              <w:left w:val="nil"/>
-              <w:bottom w:val="single" w:sz="4" w:space="0" w:color="auto"/>
-              <w:right w:val="nil"/>
-            </w:tcBorders>
-            <w:shd w:val="clear" w:color="auto" w:fill="BFBFBF" w:themeFill="background1" w:themeFillShade="BF"/>
-            <w:vAlign w:val="center"/>
-          </w:tcPr>
-          <w:p>
-            <w:pPr>
-              <w:pStyle w:val="a3"/>
-              <w:wordWrap/>
-              <w:rPr>
-                <w:rFonts w:asciiTheme="minorEastAsia" w:hAnsiTheme="minorEastAsia" w:cs="Arial"/>
-                <w:b/>
-                <w:szCs w:val="20"/>
-              </w:rPr>
-            </w:pPr>
-            <w:r>
-              <w:rPr>
-                <w:rFonts w:asciiTheme="minorEastAsia" w:hAnsiTheme="minorEastAsia" w:cs="Arial"/>
-                <w:b/>
-                <w:szCs w:val="20"/>
-              </w:rPr>
-              <w:lastRenderedPageBreak/>
-              <w:t xml:space="preserve">Architecture according to </w:t>
-            </w:r>
-            <w:r>
-              <w:rPr>
-                <w:rFonts w:asciiTheme="minorEastAsia" w:hAnsiTheme="minorEastAsia" w:cs="Arial"/>
-                <w:b/>
-                <w:szCs w:val="20"/>
-              </w:rPr>
-              <w:t>risk management</w:t>
-            </w:r>
-          </w:p>
-        </w:tc>
-      </w:tr>
-      <w:tr>
-        <w:trPr>
-          <w:trHeight w:val="397"/>
-          <w:jc w:val="center"/>
-        </w:trPr>
-        <w:tc>
-          <w:tcPr>
-            <w:tcW w:w="9639" w:type="dxa"/>
-            <w:gridSpan w:val="5"/>
-            <w:tcBorders>
-              <w:left w:val="nil"/>
-              <w:bottom w:val="single" w:sz="12" w:space="0" w:color="auto"/>
-              <w:right w:val="nil"/>
-            </w:tcBorders>
-            <w:shd w:val="clear" w:color="auto" w:fill="auto"/>
-            <w:vAlign w:val="center"/>
-          </w:tcPr>
-          <w:p>
-            <w:pPr>
-              <w:pStyle w:val="a3"/>
-              <w:wordWrap/>
-              <w:rPr>
-                <w:rFonts w:asciiTheme="minorEastAsia" w:hAnsiTheme="minorEastAsia" w:cs="Arial"/>
-                <w:b/>
-                <w:szCs w:val="20"/>
-              </w:rPr>
-            </w:pPr>
-            <w:r>
-              <w:rPr>
-                <w:rFonts w:asciiTheme="minorEastAsia" w:hAnsiTheme="minorEastAsia" w:cs="Arial"/>
-                <w:b/>
-                <w:szCs w:val="20"/>
-              </w:rPr>
-              <w:t xml:space="preserve">f) </w:t>
-            </w:r>
-            <w:r>
-              <w:rPr>
-                <w:rFonts w:asciiTheme="minorEastAsia" w:hAnsiTheme="minorEastAsia" w:cs="Arial" w:hint="eastAsia"/>
-                <w:b/>
-                <w:szCs w:val="20"/>
-              </w:rPr>
-              <w:t>방어설계</w:t>
-            </w:r>
-          </w:p>
-          <w:p>
-            <w:pPr>
-              <w:pStyle w:val="a3"/>
-              <w:wordWrap/>
-              <w:rPr>
-                <w:rFonts w:asciiTheme="minorEastAsia" w:hAnsiTheme="minorEastAsia" w:cs="Arial"/>
-                <w:b/>
-                <w:szCs w:val="20"/>
-              </w:rPr>
-            </w:pPr>
-            <w:r>
-              <w:rPr>
-                <w:rFonts w:asciiTheme="minorEastAsia" w:hAnsiTheme="minorEastAsia" w:cs="Arial" w:hint="eastAsia"/>
-                <w:b/>
-                <w:szCs w:val="20"/>
-              </w:rPr>
-              <w:t>-</w:t>
-            </w:r>
-            <w:r>
-              <w:rPr>
-                <w:rFonts w:asciiTheme="minorEastAsia" w:hAnsiTheme="minorEastAsia" w:cs="Arial"/>
-                <w:b/>
-                <w:szCs w:val="20"/>
-              </w:rPr>
-              <w:t xml:space="preserve"> </w:t>
-            </w:r>
-            <w:r>
-              <w:rPr>
-                <w:rFonts w:asciiTheme="minorEastAsia" w:hAnsiTheme="minorEastAsia" w:cs="Arial" w:hint="eastAsia"/>
-                <w:b/>
-                <w:szCs w:val="20"/>
-              </w:rPr>
-              <w:t>R</w:t>
-            </w:r>
-            <w:r>
-              <w:rPr>
-                <w:rFonts w:asciiTheme="minorEastAsia" w:hAnsiTheme="minorEastAsia" w:cs="Arial"/>
-                <w:b/>
-                <w:szCs w:val="20"/>
-              </w:rPr>
-              <w:t xml:space="preserve">-003: </w:t>
-            </w:r>
-            <w:r>
-              <w:rPr>
-                <w:rFonts w:asciiTheme="minorEastAsia" w:hAnsiTheme="minorEastAsia" w:cs="Arial"/>
-                <w:b/>
-                <w:szCs w:val="20"/>
-              </w:rPr>
-              <w:t xml:space="preserve">Angio </w:t>
-            </w:r>
-            <w:r>
-              <w:rPr>
-                <w:rFonts w:asciiTheme="minorEastAsia" w:hAnsiTheme="minorEastAsia" w:cs="Arial" w:hint="eastAsia"/>
-                <w:b/>
-                <w:szCs w:val="20"/>
-              </w:rPr>
-              <w:t>장비 이상 및 연결 안되어 있을 경우,</w:t>
-            </w:r>
-            <w:r>
-              <w:rPr>
-                <w:rFonts w:asciiTheme="minorEastAsia" w:hAnsiTheme="minorEastAsia" w:cs="Arial"/>
-                <w:b/>
-                <w:szCs w:val="20"/>
-              </w:rPr>
-              <w:t xml:space="preserve"> Angio </w:t>
-            </w:r>
-            <w:r>
-              <w:rPr>
-                <w:rFonts w:asciiTheme="minorEastAsia" w:hAnsiTheme="minorEastAsia" w:cs="Arial" w:hint="eastAsia"/>
-                <w:b/>
-                <w:szCs w:val="20"/>
-              </w:rPr>
-              <w:t>영상을 수신하지 않도록 함.</w:t>
-            </w:r>
-          </w:p>
-        </w:tc>
-      </w:tr>
-    </w:tbl>
-    <w:p>
-      <w:pPr>
-        <w:widowControl/>
-        <w:wordWrap/>
-        <w:autoSpaceDE/>
-        <w:autoSpaceDN/>
-        <w:spacing w:line="240" w:lineRule="auto"/>
-        <w:outlineLvl w:val="0"/>
-        <w:rPr>
           <w:b/>
         </w:rPr>
       </w:pPr>
     </w:p>
     <w:sectPr>
-      <w:headerReference w:type="default" r:id="rId27"/>
+      <w:headerReference w:type="default" r:id="rId19"/>
       <w:pgSz w:w="11906" w:h="16838"/>
       <w:pgMar w:top="1021" w:right="1134" w:bottom="1418" w:left="1134" w:header="851" w:footer="992" w:gutter="0"/>
       <w:cols w:space="425"/>
@@ -15886,10 +11132,10 @@
               <w:noProof/>
             </w:rPr>
             <w:drawing>
-              <wp:inline distT="0" distB="0" distL="0" distR="0" wp14:anchorId="425FDFB7" wp14:editId="2C764984">
-                <wp:extent cx="1203960" cy="282575"/>
-                <wp:effectExtent l="0" t="0" r="0" b="3175"/>
-                <wp:docPr id="1966897507" name="그림 1"/>
+              <wp:inline distT="0" distB="0" distL="0" distR="0" wp14:anchorId="45055962" wp14:editId="3D963A09">
+                <wp:extent cx="1200150" cy="266700"/>
+                <wp:effectExtent l="0" t="0" r="0" b="0"/>
+                <wp:docPr id="1029492834" name="그림 1"/>
                 <wp:cNvGraphicFramePr>
                   <a:graphicFrameLocks xmlns:a="http://schemas.openxmlformats.org/drawingml/2006/main" noChangeAspect="1"/>
                 </wp:cNvGraphicFramePr>
@@ -15918,7 +11164,7 @@
                       <pic:spPr bwMode="auto">
                         <a:xfrm>
                           <a:off x="0" y="0"/>
-                          <a:ext cx="1203960" cy="282575"/>
+                          <a:ext cx="1200150" cy="266700"/>
                         </a:xfrm>
                         <a:prstGeom prst="rect">
                           <a:avLst/>
